--- a/downloads/teacher/ai-4-week-14.docx
+++ b/downloads/teacher/ai-4-week-14.docx
@@ -2972,6 +2972,396 @@
         <w:t>For your Responsible Plant Classifier, save the input, procedure, observed result and limitation of this check. Label this worked example as practice; use a different, previously unreviewed case when checking independent understanding.</w:t>
       </w:r>
     </w:p>
+    <w:p>
+      <w:pPr>
+        <w:pStyle w:val="Heading1"/>
+      </w:pPr>
+      <w:r>
+        <w:t>07. Prepare, teach and assess</w:t>
+      </w:r>
+    </w:p>
+    <w:p>
+      <w:r>
+        <w:t>Teaching target: Interpret calibration using groups of forecasts</w:t>
+      </w:r>
+    </w:p>
+    <w:p>
+      <w:r>
+        <w:t>Prepare the labelled worked-case picture, the matching workbook, fictional input cards and a place for individual responses. Check a local Python 3 environment before class; have a paper-trace version ready.</w:t>
+      </w:r>
+    </w:p>
+    <w:tbl>
+      <w:tblPr>
+        <w:tblStyle w:val="LightShading-Accent1"/>
+        <w:tblW w:type="auto" w:w="0"/>
+        <w:tblLook w:firstColumn="1" w:firstRow="1" w:lastColumn="0" w:lastRow="0" w:noHBand="0" w:noVBand="1" w:val="04A0"/>
+      </w:tblPr>
+      <w:tblGrid>
+        <w:gridCol w:w="3408"/>
+        <w:gridCol w:w="3408"/>
+        <w:gridCol w:w="3408"/>
+      </w:tblGrid>
+      <w:tr>
+        <w:trPr>
+          <w:tblHeader/>
+        </w:trPr>
+        <w:tc>
+          <w:tcPr>
+            <w:tcW w:type="dxa" w:w="3408"/>
+          </w:tcPr>
+          <w:p>
+            <w:r>
+              <w:t>Session</w:t>
+            </w:r>
+          </w:p>
+        </w:tc>
+        <w:tc>
+          <w:tcPr>
+            <w:tcW w:type="dxa" w:w="3408"/>
+          </w:tcPr>
+          <w:p>
+            <w:r>
+              <w:t>Plan</w:t>
+            </w:r>
+          </w:p>
+        </w:tc>
+        <w:tc>
+          <w:tcPr>
+            <w:tcW w:type="dxa" w:w="3408"/>
+          </w:tcPr>
+          <w:p>
+            <w:r>
+              <w:t>Resources</w:t>
+            </w:r>
+          </w:p>
+        </w:tc>
+      </w:tr>
+      <w:tr>
+        <w:tc>
+          <w:tcPr>
+            <w:tcW w:type="dxa" w:w="3408"/>
+          </w:tcPr>
+          <w:p>
+            <w:r>
+              <w:t>Session 1 · Understand · 45 min</w:t>
+            </w:r>
+          </w:p>
+        </w:tc>
+        <w:tc>
+          <w:tcPr>
+            <w:tcW w:type="dxa" w:w="3408"/>
+          </w:tcPr>
+          <w:p>
+            <w:r>
+              <w:t>0–7: recall and prerequisite; 7–15: inspect the concrete case and predict; 15–30: teacher models the worked trace; 30–40: learners explain a step using the text and visual; 40–45: check the core idea.</w:t>
+            </w:r>
+          </w:p>
+        </w:tc>
+        <w:tc>
+          <w:tcPr>
+            <w:tcW w:type="dxa" w:w="3408"/>
+          </w:tcPr>
+          <w:p>
+            <w:r>
+              <w:t>Sections 1–6; record the brief recall in the workbook.</w:t>
+            </w:r>
+          </w:p>
+        </w:tc>
+      </w:tr>
+      <w:tr>
+        <w:tc>
+          <w:tcPr>
+            <w:tcW w:type="dxa" w:w="3408"/>
+          </w:tcPr>
+          <w:p>
+            <w:r>
+              <w:t>Session 2 · Practise · 45 min</w:t>
+            </w:r>
+          </w:p>
+        </w:tc>
+        <w:tc>
+          <w:tcPr>
+            <w:tcW w:type="dxa" w:w="3408"/>
+          </w:tcPr>
+          <w:p>
+            <w:r>
+              <w:t>0–5: retrieve the procedure; 5–15: W2 completion practice; 15–23: explain and check with a partner; 23–30: each learner answers the misconception check; 30–40: targeted reteaching or a harder variation; 40–45: prepare the investigation.</w:t>
+            </w:r>
+          </w:p>
+        </w:tc>
+        <w:tc>
+          <w:tcPr>
+            <w:tcW w:type="dxa" w:w="3408"/>
+          </w:tcPr>
+          <w:p>
+            <w:r>
+              <w:t>Sections 7–10; use the matching workbook W2 and misconception check.</w:t>
+            </w:r>
+          </w:p>
+        </w:tc>
+      </w:tr>
+      <w:tr>
+        <w:tc>
+          <w:tcPr>
+            <w:tcW w:type="dxa" w:w="3408"/>
+          </w:tcPr>
+          <w:p>
+            <w:r>
+              <w:t>Session 3 · Investigate and transfer · 45 min</w:t>
+            </w:r>
+          </w:p>
+        </w:tc>
+        <w:tc>
+          <w:tcPr>
+            <w:tcW w:type="dxa" w:w="3408"/>
+          </w:tcPr>
+          <w:p>
+            <w:r>
+              <w:t>0–5: retrieve the decision rule; 5–20: investigate or trace; 20–30: start the independent case; 30–38: connect the project; 38–43: act on feedback; 43–45: plan the return check.</w:t>
+            </w:r>
+          </w:p>
+        </w:tc>
+        <w:tc>
+          <w:tcPr>
+            <w:tcW w:type="dxa" w:w="3408"/>
+          </w:tcPr>
+          <w:p>
+            <w:r>
+              <w:t>Sections 9 and 11–14. Give extra time to finish the full task set; use Section 15 when the week includes a coding lab.</w:t>
+            </w:r>
+          </w:p>
+        </w:tc>
+      </w:tr>
+    </w:tbl>
+    <w:p>
+      <w:r>
+        <w:t>Before class, solve the supported practice: Which worked group overstates positive frequency and by how much?</w:t>
+      </w:r>
+    </w:p>
+    <w:p>
+      <w:r>
+        <w:t>Reasoned practice answer: Teacher explanation: The .8 group exceeds observed .6 by .2, or 20 percentage points in this sample.</w:t>
+      </w:r>
+    </w:p>
+    <w:p>
+      <w:r>
+        <w:t>Check every learner before discussion: Use the worked case for Calibration as a group property. Proposed explanation: “A final answer is enough”. Decide whether this explanation is supported. Point to the step or supplied fact that decides; explain your repair if needed.</w:t>
+      </w:r>
+    </w:p>
+    <w:p>
+      <w:r>
+        <w:t>Misconception repair: Ask for the relevant counts, units, procedure or saved record. For this week: 2/10=.2 and 6/10=.6.</w:t>
+      </w:r>
+    </w:p>
+    <w:p>
+      <w:r>
+        <w:t>Support: read the exact case aloud, enlarge the labelled picture, supply input cards and model only the first deciding step. Accept a spoken explanation or drawing; retain the reasoning goal.</w:t>
+      </w:r>
+    </w:p>
+    <w:p>
+      <w:r>
+        <w:t>Extension: The 0.2 group has two spotted cases instead of four. Require a prediction and a reason before comparing. Expected result: Its observed fraction becomes 0.2 and matches the supplied score in this group. Reason: Calibration compares stated probabilities with group outcome frequencies.</w:t>
+      </w:r>
+    </w:p>
+    <w:p>
+      <w:r>
+        <w:t>Independent assessment: withhold the reserved answer until the learner has attempted the new case. Record support separately from correctness.</w:t>
+      </w:r>
+    </w:p>
+    <w:tbl>
+      <w:tblPr>
+        <w:tblStyle w:val="LightShading-Accent1"/>
+        <w:tblW w:type="auto" w:w="0"/>
+        <w:tblLook w:firstColumn="1" w:firstRow="1" w:lastColumn="0" w:lastRow="0" w:noHBand="0" w:noVBand="1" w:val="04A0"/>
+      </w:tblPr>
+      <w:tblGrid>
+        <w:gridCol w:w="2556"/>
+        <w:gridCol w:w="2556"/>
+        <w:gridCol w:w="2556"/>
+        <w:gridCol w:w="2556"/>
+      </w:tblGrid>
+      <w:tr>
+        <w:trPr>
+          <w:tblHeader/>
+        </w:trPr>
+        <w:tc>
+          <w:tcPr>
+            <w:tcW w:type="dxa" w:w="2556"/>
+          </w:tcPr>
+          <w:p>
+            <w:r>
+              <w:t>Criterion</w:t>
+            </w:r>
+          </w:p>
+        </w:tc>
+        <w:tc>
+          <w:tcPr>
+            <w:tcW w:type="dxa" w:w="2556"/>
+          </w:tcPr>
+          <w:p>
+            <w:r>
+              <w:t>Not yet</w:t>
+            </w:r>
+          </w:p>
+        </w:tc>
+        <w:tc>
+          <w:tcPr>
+            <w:tcW w:type="dxa" w:w="2556"/>
+          </w:tcPr>
+          <w:p>
+            <w:r>
+              <w:t>With support</w:t>
+            </w:r>
+          </w:p>
+        </w:tc>
+        <w:tc>
+          <w:tcPr>
+            <w:tcW w:type="dxa" w:w="2556"/>
+          </w:tcPr>
+          <w:p>
+            <w:r>
+              <w:t>Independent</w:t>
+            </w:r>
+          </w:p>
+        </w:tc>
+      </w:tr>
+      <w:tr>
+        <w:tc>
+          <w:tcPr>
+            <w:tcW w:type="dxa" w:w="2556"/>
+          </w:tcPr>
+          <w:p>
+            <w:r>
+              <w:t>Explanation</w:t>
+            </w:r>
+          </w:p>
+        </w:tc>
+        <w:tc>
+          <w:tcPr>
+            <w:tcW w:type="dxa" w:w="2556"/>
+          </w:tcPr>
+          <w:p>
+            <w:r>
+              <w:t>Names an answer without a deciding fact</w:t>
+            </w:r>
+          </w:p>
+        </w:tc>
+        <w:tc>
+          <w:tcPr>
+            <w:tcW w:type="dxa" w:w="2556"/>
+          </w:tcPr>
+          <w:p>
+            <w:r>
+              <w:t>Uses a hint to link fact and decision</w:t>
+            </w:r>
+          </w:p>
+        </w:tc>
+        <w:tc>
+          <w:tcPr>
+            <w:tcW w:type="dxa" w:w="2556"/>
+          </w:tcPr>
+          <w:p>
+            <w:r>
+              <w:t>Explains the deciding fact in own words</w:t>
+            </w:r>
+          </w:p>
+        </w:tc>
+      </w:tr>
+      <w:tr>
+        <w:tc>
+          <w:tcPr>
+            <w:tcW w:type="dxa" w:w="2556"/>
+          </w:tcPr>
+          <w:p>
+            <w:r>
+              <w:t>Trace or test</w:t>
+            </w:r>
+          </w:p>
+        </w:tc>
+        <w:tc>
+          <w:tcPr>
+            <w:tcW w:type="dxa" w:w="2556"/>
+          </w:tcPr>
+          <w:p>
+            <w:r>
+              <w:t>Cannot connect input and result</w:t>
+            </w:r>
+          </w:p>
+        </w:tc>
+        <w:tc>
+          <w:tcPr>
+            <w:tcW w:type="dxa" w:w="2556"/>
+          </w:tcPr>
+          <w:p>
+            <w:r>
+              <w:t>Completes steps with prompts</w:t>
+            </w:r>
+          </w:p>
+        </w:tc>
+        <w:tc>
+          <w:tcPr>
+            <w:tcW w:type="dxa" w:w="2556"/>
+          </w:tcPr>
+          <w:p>
+            <w:r>
+              <w:t>Traces or tests a changed case accurately</w:t>
+            </w:r>
+          </w:p>
+        </w:tc>
+      </w:tr>
+      <w:tr>
+        <w:tc>
+          <w:tcPr>
+            <w:tcW w:type="dxa" w:w="2556"/>
+          </w:tcPr>
+          <w:p>
+            <w:r>
+              <w:t>Limits and revision</w:t>
+            </w:r>
+          </w:p>
+        </w:tc>
+        <w:tc>
+          <w:tcPr>
+            <w:tcW w:type="dxa" w:w="2556"/>
+          </w:tcPr>
+          <w:p>
+            <w:r>
+              <w:t>Claims more than evidence supports</w:t>
+            </w:r>
+          </w:p>
+        </w:tc>
+        <w:tc>
+          <w:tcPr>
+            <w:tcW w:type="dxa" w:w="2556"/>
+          </w:tcPr>
+          <w:p>
+            <w:r>
+              <w:t>Names a limit after a prompt</w:t>
+            </w:r>
+          </w:p>
+        </w:tc>
+        <w:tc>
+          <w:tcPr>
+            <w:tcW w:type="dxa" w:w="2556"/>
+          </w:tcPr>
+          <w:p>
+            <w:r>
+              <w:t>States a defensible limit and useful next test</w:t>
+            </w:r>
+          </w:p>
+        </w:tc>
+      </w:tr>
+    </w:tbl>
+    <w:p>
+      <w:r>
+        <w:t>Project checkpoint: Test changed cases. Keep normal, boundary and failure cases; compare expected and observed results.</w:t>
+      </w:r>
+    </w:p>
+    <w:p>
+      <w:r>
+        <w:t>Use the weekly teacher answer for topic-specific reasoning. A saved progress tick is an activity record; judge mastery from the learner’s explanation and evidence.</w:t>
+      </w:r>
+    </w:p>
     <w:sectPr>
       <w:pgSz w:w="12240" w:h="15840"/>
       <w:pgMar w:top="936" w:right="1008" w:bottom="936" w:left="1008" w:header="720" w:footer="720" w:gutter="0"/>

--- a/downloads/teacher/ai-4-week-14.docx
+++ b/downloads/teacher/ai-4-week-14.docx
@@ -3362,6 +3362,39 @@
         <w:t>Use the weekly teacher answer for topic-specific reasoning. A saved progress tick is an activity record; judge mastery from the learner’s explanation and evidence.</w:t>
       </w:r>
     </w:p>
+    <w:p>
+      <w:pPr>
+        <w:pStyle w:val="Heading1"/>
+      </w:pPr>
+      <w:r>
+        <w:t>08. Use feedback, labs and repair paths</w:t>
+      </w:r>
+    </w:p>
+    <w:p>
+      <w:r>
+        <w:t>Use the two formative questions as supported practice, not as independent mastery scores. Discuss the deciding evidence rather than accepting a guessed selection.</w:t>
+      </w:r>
+    </w:p>
+    <w:p>
+      <w:r>
+        <w:t>The feedback comes from the reviewed public worked case. Do not reveal the separately reserved independent teacher answer until the learner has attempted that case.</w:t>
+      </w:r>
+    </w:p>
+    <w:p>
+      <w:r>
+        <w:t>Ask students to predict before running code. Preserve errors and actual outputs; collect a changed test and an explanation. The branch-boundary and indexing lessons deliberately include failure cases.</w:t>
+      </w:r>
+    </w:p>
+    <w:p>
+      <w:r>
+        <w:t>Use the earlier worked-explanation links to address a specific missing building block, then return to the current question. Adapt this suggestion after observing the learner; it is not an automatic diagnosis.</w:t>
+      </w:r>
+    </w:p>
+    <w:p>
+      <w:r>
+        <w:t>Collect the completed-work portfolio as evidence. Record support separately from correctness, and assess explanation, trace/test and limitations. Progress ticks and quiz selections alone do not establish mastery.</w:t>
+      </w:r>
+    </w:p>
     <w:sectPr>
       <w:pgSz w:w="12240" w:h="15840"/>
       <w:pgMar w:top="936" w:right="1008" w:bottom="936" w:left="1008" w:header="720" w:footer="720" w:gutter="0"/>

--- a/downloads/teacher/ai-4-week-14.docx
+++ b/downloads/teacher/ai-4-week-14.docx
@@ -29,6 +29,11 @@
       </w:r>
     </w:p>
     <w:p>
+      <w:r>
+        <w:t>Prepare Scores and Calibration Intuition: check the target, prerequisites, resources and adaptable teaching schedule.</w:t>
+      </w:r>
+    </w:p>
+    <w:p>
       <w:pPr>
         <w:pStyle w:val="Heading3"/>
       </w:pPr>
@@ -37,8 +42,26 @@
       </w:r>
     </w:p>
     <w:p>
-      <w:r>
-        <w:t>Primary target: Interpret calibration using groups of forecasts</w:t>
+      <w:pPr>
+        <w:spacing w:line="336" w:lineRule="auto" w:after="180"/>
+      </w:pPr>
+      <w:r>
+        <w:rPr>
+          <w:b w:val="0"/>
+        </w:rPr>
+        <w:t xml:space="preserve">Primary target: Interpret </w:t>
+      </w:r>
+      <w:r>
+        <w:rPr>
+          <w:b/>
+        </w:rPr>
+        <w:t>calibration</w:t>
+      </w:r>
+      <w:r>
+        <w:rPr>
+          <w:b w:val="0"/>
+        </w:rPr>
+        <w:t xml:space="preserve"> using groups of forecasts</w:t>
       </w:r>
     </w:p>
     <w:tbl>
@@ -185,8 +208,37 @@
       </w:tr>
     </w:tbl>
     <w:p>
-      <w:r>
-        <w:t>This is a starting allocation of 135 minutes, not a validated duration. Preserve all named topics. Schedule extra time for connected examples, the full investigation, independent cases and project building. Repeated copies of a case share one recorded attempt; they are not new evidence.</w:t>
+      <w:pPr>
+        <w:spacing w:line="336" w:lineRule="auto" w:after="180"/>
+      </w:pPr>
+      <w:r>
+        <w:rPr>
+          <w:b w:val="0"/>
+        </w:rPr>
+        <w:t>This is a starting allocation of 135 minutes, not a validated duration. Preserve all named topics. Schedule extra time for connected examples, the full investigation, independent cases and project building.</w:t>
+      </w:r>
+    </w:p>
+    <w:p>
+      <w:pPr>
+        <w:spacing w:line="336" w:lineRule="auto" w:after="180"/>
+      </w:pPr>
+      <w:r>
+        <w:rPr>
+          <w:b w:val="0"/>
+        </w:rPr>
+        <w:t xml:space="preserve">Repeated copies of a case share one recorded attempt; they are not new </w:t>
+      </w:r>
+      <w:r>
+        <w:rPr>
+          <w:b/>
+        </w:rPr>
+        <w:t>evidence</w:t>
+      </w:r>
+      <w:r>
+        <w:rPr>
+          <w:b w:val="0"/>
+        </w:rPr>
+        <w:t>.</w:t>
       </w:r>
     </w:p>
     <w:p>
@@ -206,18 +258,119 @@
       </w:r>
     </w:p>
     <w:p>
-      <w:r>
+      <w:pPr>
+        <w:spacing w:line="336" w:lineRule="auto" w:after="180"/>
+      </w:pPr>
+      <w:r>
+        <w:rPr>
+          <w:b w:val="0"/>
+        </w:rPr>
         <w:t>Without opening the old lesson, explain one key idea from Train a Classifier. Give an example and a mistake that the idea helps you avoid.</w:t>
       </w:r>
     </w:p>
     <w:p>
-      <w:r>
-        <w:t>Look for: Connect training-only scaling and neighbour prediction in one pipeline</w:t>
-      </w:r>
-    </w:p>
-    <w:p>
-      <w:r>
-        <w:t>Reference example, not the only acceptable wording: fit learns training minima and ranges and stores scaled training rows with IDs and labels. predict takes a raw feature pair and the fitted state. Evaluation compares a prediction with its reference label afterward. Validation references belong only in evaluation, not in fitting or the neighbour pool.</w:t>
+      <w:pPr>
+        <w:spacing w:line="336" w:lineRule="auto" w:after="180"/>
+      </w:pPr>
+      <w:r>
+        <w:rPr>
+          <w:b w:val="0"/>
+        </w:rPr>
+        <w:t xml:space="preserve">Look for: Connect </w:t>
+      </w:r>
+      <w:r>
+        <w:rPr>
+          <w:b/>
+        </w:rPr>
+        <w:t>training</w:t>
+      </w:r>
+      <w:r>
+        <w:rPr>
+          <w:b w:val="0"/>
+        </w:rPr>
+        <w:t xml:space="preserve">-only scaling and neighbour </w:t>
+      </w:r>
+      <w:r>
+        <w:rPr>
+          <w:b/>
+        </w:rPr>
+        <w:t>prediction</w:t>
+      </w:r>
+      <w:r>
+        <w:rPr>
+          <w:b w:val="0"/>
+        </w:rPr>
+        <w:t xml:space="preserve"> in one pipeline</w:t>
+      </w:r>
+    </w:p>
+    <w:p>
+      <w:pPr>
+        <w:spacing w:line="336" w:lineRule="auto" w:after="180"/>
+      </w:pPr>
+      <w:r>
+        <w:rPr>
+          <w:b w:val="0"/>
+        </w:rPr>
+        <w:t xml:space="preserve">Reference example, not the only acceptable wording: fit learns </w:t>
+      </w:r>
+      <w:r>
+        <w:rPr>
+          <w:b/>
+        </w:rPr>
+        <w:t>training</w:t>
+      </w:r>
+      <w:r>
+        <w:rPr>
+          <w:b w:val="0"/>
+        </w:rPr>
+        <w:t xml:space="preserve"> minima and ranges and stores scaled </w:t>
+      </w:r>
+      <w:r>
+        <w:rPr>
+          <w:b/>
+        </w:rPr>
+        <w:t>training</w:t>
+      </w:r>
+      <w:r>
+        <w:rPr>
+          <w:b w:val="0"/>
+        </w:rPr>
+        <w:t xml:space="preserve"> rows with IDs and labels. predict takes a raw feature pair and the fitted state.</w:t>
+      </w:r>
+    </w:p>
+    <w:p>
+      <w:pPr>
+        <w:spacing w:line="336" w:lineRule="auto" w:after="180"/>
+      </w:pPr>
+      <w:r>
+        <w:rPr>
+          <w:b w:val="0"/>
+        </w:rPr>
+        <w:t xml:space="preserve">Evaluation compares a </w:t>
+      </w:r>
+      <w:r>
+        <w:rPr>
+          <w:b/>
+        </w:rPr>
+        <w:t>prediction</w:t>
+      </w:r>
+      <w:r>
+        <w:rPr>
+          <w:b w:val="0"/>
+        </w:rPr>
+        <w:t xml:space="preserve"> with its reference label afterward. Validation references belong only in evaluation, not in </w:t>
+      </w:r>
+      <w:r>
+        <w:rPr>
+          <w:b/>
+        </w:rPr>
+        <w:t>fitting</w:t>
+      </w:r>
+      <w:r>
+        <w:rPr>
+          <w:b w:val="0"/>
+        </w:rPr>
+        <w:t xml:space="preserve"> or the neighbour pool.</w:t>
       </w:r>
     </w:p>
     <w:p>
@@ -229,18 +382,77 @@
       </w:r>
     </w:p>
     <w:p>
-      <w:r>
+      <w:pPr>
+        <w:spacing w:line="336" w:lineRule="auto" w:after="180"/>
+      </w:pPr>
+      <w:r>
+        <w:rPr>
+          <w:b w:val="0"/>
+        </w:rPr>
         <w:t>Without opening the old lesson, explain one key idea from Decision Trees. Give an example and a mistake that the idea helps you avoid.</w:t>
       </w:r>
     </w:p>
     <w:p>
-      <w:r>
-        <w:t>Look for: Fit a root question and leaf predictions from training examples</w:t>
-      </w:r>
-    </w:p>
-    <w:p>
-      <w:r>
-        <w:t>Reference example, not the only acceptable wording: The root asks near, with branches 0 and 1. Leaves predict clear for 0 and blocked for 1. Depth is one. Training labels determined both leaf majorities and the error comparison that selected near rather than tall.</w:t>
+      <w:pPr>
+        <w:spacing w:line="336" w:lineRule="auto" w:after="180"/>
+      </w:pPr>
+      <w:r>
+        <w:rPr>
+          <w:b w:val="0"/>
+        </w:rPr>
+        <w:t xml:space="preserve">Look for: Fit a root question and leaf </w:t>
+      </w:r>
+      <w:r>
+        <w:rPr>
+          <w:b/>
+        </w:rPr>
+        <w:t>prediction</w:t>
+      </w:r>
+      <w:r>
+        <w:rPr>
+          <w:b w:val="0"/>
+        </w:rPr>
+        <w:t xml:space="preserve">s from </w:t>
+      </w:r>
+      <w:r>
+        <w:rPr>
+          <w:b/>
+        </w:rPr>
+        <w:t>training</w:t>
+      </w:r>
+      <w:r>
+        <w:rPr>
+          <w:b w:val="0"/>
+        </w:rPr>
+        <w:t xml:space="preserve"> examples</w:t>
+      </w:r>
+    </w:p>
+    <w:p>
+      <w:pPr>
+        <w:spacing w:line="336" w:lineRule="auto" w:after="180"/>
+      </w:pPr>
+      <w:r>
+        <w:rPr>
+          <w:b w:val="0"/>
+        </w:rPr>
+        <w:t>Reference example, not the only acceptable wording: The root asks near, with branches 0 and 1. Leaves predict clear for 0 and blocked for 1. Depth is one.</w:t>
+      </w:r>
+    </w:p>
+    <w:p>
+      <w:pPr>
+        <w:spacing w:line="336" w:lineRule="auto" w:after="180"/>
+      </w:pPr>
+      <w:r>
+        <w:rPr>
+          <w:b/>
+        </w:rPr>
+        <w:t>Training</w:t>
+      </w:r>
+      <w:r>
+        <w:rPr>
+          <w:b w:val="0"/>
+        </w:rPr>
+        <w:t xml:space="preserve"> labels determined both leaf majorities and the error comparison that selected near rather than tall.</w:t>
       </w:r>
     </w:p>
     <w:p>
@@ -252,22 +464,93 @@
       </w:r>
     </w:p>
     <w:p>
-      <w:r>
+      <w:pPr>
+        <w:spacing w:line="336" w:lineRule="auto" w:after="180"/>
+      </w:pPr>
+      <w:r>
+        <w:rPr>
+          <w:b w:val="0"/>
+        </w:rPr>
         <w:t>Without opening the old lesson, explain one key idea from Leakage. Give an example and a mistake that the idea helps you avoid.</w:t>
       </w:r>
     </w:p>
     <w:p>
-      <w:r>
-        <w:t>Look for: Choose a split unit that matches the intended prediction claim</w:t>
-      </w:r>
-    </w:p>
-    <w:p>
-      <w:r>
-        <w:t>Reference example, not the only acceptable wording: Training fits the model; validation compares development choices; test evaluates after choices are fixed. Repeatedly selecting by the test score uses that set for development, so it is no longer an untouched final evaluation.</w:t>
-      </w:r>
-    </w:p>
-    <w:p>
-      <w:r>
+      <w:pPr>
+        <w:spacing w:line="336" w:lineRule="auto" w:after="180"/>
+      </w:pPr>
+      <w:r>
+        <w:rPr>
+          <w:b w:val="0"/>
+        </w:rPr>
+        <w:t xml:space="preserve">Look for: Choose a split unit that matches the intended </w:t>
+      </w:r>
+      <w:r>
+        <w:rPr>
+          <w:b/>
+        </w:rPr>
+        <w:t>prediction</w:t>
+      </w:r>
+      <w:r>
+        <w:rPr>
+          <w:b w:val="0"/>
+        </w:rPr>
+        <w:t xml:space="preserve"> claim</w:t>
+      </w:r>
+    </w:p>
+    <w:p>
+      <w:pPr>
+        <w:spacing w:line="336" w:lineRule="auto" w:after="180"/>
+      </w:pPr>
+      <w:r>
+        <w:rPr>
+          <w:b w:val="0"/>
+        </w:rPr>
+        <w:t xml:space="preserve">Reference example, not the only acceptable wording: </w:t>
+      </w:r>
+      <w:r>
+        <w:rPr>
+          <w:b/>
+        </w:rPr>
+        <w:t>Training</w:t>
+      </w:r>
+      <w:r>
+        <w:rPr>
+          <w:b w:val="0"/>
+        </w:rPr>
+        <w:t xml:space="preserve"> fits the model; validation compares development choices; test evaluates after choices are fixed.</w:t>
+      </w:r>
+    </w:p>
+    <w:p>
+      <w:pPr>
+        <w:spacing w:line="336" w:lineRule="auto" w:after="180"/>
+      </w:pPr>
+      <w:r>
+        <w:rPr>
+          <w:b w:val="0"/>
+        </w:rPr>
+        <w:t xml:space="preserve">Repeatedly selecting by the test </w:t>
+      </w:r>
+      <w:r>
+        <w:rPr>
+          <w:b/>
+        </w:rPr>
+        <w:t>score</w:t>
+      </w:r>
+      <w:r>
+        <w:rPr>
+          <w:b w:val="0"/>
+        </w:rPr>
+        <w:t xml:space="preserve"> uses that set for development, so it is no longer an untouched final evaluation.</w:t>
+      </w:r>
+    </w:p>
+    <w:p>
+      <w:pPr>
+        <w:spacing w:line="336" w:lineRule="auto" w:after="180"/>
+      </w:pPr>
+      <w:r>
+        <w:rPr>
+          <w:b w:val="0"/>
+        </w:rPr>
         <w:t>Use the student module and workbook section with this exact week title. The worked case, independent question and answers below form one aligned lesson sequence.</w:t>
       </w:r>
     </w:p>
@@ -280,8 +563,38 @@
       </w:r>
     </w:p>
     <w:p>
-      <w:r>
-        <w:t>Twenty cases receive score .7 and fourteen are correct. Explain what the observed rate suggests and what it does not establish about another score group.</w:t>
+      <w:pPr>
+        <w:spacing w:line="336" w:lineRule="auto" w:after="180"/>
+      </w:pPr>
+      <w:r>
+        <w:rPr>
+          <w:b w:val="0"/>
+        </w:rPr>
+        <w:t xml:space="preserve">Twenty cases receive </w:t>
+      </w:r>
+      <w:r>
+        <w:rPr>
+          <w:b/>
+        </w:rPr>
+        <w:t>score</w:t>
+      </w:r>
+      <w:r>
+        <w:rPr>
+          <w:b w:val="0"/>
+        </w:rPr>
+        <w:t xml:space="preserve"> .7 and fourteen are correct. Explain what the observed rate suggests and what it does not establish about another </w:t>
+      </w:r>
+      <w:r>
+        <w:rPr>
+          <w:b/>
+        </w:rPr>
+        <w:t>score</w:t>
+      </w:r>
+      <w:r>
+        <w:rPr>
+          <w:b w:val="0"/>
+        </w:rPr>
+        <w:t xml:space="preserve"> group.</w:t>
       </w:r>
     </w:p>
     <w:p>
@@ -293,8 +606,38 @@
       </w:r>
     </w:p>
     <w:p>
-      <w:r>
-        <w:t>A model score can rank predictions without matching the real frequency of correct outcomes.</w:t>
+      <w:pPr>
+        <w:spacing w:line="336" w:lineRule="auto" w:after="180"/>
+      </w:pPr>
+      <w:r>
+        <w:rPr>
+          <w:b w:val="0"/>
+        </w:rPr>
+        <w:t xml:space="preserve">A model </w:t>
+      </w:r>
+      <w:r>
+        <w:rPr>
+          <w:b/>
+        </w:rPr>
+        <w:t>score</w:t>
+      </w:r>
+      <w:r>
+        <w:rPr>
+          <w:b w:val="0"/>
+        </w:rPr>
+        <w:t xml:space="preserve"> can rank </w:t>
+      </w:r>
+      <w:r>
+        <w:rPr>
+          <w:b/>
+        </w:rPr>
+        <w:t>prediction</w:t>
+      </w:r>
+      <w:r>
+        <w:rPr>
+          <w:b w:val="0"/>
+        </w:rPr>
+        <w:t>s without matching the real frequency of correct outcomes.</w:t>
       </w:r>
     </w:p>
     <w:tbl>
@@ -430,12 +773,38 @@
       </w:r>
     </w:p>
     <w:p>
-      <w:r>
+      <w:pPr>
+        <w:spacing w:line="336" w:lineRule="auto" w:after="180"/>
+      </w:pPr>
+      <w:r>
+        <w:rPr>
+          <w:b w:val="0"/>
+        </w:rPr>
         <w:t>Use the supplied scenario, student illustrations and blank paper. For numeric work, offer counters or a calculator after learners show the setup. Fictional records are supplied; personal data and paid accounts are unnecessary.</w:t>
       </w:r>
     </w:p>
     <w:p>
-      <w:r>
+      <w:pPr>
+        <w:pStyle w:val="Heading3"/>
+      </w:pPr>
+      <w:r>
+        <w:t>Alternative compact allocation</w:t>
+      </w:r>
+    </w:p>
+    <w:p>
+      <w:r>
+        <w:t>This compact option is not the full-week schedule. Use the main teaching cycle and allow extra sessions for the investigation, independent work and project.</w:t>
+      </w:r>
+    </w:p>
+    <w:p>
+      <w:pPr>
+        <w:spacing w:line="336" w:lineRule="auto" w:after="180"/>
+        <w:shd w:fill="F1F6F8"/>
+      </w:pPr>
+      <w:r>
+        <w:rPr>
+          <w:b w:val="0"/>
+        </w:rPr>
         <w:t>Allow 80 minutes: recall 8; explanation 12; worked demonstration 15; guided practice 20; independent assessment 15; project and reflection 10. Extend the lab into a second session when needed.</w:t>
       </w:r>
     </w:p>
@@ -448,8 +817,37 @@
       </w:r>
     </w:p>
     <w:p>
-      <w:r>
-        <w:t>Teach two 45-minute sessions. This week focuses on calibration as a group property. Model the worked example first, collect the new W 4 case independently before feedback, and use the fresh retry to check transfer. Award credit for traceable reasoning and bounded claims, including justified uncertainty.</w:t>
+      <w:pPr>
+        <w:spacing w:line="336" w:lineRule="auto" w:after="180"/>
+      </w:pPr>
+      <w:r>
+        <w:rPr>
+          <w:b w:val="0"/>
+        </w:rPr>
+        <w:t xml:space="preserve">Teach two 45-minute sessions. This week focuses on </w:t>
+      </w:r>
+      <w:r>
+        <w:rPr>
+          <w:b/>
+        </w:rPr>
+        <w:t>calibration</w:t>
+      </w:r>
+      <w:r>
+        <w:rPr>
+          <w:b w:val="0"/>
+        </w:rPr>
+        <w:t xml:space="preserve"> as a group property. Model the worked example first, collect the new W 4 case independently before feedback, and use the fresh retry to check transfer.</w:t>
+      </w:r>
+    </w:p>
+    <w:p>
+      <w:pPr>
+        <w:spacing w:line="336" w:lineRule="auto" w:after="180"/>
+      </w:pPr>
+      <w:r>
+        <w:rPr>
+          <w:b w:val="0"/>
+        </w:rPr>
+        <w:t>Award credit for traceable reasoning and bounded claims, including justified uncertainty.</w:t>
       </w:r>
     </w:p>
     <w:p>
@@ -461,27 +859,81 @@
       </w:r>
     </w:p>
     <w:p>
-      <w:r>
-        <w:t>No. Its interpretation must be established; a threshold can act on a score without making it a calibrated probability.</w:t>
-      </w:r>
-    </w:p>
-    <w:p>
-      <w:r>
+      <w:pPr>
+        <w:spacing w:line="336" w:lineRule="auto" w:after="180"/>
+      </w:pPr>
+      <w:r>
+        <w:rPr>
+          <w:b w:val="0"/>
+        </w:rPr>
+        <w:t xml:space="preserve">No. Its interpretation must be established; a threshold can act on a </w:t>
+      </w:r>
+      <w:r>
+        <w:rPr>
+          <w:b/>
+        </w:rPr>
+        <w:t>score</w:t>
+      </w:r>
+      <w:r>
+        <w:rPr>
+          <w:b w:val="0"/>
+        </w:rPr>
+        <w:t xml:space="preserve"> without making it a calibrated probability.</w:t>
+      </w:r>
+    </w:p>
+    <w:p>
+      <w:pPr>
+        <w:spacing w:line="336" w:lineRule="auto" w:after="180"/>
+      </w:pPr>
+      <w:r>
+        <w:rPr>
+          <w:b w:val="0"/>
+        </w:rPr>
         <w:t>Printed student lesson and workbook</w:t>
       </w:r>
     </w:p>
     <w:p>
-      <w:r>
+      <w:pPr>
+        <w:spacing w:line="336" w:lineRule="auto" w:after="180"/>
+      </w:pPr>
+      <w:r>
+        <w:rPr>
+          <w:b w:val="0"/>
+        </w:rPr>
         <w:t>Paper, pencils and a calculator for fractions</w:t>
       </w:r>
     </w:p>
     <w:p>
-      <w:r>
-        <w:t>The fictional examples and a blank evidence table</w:t>
-      </w:r>
-    </w:p>
-    <w:p>
-      <w:r>
+      <w:pPr>
+        <w:spacing w:line="336" w:lineRule="auto" w:after="180"/>
+      </w:pPr>
+      <w:r>
+        <w:rPr>
+          <w:b w:val="0"/>
+        </w:rPr>
+        <w:t xml:space="preserve">The fictional examples and a blank </w:t>
+      </w:r>
+      <w:r>
+        <w:rPr>
+          <w:b/>
+        </w:rPr>
+        <w:t>evidence</w:t>
+      </w:r>
+      <w:r>
+        <w:rPr>
+          <w:b w:val="0"/>
+        </w:rPr>
+        <w:t xml:space="preserve"> table</w:t>
+      </w:r>
+    </w:p>
+    <w:p>
+      <w:pPr>
+        <w:spacing w:line="336" w:lineRule="auto" w:after="180"/>
+      </w:pPr>
+      <w:r>
+        <w:rPr>
+          <w:b w:val="0"/>
+        </w:rPr>
         <w:t>Optional Python 3 editor; no external packages or AI accounts required</w:t>
       </w:r>
     </w:p>
@@ -494,12 +946,48 @@
       </w:r>
     </w:p>
     <w:p>
-      <w:r>
-        <w:t>By the end, I can explain scores and calibration intuition using a traced example and a stated limitation.</w:t>
-      </w:r>
-    </w:p>
-    <w:p>
-      <w:r>
+      <w:pPr>
+        <w:spacing w:line="336" w:lineRule="auto" w:after="180"/>
+      </w:pPr>
+      <w:r>
+        <w:rPr>
+          <w:b w:val="0"/>
+        </w:rPr>
+        <w:t xml:space="preserve">By the end, I can explain </w:t>
+      </w:r>
+      <w:r>
+        <w:rPr>
+          <w:b/>
+        </w:rPr>
+        <w:t>score</w:t>
+      </w:r>
+      <w:r>
+        <w:rPr>
+          <w:b w:val="0"/>
+        </w:rPr>
+        <w:t xml:space="preserve">s and </w:t>
+      </w:r>
+      <w:r>
+        <w:rPr>
+          <w:b/>
+        </w:rPr>
+        <w:t>calibration</w:t>
+      </w:r>
+      <w:r>
+        <w:rPr>
+          <w:b w:val="0"/>
+        </w:rPr>
+        <w:t xml:space="preserve"> intuition using a traced example and a stated limitation.</w:t>
+      </w:r>
+    </w:p>
+    <w:p>
+      <w:pPr>
+        <w:spacing w:line="336" w:lineRule="auto" w:after="180"/>
+      </w:pPr>
+      <w:r>
+        <w:rPr>
+          <w:b w:val="0"/>
+        </w:rPr>
         <w:t>This added worked case illustrates the week’s main idea. Retain all original and connected topics; schedule its practice within the teaching cycle.</w:t>
       </w:r>
     </w:p>
@@ -512,76 +1000,457 @@
       </w:r>
     </w:p>
     <w:p>
+      <w:r>
+        <w:t>Model Scores and Calibration Intuition using the supplied case, labelled mechanism and reasoning. Make the scope of each conclusion explicit.</w:t>
+      </w:r>
+    </w:p>
+    <w:p>
+      <w:pPr>
+        <w:spacing w:line="336" w:lineRule="auto" w:after="180"/>
+      </w:pPr>
+      <w:r>
+        <w:rPr>
+          <w:b w:val="0"/>
+        </w:rPr>
+        <w:t>Trace the information, fitted behavior, and evaluation proof separately.</w:t>
+      </w:r>
+    </w:p>
+    <w:p>
       <w:pPr>
         <w:pStyle w:val="Heading3"/>
       </w:pPr>
       <w:r>
-        <w:t>Explain the mechanism</w:t>
-      </w:r>
-    </w:p>
-    <w:p>
-      <w:r>
-        <w:t>Trace the information, fitted behavior, and evaluation proof separately.</w:t>
-      </w:r>
-    </w:p>
-    <w:p>
-      <w:r>
-        <w:t>QUESTION Bin prediction scores and compare average score with observed correctness.</w:t>
-      </w:r>
-    </w:p>
-    <w:p>
-      <w:r>
-        <w:t>MODEL IDEA A model score can rank predictions without matching the real frequency of correct outcomes.</w:t>
-      </w:r>
-    </w:p>
-    <w:p>
-      <w:r>
+        <w:t>Question to explain</w:t>
+      </w:r>
+    </w:p>
+    <w:p>
+      <w:pPr>
+        <w:spacing w:line="336" w:lineRule="auto" w:after="180"/>
+        <w:shd w:fill="F5F1FB"/>
+      </w:pPr>
+      <w:r>
+        <w:rPr>
+          <w:b w:val="0"/>
+        </w:rPr>
+        <w:t xml:space="preserve">QUESTION Bin </w:t>
+      </w:r>
+      <w:r>
+        <w:rPr>
+          <w:b/>
+        </w:rPr>
+        <w:t>prediction</w:t>
+      </w:r>
+      <w:r>
+        <w:rPr>
+          <w:b w:val="0"/>
+        </w:rPr>
+        <w:t xml:space="preserve"> </w:t>
+      </w:r>
+      <w:r>
+        <w:rPr>
+          <w:b/>
+        </w:rPr>
+        <w:t>score</w:t>
+      </w:r>
+      <w:r>
+        <w:rPr>
+          <w:b w:val="0"/>
+        </w:rPr>
+        <w:t xml:space="preserve">s and compare average </w:t>
+      </w:r>
+      <w:r>
+        <w:rPr>
+          <w:b/>
+        </w:rPr>
+        <w:t>score</w:t>
+      </w:r>
+      <w:r>
+        <w:rPr>
+          <w:b w:val="0"/>
+        </w:rPr>
+        <w:t xml:space="preserve"> with observed correctness.</w:t>
+      </w:r>
+    </w:p>
+    <w:p>
+      <w:pPr>
+        <w:spacing w:line="336" w:lineRule="auto" w:after="180"/>
+      </w:pPr>
+      <w:r>
+        <w:rPr>
+          <w:b w:val="0"/>
+        </w:rPr>
+        <w:t xml:space="preserve">MODEL IDEA A model </w:t>
+      </w:r>
+      <w:r>
+        <w:rPr>
+          <w:b/>
+        </w:rPr>
+        <w:t>score</w:t>
+      </w:r>
+      <w:r>
+        <w:rPr>
+          <w:b w:val="0"/>
+        </w:rPr>
+        <w:t xml:space="preserve"> can rank </w:t>
+      </w:r>
+      <w:r>
+        <w:rPr>
+          <w:b/>
+        </w:rPr>
+        <w:t>prediction</w:t>
+      </w:r>
+      <w:r>
+        <w:rPr>
+          <w:b w:val="0"/>
+        </w:rPr>
+        <w:t>s without matching the real frequency of correct outcomes.</w:t>
+      </w:r>
+    </w:p>
+    <w:p>
+      <w:pPr>
+        <w:spacing w:line="336" w:lineRule="auto" w:after="180"/>
+      </w:pPr>
+      <w:r>
+        <w:rPr>
+          <w:b w:val="0"/>
+        </w:rPr>
         <w:t>PROOF NEEDED Use an unseen case, visible calculation, error analysis, and a stated limitation.</w:t>
       </w:r>
     </w:p>
     <w:p>
-      <w:r>
-        <w:t>UNDER THE HOOD For this example, each score estimates the probability that the selected label is correct. Ten predictions have scores near 0.8; six are correct, so observed correctness is 6/10=60%. If instead scores mean probability of the spotted class, compare them with the fraction of reference-spotted leaves.</w:t>
-      </w:r>
-    </w:p>
-    <w:p>
-      <w:r>
-        <w:t>Draw a fresh data → model → prediction → evaluation trace:</w:t>
-      </w:r>
-    </w:p>
-    <w:p>
-      <w:r>
-        <w:t>Predict first. Then check each step. A correct answer without visible evidence cannot be audited.</w:t>
-      </w:r>
-    </w:p>
-    <w:p>
-      <w:r>
-        <w:t>STEP 1 Each score estimates the probability that the selected label is correct. Ten predictions have such scores near 0.8.</w:t>
-      </w:r>
-    </w:p>
-    <w:p>
-      <w:r>
-        <w:t>STEP 2 Only six are correct, so observed correctness is 6 ÷ 10 = 60%.</w:t>
-      </w:r>
-    </w:p>
-    <w:p>
-      <w:r>
-        <w:t>STEP 3 The score ranking may still help, but 0.8 should not be stated as an 80% guarantee.</w:t>
-      </w:r>
-    </w:p>
-    <w:p>
-      <w:r>
+      <w:pPr>
+        <w:pStyle w:val="Heading3"/>
+      </w:pPr>
+      <w:r>
+        <w:t>How the mechanism works</w:t>
+      </w:r>
+    </w:p>
+    <w:p>
+      <w:pPr>
+        <w:spacing w:line="336" w:lineRule="auto" w:after="180"/>
+        <w:shd w:fill="F1F6F8"/>
+      </w:pPr>
+      <w:r>
+        <w:rPr>
+          <w:b w:val="0"/>
+        </w:rPr>
+        <w:t xml:space="preserve">UNDER THE HOOD For this example, each </w:t>
+      </w:r>
+      <w:r>
+        <w:rPr>
+          <w:b/>
+        </w:rPr>
+        <w:t>score</w:t>
+      </w:r>
+      <w:r>
+        <w:rPr>
+          <w:b w:val="0"/>
+        </w:rPr>
+        <w:t xml:space="preserve"> estimates the probability that the selected label is correct. Ten </w:t>
+      </w:r>
+      <w:r>
+        <w:rPr>
+          <w:b/>
+        </w:rPr>
+        <w:t>prediction</w:t>
+      </w:r>
+      <w:r>
+        <w:rPr>
+          <w:b w:val="0"/>
+        </w:rPr>
+        <w:t xml:space="preserve">s have </w:t>
+      </w:r>
+      <w:r>
+        <w:rPr>
+          <w:b/>
+        </w:rPr>
+        <w:t>score</w:t>
+      </w:r>
+      <w:r>
+        <w:rPr>
+          <w:b w:val="0"/>
+        </w:rPr>
+        <w:t>s near 0.8; six are correct, so observed correctness is 6/10=</w:t>
+      </w:r>
+      <w:r>
+        <w:rPr>
+          <w:b/>
+        </w:rPr>
+        <w:t>60%</w:t>
+      </w:r>
+      <w:r>
+        <w:rPr>
+          <w:b w:val="0"/>
+        </w:rPr>
+        <w:t>.</w:t>
+      </w:r>
+    </w:p>
+    <w:p>
+      <w:pPr>
+        <w:spacing w:line="336" w:lineRule="auto" w:after="180"/>
+        <w:shd w:fill="F1F6F8"/>
+      </w:pPr>
+      <w:r>
+        <w:rPr>
+          <w:b w:val="0"/>
+        </w:rPr>
+        <w:t xml:space="preserve">If instead </w:t>
+      </w:r>
+      <w:r>
+        <w:rPr>
+          <w:b/>
+        </w:rPr>
+        <w:t>score</w:t>
+      </w:r>
+      <w:r>
+        <w:rPr>
+          <w:b w:val="0"/>
+        </w:rPr>
+        <w:t>s mean probability of the spotted class, compare them with the fraction of reference-spotted leaves.</w:t>
+      </w:r>
+    </w:p>
+    <w:p>
+      <w:pPr>
+        <w:spacing w:line="336" w:lineRule="auto" w:after="180"/>
+      </w:pPr>
+      <w:r>
+        <w:rPr>
+          <w:b w:val="0"/>
+        </w:rPr>
+        <w:t xml:space="preserve">Draw a fresh data → model → </w:t>
+      </w:r>
+      <w:r>
+        <w:rPr>
+          <w:b/>
+        </w:rPr>
+        <w:t>prediction</w:t>
+      </w:r>
+      <w:r>
+        <w:rPr>
+          <w:b w:val="0"/>
+        </w:rPr>
+        <w:t xml:space="preserve"> → evaluation trace:</w:t>
+      </w:r>
+    </w:p>
+    <w:p>
+      <w:pPr>
+        <w:spacing w:line="336" w:lineRule="auto" w:after="180"/>
+      </w:pPr>
+      <w:r>
+        <w:rPr>
+          <w:b w:val="0"/>
+        </w:rPr>
+        <w:t xml:space="preserve">Predict first. Then check each step. A correct answer without visible </w:t>
+      </w:r>
+      <w:r>
+        <w:rPr>
+          <w:b/>
+        </w:rPr>
+        <w:t>evidence</w:t>
+      </w:r>
+      <w:r>
+        <w:rPr>
+          <w:b w:val="0"/>
+        </w:rPr>
+        <w:t xml:space="preserve"> cannot be audited.</w:t>
+      </w:r>
+    </w:p>
+    <w:p>
+      <w:pPr>
+        <w:pStyle w:val="Heading3"/>
+      </w:pPr>
+      <w:r>
+        <w:t>Step 1</w:t>
+      </w:r>
+    </w:p>
+    <w:p>
+      <w:pPr>
+        <w:spacing w:line="336" w:lineRule="auto" w:after="180"/>
+        <w:shd w:fill="F4F9FC"/>
+      </w:pPr>
+      <w:r>
+        <w:rPr>
+          <w:b w:val="0"/>
+        </w:rPr>
+        <w:t xml:space="preserve">STEP 1 Each </w:t>
+      </w:r>
+      <w:r>
+        <w:rPr>
+          <w:b/>
+        </w:rPr>
+        <w:t>score</w:t>
+      </w:r>
+      <w:r>
+        <w:rPr>
+          <w:b w:val="0"/>
+        </w:rPr>
+        <w:t xml:space="preserve"> estimates the probability that the selected label is correct. Ten </w:t>
+      </w:r>
+      <w:r>
+        <w:rPr>
+          <w:b/>
+        </w:rPr>
+        <w:t>prediction</w:t>
+      </w:r>
+      <w:r>
+        <w:rPr>
+          <w:b w:val="0"/>
+        </w:rPr>
+        <w:t xml:space="preserve">s have such </w:t>
+      </w:r>
+      <w:r>
+        <w:rPr>
+          <w:b/>
+        </w:rPr>
+        <w:t>score</w:t>
+      </w:r>
+      <w:r>
+        <w:rPr>
+          <w:b w:val="0"/>
+        </w:rPr>
+        <w:t>s near 0.8.</w:t>
+      </w:r>
+    </w:p>
+    <w:p>
+      <w:pPr>
+        <w:pStyle w:val="Heading3"/>
+      </w:pPr>
+      <w:r>
+        <w:t>Step 2</w:t>
+      </w:r>
+    </w:p>
+    <w:p>
+      <w:pPr>
+        <w:spacing w:line="336" w:lineRule="auto" w:after="180"/>
+        <w:shd w:fill="F4F9FC"/>
+      </w:pPr>
+      <w:r>
+        <w:rPr>
+          <w:b w:val="0"/>
+        </w:rPr>
+        <w:t xml:space="preserve">STEP 2 Only six are correct, so observed correctness is 6 ÷ 10 = </w:t>
+      </w:r>
+      <w:r>
+        <w:rPr>
+          <w:b/>
+        </w:rPr>
+        <w:t>60%</w:t>
+      </w:r>
+      <w:r>
+        <w:rPr>
+          <w:b w:val="0"/>
+        </w:rPr>
+        <w:t>.</w:t>
+      </w:r>
+    </w:p>
+    <w:p>
+      <w:pPr>
+        <w:pStyle w:val="Heading3"/>
+      </w:pPr>
+      <w:r>
+        <w:t>Step 3</w:t>
+      </w:r>
+    </w:p>
+    <w:p>
+      <w:pPr>
+        <w:spacing w:line="336" w:lineRule="auto" w:after="180"/>
+        <w:shd w:fill="F4F9FC"/>
+      </w:pPr>
+      <w:r>
+        <w:rPr>
+          <w:b w:val="0"/>
+        </w:rPr>
+        <w:t xml:space="preserve">STEP 3 The </w:t>
+      </w:r>
+      <w:r>
+        <w:rPr>
+          <w:b/>
+        </w:rPr>
+        <w:t>score</w:t>
+      </w:r>
+      <w:r>
+        <w:rPr>
+          <w:b w:val="0"/>
+        </w:rPr>
+        <w:t xml:space="preserve"> ranking may still help, but 0.8 should not be stated as an </w:t>
+      </w:r>
+      <w:r>
+        <w:rPr>
+          <w:b/>
+        </w:rPr>
+        <w:t>80%</w:t>
+      </w:r>
+      <w:r>
+        <w:rPr>
+          <w:b w:val="0"/>
+        </w:rPr>
+        <w:t xml:space="preserve"> guarantee.</w:t>
+      </w:r>
+    </w:p>
+    <w:p>
+      <w:pPr>
+        <w:pStyle w:val="Heading3"/>
+      </w:pPr>
+      <w:r>
+        <w:t>Step 4</w:t>
+      </w:r>
+    </w:p>
+    <w:p>
+      <w:pPr>
+        <w:spacing w:line="336" w:lineRule="auto" w:after="180"/>
+        <w:shd w:fill="F4F9FC"/>
+      </w:pPr>
+      <w:r>
+        <w:rPr>
+          <w:b w:val="0"/>
+        </w:rPr>
         <w:t>STEP 4 Use bins across many cases and design an uncertain zone requiring human review.</w:t>
       </w:r>
     </w:p>
     <w:p>
-      <w:r>
-        <w:t>CHECK Verify the denominator, unit, split, class definition, and data version before interpreting a score.</w:t>
-      </w:r>
-    </w:p>
-    <w:p>
-      <w:r>
-        <w:t>Recalculate, retrace, or restate the evidence independently:</w:t>
+      <w:pPr>
+        <w:spacing w:line="336" w:lineRule="auto" w:after="180"/>
+      </w:pPr>
+      <w:r>
+        <w:rPr>
+          <w:b w:val="0"/>
+        </w:rPr>
+        <w:t xml:space="preserve">CHECK Verify the denominator, unit, split, class definition, and data version before interpreting a </w:t>
+      </w:r>
+      <w:r>
+        <w:rPr>
+          <w:b/>
+        </w:rPr>
+        <w:t>score</w:t>
+      </w:r>
+      <w:r>
+        <w:rPr>
+          <w:b w:val="0"/>
+        </w:rPr>
+        <w:t>.</w:t>
+      </w:r>
+    </w:p>
+    <w:p>
+      <w:pPr>
+        <w:spacing w:line="336" w:lineRule="auto" w:after="180"/>
+      </w:pPr>
+      <w:r>
+        <w:rPr>
+          <w:b w:val="0"/>
+        </w:rPr>
+        <w:t xml:space="preserve">Recalculate, retrace, or restate the </w:t>
+      </w:r>
+      <w:r>
+        <w:rPr>
+          <w:b/>
+        </w:rPr>
+        <w:t>evidence</w:t>
+      </w:r>
+      <w:r>
+        <w:rPr>
+          <w:b w:val="0"/>
+        </w:rPr>
+        <w:t xml:space="preserve"> independently:</w:t>
       </w:r>
     </w:p>
     <w:p>
@@ -593,54 +1462,280 @@
       </w:r>
     </w:p>
     <w:p>
-      <w:r>
+      <w:pPr>
+        <w:pStyle w:val="Heading3"/>
+      </w:pPr>
+      <w:r>
+        <w:t>The teaching case</w:t>
+      </w:r>
+    </w:p>
+    <w:p>
+      <w:pPr>
+        <w:spacing w:line="336" w:lineRule="auto" w:after="180"/>
+        <w:shd w:fill="F1F6FC"/>
+      </w:pPr>
+      <w:r>
+        <w:rPr>
+          <w:b w:val="0"/>
+        </w:rPr>
         <w:t>Ten cases receive probability .8 for spotted; eight are spotted.</w:t>
       </w:r>
     </w:p>
     <w:p>
-      <w:r>
-        <w:t>Interpret calibration and its limits.</w:t>
-      </w:r>
-    </w:p>
-    <w:p>
       <w:pPr>
         <w:pStyle w:val="Heading3"/>
       </w:pPr>
       <w:r>
+        <w:t>The teaching case</w:t>
+      </w:r>
+    </w:p>
+    <w:p>
+      <w:pPr>
+        <w:spacing w:line="336" w:lineRule="auto" w:after="180"/>
+        <w:shd w:fill="F1F6FC"/>
+      </w:pPr>
+      <w:r>
+        <w:rPr>
+          <w:b w:val="0"/>
+        </w:rPr>
+        <w:t xml:space="preserve">Interpret </w:t>
+      </w:r>
+      <w:r>
+        <w:rPr>
+          <w:b/>
+        </w:rPr>
+        <w:t>calibration</w:t>
+      </w:r>
+      <w:r>
+        <w:rPr>
+          <w:b w:val="0"/>
+        </w:rPr>
+        <w:t xml:space="preserve"> and its limits.</w:t>
+      </w:r>
+    </w:p>
+    <w:p>
+      <w:pPr>
+        <w:pStyle w:val="Heading3"/>
+      </w:pPr>
+      <w:r>
         <w:t>Exact explanation to model</w:t>
       </w:r>
     </w:p>
     <w:p>
-      <w:r>
-        <w:t>8/10 matches .8 in this tiny bin. It illustrates calibration, not proof of global calibration or individual certainty; test more bins and data.</w:t>
-      </w:r>
-    </w:p>
-    <w:p>
       <w:pPr>
         <w:pStyle w:val="Heading3"/>
       </w:pPr>
       <w:r>
+        <w:t>Why the result follows</w:t>
+      </w:r>
+    </w:p>
+    <w:p>
+      <w:pPr>
+        <w:spacing w:line="336" w:lineRule="auto" w:after="180"/>
+        <w:shd w:fill="F1F6FC"/>
+      </w:pPr>
+      <w:r>
+        <w:rPr>
+          <w:b w:val="0"/>
+        </w:rPr>
+        <w:t xml:space="preserve">8/10 matches .8 in this tiny bin. It illustrates </w:t>
+      </w:r>
+      <w:r>
+        <w:rPr>
+          <w:b/>
+        </w:rPr>
+        <w:t>calibration</w:t>
+      </w:r>
+      <w:r>
+        <w:rPr>
+          <w:b w:val="0"/>
+        </w:rPr>
+        <w:t xml:space="preserve">, not proof of global </w:t>
+      </w:r>
+      <w:r>
+        <w:rPr>
+          <w:b/>
+        </w:rPr>
+        <w:t>calibration</w:t>
+      </w:r>
+      <w:r>
+        <w:rPr>
+          <w:b w:val="0"/>
+        </w:rPr>
+        <w:t xml:space="preserve"> or individual certainty; test more bins and data.</w:t>
+      </w:r>
+    </w:p>
+    <w:p>
+      <w:pPr>
+        <w:pStyle w:val="Heading3"/>
+      </w:pPr>
+      <w:r>
         <w:t>Explain the added worked example</w:t>
       </w:r>
     </w:p>
     <w:p>
-      <w:r>
-        <w:t>If many comparable cases receive probability .8, a calibrated model should produce positives in roughly 80 percent of those cases over adequate data. It does not mean every case is 80 percent correct or that exactly eight of each next ten must be positive. Calibration is assessed across groups.</w:t>
-      </w:r>
-    </w:p>
-    <w:p>
-      <w:r>
-        <w:t>Use fictional classroom data throughout this investigation. Keep the task, units, reference labels and data split visible as you reason. Earlier weeks supplied the model-building process; this week examines calibration as a group property.</w:t>
-      </w:r>
-    </w:p>
-    <w:p>
-      <w:r>
-        <w:t>In a fictional held-out check, ten cases all have predicted probability .2 and two are positive. Another ten all have probability .8 and six are positive. Average predictions are .2 and .8; observed frequencies are 2/10=.2 and 6/10=.6. The second group is overconfident for positives in this sample.</w:t>
-      </w:r>
-    </w:p>
-    <w:p>
-      <w:r>
-        <w:t>Trace the calculation on paper before running this optional Python check. Use the stated fictional inputs and compare intermediate values. The code checks this example; your independent workbook case uses different evidence.</w:t>
+      <w:pPr>
+        <w:pStyle w:val="Heading3"/>
+      </w:pPr>
+      <w:r>
+        <w:t>Explain the added worked example · 1</w:t>
+      </w:r>
+    </w:p>
+    <w:p>
+      <w:pPr>
+        <w:spacing w:line="336" w:lineRule="auto" w:after="180"/>
+      </w:pPr>
+      <w:r>
+        <w:rPr>
+          <w:b w:val="0"/>
+        </w:rPr>
+        <w:t>If many comparable cases receive probability .8, a calibrated model should produce positives in roughly 80 percent of those cases over adequate data.</w:t>
+      </w:r>
+    </w:p>
+    <w:p>
+      <w:pPr>
+        <w:spacing w:line="336" w:lineRule="auto" w:after="180"/>
+      </w:pPr>
+      <w:r>
+        <w:rPr>
+          <w:b w:val="0"/>
+        </w:rPr>
+        <w:t xml:space="preserve">It does not mean every case is 80 percent correct or that exactly eight of each next ten must be positive. </w:t>
+      </w:r>
+      <w:r>
+        <w:rPr>
+          <w:b/>
+        </w:rPr>
+        <w:t>Calibration</w:t>
+      </w:r>
+      <w:r>
+        <w:rPr>
+          <w:b w:val="0"/>
+        </w:rPr>
+        <w:t xml:space="preserve"> is assessed across groups.</w:t>
+      </w:r>
+    </w:p>
+    <w:p>
+      <w:pPr>
+        <w:spacing w:line="336" w:lineRule="auto" w:after="180"/>
+      </w:pPr>
+      <w:r>
+        <w:rPr>
+          <w:b w:val="0"/>
+        </w:rPr>
+        <w:t>Use fictional classroom data throughout this investigation. Keep the task, units, reference labels and data split visible as you reason.</w:t>
+      </w:r>
+    </w:p>
+    <w:p>
+      <w:pPr>
+        <w:spacing w:line="336" w:lineRule="auto" w:after="180"/>
+      </w:pPr>
+      <w:r>
+        <w:rPr>
+          <w:b w:val="0"/>
+        </w:rPr>
+        <w:t xml:space="preserve">Earlier weeks supplied the model-building </w:t>
+      </w:r>
+      <w:r>
+        <w:rPr>
+          <w:b/>
+        </w:rPr>
+        <w:t>process</w:t>
+      </w:r>
+      <w:r>
+        <w:rPr>
+          <w:b w:val="0"/>
+        </w:rPr>
+        <w:t xml:space="preserve">; this week examines </w:t>
+      </w:r>
+      <w:r>
+        <w:rPr>
+          <w:b/>
+        </w:rPr>
+        <w:t>calibration</w:t>
+      </w:r>
+      <w:r>
+        <w:rPr>
+          <w:b w:val="0"/>
+        </w:rPr>
+        <w:t xml:space="preserve"> as a group property.</w:t>
+      </w:r>
+    </w:p>
+    <w:p>
+      <w:pPr>
+        <w:pStyle w:val="Heading3"/>
+      </w:pPr>
+      <w:r>
+        <w:t>Explain the added worked example · 2</w:t>
+      </w:r>
+    </w:p>
+    <w:p>
+      <w:pPr>
+        <w:spacing w:line="336" w:lineRule="auto" w:after="180"/>
+      </w:pPr>
+      <w:r>
+        <w:rPr>
+          <w:b w:val="0"/>
+        </w:rPr>
+        <w:t>In a fictional held-out check, ten cases all have predicted probability .2 and two are positive. Another ten all have probability .8 and six are positive.</w:t>
+      </w:r>
+    </w:p>
+    <w:p>
+      <w:pPr>
+        <w:spacing w:line="336" w:lineRule="auto" w:after="180"/>
+      </w:pPr>
+      <w:r>
+        <w:rPr>
+          <w:b w:val="0"/>
+        </w:rPr>
+        <w:t xml:space="preserve">Average </w:t>
+      </w:r>
+      <w:r>
+        <w:rPr>
+          <w:b/>
+        </w:rPr>
+        <w:t>prediction</w:t>
+      </w:r>
+      <w:r>
+        <w:rPr>
+          <w:b w:val="0"/>
+        </w:rPr>
+        <w:t>s are .2 and .8; observed frequencies are 2/10=.2 and 6/10=.6. The second group is overconfident for positives in this sample.</w:t>
+      </w:r>
+    </w:p>
+    <w:p>
+      <w:pPr>
+        <w:spacing w:line="336" w:lineRule="auto" w:after="180"/>
+      </w:pPr>
+      <w:r>
+        <w:rPr>
+          <w:b w:val="0"/>
+        </w:rPr>
+        <w:t xml:space="preserve">Trace the calculation on paper before running this optional Python check. Use the stated fictional </w:t>
+      </w:r>
+      <w:r>
+        <w:rPr>
+          <w:b/>
+        </w:rPr>
+        <w:t>input</w:t>
+      </w:r>
+      <w:r>
+        <w:rPr>
+          <w:b w:val="0"/>
+        </w:rPr>
+        <w:t xml:space="preserve">s and compare intermediate values. The code checks this example; your independent workbook case uses different </w:t>
+      </w:r>
+      <w:r>
+        <w:rPr>
+          <w:b/>
+        </w:rPr>
+        <w:t>evidence</w:t>
+      </w:r>
+      <w:r>
+        <w:rPr>
+          <w:b w:val="0"/>
+        </w:rPr>
+        <w:t>.</w:t>
       </w:r>
     </w:p>
     <w:p>
@@ -784,8 +1879,37 @@
       </w:r>
     </w:p>
     <w:p>
-      <w:r>
-        <w:t>Use the complete worked example below before asking learners to complete W2. Reveal a small part, invite a prediction, then explain the deciding step. These teacher notes contain solutions; do not reveal the independent case answer during modelling.</w:t>
+      <w:pPr>
+        <w:spacing w:line="336" w:lineRule="auto" w:after="180"/>
+      </w:pPr>
+      <w:r>
+        <w:rPr>
+          <w:b w:val="0"/>
+        </w:rPr>
+        <w:t xml:space="preserve">Use the complete worked example below before asking learners to complete W2. Reveal a small part, invite a </w:t>
+      </w:r>
+      <w:r>
+        <w:rPr>
+          <w:b/>
+        </w:rPr>
+        <w:t>prediction</w:t>
+      </w:r>
+      <w:r>
+        <w:rPr>
+          <w:b w:val="0"/>
+        </w:rPr>
+        <w:t>, then explain the deciding step.</w:t>
+      </w:r>
+    </w:p>
+    <w:p>
+      <w:pPr>
+        <w:spacing w:line="336" w:lineRule="auto" w:after="180"/>
+      </w:pPr>
+      <w:r>
+        <w:rPr>
+          <w:b w:val="0"/>
+        </w:rPr>
+        <w:t>These teacher notes contain solutions; do not reveal the independent case answer during modelling.</w:t>
       </w:r>
     </w:p>
     <w:p>
@@ -1075,7 +2199,13 @@
       </w:tr>
     </w:tbl>
     <w:p>
-      <w:r>
+      <w:pPr>
+        <w:spacing w:line="336" w:lineRule="auto" w:after="180"/>
+      </w:pPr>
+      <w:r>
+        <w:rPr>
+          <w:b w:val="0"/>
+        </w:rPr>
         <w:t>Use the diagram and verbal explanation together. Ask learners to match a sentence to a specific visual step; do not assign learners fixed visual or auditory learning styles.</w:t>
       </w:r>
     </w:p>
@@ -1088,8 +2218,38 @@
       </w:r>
     </w:p>
     <w:p>
-      <w:r>
-        <w:t>Treat calibration as a comparison across groups of probability scores.</w:t>
+      <w:pPr>
+        <w:spacing w:line="336" w:lineRule="auto" w:after="180"/>
+      </w:pPr>
+      <w:r>
+        <w:rPr>
+          <w:b w:val="0"/>
+        </w:rPr>
+        <w:t xml:space="preserve">Treat </w:t>
+      </w:r>
+      <w:r>
+        <w:rPr>
+          <w:b/>
+        </w:rPr>
+        <w:t>calibration</w:t>
+      </w:r>
+      <w:r>
+        <w:rPr>
+          <w:b w:val="0"/>
+        </w:rPr>
+        <w:t xml:space="preserve"> as a comparison across groups of probability </w:t>
+      </w:r>
+      <w:r>
+        <w:rPr>
+          <w:b/>
+        </w:rPr>
+        <w:t>score</w:t>
+      </w:r>
+      <w:r>
+        <w:rPr>
+          <w:b w:val="0"/>
+        </w:rPr>
+        <w:t>s.</w:t>
       </w:r>
     </w:p>
     <w:p>
@@ -1101,13 +2261,67 @@
       </w:r>
     </w:p>
     <w:p>
-      <w:r>
-        <w:t>Toy classifier outputs p(spotted)=0.8 on ten cases; eight are actually spotted. Another ten have p=0.2; four are spotted.</w:t>
-      </w:r>
-    </w:p>
-    <w:p>
-      <w:r>
-        <w:t>All inputs and outcomes in this worked example are invented classroom data; no real model run is claimed.</w:t>
+      <w:pPr>
+        <w:pStyle w:val="Heading3"/>
+      </w:pPr>
+      <w:r>
+        <w:t>Supplied facts</w:t>
+      </w:r>
+    </w:p>
+    <w:p>
+      <w:pPr>
+        <w:spacing w:line="336" w:lineRule="auto" w:after="180"/>
+        <w:shd w:fill="F1F6FC"/>
+      </w:pPr>
+      <w:r>
+        <w:rPr>
+          <w:b w:val="0"/>
+        </w:rPr>
+        <w:t xml:space="preserve">Toy classifier </w:t>
+      </w:r>
+      <w:r>
+        <w:rPr>
+          <w:b/>
+        </w:rPr>
+        <w:t>output</w:t>
+      </w:r>
+      <w:r>
+        <w:rPr>
+          <w:b w:val="0"/>
+        </w:rPr>
+        <w:t>s p(spotted)=0.8 on ten cases; eight are actually spotted. Another ten have p=0.2; four are spotted.</w:t>
+      </w:r>
+    </w:p>
+    <w:p>
+      <w:pPr>
+        <w:pStyle w:val="Heading3"/>
+      </w:pPr>
+      <w:r>
+        <w:t>Supplied facts</w:t>
+      </w:r>
+    </w:p>
+    <w:p>
+      <w:pPr>
+        <w:spacing w:line="336" w:lineRule="auto" w:after="180"/>
+        <w:shd w:fill="F1F6FC"/>
+      </w:pPr>
+      <w:r>
+        <w:rPr>
+          <w:b w:val="0"/>
+        </w:rPr>
+        <w:t xml:space="preserve">All </w:t>
+      </w:r>
+      <w:r>
+        <w:rPr>
+          <w:b/>
+        </w:rPr>
+        <w:t>input</w:t>
+      </w:r>
+      <w:r>
+        <w:rPr>
+          <w:b w:val="0"/>
+        </w:rPr>
+        <w:t>s and outcomes in this worked example are invented classroom data; no real model run is claimed.</w:t>
       </w:r>
     </w:p>
     <w:p>
@@ -1270,57 +2484,271 @@
       </w:r>
     </w:p>
     <w:p>
-      <w:r>
-        <w:t>Read the picture in order. The 0.8 group matches here; the 0.2 group understates the observed fraction by 0.2. The arrows show which recorded input or intermediate result each decision uses. Explain the deciding step aloud before checking the changed case; pointing to the final answer alone does not show how it follows.</w:t>
-      </w:r>
-    </w:p>
-    <w:p>
       <w:pPr>
         <w:pStyle w:val="Heading3"/>
       </w:pPr>
       <w:r>
+        <w:t>Why the result follows</w:t>
+      </w:r>
+    </w:p>
+    <w:p>
+      <w:pPr>
+        <w:spacing w:line="336" w:lineRule="auto" w:after="180"/>
+        <w:shd w:fill="F1F6FC"/>
+      </w:pPr>
+      <w:r>
+        <w:rPr>
+          <w:b w:val="0"/>
+        </w:rPr>
+        <w:t xml:space="preserve">Read the picture in order. The 0.8 group matches here; the 0.2 group understates the observed fraction by 0.2. The arrows show which recorded </w:t>
+      </w:r>
+      <w:r>
+        <w:rPr>
+          <w:b/>
+        </w:rPr>
+        <w:t>input</w:t>
+      </w:r>
+      <w:r>
+        <w:rPr>
+          <w:b w:val="0"/>
+        </w:rPr>
+        <w:t xml:space="preserve"> or intermediate result each decision uses.</w:t>
+      </w:r>
+    </w:p>
+    <w:p>
+      <w:pPr>
+        <w:spacing w:line="336" w:lineRule="auto" w:after="180"/>
+        <w:shd w:fill="F1F6FC"/>
+      </w:pPr>
+      <w:r>
+        <w:rPr>
+          <w:b w:val="0"/>
+        </w:rPr>
+        <w:t>Explain the deciding step aloud before checking the changed case; pointing to the final answer alone does not show how it follows.</w:t>
+      </w:r>
+    </w:p>
+    <w:p>
+      <w:pPr>
+        <w:pStyle w:val="Heading3"/>
+      </w:pPr>
+      <w:r>
         <w:t>What this example does not establish</w:t>
       </w:r>
     </w:p>
     <w:p>
-      <w:r>
-        <w:t>Ten cases per group provide noisy evidence; the exercise does not establish calibration on every score or setting.</w:t>
-      </w:r>
-    </w:p>
-    <w:p>
       <w:pPr>
         <w:pStyle w:val="Heading3"/>
       </w:pPr>
       <w:r>
+        <w:t>Keep the stated limit</w:t>
+      </w:r>
+    </w:p>
+    <w:p>
+      <w:pPr>
+        <w:spacing w:line="336" w:lineRule="auto" w:after="180"/>
+        <w:shd w:fill="FFF5E6"/>
+      </w:pPr>
+      <w:r>
+        <w:rPr>
+          <w:b w:val="0"/>
+        </w:rPr>
+        <w:t xml:space="preserve">Ten cases per group provide noisy </w:t>
+      </w:r>
+      <w:r>
+        <w:rPr>
+          <w:b/>
+        </w:rPr>
+        <w:t>evidence</w:t>
+      </w:r>
+      <w:r>
+        <w:rPr>
+          <w:b w:val="0"/>
+        </w:rPr>
+        <w:t xml:space="preserve">; the exercise does not establish </w:t>
+      </w:r>
+      <w:r>
+        <w:rPr>
+          <w:b/>
+        </w:rPr>
+        <w:t>calibration</w:t>
+      </w:r>
+      <w:r>
+        <w:rPr>
+          <w:b w:val="0"/>
+        </w:rPr>
+        <w:t xml:space="preserve"> on every </w:t>
+      </w:r>
+      <w:r>
+        <w:rPr>
+          <w:b/>
+        </w:rPr>
+        <w:t>score</w:t>
+      </w:r>
+      <w:r>
+        <w:rPr>
+          <w:b w:val="0"/>
+        </w:rPr>
+        <w:t xml:space="preserve"> or setting.</w:t>
+      </w:r>
+    </w:p>
+    <w:p>
+      <w:pPr>
+        <w:pStyle w:val="Heading3"/>
+      </w:pPr>
+      <w:r>
         <w:t>Change one thing in the pictured case</w:t>
       </w:r>
     </w:p>
     <w:p>
-      <w:r>
+      <w:pPr>
+        <w:pStyle w:val="Heading3"/>
+      </w:pPr>
+      <w:r>
+        <w:t>Change one thing</w:t>
+      </w:r>
+    </w:p>
+    <w:p>
+      <w:pPr>
+        <w:spacing w:line="336" w:lineRule="auto" w:after="180"/>
+        <w:shd w:fill="F5F1FB"/>
+      </w:pPr>
+      <w:r>
+        <w:rPr>
+          <w:b w:val="0"/>
+        </w:rPr>
         <w:t>Change: The 0.2 group has two spotted cases instead of four.</w:t>
       </w:r>
     </w:p>
     <w:p>
-      <w:r>
-        <w:t>Prediction: Its observed fraction becomes 0.2 and matches the supplied score in this group.</w:t>
-      </w:r>
-    </w:p>
-    <w:p>
-      <w:r>
-        <w:t>Reason: Calibration compares stated probabilities with group outcome frequencies.</w:t>
-      </w:r>
-    </w:p>
-    <w:p>
       <w:pPr>
         <w:pStyle w:val="Heading3"/>
       </w:pPr>
       <w:r>
+        <w:t>Predicted result</w:t>
+      </w:r>
+    </w:p>
+    <w:p>
+      <w:pPr>
+        <w:spacing w:line="336" w:lineRule="auto" w:after="180"/>
+        <w:shd w:fill="F1F6FC"/>
+      </w:pPr>
+      <w:r>
+        <w:rPr>
+          <w:b/>
+        </w:rPr>
+        <w:t>Prediction</w:t>
+      </w:r>
+      <w:r>
+        <w:rPr>
+          <w:b w:val="0"/>
+        </w:rPr>
+        <w:t xml:space="preserve">: Its observed fraction becomes 0.2 and matches the supplied </w:t>
+      </w:r>
+      <w:r>
+        <w:rPr>
+          <w:b/>
+        </w:rPr>
+        <w:t>score</w:t>
+      </w:r>
+      <w:r>
+        <w:rPr>
+          <w:b w:val="0"/>
+        </w:rPr>
+        <w:t xml:space="preserve"> in this group.</w:t>
+      </w:r>
+    </w:p>
+    <w:p>
+      <w:pPr>
+        <w:pStyle w:val="Heading3"/>
+      </w:pPr>
+      <w:r>
+        <w:t>Why the result follows</w:t>
+      </w:r>
+    </w:p>
+    <w:p>
+      <w:pPr>
+        <w:spacing w:line="336" w:lineRule="auto" w:after="180"/>
+        <w:shd w:fill="F1F6FC"/>
+      </w:pPr>
+      <w:r>
+        <w:rPr>
+          <w:b w:val="0"/>
+        </w:rPr>
+        <w:t xml:space="preserve">Reason: </w:t>
+      </w:r>
+      <w:r>
+        <w:rPr>
+          <w:b/>
+        </w:rPr>
+        <w:t>Calibration</w:t>
+      </w:r>
+      <w:r>
+        <w:rPr>
+          <w:b w:val="0"/>
+        </w:rPr>
+        <w:t xml:space="preserve"> compares stated probabilities with group outcome frequencies.</w:t>
+      </w:r>
+    </w:p>
+    <w:p>
+      <w:pPr>
+        <w:pStyle w:val="Heading3"/>
+      </w:pPr>
+      <w:r>
         <w:t>Ask while showing the picture</w:t>
       </w:r>
     </w:p>
     <w:p>
-      <w:r>
-        <w:t>Cover the result. Ask learners to name the inputs and predict the next step. Uncover one step, connect the icon to the actual procedure, and explain its evidence. Then change the supplied condition and compare. The picture is a representation; it does not document execution of a real AI model.</w:t>
+      <w:pPr>
+        <w:pStyle w:val="Heading3"/>
+      </w:pPr>
+      <w:r>
+        <w:t>Ask while showing the picture · 3</w:t>
+      </w:r>
+    </w:p>
+    <w:p>
+      <w:pPr>
+        <w:spacing w:line="336" w:lineRule="auto" w:after="180"/>
+      </w:pPr>
+      <w:r>
+        <w:rPr>
+          <w:b w:val="0"/>
+        </w:rPr>
+        <w:t xml:space="preserve">Cover the result. Ask learners to name the </w:t>
+      </w:r>
+      <w:r>
+        <w:rPr>
+          <w:b/>
+        </w:rPr>
+        <w:t>input</w:t>
+      </w:r>
+      <w:r>
+        <w:rPr>
+          <w:b w:val="0"/>
+        </w:rPr>
+        <w:t xml:space="preserve">s and predict the next step. Uncover one step, connect the icon to the actual procedure, and explain its </w:t>
+      </w:r>
+      <w:r>
+        <w:rPr>
+          <w:b/>
+        </w:rPr>
+        <w:t>evidence</w:t>
+      </w:r>
+      <w:r>
+        <w:rPr>
+          <w:b w:val="0"/>
+        </w:rPr>
+        <w:t>. Then change the supplied condition and compare.</w:t>
+      </w:r>
+    </w:p>
+    <w:p>
+      <w:pPr>
+        <w:spacing w:line="336" w:lineRule="auto" w:after="180"/>
+      </w:pPr>
+      <w:r>
+        <w:rPr>
+          <w:b w:val="0"/>
+        </w:rPr>
+        <w:t>The picture is a representation; it does not document execution of a real AI model.</w:t>
       </w:r>
     </w:p>
     <w:p>
@@ -1332,11 +2760,16 @@
       </w:r>
     </w:p>
     <w:p>
+      <w:r>
+        <w:t>Demonstrate Scores and Calibration Intuition, reduce support deliberately and check individual reasoning before discussing answers.</w:t>
+      </w:r>
+    </w:p>
+    <w:p>
       <w:pPr>
         <w:pStyle w:val="Heading3"/>
       </w:pPr>
       <w:r>
-        <w:t>Demonstrate and guide practice</w:t>
+        <w:t>Board sequence</w:t>
       </w:r>
     </w:p>
     <w:p>
@@ -1344,55 +2777,233 @@
         <w:pStyle w:val="Heading3"/>
       </w:pPr>
       <w:r>
-        <w:t>Board sequence</w:t>
-      </w:r>
-    </w:p>
-    <w:p>
-      <w:r>
+        <w:t>1. Put the facts on the board</w:t>
+      </w:r>
+    </w:p>
+    <w:p>
+      <w:pPr>
+        <w:spacing w:line="336" w:lineRule="auto" w:after="180"/>
+        <w:shd w:fill="F4F9FC"/>
+      </w:pPr>
+      <w:r>
+        <w:rPr>
+          <w:b w:val="0"/>
+        </w:rPr>
         <w:t>Write the given facts: Ten cases receive probability .8 for spotted; eight are spotted.</w:t>
       </w:r>
     </w:p>
     <w:p>
-      <w:r>
-        <w:t>Write the question to explain: Interpret calibration and its limits.</w:t>
-      </w:r>
-    </w:p>
-    <w:p>
-      <w:r>
-        <w:t>Reveal after predictions: 8/10 matches .8 in this tiny bin. It illustrates calibration, not proof of global calibration or individual certainty; test more bins and data.</w:t>
-      </w:r>
-    </w:p>
-    <w:p>
-      <w:r>
-        <w:t>Keep for an independent attempt: Among 20 predictions with score 0.8, 12 are correct. What is observed accuracy in this group and how does it compare with 0.8?</w:t>
-      </w:r>
-    </w:p>
-    <w:p>
       <w:pPr>
         <w:pStyle w:val="Heading3"/>
       </w:pPr>
       <w:r>
+        <w:t>2. State the decision to explain</w:t>
+      </w:r>
+    </w:p>
+    <w:p>
+      <w:pPr>
+        <w:spacing w:line="336" w:lineRule="auto" w:after="180"/>
+        <w:shd w:fill="F4F9FC"/>
+      </w:pPr>
+      <w:r>
+        <w:rPr>
+          <w:b w:val="0"/>
+        </w:rPr>
+        <w:t xml:space="preserve">Write the question to explain: Interpret </w:t>
+      </w:r>
+      <w:r>
+        <w:rPr>
+          <w:b/>
+        </w:rPr>
+        <w:t>calibration</w:t>
+      </w:r>
+      <w:r>
+        <w:rPr>
+          <w:b w:val="0"/>
+        </w:rPr>
+        <w:t xml:space="preserve"> and its limits.</w:t>
+      </w:r>
+    </w:p>
+    <w:p>
+      <w:pPr>
+        <w:pStyle w:val="Heading3"/>
+      </w:pPr>
+      <w:r>
+        <w:t>3. Reveal the worked reasoning</w:t>
+      </w:r>
+    </w:p>
+    <w:p>
+      <w:pPr>
+        <w:spacing w:line="336" w:lineRule="auto" w:after="180"/>
+        <w:shd w:fill="F1F6FC"/>
+      </w:pPr>
+      <w:r>
+        <w:rPr>
+          <w:b w:val="0"/>
+        </w:rPr>
+        <w:t xml:space="preserve">Reveal after </w:t>
+      </w:r>
+      <w:r>
+        <w:rPr>
+          <w:b/>
+        </w:rPr>
+        <w:t>prediction</w:t>
+      </w:r>
+      <w:r>
+        <w:rPr>
+          <w:b w:val="0"/>
+        </w:rPr>
+        <w:t xml:space="preserve">s: 8/10 matches .8 in this tiny bin. It illustrates </w:t>
+      </w:r>
+      <w:r>
+        <w:rPr>
+          <w:b/>
+        </w:rPr>
+        <w:t>calibration</w:t>
+      </w:r>
+      <w:r>
+        <w:rPr>
+          <w:b w:val="0"/>
+        </w:rPr>
+        <w:t xml:space="preserve">, not proof of global </w:t>
+      </w:r>
+      <w:r>
+        <w:rPr>
+          <w:b/>
+        </w:rPr>
+        <w:t>calibration</w:t>
+      </w:r>
+      <w:r>
+        <w:rPr>
+          <w:b w:val="0"/>
+        </w:rPr>
+        <w:t xml:space="preserve"> or individual certainty; test more bins and data.</w:t>
+      </w:r>
+    </w:p>
+    <w:p>
+      <w:pPr>
+        <w:pStyle w:val="Heading3"/>
+      </w:pPr>
+      <w:r>
+        <w:t>Hold back the independent task</w:t>
+      </w:r>
+    </w:p>
+    <w:p>
+      <w:pPr>
+        <w:spacing w:line="336" w:lineRule="auto" w:after="180"/>
+        <w:shd w:fill="F5F1FB"/>
+      </w:pPr>
+      <w:r>
+        <w:rPr>
+          <w:b w:val="0"/>
+        </w:rPr>
+        <w:t xml:space="preserve">Keep for an independent attempt: Among 20 </w:t>
+      </w:r>
+      <w:r>
+        <w:rPr>
+          <w:b/>
+        </w:rPr>
+        <w:t>prediction</w:t>
+      </w:r>
+      <w:r>
+        <w:rPr>
+          <w:b w:val="0"/>
+        </w:rPr>
+        <w:t xml:space="preserve">s with </w:t>
+      </w:r>
+      <w:r>
+        <w:rPr>
+          <w:b/>
+        </w:rPr>
+        <w:t>score</w:t>
+      </w:r>
+      <w:r>
+        <w:rPr>
+          <w:b w:val="0"/>
+        </w:rPr>
+        <w:t xml:space="preserve"> 0.8, 12 are correct. What is observed accuracy in this group and how does it compare with 0.8?</w:t>
+      </w:r>
+    </w:p>
+    <w:p>
+      <w:pPr>
+        <w:pStyle w:val="Heading3"/>
+      </w:pPr>
+      <w:r>
         <w:t>Classroom dialogue</w:t>
       </w:r>
     </w:p>
     <w:p>
-      <w:r>
+      <w:pPr>
+        <w:pStyle w:val="Heading3"/>
+      </w:pPr>
+      <w:r>
+        <w:t>Ask the class</w:t>
+      </w:r>
+    </w:p>
+    <w:p>
+      <w:pPr>
+        <w:spacing w:line="336" w:lineRule="auto" w:after="180"/>
+        <w:shd w:fill="F5F1FB"/>
+      </w:pPr>
+      <w:r>
+        <w:rPr>
+          <w:b w:val="0"/>
+        </w:rPr>
         <w:t>Ask: Which facts are given, and which would we have to assume? Learners mark relevant details before discussing answers.</w:t>
       </w:r>
     </w:p>
     <w:p>
-      <w:r>
+      <w:pPr>
+        <w:pStyle w:val="Heading3"/>
+      </w:pPr>
+      <w:r>
+        <w:t>Language to model</w:t>
+      </w:r>
+    </w:p>
+    <w:p>
+      <w:pPr>
+        <w:spacing w:line="336" w:lineRule="auto" w:after="180"/>
+        <w:shd w:fill="F1F6F8"/>
+      </w:pPr>
+      <w:r>
+        <w:rPr>
+          <w:b w:val="0"/>
+        </w:rPr>
         <w:t>Say: Predict first. Show the rule, information path or calculation that would produce the result. A correct guess is not yet an explanation.</w:t>
       </w:r>
     </w:p>
     <w:p>
-      <w:r>
+      <w:pPr>
+        <w:spacing w:line="336" w:lineRule="auto" w:after="180"/>
+      </w:pPr>
+      <w:r>
+        <w:rPr>
+          <w:b w:val="0"/>
+        </w:rPr>
         <w:t>Reveal reasoning one step at a time. Explain why a tempting alternative fails. Write units and denominators for arithmetic, trace conditions for decisions, and identify supporting sources for claims.</w:t>
       </w:r>
     </w:p>
     <w:p>
-      <w:r>
-        <w:t>In pairs, one learner solves while the other checks evidence; exchange roles. Remove the worked answer before independent assessment.</w:t>
+      <w:pPr>
+        <w:spacing w:line="336" w:lineRule="auto" w:after="180"/>
+      </w:pPr>
+      <w:r>
+        <w:rPr>
+          <w:b w:val="0"/>
+        </w:rPr>
+        <w:t xml:space="preserve">In pairs, one learner solves while the other checks </w:t>
+      </w:r>
+      <w:r>
+        <w:rPr>
+          <w:b/>
+        </w:rPr>
+        <w:t>evidence</w:t>
+      </w:r>
+      <w:r>
+        <w:rPr>
+          <w:b w:val="0"/>
+        </w:rPr>
+        <w:t>; exchange roles. Remove the worked answer before independent assessment.</w:t>
       </w:r>
     </w:p>
     <w:p>
@@ -1404,7 +3015,13 @@
       </w:r>
     </w:p>
     <w:p>
-      <w:r>
+      <w:pPr>
+        <w:spacing w:line="336" w:lineRule="auto" w:after="180"/>
+      </w:pPr>
+      <w:r>
+        <w:rPr>
+          <w:b w:val="0"/>
+        </w:rPr>
         <w:t>Guided response: The .8 group exceeds observed .6 by .2, or 20 percentage points in this sample. Exit response: The reported improvement reuses the answers used for adjustment; evaluate the frozen adjustment on separate data.</w:t>
       </w:r>
     </w:p>
@@ -1637,18 +3254,77 @@
       </w:r>
     </w:p>
     <w:p>
-      <w:r>
+      <w:pPr>
+        <w:pStyle w:val="Heading3"/>
+      </w:pPr>
+      <w:r>
+        <w:t>Completion practice</w:t>
+      </w:r>
+    </w:p>
+    <w:p>
+      <w:pPr>
+        <w:spacing w:line="336" w:lineRule="auto" w:after="180"/>
+        <w:shd w:fill="F5F1FB"/>
+      </w:pPr>
+      <w:r>
+        <w:rPr>
+          <w:b w:val="0"/>
+        </w:rPr>
         <w:t>Completion task: Which worked group overstates positive frequency and by how much?</w:t>
       </w:r>
     </w:p>
     <w:p>
-      <w:r>
+      <w:pPr>
+        <w:pStyle w:val="Heading3"/>
+      </w:pPr>
+      <w:r>
+        <w:t>Reasoning to listen for</w:t>
+      </w:r>
+    </w:p>
+    <w:p>
+      <w:pPr>
+        <w:spacing w:line="336" w:lineRule="auto" w:after="180"/>
+        <w:shd w:fill="F1F6FC"/>
+      </w:pPr>
+      <w:r>
+        <w:rPr>
+          <w:b w:val="0"/>
+        </w:rPr>
         <w:t>Teacher check: Teacher explanation: The .8 group exceeds observed .6 by .2, or 20 percentage points in this sample.</w:t>
       </w:r>
     </w:p>
     <w:p>
-      <w:r>
-        <w:t>Start by identifying the given inputs together. Leave the intermediate steps blank. If needed, model one step, then withdraw that help on the next step. Move to a full trace only when the partial trace is understood. For partners, alternate explainer and checker; collect a response from every learner before discussion.</w:t>
+      <w:pPr>
+        <w:spacing w:line="336" w:lineRule="auto" w:after="180"/>
+      </w:pPr>
+      <w:r>
+        <w:rPr>
+          <w:b w:val="0"/>
+        </w:rPr>
+        <w:t xml:space="preserve">Start by identifying the given </w:t>
+      </w:r>
+      <w:r>
+        <w:rPr>
+          <w:b/>
+        </w:rPr>
+        <w:t>input</w:t>
+      </w:r>
+      <w:r>
+        <w:rPr>
+          <w:b w:val="0"/>
+        </w:rPr>
+        <w:t>s together. Leave the intermediate steps blank. If needed, model one step, then withdraw that help on the next step. Move to a full trace only when the partial trace is understood.</w:t>
+      </w:r>
+    </w:p>
+    <w:p>
+      <w:pPr>
+        <w:spacing w:line="336" w:lineRule="auto" w:after="180"/>
+      </w:pPr>
+      <w:r>
+        <w:rPr>
+          <w:b w:val="0"/>
+        </w:rPr>
+        <w:t>For partners, alternate explainer and checker; collect a response from every learner before discussion.</w:t>
       </w:r>
     </w:p>
     <w:p>
@@ -1660,18 +3336,79 @@
       </w:r>
     </w:p>
     <w:p>
-      <w:r>
-        <w:t>Use the worked case for Calibration as a group property. Proposed explanation: “A final answer is enough”. Decide whether this explanation is supported. Point to the step or supplied fact that decides; explain your repair if needed.</w:t>
-      </w:r>
-    </w:p>
-    <w:p>
-      <w:r>
+      <w:pPr>
+        <w:spacing w:line="336" w:lineRule="auto" w:after="180"/>
+      </w:pPr>
+      <w:r>
+        <w:rPr>
+          <w:b w:val="0"/>
+        </w:rPr>
+        <w:t xml:space="preserve">Use the worked case for </w:t>
+      </w:r>
+      <w:r>
+        <w:rPr>
+          <w:b/>
+        </w:rPr>
+        <w:t>Calibration</w:t>
+      </w:r>
+      <w:r>
+        <w:rPr>
+          <w:b w:val="0"/>
+        </w:rPr>
+        <w:t xml:space="preserve"> as a group property. Proposed explanation: “A final answer is enough”. Decide whether this explanation is supported.</w:t>
+      </w:r>
+    </w:p>
+    <w:p>
+      <w:pPr>
+        <w:spacing w:line="336" w:lineRule="auto" w:after="180"/>
+      </w:pPr>
+      <w:r>
+        <w:rPr>
+          <w:b w:val="0"/>
+        </w:rPr>
+        <w:t>Point to the step or supplied fact that decides; explain your repair if needed.</w:t>
+      </w:r>
+    </w:p>
+    <w:p>
+      <w:pPr>
+        <w:pStyle w:val="Heading3"/>
+      </w:pPr>
+      <w:r>
+        <w:t>Expected repair</w:t>
+      </w:r>
+    </w:p>
+    <w:p>
+      <w:pPr>
+        <w:spacing w:line="336" w:lineRule="auto" w:after="180"/>
+        <w:shd w:fill="F1F6FC"/>
+      </w:pPr>
+      <w:r>
+        <w:rPr>
+          <w:b w:val="0"/>
+        </w:rPr>
         <w:t>Expected correction: Ask for the relevant counts, units, procedure or saved record. For this week: 2/10=.2 and 6/10=.6.</w:t>
       </w:r>
     </w:p>
     <w:p>
-      <w:r>
-        <w:t>Collect explanations, not only yes/no votes. If a misunderstanding is common, re-model the relevant step for the class. If it affects a few learners, give a short targeted group explanation while others solve a more demanding variation.</w:t>
+      <w:pPr>
+        <w:spacing w:line="336" w:lineRule="auto" w:after="180"/>
+      </w:pPr>
+      <w:r>
+        <w:rPr>
+          <w:b w:val="0"/>
+        </w:rPr>
+        <w:t>Collect explanations, not only yes/no votes. If a misunderstanding is common, re-model the relevant step for the class.</w:t>
+      </w:r>
+    </w:p>
+    <w:p>
+      <w:pPr>
+        <w:spacing w:line="336" w:lineRule="auto" w:after="180"/>
+      </w:pPr>
+      <w:r>
+        <w:rPr>
+          <w:b w:val="0"/>
+        </w:rPr>
+        <w:t>If it affects a few learners, give a short targeted group explanation while others solve a more demanding variation.</w:t>
       </w:r>
     </w:p>
     <w:p>
@@ -1683,8 +3420,38 @@
       </w:r>
     </w:p>
     <w:p>
-      <w:r>
-        <w:t>Does a calibrated 0.8 score mean every such leaf is spotted? Point to the relevant step in the picture, then write the changed result and the rule or evidence that supports it.</w:t>
+      <w:pPr>
+        <w:spacing w:line="336" w:lineRule="auto" w:after="180"/>
+      </w:pPr>
+      <w:r>
+        <w:rPr>
+          <w:b w:val="0"/>
+        </w:rPr>
+        <w:t xml:space="preserve">Does a calibrated 0.8 </w:t>
+      </w:r>
+      <w:r>
+        <w:rPr>
+          <w:b/>
+        </w:rPr>
+        <w:t>score</w:t>
+      </w:r>
+      <w:r>
+        <w:rPr>
+          <w:b w:val="0"/>
+        </w:rPr>
+        <w:t xml:space="preserve"> mean every such leaf is spotted? Point to the relevant step in the picture, then write the changed result and the rule or </w:t>
+      </w:r>
+      <w:r>
+        <w:rPr>
+          <w:b/>
+        </w:rPr>
+        <w:t>evidence</w:t>
+      </w:r>
+      <w:r>
+        <w:rPr>
+          <w:b w:val="0"/>
+        </w:rPr>
+        <w:t xml:space="preserve"> that supports it.</w:t>
       </w:r>
     </w:p>
     <w:p>
@@ -1696,18 +3463,113 @@
       </w:r>
     </w:p>
     <w:p>
-      <w:r>
-        <w:t>No. It describes a group proportion: here eight of ten are spotted, and two are not. It is not an individual guarantee. Changed-case check: Its observed fraction becomes 0.2 and matches the supplied score in this group. Calibration compares stated probabilities with group outcome frequencies.</w:t>
-      </w:r>
-    </w:p>
-    <w:p>
-      <w:r>
-        <w:t>Changed-case reasoning: Its observed fraction becomes 0.2 and matches the supplied score in this group. Calibration compares stated probabilities with group outcome frequencies.</w:t>
-      </w:r>
-    </w:p>
-    <w:p>
-      <w:r>
-        <w:t>Collect each learner’s explanation before discussion. Use the first missing connection between input, deciding step and result to choose support. This question is worked-case practice, not fresh mastery evidence.</w:t>
+      <w:pPr>
+        <w:spacing w:line="336" w:lineRule="auto" w:after="180"/>
+      </w:pPr>
+      <w:r>
+        <w:rPr>
+          <w:b w:val="0"/>
+        </w:rPr>
+        <w:t xml:space="preserve">No. It describes a group proportion: here eight of ten are spotted, and two are not. It is not an individual guarantee. Changed-case check: Its observed fraction becomes 0.2 and matches the supplied </w:t>
+      </w:r>
+      <w:r>
+        <w:rPr>
+          <w:b/>
+        </w:rPr>
+        <w:t>score</w:t>
+      </w:r>
+      <w:r>
+        <w:rPr>
+          <w:b w:val="0"/>
+        </w:rPr>
+        <w:t xml:space="preserve"> in this group.</w:t>
+      </w:r>
+    </w:p>
+    <w:p>
+      <w:pPr>
+        <w:spacing w:line="336" w:lineRule="auto" w:after="180"/>
+      </w:pPr>
+      <w:r>
+        <w:rPr>
+          <w:b/>
+        </w:rPr>
+        <w:t>Calibration</w:t>
+      </w:r>
+      <w:r>
+        <w:rPr>
+          <w:b w:val="0"/>
+        </w:rPr>
+        <w:t xml:space="preserve"> compares stated probabilities with group outcome frequencies.</w:t>
+      </w:r>
+    </w:p>
+    <w:p>
+      <w:pPr>
+        <w:spacing w:line="336" w:lineRule="auto" w:after="180"/>
+      </w:pPr>
+      <w:r>
+        <w:rPr>
+          <w:b w:val="0"/>
+        </w:rPr>
+        <w:t xml:space="preserve">Changed-case reasoning: Its observed fraction becomes 0.2 and matches the supplied </w:t>
+      </w:r>
+      <w:r>
+        <w:rPr>
+          <w:b/>
+        </w:rPr>
+        <w:t>score</w:t>
+      </w:r>
+      <w:r>
+        <w:rPr>
+          <w:b w:val="0"/>
+        </w:rPr>
+        <w:t xml:space="preserve"> in this group. </w:t>
+      </w:r>
+      <w:r>
+        <w:rPr>
+          <w:b/>
+        </w:rPr>
+        <w:t>Calibration</w:t>
+      </w:r>
+      <w:r>
+        <w:rPr>
+          <w:b w:val="0"/>
+        </w:rPr>
+        <w:t xml:space="preserve"> compares stated probabilities with group outcome frequencies.</w:t>
+      </w:r>
+    </w:p>
+    <w:p>
+      <w:pPr>
+        <w:spacing w:line="336" w:lineRule="auto" w:after="180"/>
+      </w:pPr>
+      <w:r>
+        <w:rPr>
+          <w:b w:val="0"/>
+        </w:rPr>
+        <w:t xml:space="preserve">Collect each learner’s explanation before discussion. Use the first missing connection between </w:t>
+      </w:r>
+      <w:r>
+        <w:rPr>
+          <w:b/>
+        </w:rPr>
+        <w:t>input</w:t>
+      </w:r>
+      <w:r>
+        <w:rPr>
+          <w:b w:val="0"/>
+        </w:rPr>
+        <w:t xml:space="preserve">, deciding step and result to choose support. This question is worked-case practice, not fresh mastery </w:t>
+      </w:r>
+      <w:r>
+        <w:rPr>
+          <w:b/>
+        </w:rPr>
+        <w:t>evidence</w:t>
+      </w:r>
+      <w:r>
+        <w:rPr>
+          <w:b w:val="0"/>
+        </w:rPr>
+        <w:t>.</w:t>
       </w:r>
     </w:p>
     <w:p>
@@ -1719,54 +3581,157 @@
       </w:r>
     </w:p>
     <w:p>
+      <w:r>
+        <w:t>Run the Scores and Calibration Intuition investigation and use the first unsupported step to choose a teaching response.</w:t>
+      </w:r>
+    </w:p>
+    <w:p>
+      <w:pPr>
+        <w:spacing w:line="336" w:lineRule="auto" w:after="180"/>
+      </w:pPr>
+      <w:r>
+        <w:rPr>
+          <w:b w:val="0"/>
+        </w:rPr>
+        <w:t>Keep the test conditions fixed, record every result, and change only one planned factor.</w:t>
+      </w:r>
+    </w:p>
+    <w:p>
+      <w:pPr>
+        <w:spacing w:line="336" w:lineRule="auto" w:after="180"/>
+        <w:shd w:fill="F4F9FC"/>
+      </w:pPr>
+      <w:r>
+        <w:rPr>
+          <w:b w:val="0"/>
+        </w:rPr>
+        <w:t xml:space="preserve">1. Write the hypothesis and expected </w:t>
+      </w:r>
+      <w:r>
+        <w:rPr>
+          <w:b/>
+        </w:rPr>
+        <w:t>evidence</w:t>
+      </w:r>
+      <w:r>
+        <w:rPr>
+          <w:b w:val="0"/>
+        </w:rPr>
+        <w:t xml:space="preserve"> before running.</w:t>
+      </w:r>
+    </w:p>
+    <w:p>
+      <w:pPr>
+        <w:spacing w:line="336" w:lineRule="auto" w:after="180"/>
+        <w:shd w:fill="F4F9FC"/>
+      </w:pPr>
+      <w:r>
+        <w:rPr>
+          <w:b w:val="0"/>
+        </w:rPr>
+        <w:t xml:space="preserve">2. </w:t>
+      </w:r>
+      <w:r>
+        <w:rPr>
+          <w:b/>
+        </w:rPr>
+        <w:t>Reliability</w:t>
+      </w:r>
+      <w:r>
+        <w:rPr>
+          <w:b w:val="0"/>
+        </w:rPr>
+        <w:t xml:space="preserve"> Lab: sort thirty </w:t>
+      </w:r>
+      <w:r>
+        <w:rPr>
+          <w:b/>
+        </w:rPr>
+        <w:t>prediction</w:t>
+      </w:r>
+      <w:r>
+        <w:rPr>
+          <w:b w:val="0"/>
+        </w:rPr>
+        <w:t xml:space="preserve">s into </w:t>
+      </w:r>
+      <w:r>
+        <w:rPr>
+          <w:b/>
+        </w:rPr>
+        <w:t>score</w:t>
+      </w:r>
+      <w:r>
+        <w:rPr>
+          <w:b w:val="0"/>
+        </w:rPr>
+        <w:t xml:space="preserve"> bins, calculate observed correctness, and identify overconfident regions.</w:t>
+      </w:r>
+    </w:p>
+    <w:p>
+      <w:pPr>
+        <w:spacing w:line="336" w:lineRule="auto" w:after="180"/>
+        <w:shd w:fill="F4F9FC"/>
+      </w:pPr>
+      <w:r>
+        <w:rPr>
+          <w:b w:val="0"/>
+        </w:rPr>
+        <w:t>3. Run one normal, one boundary, one missing, and one shifted case.</w:t>
+      </w:r>
+    </w:p>
+    <w:p>
+      <w:pPr>
+        <w:spacing w:line="336" w:lineRule="auto" w:after="180"/>
+        <w:shd w:fill="F4F9FC"/>
+      </w:pPr>
+      <w:r>
+        <w:rPr>
+          <w:b w:val="0"/>
+        </w:rPr>
+        <w:t>4. Calculate the metric from raw counts or row-level errors.</w:t>
+      </w:r>
+    </w:p>
+    <w:p>
+      <w:pPr>
+        <w:spacing w:line="336" w:lineRule="auto" w:after="180"/>
+        <w:shd w:fill="F4F9FC"/>
+      </w:pPr>
+      <w:r>
+        <w:rPr>
+          <w:b w:val="0"/>
+        </w:rPr>
+        <w:t>5. Interpret what changed, what did not, and what remains unsafe or unknown.</w:t>
+      </w:r>
+    </w:p>
+    <w:p>
       <w:pPr>
         <w:pStyle w:val="Heading3"/>
       </w:pPr>
       <w:r>
-        <w:t>Run the weekly evidence lab</w:t>
-      </w:r>
-    </w:p>
-    <w:p>
-      <w:r>
-        <w:t>Keep the test conditions fixed, record every result, and change only one planned factor.</w:t>
-      </w:r>
-    </w:p>
-    <w:p>
-      <w:r>
-        <w:t>1. Write the hypothesis and expected evidence before running.</w:t>
-      </w:r>
-    </w:p>
-    <w:p>
-      <w:r>
-        <w:t>2. Reliability Lab: sort thirty predictions into score bins, calculate observed correctness, and identify overconfident regions.</w:t>
-      </w:r>
-    </w:p>
-    <w:p>
-      <w:r>
-        <w:t>3. Run one normal, one boundary, one missing, and one shifted case.</w:t>
-      </w:r>
-    </w:p>
-    <w:p>
-      <w:r>
-        <w:t>4. Calculate the metric from raw counts or row-level errors.</w:t>
-      </w:r>
-    </w:p>
-    <w:p>
-      <w:r>
-        <w:t>5. Interpret what changed, what did not, and what remains unsafe or unknown.</w:t>
-      </w:r>
-    </w:p>
-    <w:p>
-      <w:pPr>
-        <w:pStyle w:val="Heading3"/>
-      </w:pPr>
-      <w:r>
         <w:t>Make the lab runnable</w:t>
       </w:r>
     </w:p>
     <w:p>
-      <w:r>
-        <w:t>Use the concrete case as the shared normal case and the independent question as a second case. Each pair creates a boundary or missing-information case and predicts its result before testing. Keep the expected result separate from an observed mistake.</w:t>
+      <w:pPr>
+        <w:spacing w:line="336" w:lineRule="auto" w:after="180"/>
+      </w:pPr>
+      <w:r>
+        <w:rPr>
+          <w:b w:val="0"/>
+        </w:rPr>
+        <w:t>Use the concrete case as the shared normal case and the independent question as a second case. Each pair creates a boundary or missing-information case and predicts its result before testing.</w:t>
+      </w:r>
+    </w:p>
+    <w:p>
+      <w:pPr>
+        <w:spacing w:line="336" w:lineRule="auto" w:after="180"/>
+      </w:pPr>
+      <w:r>
+        <w:rPr>
+          <w:b w:val="0"/>
+        </w:rPr>
+        <w:t>Keep the expected result separate from an observed mistake.</w:t>
       </w:r>
     </w:p>
     <w:tbl>
@@ -1924,13 +3889,60 @@
       </w:r>
     </w:p>
     <w:p>
-      <w:r>
-        <w:t>MISCONCEPTION TO REPAIR A score of 0.9 means the prediction has exactly a 90% chance of being correct.</w:t>
-      </w:r>
-    </w:p>
-    <w:p>
-      <w:r>
-        <w:t>For guessing, return to given facts and request a trace. For vocabulary without application, use one example and one non-example. For arithmetic errors, check the setup before the calculation. Finish with a different uncoached case before recording mastery.</w:t>
+      <w:pPr>
+        <w:spacing w:line="336" w:lineRule="auto" w:after="180"/>
+      </w:pPr>
+      <w:r>
+        <w:rPr>
+          <w:b w:val="0"/>
+        </w:rPr>
+        <w:t xml:space="preserve">MISCONCEPTION TO REPAIR A </w:t>
+      </w:r>
+      <w:r>
+        <w:rPr>
+          <w:b/>
+        </w:rPr>
+        <w:t>score</w:t>
+      </w:r>
+      <w:r>
+        <w:rPr>
+          <w:b w:val="0"/>
+        </w:rPr>
+        <w:t xml:space="preserve"> of 0.9 means the </w:t>
+      </w:r>
+      <w:r>
+        <w:rPr>
+          <w:b/>
+        </w:rPr>
+        <w:t>prediction</w:t>
+      </w:r>
+      <w:r>
+        <w:rPr>
+          <w:b w:val="0"/>
+        </w:rPr>
+        <w:t xml:space="preserve"> has exactly a 90% chance of being correct.</w:t>
+      </w:r>
+    </w:p>
+    <w:p>
+      <w:pPr>
+        <w:spacing w:line="336" w:lineRule="auto" w:after="180"/>
+      </w:pPr>
+      <w:r>
+        <w:rPr>
+          <w:b w:val="0"/>
+        </w:rPr>
+        <w:t>For guessing, return to given facts and request a trace. For vocabulary without application, use one example and one non-example. For arithmetic errors, check the setup before the calculation.</w:t>
+      </w:r>
+    </w:p>
+    <w:p>
+      <w:pPr>
+        <w:spacing w:line="336" w:lineRule="auto" w:after="180"/>
+      </w:pPr>
+      <w:r>
+        <w:rPr>
+          <w:b w:val="0"/>
+        </w:rPr>
+        <w:t>Finish with a different uncoached case before recording mastery.</w:t>
       </w:r>
     </w:p>
     <w:p>
@@ -1942,18 +3954,71 @@
       </w:r>
     </w:p>
     <w:p>
-      <w:r>
+      <w:pPr>
+        <w:spacing w:line="336" w:lineRule="auto" w:after="180"/>
+      </w:pPr>
+      <w:r>
+        <w:rPr>
+          <w:b w:val="0"/>
+        </w:rPr>
         <w:t>A final answer is enough: Ask for the relevant counts, units, procedure or saved record. For this week: 2/10=.2 and 6/10=.6.</w:t>
       </w:r>
     </w:p>
     <w:p>
-      <w:r>
+      <w:pPr>
+        <w:spacing w:line="336" w:lineRule="auto" w:after="180"/>
+      </w:pPr>
+      <w:r>
+        <w:rPr>
+          <w:b w:val="0"/>
+        </w:rPr>
         <w:t>A stronger claim makes a stronger project: The reported improvement reuses the answers used for adjustment; evaluate the frozen adjustment on separate data.</w:t>
       </w:r>
     </w:p>
     <w:p>
-      <w:r>
-        <w:t>The new case can be copied from the example: The independent task changes the evidence. Require a fresh explanation: Points (.3,.4) and (.7,.7). The first understates observed frequency by .1; the second agrees on this sample. Group sizes still limit claims.</w:t>
+      <w:pPr>
+        <w:spacing w:line="336" w:lineRule="auto" w:after="180"/>
+      </w:pPr>
+      <w:r>
+        <w:rPr>
+          <w:b w:val="0"/>
+        </w:rPr>
+        <w:t xml:space="preserve">The new case can be copied from the example: The independent task changes the </w:t>
+      </w:r>
+      <w:r>
+        <w:rPr>
+          <w:b/>
+        </w:rPr>
+        <w:t>evidence</w:t>
+      </w:r>
+      <w:r>
+        <w:rPr>
+          <w:b w:val="0"/>
+        </w:rPr>
+        <w:t xml:space="preserve">. Require a fresh explanation: Points (.3,.4) and (.7,.7). The first understates </w:t>
+      </w:r>
+      <w:r>
+        <w:rPr>
+          <w:b/>
+        </w:rPr>
+        <w:t>observed frequency</w:t>
+      </w:r>
+      <w:r>
+        <w:rPr>
+          <w:b w:val="0"/>
+        </w:rPr>
+        <w:t xml:space="preserve"> by .1; the second agrees on this sample.</w:t>
+      </w:r>
+    </w:p>
+    <w:p>
+      <w:pPr>
+        <w:spacing w:line="336" w:lineRule="auto" w:after="180"/>
+      </w:pPr>
+      <w:r>
+        <w:rPr>
+          <w:b w:val="0"/>
+        </w:rPr>
+        <w:t>Group sizes still limit claims.</w:t>
       </w:r>
     </w:p>
     <w:p>
@@ -2111,8 +4176,25 @@
       </w:tr>
     </w:tbl>
     <w:p>
-      <w:r>
-        <w:t>Offer an oral explanation, drawing, enlarged visual or fewer examples when that removes a reading/writing barrier. Keep the same reasoning goal. Stretch secure learners by changing a boundary or assumption and asking them to defend the effect, not simply by assigning more of the same questions.</w:t>
+      <w:pPr>
+        <w:spacing w:line="336" w:lineRule="auto" w:after="180"/>
+      </w:pPr>
+      <w:r>
+        <w:rPr>
+          <w:b w:val="0"/>
+        </w:rPr>
+        <w:t>Offer an oral explanation, drawing, enlarged visual or fewer examples when that removes a reading/writing barrier. Keep the same reasoning goal.</w:t>
+      </w:r>
+    </w:p>
+    <w:p>
+      <w:pPr>
+        <w:spacing w:line="336" w:lineRule="auto" w:after="180"/>
+      </w:pPr>
+      <w:r>
+        <w:rPr>
+          <w:b w:val="0"/>
+        </w:rPr>
+        <w:t>Stretch secure learners by changing a boundary or assumption and asking them to defend the effect, not simply by assigning more of the same questions.</w:t>
       </w:r>
     </w:p>
     <w:p>
@@ -2124,11 +4206,16 @@
       </w:r>
     </w:p>
     <w:p>
+      <w:r>
+        <w:t>Use the Scores and Calibration Intuition questions, teacher keys and criteria after the relevant attempts. Previously discussed cases are practice; protect the separately selected independent task.</w:t>
+      </w:r>
+    </w:p>
+    <w:p>
       <w:pPr>
         <w:pStyle w:val="Heading3"/>
       </w:pPr>
       <w:r>
-        <w:t>Assess and explain the answers</w:t>
+        <w:t>Worked case answer</w:t>
       </w:r>
     </w:p>
     <w:p>
@@ -2136,12 +4223,43 @@
         <w:pStyle w:val="Heading3"/>
       </w:pPr>
       <w:r>
-        <w:t>Worked case answer</w:t>
-      </w:r>
-    </w:p>
-    <w:p>
-      <w:r>
-        <w:t>8/10 matches .8 in this tiny bin. It illustrates calibration, not proof of global calibration or individual certainty; test more bins and data.</w:t>
+        <w:t>Teacher key · Worked case answer</w:t>
+      </w:r>
+    </w:p>
+    <w:p>
+      <w:pPr>
+        <w:spacing w:line="336" w:lineRule="auto" w:after="180"/>
+        <w:shd w:fill="F1F6FC"/>
+      </w:pPr>
+      <w:r>
+        <w:rPr>
+          <w:b w:val="0"/>
+        </w:rPr>
+        <w:t xml:space="preserve">8/10 matches .8 in this tiny bin. It illustrates </w:t>
+      </w:r>
+      <w:r>
+        <w:rPr>
+          <w:b/>
+        </w:rPr>
+        <w:t>calibration</w:t>
+      </w:r>
+      <w:r>
+        <w:rPr>
+          <w:b w:val="0"/>
+        </w:rPr>
+        <w:t xml:space="preserve">, not proof of global </w:t>
+      </w:r>
+      <w:r>
+        <w:rPr>
+          <w:b/>
+        </w:rPr>
+        <w:t>calibration</w:t>
+      </w:r>
+      <w:r>
+        <w:rPr>
+          <w:b w:val="0"/>
+        </w:rPr>
+        <w:t xml:space="preserve"> or individual certainty; test more bins and data.</w:t>
       </w:r>
     </w:p>
     <w:p>
@@ -2153,21 +4271,123 @@
       </w:r>
     </w:p>
     <w:p>
-      <w:r>
-        <w:t>Among 20 predictions with score 0.8, 12 are correct. What is observed accuracy in this group and how does it compare with 0.8?</w:t>
-      </w:r>
-    </w:p>
-    <w:p>
       <w:pPr>
         <w:pStyle w:val="Heading3"/>
       </w:pPr>
       <w:r>
+        <w:t>Independent question · withhold the key</w:t>
+      </w:r>
+    </w:p>
+    <w:p>
+      <w:pPr>
+        <w:spacing w:line="336" w:lineRule="auto" w:after="180"/>
+        <w:shd w:fill="F5F1FB"/>
+      </w:pPr>
+      <w:r>
+        <w:rPr>
+          <w:b w:val="0"/>
+        </w:rPr>
+        <w:t xml:space="preserve">Among 20 </w:t>
+      </w:r>
+      <w:r>
+        <w:rPr>
+          <w:b/>
+        </w:rPr>
+        <w:t>prediction</w:t>
+      </w:r>
+      <w:r>
+        <w:rPr>
+          <w:b w:val="0"/>
+        </w:rPr>
+        <w:t xml:space="preserve">s with </w:t>
+      </w:r>
+      <w:r>
+        <w:rPr>
+          <w:b/>
+        </w:rPr>
+        <w:t>score</w:t>
+      </w:r>
+      <w:r>
+        <w:rPr>
+          <w:b w:val="0"/>
+        </w:rPr>
+        <w:t xml:space="preserve"> 0.8, 12 are correct. What is observed accuracy in this group and how does it compare with 0.8?</w:t>
+      </w:r>
+    </w:p>
+    <w:p>
+      <w:pPr>
+        <w:pStyle w:val="Heading3"/>
+      </w:pPr>
+      <w:r>
         <w:t>Expected independent answer</w:t>
       </w:r>
     </w:p>
     <w:p>
-      <w:r>
-        <w:t>Observed accuracy is 12/20 = 60%, below the 80% score. This small group suggests overconfidence, but more data is needed to assess calibration reliably.</w:t>
+      <w:pPr>
+        <w:pStyle w:val="Heading3"/>
+      </w:pPr>
+      <w:r>
+        <w:t>Teacher key · Expected independent answer</w:t>
+      </w:r>
+    </w:p>
+    <w:p>
+      <w:pPr>
+        <w:spacing w:line="336" w:lineRule="auto" w:after="180"/>
+        <w:shd w:fill="F1F6FC"/>
+      </w:pPr>
+      <w:r>
+        <w:rPr>
+          <w:b w:val="0"/>
+        </w:rPr>
+        <w:t xml:space="preserve">Observed accuracy is 12/20 = </w:t>
+      </w:r>
+      <w:r>
+        <w:rPr>
+          <w:b/>
+        </w:rPr>
+        <w:t>60%</w:t>
+      </w:r>
+      <w:r>
+        <w:rPr>
+          <w:b w:val="0"/>
+        </w:rPr>
+        <w:t xml:space="preserve">, below the </w:t>
+      </w:r>
+      <w:r>
+        <w:rPr>
+          <w:b/>
+        </w:rPr>
+        <w:t>80%</w:t>
+      </w:r>
+      <w:r>
+        <w:rPr>
+          <w:b w:val="0"/>
+        </w:rPr>
+        <w:t xml:space="preserve"> </w:t>
+      </w:r>
+      <w:r>
+        <w:rPr>
+          <w:b/>
+        </w:rPr>
+        <w:t>score</w:t>
+      </w:r>
+      <w:r>
+        <w:rPr>
+          <w:b w:val="0"/>
+        </w:rPr>
+        <w:t xml:space="preserve">. This small group suggests overconfidence, but more data is needed to assess </w:t>
+      </w:r>
+      <w:r>
+        <w:rPr>
+          <w:b/>
+        </w:rPr>
+        <w:t>calibration</w:t>
+      </w:r>
+      <w:r>
+        <w:rPr>
+          <w:b w:val="0"/>
+        </w:rPr>
+        <w:t xml:space="preserve"> reliably.</w:t>
       </w:r>
     </w:p>
     <w:p>
@@ -2405,8 +4625,25 @@
       </w:tr>
     </w:tbl>
     <w:p>
-      <w:r>
-        <w:t>Use 6/8 as a classroom checkpoint, with 2 required for both Result and Reasoning. This is a proposed teaching rule, not a validated certification threshold. Do not count a coached answer as independent mastery; correct unsafe or unsupported claims regardless of total.</w:t>
+      <w:pPr>
+        <w:spacing w:line="336" w:lineRule="auto" w:after="180"/>
+      </w:pPr>
+      <w:r>
+        <w:rPr>
+          <w:b w:val="0"/>
+        </w:rPr>
+        <w:t>Use 6/8 as a classroom checkpoint, with 2 required for both Result and Reasoning. This is a proposed teaching rule, not a validated certification threshold.</w:t>
+      </w:r>
+    </w:p>
+    <w:p>
+      <w:pPr>
+        <w:spacing w:line="336" w:lineRule="auto" w:after="180"/>
+      </w:pPr>
+      <w:r>
+        <w:rPr>
+          <w:b w:val="0"/>
+        </w:rPr>
+        <w:t>Do not count a coached answer as independent mastery; correct unsafe or unsupported claims regardless of total.</w:t>
       </w:r>
     </w:p>
     <w:p>
@@ -2418,8 +4655,50 @@
       </w:r>
     </w:p>
     <w:p>
-      <w:r>
-        <w:t>Ask the learner to find the evidence that challenges this claim: “A model score of 0.8 guarantees that this particular prediction is correct.” Keep the first attempt and an uncoached retry separate.</w:t>
+      <w:pPr>
+        <w:spacing w:line="336" w:lineRule="auto" w:after="180"/>
+      </w:pPr>
+      <w:r>
+        <w:rPr>
+          <w:b w:val="0"/>
+        </w:rPr>
+        <w:t xml:space="preserve">Ask the learner to find the </w:t>
+      </w:r>
+      <w:r>
+        <w:rPr>
+          <w:b/>
+        </w:rPr>
+        <w:t>evidence</w:t>
+      </w:r>
+      <w:r>
+        <w:rPr>
+          <w:b w:val="0"/>
+        </w:rPr>
+        <w:t xml:space="preserve"> that challenges this claim: “A model </w:t>
+      </w:r>
+      <w:r>
+        <w:rPr>
+          <w:b/>
+        </w:rPr>
+        <w:t>score</w:t>
+      </w:r>
+      <w:r>
+        <w:rPr>
+          <w:b w:val="0"/>
+        </w:rPr>
+        <w:t xml:space="preserve"> of 0.8 guarantees that this particular </w:t>
+      </w:r>
+      <w:r>
+        <w:rPr>
+          <w:b/>
+        </w:rPr>
+        <w:t>prediction</w:t>
+      </w:r>
+      <w:r>
+        <w:rPr>
+          <w:b w:val="0"/>
+        </w:rPr>
+        <w:t xml:space="preserve"> is correct.” Keep the first attempt and an uncoached retry separate.</w:t>
       </w:r>
     </w:p>
     <w:p>
@@ -2431,15 +4710,102 @@
       </w:r>
     </w:p>
     <w:p>
-      <w:r>
-        <w:t>14/20=.7 matches the stated score for this small group, illustrating calibration if scores mean estimated correctness probability. It does not establish global calibration, stability or certainty for one case. Examine more data and other bins with a clear score meaning.</w:t>
-      </w:r>
-    </w:p>
-    <w:p>
       <w:pPr>
         <w:pStyle w:val="Heading3"/>
       </w:pPr>
       <w:r>
+        <w:t>Teacher key · Original transfer answer</w:t>
+      </w:r>
+    </w:p>
+    <w:p>
+      <w:pPr>
+        <w:spacing w:line="336" w:lineRule="auto" w:after="180"/>
+        <w:shd w:fill="F1F6FC"/>
+      </w:pPr>
+      <w:r>
+        <w:rPr>
+          <w:b w:val="0"/>
+        </w:rPr>
+        <w:t xml:space="preserve">14/20=.7 matches the stated </w:t>
+      </w:r>
+      <w:r>
+        <w:rPr>
+          <w:b/>
+        </w:rPr>
+        <w:t>score</w:t>
+      </w:r>
+      <w:r>
+        <w:rPr>
+          <w:b w:val="0"/>
+        </w:rPr>
+        <w:t xml:space="preserve"> for this small group, illustrating </w:t>
+      </w:r>
+      <w:r>
+        <w:rPr>
+          <w:b/>
+        </w:rPr>
+        <w:t>calibration</w:t>
+      </w:r>
+      <w:r>
+        <w:rPr>
+          <w:b w:val="0"/>
+        </w:rPr>
+        <w:t xml:space="preserve"> if </w:t>
+      </w:r>
+      <w:r>
+        <w:rPr>
+          <w:b/>
+        </w:rPr>
+        <w:t>score</w:t>
+      </w:r>
+      <w:r>
+        <w:rPr>
+          <w:b w:val="0"/>
+        </w:rPr>
+        <w:t xml:space="preserve">s mean estimated correctness probability. It does not establish global </w:t>
+      </w:r>
+      <w:r>
+        <w:rPr>
+          <w:b/>
+        </w:rPr>
+        <w:t>calibration</w:t>
+      </w:r>
+      <w:r>
+        <w:rPr>
+          <w:b w:val="0"/>
+        </w:rPr>
+        <w:t>, stability or certainty for one case.</w:t>
+      </w:r>
+    </w:p>
+    <w:p>
+      <w:pPr>
+        <w:spacing w:line="336" w:lineRule="auto" w:after="180"/>
+        <w:shd w:fill="F1F6FC"/>
+      </w:pPr>
+      <w:r>
+        <w:rPr>
+          <w:b w:val="0"/>
+        </w:rPr>
+        <w:t xml:space="preserve">Examine more data and other bins with a clear </w:t>
+      </w:r>
+      <w:r>
+        <w:rPr>
+          <w:b/>
+        </w:rPr>
+        <w:t>score</w:t>
+      </w:r>
+      <w:r>
+        <w:rPr>
+          <w:b w:val="0"/>
+        </w:rPr>
+        <w:t xml:space="preserve"> meaning.</w:t>
+      </w:r>
+    </w:p>
+    <w:p>
+      <w:pPr>
+        <w:pStyle w:val="Heading3"/>
+      </w:pPr>
+      <w:r>
         <w:t>Explanations for the additional workbook examples</w:t>
       </w:r>
     </w:p>
@@ -2452,35 +4818,146 @@
       </w:r>
     </w:p>
     <w:p>
-      <w:r>
+      <w:pPr>
+        <w:pStyle w:val="Heading3"/>
+      </w:pPr>
+      <w:r>
+        <w:t>Workbook question · W1</w:t>
+      </w:r>
+    </w:p>
+    <w:p>
+      <w:pPr>
+        <w:spacing w:line="336" w:lineRule="auto" w:after="180"/>
+        <w:shd w:fill="F5F1FB"/>
+      </w:pPr>
+      <w:r>
+        <w:rPr>
+          <w:b w:val="0"/>
+        </w:rPr>
         <w:t>Give the observed frequencies for the two worked groups.</w:t>
       </w:r>
     </w:p>
     <w:p>
-      <w:r>
+      <w:pPr>
+        <w:pStyle w:val="Heading3"/>
+      </w:pPr>
+      <w:r>
+        <w:t>Teacher reasoning · W1</w:t>
+      </w:r>
+    </w:p>
+    <w:p>
+      <w:pPr>
+        <w:spacing w:line="336" w:lineRule="auto" w:after="180"/>
+        <w:shd w:fill="F1F6FC"/>
+      </w:pPr>
+      <w:r>
+        <w:rPr>
+          <w:b w:val="0"/>
+        </w:rPr>
         <w:t>Teacher explanation: 2/10=.2 and 6/10=.6.</w:t>
       </w:r>
     </w:p>
     <w:p>
-      <w:r>
-        <w:t>Use each group’s observed positive count over its observed total: 2/10 = 0.2 and 6/10 = 0.6. These are sample frequencies for the worked groups. Do not turn either small-group observation into a guarantee about the next individual or a proof of calibration.</w:t>
-      </w:r>
-    </w:p>
-    <w:p>
       <w:pPr>
         <w:pStyle w:val="Heading3"/>
       </w:pPr>
       <w:r>
+        <w:t>Teacher reasoning · W1</w:t>
+      </w:r>
+    </w:p>
+    <w:p>
+      <w:pPr>
+        <w:spacing w:line="336" w:lineRule="auto" w:after="180"/>
+        <w:shd w:fill="F1F6FC"/>
+      </w:pPr>
+      <w:r>
+        <w:rPr>
+          <w:b w:val="0"/>
+        </w:rPr>
+        <w:t>Use each group’s observed positive count over its observed total: 2/10 = 0.2 and 6/10 = 0.6. These are sample frequencies for the worked groups.</w:t>
+      </w:r>
+    </w:p>
+    <w:p>
+      <w:pPr>
+        <w:spacing w:line="336" w:lineRule="auto" w:after="180"/>
+        <w:shd w:fill="F1F6FC"/>
+      </w:pPr>
+      <w:r>
+        <w:rPr>
+          <w:b w:val="0"/>
+        </w:rPr>
+        <w:t xml:space="preserve">Do not turn either small-group </w:t>
+      </w:r>
+      <w:r>
+        <w:rPr>
+          <w:b/>
+        </w:rPr>
+        <w:t>observation</w:t>
+      </w:r>
+      <w:r>
+        <w:rPr>
+          <w:b w:val="0"/>
+        </w:rPr>
+        <w:t xml:space="preserve"> into a guarantee about the next individual or a proof of </w:t>
+      </w:r>
+      <w:r>
+        <w:rPr>
+          <w:b/>
+        </w:rPr>
+        <w:t>calibration</w:t>
+      </w:r>
+      <w:r>
+        <w:rPr>
+          <w:b w:val="0"/>
+        </w:rPr>
+        <w:t>.</w:t>
+      </w:r>
+    </w:p>
+    <w:p>
+      <w:pPr>
+        <w:pStyle w:val="Heading3"/>
+      </w:pPr>
+      <w:r>
         <w:t>W2 Locate the discrepancy</w:t>
       </w:r>
     </w:p>
     <w:p>
-      <w:r>
+      <w:pPr>
+        <w:pStyle w:val="Heading3"/>
+      </w:pPr>
+      <w:r>
+        <w:t>Workbook question · W2</w:t>
+      </w:r>
+    </w:p>
+    <w:p>
+      <w:pPr>
+        <w:spacing w:line="336" w:lineRule="auto" w:after="180"/>
+        <w:shd w:fill="F5F1FB"/>
+      </w:pPr>
+      <w:r>
+        <w:rPr>
+          <w:b w:val="0"/>
+        </w:rPr>
         <w:t>Which worked group overstates positive frequency and by how much?</w:t>
       </w:r>
     </w:p>
     <w:p>
-      <w:r>
+      <w:pPr>
+        <w:pStyle w:val="Heading3"/>
+      </w:pPr>
+      <w:r>
+        <w:t>Teacher reasoning · W2</w:t>
+      </w:r>
+    </w:p>
+    <w:p>
+      <w:pPr>
+        <w:spacing w:line="336" w:lineRule="auto" w:after="180"/>
+        <w:shd w:fill="F1F6FC"/>
+      </w:pPr>
+      <w:r>
+        <w:rPr>
+          <w:b w:val="0"/>
+        </w:rPr>
         <w:t>Teacher explanation: The .8 group exceeds observed .6 by .2, or 20 percentage points in this sample.</w:t>
       </w:r>
     </w:p>
@@ -2493,48 +4970,174 @@
       </w:r>
     </w:p>
     <w:p>
-      <w:r>
-        <w:t>Why can constant .5 predictions look calibrated but rank poorly?</w:t>
-      </w:r>
-    </w:p>
-    <w:p>
-      <w:r>
-        <w:t>Teacher explanation: When half the cases are positive, the overall fraction agrees, but every case has the same score and no ranking is provided.</w:t>
-      </w:r>
-    </w:p>
-    <w:p>
       <w:pPr>
         <w:pStyle w:val="Heading3"/>
       </w:pPr>
       <w:r>
+        <w:t>Workbook question · W3</w:t>
+      </w:r>
+    </w:p>
+    <w:p>
+      <w:pPr>
+        <w:spacing w:line="336" w:lineRule="auto" w:after="180"/>
+        <w:shd w:fill="F5F1FB"/>
+      </w:pPr>
+      <w:r>
+        <w:rPr>
+          <w:b w:val="0"/>
+        </w:rPr>
+        <w:t xml:space="preserve">Why can constant .5 </w:t>
+      </w:r>
+      <w:r>
+        <w:rPr>
+          <w:b/>
+        </w:rPr>
+        <w:t>prediction</w:t>
+      </w:r>
+      <w:r>
+        <w:rPr>
+          <w:b w:val="0"/>
+        </w:rPr>
+        <w:t>s look calibrated but rank poorly?</w:t>
+      </w:r>
+    </w:p>
+    <w:p>
+      <w:pPr>
+        <w:pStyle w:val="Heading3"/>
+      </w:pPr>
+      <w:r>
+        <w:t>Teacher reasoning · W3</w:t>
+      </w:r>
+    </w:p>
+    <w:p>
+      <w:pPr>
+        <w:spacing w:line="336" w:lineRule="auto" w:after="180"/>
+        <w:shd w:fill="F1F6FC"/>
+      </w:pPr>
+      <w:r>
+        <w:rPr>
+          <w:b w:val="0"/>
+        </w:rPr>
+        <w:t xml:space="preserve">Teacher explanation: When half the cases are positive, the overall fraction agrees, but every case has the same </w:t>
+      </w:r>
+      <w:r>
+        <w:rPr>
+          <w:b/>
+        </w:rPr>
+        <w:t>score</w:t>
+      </w:r>
+      <w:r>
+        <w:rPr>
+          <w:b w:val="0"/>
+        </w:rPr>
+        <w:t xml:space="preserve"> and no ranking is provided.</w:t>
+      </w:r>
+    </w:p>
+    <w:p>
+      <w:pPr>
+        <w:pStyle w:val="Heading3"/>
+      </w:pPr>
+      <w:r>
         <w:t>W4 Apply independently</w:t>
       </w:r>
     </w:p>
     <w:p>
-      <w:r>
+      <w:pPr>
+        <w:pStyle w:val="Heading3"/>
+      </w:pPr>
+      <w:r>
+        <w:t>Workbook question · W4</w:t>
+      </w:r>
+    </w:p>
+    <w:p>
+      <w:pPr>
+        <w:spacing w:line="336" w:lineRule="auto" w:after="180"/>
+        <w:shd w:fill="F5F1FB"/>
+      </w:pPr>
+      <w:r>
+        <w:rPr>
+          <w:b w:val="0"/>
+        </w:rPr>
         <w:t>Twenty cases all predict .3 with eight positives; ten all predict .7 with seven positives. Give plot points and interpret.</w:t>
       </w:r>
     </w:p>
     <w:p>
-      <w:r>
-        <w:t>Teacher explanation: Points (.3,.4) and (.7,.7). The first understates observed frequency by .1; the second agrees on this sample. Group sizes still limit claims.</w:t>
-      </w:r>
-    </w:p>
-    <w:p>
       <w:pPr>
         <w:pStyle w:val="Heading3"/>
       </w:pPr>
       <w:r>
+        <w:t>Teacher reasoning · W4</w:t>
+      </w:r>
+    </w:p>
+    <w:p>
+      <w:pPr>
+        <w:spacing w:line="336" w:lineRule="auto" w:after="180"/>
+        <w:shd w:fill="F1F6FC"/>
+      </w:pPr>
+      <w:r>
+        <w:rPr>
+          <w:b w:val="0"/>
+        </w:rPr>
+        <w:t xml:space="preserve">Teacher explanation: Points (.3,.4) and (.7,.7). The first understates </w:t>
+      </w:r>
+      <w:r>
+        <w:rPr>
+          <w:b/>
+        </w:rPr>
+        <w:t>observed frequency</w:t>
+      </w:r>
+      <w:r>
+        <w:rPr>
+          <w:b w:val="0"/>
+        </w:rPr>
+        <w:t xml:space="preserve"> by .1; the second agrees on this sample. Group sizes still limit claims.</w:t>
+      </w:r>
+    </w:p>
+    <w:p>
+      <w:pPr>
+        <w:pStyle w:val="Heading3"/>
+      </w:pPr>
+      <w:r>
         <w:t>W5 Protect evaluation</w:t>
       </w:r>
     </w:p>
     <w:p>
-      <w:r>
+      <w:pPr>
+        <w:pStyle w:val="Heading3"/>
+      </w:pPr>
+      <w:r>
+        <w:t>Workbook question · W5</w:t>
+      </w:r>
+    </w:p>
+    <w:p>
+      <w:pPr>
+        <w:spacing w:line="336" w:lineRule="auto" w:after="180"/>
+        <w:shd w:fill="F5F1FB"/>
+      </w:pPr>
+      <w:r>
+        <w:rPr>
+          <w:b w:val="0"/>
+        </w:rPr>
         <w:t>What is wrong with calibrating and reporting success on the same final-test records?</w:t>
       </w:r>
     </w:p>
     <w:p>
-      <w:r>
+      <w:pPr>
+        <w:pStyle w:val="Heading3"/>
+      </w:pPr>
+      <w:r>
+        <w:t>Teacher reasoning · W5</w:t>
+      </w:r>
+    </w:p>
+    <w:p>
+      <w:pPr>
+        <w:spacing w:line="336" w:lineRule="auto" w:after="180"/>
+        <w:shd w:fill="F1F6FC"/>
+      </w:pPr>
+      <w:r>
+        <w:rPr>
+          <w:b w:val="0"/>
+        </w:rPr>
         <w:t>Teacher explanation: The reported improvement reuses the answers used for adjustment; evaluate the frozen adjustment on separate data.</w:t>
       </w:r>
     </w:p>
@@ -2547,7 +5150,22 @@
       </w:r>
     </w:p>
     <w:p>
-      <w:r>
+      <w:pPr>
+        <w:pStyle w:val="Heading3"/>
+      </w:pPr>
+      <w:r>
+        <w:t>Independent question · withhold the key</w:t>
+      </w:r>
+    </w:p>
+    <w:p>
+      <w:pPr>
+        <w:spacing w:line="336" w:lineRule="auto" w:after="180"/>
+        <w:shd w:fill="F5F1FB"/>
+      </w:pPr>
+      <w:r>
+        <w:rPr>
+          <w:b w:val="0"/>
+        </w:rPr>
         <w:t>Selected case: Twenty cases all predict .3 with eight positives; ten all predict .7 with seven positives. Give plot points and interpret.</w:t>
       </w:r>
     </w:p>
@@ -2560,8 +5178,35 @@
       </w:r>
     </w:p>
     <w:p>
-      <w:r>
-        <w:t>Teacher explanation: Points (.3,.4) and (.7,.7). The first understates observed frequency by .1; the second agrees on this sample. Group sizes still limit claims.</w:t>
+      <w:pPr>
+        <w:pStyle w:val="Heading3"/>
+      </w:pPr>
+      <w:r>
+        <w:t>Teacher key · Selected case answer</w:t>
+      </w:r>
+    </w:p>
+    <w:p>
+      <w:pPr>
+        <w:spacing w:line="336" w:lineRule="auto" w:after="180"/>
+        <w:shd w:fill="F1F6FC"/>
+      </w:pPr>
+      <w:r>
+        <w:rPr>
+          <w:b w:val="0"/>
+        </w:rPr>
+        <w:t xml:space="preserve">Teacher explanation: Points (.3,.4) and (.7,.7). The first understates </w:t>
+      </w:r>
+      <w:r>
+        <w:rPr>
+          <w:b/>
+        </w:rPr>
+        <w:t>observed frequency</w:t>
+      </w:r>
+      <w:r>
+        <w:rPr>
+          <w:b w:val="0"/>
+        </w:rPr>
+        <w:t xml:space="preserve"> by .1; the second agrees on this sample. Group sizes still limit claims.</w:t>
       </w:r>
     </w:p>
     <w:tbl>
@@ -2667,21 +5312,77 @@
       </w:tr>
     </w:tbl>
     <w:p>
-      <w:r>
-        <w:t>Record each dimension as not yet, with support, or independent. Accept a valid alternative procedure with a defensible trace. Do not penalise an honestly recorded model failure if the learner correctly explains its evidence and limits.</w:t>
-      </w:r>
-    </w:p>
-    <w:p>
       <w:pPr>
         <w:pStyle w:val="Heading3"/>
       </w:pPr>
       <w:r>
+        <w:t>Teacher key · Selected case answer</w:t>
+      </w:r>
+    </w:p>
+    <w:p>
+      <w:pPr>
+        <w:spacing w:line="336" w:lineRule="auto" w:after="180"/>
+        <w:shd w:fill="F1F6FC"/>
+      </w:pPr>
+      <w:r>
+        <w:rPr>
+          <w:b w:val="0"/>
+        </w:rPr>
+        <w:t>Record each dimension as not yet, with support, or independent. Accept a valid alternative procedure with a defensible trace.</w:t>
+      </w:r>
+    </w:p>
+    <w:p>
+      <w:pPr>
+        <w:spacing w:line="336" w:lineRule="auto" w:after="180"/>
+        <w:shd w:fill="F1F6FC"/>
+      </w:pPr>
+      <w:r>
+        <w:rPr>
+          <w:b w:val="0"/>
+        </w:rPr>
+        <w:t xml:space="preserve">Do not penalise an honestly recorded model failure if the learner correctly explains its </w:t>
+      </w:r>
+      <w:r>
+        <w:rPr>
+          <w:b/>
+        </w:rPr>
+        <w:t>evidence</w:t>
+      </w:r>
+      <w:r>
+        <w:rPr>
+          <w:b w:val="0"/>
+        </w:rPr>
+        <w:t xml:space="preserve"> and limits.</w:t>
+      </w:r>
+    </w:p>
+    <w:p>
+      <w:pPr>
+        <w:pStyle w:val="Heading3"/>
+      </w:pPr>
+      <w:r>
         <w:t>Feedback that the learner uses</w:t>
       </w:r>
     </w:p>
     <w:p>
-      <w:r>
-        <w:t>Name the earliest unsupported step and give one action to repair it. Have the learner make that repair now and explain why. Then assess the relevant skill on a fresh, fully specified case. Confirm it was not previously practised with feedback; solve and check the new case before assigning it. A follow-up design prompt is a starting brief, not automatically an equivalent test.</w:t>
+      <w:pPr>
+        <w:spacing w:line="336" w:lineRule="auto" w:after="180"/>
+      </w:pPr>
+      <w:r>
+        <w:rPr>
+          <w:b w:val="0"/>
+        </w:rPr>
+        <w:t>Name the earliest unsupported step and give one action to repair it. Have the learner make that repair now and explain why. Then assess the relevant skill on a fresh, fully specified case.</w:t>
+      </w:r>
+    </w:p>
+    <w:p>
+      <w:pPr>
+        <w:spacing w:line="336" w:lineRule="auto" w:after="180"/>
+      </w:pPr>
+      <w:r>
+        <w:rPr>
+          <w:b w:val="0"/>
+        </w:rPr>
+        <w:t>Confirm it was not previously practised with feedback; solve and check the new case before assigning it. A follow-up design prompt is a starting brief, not automatically an equivalent test.</w:t>
       </w:r>
     </w:p>
     <w:p>
@@ -2693,11 +5394,74 @@
       </w:r>
     </w:p>
     <w:p>
+      <w:r>
+        <w:t>Connect Scores and Calibration Intuition to Responsible Plant Classifier, adapt support and plan a later changed-case check.</w:t>
+      </w:r>
+    </w:p>
+    <w:p>
       <w:pPr>
         <w:pStyle w:val="Heading3"/>
       </w:pPr>
       <w:r>
-        <w:t>Connect and extend learning</w:t>
+        <w:t>Responsible Plant Classifier</w:t>
+      </w:r>
+    </w:p>
+    <w:p>
+      <w:pPr>
+        <w:spacing w:line="336" w:lineRule="auto" w:after="180"/>
+      </w:pPr>
+      <w:r>
+        <w:rPr>
+          <w:b w:val="0"/>
+        </w:rPr>
+        <w:t xml:space="preserve">Add an uncertainty band to the Plant Classifier and define what the interface says when </w:t>
+      </w:r>
+      <w:r>
+        <w:rPr>
+          <w:b/>
+        </w:rPr>
+        <w:t>score</w:t>
+      </w:r>
+      <w:r>
+        <w:rPr>
+          <w:b w:val="0"/>
+        </w:rPr>
+        <w:t>s fall inside it.</w:t>
+      </w:r>
+    </w:p>
+    <w:p>
+      <w:pPr>
+        <w:spacing w:line="336" w:lineRule="auto" w:after="180"/>
+      </w:pPr>
+      <w:r>
+        <w:rPr>
+          <w:b w:val="0"/>
+        </w:rPr>
+        <w:t xml:space="preserve">Keep the decision, </w:t>
+      </w:r>
+      <w:r>
+        <w:rPr>
+          <w:b/>
+        </w:rPr>
+        <w:t>input</w:t>
+      </w:r>
+      <w:r>
+        <w:rPr>
+          <w:b w:val="0"/>
+        </w:rPr>
+        <w:t xml:space="preserve">, result, explanation and remaining limitation in the project </w:t>
+      </w:r>
+      <w:r>
+        <w:rPr>
+          <w:b/>
+        </w:rPr>
+        <w:t>evidence</w:t>
+      </w:r>
+      <w:r>
+        <w:rPr>
+          <w:b w:val="0"/>
+        </w:rPr>
+        <w:t xml:space="preserve"> record. Retrieve this record next week rather than restarting the project.</w:t>
       </w:r>
     </w:p>
     <w:p>
@@ -2705,17 +5469,18 @@
         <w:pStyle w:val="Heading3"/>
       </w:pPr>
       <w:r>
-        <w:t>Responsible Plant Classifier</w:t>
-      </w:r>
-    </w:p>
-    <w:p>
-      <w:r>
-        <w:t>Add an uncertainty band to the Plant Classifier and define what the interface says when scores fall inside it.</w:t>
-      </w:r>
-    </w:p>
-    <w:p>
-      <w:r>
-        <w:t>Keep the decision, input, result, explanation and remaining limitation in the project evidence record. Retrieve this record next week rather than restarting the project.</w:t>
+        <w:t>Support and stretch</w:t>
+      </w:r>
+    </w:p>
+    <w:p>
+      <w:pPr>
+        <w:spacing w:line="336" w:lineRule="auto" w:after="180"/>
+      </w:pPr>
+      <w:r>
+        <w:rPr>
+          <w:b w:val="0"/>
+        </w:rPr>
+        <w:t>Use a tiny labelled dataset, explicit units and a named positive class. Stretch: require a baseline, held-out evaluation and subgroup or shifted-condition analysis with denominators.</w:t>
       </w:r>
     </w:p>
     <w:p>
@@ -2723,12 +5488,30 @@
         <w:pStyle w:val="Heading3"/>
       </w:pPr>
       <w:r>
-        <w:t>Support and stretch</w:t>
-      </w:r>
-    </w:p>
-    <w:p>
-      <w:r>
-        <w:t>Use a tiny labelled dataset, explicit units and a named positive class. Stretch: require a baseline, held-out evaluation and subgroup or shifted-condition analysis with denominators.</w:t>
+        <w:t>Exit reflection</w:t>
+      </w:r>
+    </w:p>
+    <w:p>
+      <w:pPr>
+        <w:spacing w:line="336" w:lineRule="auto" w:after="180"/>
+      </w:pPr>
+      <w:r>
+        <w:rPr>
+          <w:b w:val="0"/>
+        </w:rPr>
+        <w:t xml:space="preserve">Ask for one decision the learner can now justify and one situation requiring more </w:t>
+      </w:r>
+      <w:r>
+        <w:rPr>
+          <w:b/>
+        </w:rPr>
+        <w:t>evidence</w:t>
+      </w:r>
+      <w:r>
+        <w:rPr>
+          <w:b w:val="0"/>
+        </w:rPr>
+        <w:t xml:space="preserve"> or human review. Confidence ratings are separate from correct independent performance.</w:t>
       </w:r>
     </w:p>
     <w:p>
@@ -2736,12 +5519,30 @@
         <w:pStyle w:val="Heading3"/>
       </w:pPr>
       <w:r>
-        <w:t>Exit reflection</w:t>
-      </w:r>
-    </w:p>
-    <w:p>
-      <w:r>
-        <w:t>Ask for one decision the learner can now justify and one situation requiring more evidence or human review. Confidence ratings are separate from correct independent performance.</w:t>
+        <w:t>Bridge to the next week</w:t>
+      </w:r>
+    </w:p>
+    <w:p>
+      <w:pPr>
+        <w:spacing w:line="336" w:lineRule="auto" w:after="180"/>
+      </w:pPr>
+      <w:r>
+        <w:rPr>
+          <w:b w:val="0"/>
+        </w:rPr>
+        <w:t xml:space="preserve">Next: Week 15: Confusion Matrix. Retrieve today’s </w:t>
+      </w:r>
+      <w:r>
+        <w:rPr>
+          <w:b/>
+        </w:rPr>
+        <w:t>evidence</w:t>
+      </w:r>
+      <w:r>
+        <w:rPr>
+          <w:b w:val="0"/>
+        </w:rPr>
+        <w:t xml:space="preserve"> and identify what carries forward and what is new.</w:t>
       </w:r>
     </w:p>
     <w:p>
@@ -2749,12 +5550,133 @@
         <w:pStyle w:val="Heading3"/>
       </w:pPr>
       <w:r>
-        <w:t>Bridge to the next week</w:t>
-      </w:r>
-    </w:p>
-    <w:p>
-      <w:r>
-        <w:t>Next: Week 15: Confusion Matrix. Retrieve today’s evidence and identify what carries forward and what is new.</w:t>
+        <w:t>Support and fresh reassessment</w:t>
+      </w:r>
+    </w:p>
+    <w:p>
+      <w:pPr>
+        <w:spacing w:line="336" w:lineRule="auto" w:after="180"/>
+      </w:pPr>
+      <w:r>
+        <w:rPr>
+          <w:b w:val="0"/>
+        </w:rPr>
+        <w:t xml:space="preserve">Provide a blank </w:t>
+      </w:r>
+      <w:r>
+        <w:rPr>
+          <w:b/>
+        </w:rPr>
+        <w:t>evidence</w:t>
+      </w:r>
+      <w:r>
+        <w:rPr>
+          <w:b w:val="0"/>
+        </w:rPr>
+        <w:t xml:space="preserve"> table and allow a verbal explanation before writing. Highlight the given conditions without supplying the W 4 conclusion. Use </w:t>
+      </w:r>
+      <w:r>
+        <w:rPr>
+          <w:b/>
+        </w:rPr>
+        <w:t>calibration</w:t>
+      </w:r>
+      <w:r>
+        <w:rPr>
+          <w:b w:val="0"/>
+        </w:rPr>
+        <w:t xml:space="preserve"> and bin in full sentences.</w:t>
+      </w:r>
+    </w:p>
+    <w:p>
+      <w:pPr>
+        <w:spacing w:line="336" w:lineRule="auto" w:after="180"/>
+      </w:pPr>
+      <w:r>
+        <w:rPr>
+          <w:b w:val="0"/>
+        </w:rPr>
+        <w:t>Extension: alter one condition in the worked example and explain which conclusion changes and which remains supported.</w:t>
+      </w:r>
+    </w:p>
+    <w:p>
+      <w:pPr>
+        <w:spacing w:line="336" w:lineRule="auto" w:after="180"/>
+      </w:pPr>
+      <w:r>
+        <w:rPr>
+          <w:b w:val="0"/>
+        </w:rPr>
+        <w:t xml:space="preserve">For independent W 4, require: Points (.3,.4) and (.7,.7). The first understates </w:t>
+      </w:r>
+      <w:r>
+        <w:rPr>
+          <w:b/>
+        </w:rPr>
+        <w:t>observed frequency</w:t>
+      </w:r>
+      <w:r>
+        <w:rPr>
+          <w:b w:val="0"/>
+        </w:rPr>
+        <w:t xml:space="preserve"> by .1; the second agrees on this sample. Group sizes still limit claims.</w:t>
+      </w:r>
+    </w:p>
+    <w:p>
+      <w:pPr>
+        <w:spacing w:line="336" w:lineRule="auto" w:after="180"/>
+      </w:pPr>
+      <w:r>
+        <w:rPr>
+          <w:b w:val="0"/>
+        </w:rPr>
+        <w:t xml:space="preserve">Fresh retry: five .6 </w:t>
+      </w:r>
+      <w:r>
+        <w:rPr>
+          <w:b/>
+        </w:rPr>
+        <w:t>prediction</w:t>
+      </w:r>
+      <w:r>
+        <w:rPr>
+          <w:b w:val="0"/>
+        </w:rPr>
+        <w:t>s with two positives give (.6,.4), an overstatement of .2 in a very small group. Require a small-sample limitation. Mark each criterion as independent, supported or not yet demonstrated.</w:t>
+      </w:r>
+    </w:p>
+    <w:p>
+      <w:pPr>
+        <w:spacing w:line="336" w:lineRule="auto" w:after="180"/>
+      </w:pPr>
+      <w:r>
+        <w:rPr>
+          <w:b w:val="0"/>
+        </w:rPr>
+        <w:t>Reassess the reasoning after feedback; do not replace the first attempt silently.</w:t>
+      </w:r>
+    </w:p>
+    <w:p>
+      <w:pPr>
+        <w:spacing w:line="336" w:lineRule="auto" w:after="180"/>
+      </w:pPr>
+      <w:r>
+        <w:rPr>
+          <w:b w:val="0"/>
+        </w:rPr>
+        <w:t xml:space="preserve">Next week: Error analysis and controlled follow-up. Carry forward the saved </w:t>
+      </w:r>
+      <w:r>
+        <w:rPr>
+          <w:b/>
+        </w:rPr>
+        <w:t>evidence</w:t>
+      </w:r>
+      <w:r>
+        <w:rPr>
+          <w:b w:val="0"/>
+        </w:rPr>
+        <w:t xml:space="preserve"> and the distinction between development choices and justified claims.</w:t>
       </w:r>
     </w:p>
     <w:p>
@@ -2762,40 +5684,40 @@
         <w:pStyle w:val="Heading3"/>
       </w:pPr>
       <w:r>
-        <w:t>Support and fresh reassessment</w:t>
-      </w:r>
-    </w:p>
-    <w:p>
-      <w:r>
-        <w:t>Provide a blank evidence table and allow a verbal explanation before writing. Highlight the given conditions without supplying the W 4 conclusion. Use calibration and bin in full sentences. Extension: alter one condition in the worked example and explain which conclusion changes and which remains supported.</w:t>
-      </w:r>
-    </w:p>
-    <w:p>
-      <w:r>
-        <w:t>For independent W 4, require: Points (.3,.4) and (.7,.7). The first understates observed frequency by .1; the second agrees on this sample. Group sizes still limit claims. Fresh retry: five .6 predictions with two positives give (.6,.4), an overstatement of .2 in a very small group. Require a small-sample limitation. Mark each criterion as independent, supported or not yet demonstrated. Reassess the reasoning after feedback; do not replace the first attempt silently.</w:t>
-      </w:r>
-    </w:p>
-    <w:p>
-      <w:r>
-        <w:t>Next week: Error analysis and controlled follow-up. Carry forward the saved evidence and the distinction between development choices and justified claims.</w:t>
-      </w:r>
-    </w:p>
-    <w:p>
-      <w:pPr>
-        <w:pStyle w:val="Heading3"/>
-      </w:pPr>
-      <w:r>
         <w:t>Plan the delayed return</w:t>
       </w:r>
     </w:p>
     <w:p>
-      <w:r>
+      <w:pPr>
+        <w:spacing w:line="336" w:lineRule="auto" w:after="180"/>
+      </w:pPr>
+      <w:r>
+        <w:rPr>
+          <w:b w:val="0"/>
+        </w:rPr>
         <w:t>Suggested return points in this level: ai-4/15, ai-4/17, ai-4/20. Use actual classroom dates, adjusting for holidays and gaps. One, three and six teaching weeks are scheduling choices, not a claimed optimal spacing.</w:t>
       </w:r>
     </w:p>
     <w:p>
-      <w:r>
-        <w:t>At a delayed check, ask for the idea from memory and a changed application. Compare with the earlier independent response and record support used. For a new level, revisit the previous capstone before checking the new prerequisites.</w:t>
+      <w:pPr>
+        <w:spacing w:line="336" w:lineRule="auto" w:after="180"/>
+      </w:pPr>
+      <w:r>
+        <w:rPr>
+          <w:b w:val="0"/>
+        </w:rPr>
+        <w:t>At a delayed check, ask for the idea from memory and a changed application. Compare with the earlier independent response and record support used.</w:t>
+      </w:r>
+    </w:p>
+    <w:p>
+      <w:pPr>
+        <w:spacing w:line="336" w:lineRule="auto" w:after="180"/>
+      </w:pPr>
+      <w:r>
+        <w:rPr>
+          <w:b w:val="0"/>
+        </w:rPr>
+        <w:t>For a new level, revisit the previous capstone before checking the new prerequisites.</w:t>
       </w:r>
     </w:p>
     <w:tbl>
@@ -2955,8 +5877,26 @@
       </w:tr>
     </w:tbl>
     <w:p>
-      <w:r>
-        <w:t>Use the evidence to choose reteaching or the next step. A completed page, confidence rating or attractive project does not by itself demonstrate understanding.</w:t>
+      <w:pPr>
+        <w:spacing w:line="336" w:lineRule="auto" w:after="180"/>
+      </w:pPr>
+      <w:r>
+        <w:rPr>
+          <w:b w:val="0"/>
+        </w:rPr>
+        <w:t xml:space="preserve">Use the </w:t>
+      </w:r>
+      <w:r>
+        <w:rPr>
+          <w:b/>
+        </w:rPr>
+        <w:t>evidence</w:t>
+      </w:r>
+      <w:r>
+        <w:rPr>
+          <w:b w:val="0"/>
+        </w:rPr>
+        <w:t xml:space="preserve"> to choose reteaching or the next step. A completed page, confidence rating or attractive project does not by itself demonstrate understanding.</w:t>
       </w:r>
     </w:p>
     <w:p>
@@ -2968,8 +5908,37 @@
       </w:r>
     </w:p>
     <w:p>
-      <w:r>
-        <w:t>For your Responsible Plant Classifier, save the input, procedure, observed result and limitation of this check. Label this worked example as practice; use a different, previously unreviewed case when checking independent understanding.</w:t>
+      <w:pPr>
+        <w:spacing w:line="336" w:lineRule="auto" w:after="180"/>
+      </w:pPr>
+      <w:r>
+        <w:rPr>
+          <w:b w:val="0"/>
+        </w:rPr>
+        <w:t xml:space="preserve">For your Responsible Plant Classifier, save the </w:t>
+      </w:r>
+      <w:r>
+        <w:rPr>
+          <w:b/>
+        </w:rPr>
+        <w:t>input</w:t>
+      </w:r>
+      <w:r>
+        <w:rPr>
+          <w:b w:val="0"/>
+        </w:rPr>
+        <w:t>, procedure, observed result and limitation of this check.</w:t>
+      </w:r>
+    </w:p>
+    <w:p>
+      <w:pPr>
+        <w:spacing w:line="336" w:lineRule="auto" w:after="180"/>
+      </w:pPr>
+      <w:r>
+        <w:rPr>
+          <w:b w:val="0"/>
+        </w:rPr>
+        <w:t>Label this worked example as practice; use a different, previously unreviewed case when checking independent understanding.</w:t>
       </w:r>
     </w:p>
     <w:p>
@@ -2982,12 +5951,62 @@
     </w:p>
     <w:p>
       <w:r>
-        <w:t>Teaching target: Interpret calibration using groups of forecasts</w:t>
-      </w:r>
-    </w:p>
-    <w:p>
-      <w:r>
-        <w:t>Prepare the labelled worked-case picture, the matching workbook, fictional input cards and a place for individual responses. Check a local Python 3 environment before class; have a paper-trace version ready.</w:t>
+        <w:t>Use this preparation summary alongside the detailed Scores and Calibration Intuition lesson; it is a checklist rather than a replacement for the full sequence.</w:t>
+      </w:r>
+    </w:p>
+    <w:p>
+      <w:pPr>
+        <w:pStyle w:val="Heading3"/>
+      </w:pPr>
+      <w:r>
+        <w:t>Teaching target</w:t>
+      </w:r>
+    </w:p>
+    <w:p>
+      <w:pPr>
+        <w:spacing w:line="336" w:lineRule="auto" w:after="180"/>
+        <w:shd w:fill="EDF7F3"/>
+      </w:pPr>
+      <w:r>
+        <w:rPr>
+          <w:b w:val="0"/>
+        </w:rPr>
+        <w:t xml:space="preserve">Teaching target: Interpret </w:t>
+      </w:r>
+      <w:r>
+        <w:rPr>
+          <w:b/>
+        </w:rPr>
+        <w:t>calibration</w:t>
+      </w:r>
+      <w:r>
+        <w:rPr>
+          <w:b w:val="0"/>
+        </w:rPr>
+        <w:t xml:space="preserve"> using groups of forecasts</w:t>
+      </w:r>
+    </w:p>
+    <w:p>
+      <w:pPr>
+        <w:spacing w:line="336" w:lineRule="auto" w:after="180"/>
+      </w:pPr>
+      <w:r>
+        <w:rPr>
+          <w:b w:val="0"/>
+        </w:rPr>
+        <w:t xml:space="preserve">Prepare the labelled worked-case picture, the matching workbook, fictional </w:t>
+      </w:r>
+      <w:r>
+        <w:rPr>
+          <w:b/>
+        </w:rPr>
+        <w:t>input</w:t>
+      </w:r>
+      <w:r>
+        <w:rPr>
+          <w:b w:val="0"/>
+        </w:rPr>
+        <w:t xml:space="preserve"> cards and a place for individual responses. Check a local Python 3 environment before class; have a paper-trace version ready.</w:t>
       </w:r>
     </w:p>
     <w:tbl>
@@ -3134,37 +6153,208 @@
       </w:tr>
     </w:tbl>
     <w:p>
-      <w:r>
+      <w:pPr>
+        <w:spacing w:line="336" w:lineRule="auto" w:after="180"/>
+        <w:shd w:fill="F5F1FB"/>
+      </w:pPr>
+      <w:r>
+        <w:rPr>
+          <w:b w:val="0"/>
+        </w:rPr>
         <w:t>Before class, solve the supported practice: Which worked group overstates positive frequency and by how much?</w:t>
       </w:r>
     </w:p>
     <w:p>
-      <w:r>
+      <w:pPr>
+        <w:pStyle w:val="Heading3"/>
+      </w:pPr>
+      <w:r>
+        <w:t>Supported practice answer</w:t>
+      </w:r>
+    </w:p>
+    <w:p>
+      <w:pPr>
+        <w:spacing w:line="336" w:lineRule="auto" w:after="180"/>
+        <w:shd w:fill="F1F6FC"/>
+      </w:pPr>
+      <w:r>
+        <w:rPr>
+          <w:b w:val="0"/>
+        </w:rPr>
         <w:t>Reasoned practice answer: Teacher explanation: The .8 group exceeds observed .6 by .2, or 20 percentage points in this sample.</w:t>
       </w:r>
     </w:p>
     <w:p>
-      <w:r>
-        <w:t>Check every learner before discussion: Use the worked case for Calibration as a group property. Proposed explanation: “A final answer is enough”. Decide whether this explanation is supported. Point to the step or supplied fact that decides; explain your repair if needed.</w:t>
-      </w:r>
-    </w:p>
-    <w:p>
-      <w:r>
+      <w:pPr>
+        <w:spacing w:line="336" w:lineRule="auto" w:after="180"/>
+      </w:pPr>
+      <w:r>
+        <w:rPr>
+          <w:b w:val="0"/>
+        </w:rPr>
+        <w:t xml:space="preserve">Check every learner before discussion: Use the worked case for </w:t>
+      </w:r>
+      <w:r>
+        <w:rPr>
+          <w:b/>
+        </w:rPr>
+        <w:t>Calibration</w:t>
+      </w:r>
+      <w:r>
+        <w:rPr>
+          <w:b w:val="0"/>
+        </w:rPr>
+        <w:t xml:space="preserve"> as a group property. Proposed explanation: “A final answer is enough”. Decide whether this explanation is supported.</w:t>
+      </w:r>
+    </w:p>
+    <w:p>
+      <w:pPr>
+        <w:spacing w:line="336" w:lineRule="auto" w:after="180"/>
+      </w:pPr>
+      <w:r>
+        <w:rPr>
+          <w:b w:val="0"/>
+        </w:rPr>
+        <w:t>Point to the step or supplied fact that decides; explain your repair if needed.</w:t>
+      </w:r>
+    </w:p>
+    <w:p>
+      <w:pPr>
+        <w:pStyle w:val="Heading3"/>
+      </w:pPr>
+      <w:r>
+        <w:t>Repair the misconception</w:t>
+      </w:r>
+    </w:p>
+    <w:p>
+      <w:pPr>
+        <w:spacing w:line="336" w:lineRule="auto" w:after="180"/>
+        <w:shd w:fill="FFF5E6"/>
+      </w:pPr>
+      <w:r>
+        <w:rPr>
+          <w:b w:val="0"/>
+        </w:rPr>
         <w:t>Misconception repair: Ask for the relevant counts, units, procedure or saved record. For this week: 2/10=.2 and 6/10=.6.</w:t>
       </w:r>
     </w:p>
     <w:p>
-      <w:r>
-        <w:t>Support: read the exact case aloud, enlarge the labelled picture, supply input cards and model only the first deciding step. Accept a spoken explanation or drawing; retain the reasoning goal.</w:t>
-      </w:r>
-    </w:p>
-    <w:p>
-      <w:r>
-        <w:t>Extension: The 0.2 group has two spotted cases instead of four. Require a prediction and a reason before comparing. Expected result: Its observed fraction becomes 0.2 and matches the supplied score in this group. Reason: Calibration compares stated probabilities with group outcome frequencies.</w:t>
-      </w:r>
-    </w:p>
-    <w:p>
-      <w:r>
+      <w:pPr>
+        <w:pStyle w:val="Heading3"/>
+      </w:pPr>
+      <w:r>
+        <w:t>Support without giving away the answer</w:t>
+      </w:r>
+    </w:p>
+    <w:p>
+      <w:pPr>
+        <w:spacing w:line="336" w:lineRule="auto" w:after="180"/>
+        <w:shd w:fill="F1F6F8"/>
+      </w:pPr>
+      <w:r>
+        <w:rPr>
+          <w:b w:val="0"/>
+        </w:rPr>
+        <w:t xml:space="preserve">Support: read the exact case aloud, enlarge the labelled picture, supply </w:t>
+      </w:r>
+      <w:r>
+        <w:rPr>
+          <w:b/>
+        </w:rPr>
+        <w:t>input</w:t>
+      </w:r>
+      <w:r>
+        <w:rPr>
+          <w:b w:val="0"/>
+        </w:rPr>
+        <w:t xml:space="preserve"> cards and model only the first deciding step. Accept a spoken explanation or drawing; retain the reasoning goal.</w:t>
+      </w:r>
+    </w:p>
+    <w:p>
+      <w:pPr>
+        <w:pStyle w:val="Heading3"/>
+      </w:pPr>
+      <w:r>
+        <w:t>Extend the reasoning</w:t>
+      </w:r>
+    </w:p>
+    <w:p>
+      <w:pPr>
+        <w:spacing w:line="336" w:lineRule="auto" w:after="180"/>
+        <w:shd w:fill="F5F1FB"/>
+      </w:pPr>
+      <w:r>
+        <w:rPr>
+          <w:b w:val="0"/>
+        </w:rPr>
+        <w:t xml:space="preserve">Extension: The 0.2 group has two spotted cases instead of four. Require a </w:t>
+      </w:r>
+      <w:r>
+        <w:rPr>
+          <w:b/>
+        </w:rPr>
+        <w:t>prediction</w:t>
+      </w:r>
+      <w:r>
+        <w:rPr>
+          <w:b w:val="0"/>
+        </w:rPr>
+        <w:t xml:space="preserve"> and a reason before comparing. Expected result: Its observed fraction becomes 0.2 and matches the supplied </w:t>
+      </w:r>
+      <w:r>
+        <w:rPr>
+          <w:b/>
+        </w:rPr>
+        <w:t>score</w:t>
+      </w:r>
+      <w:r>
+        <w:rPr>
+          <w:b w:val="0"/>
+        </w:rPr>
+        <w:t xml:space="preserve"> in this group.</w:t>
+      </w:r>
+    </w:p>
+    <w:p>
+      <w:pPr>
+        <w:spacing w:line="336" w:lineRule="auto" w:after="180"/>
+        <w:shd w:fill="F5F1FB"/>
+      </w:pPr>
+      <w:r>
+        <w:rPr>
+          <w:b w:val="0"/>
+        </w:rPr>
+        <w:t xml:space="preserve">Reason: </w:t>
+      </w:r>
+      <w:r>
+        <w:rPr>
+          <w:b/>
+        </w:rPr>
+        <w:t>Calibration</w:t>
+      </w:r>
+      <w:r>
+        <w:rPr>
+          <w:b w:val="0"/>
+        </w:rPr>
+        <w:t xml:space="preserve"> compares stated probabilities with group outcome frequencies.</w:t>
+      </w:r>
+    </w:p>
+    <w:p>
+      <w:pPr>
+        <w:pStyle w:val="Heading3"/>
+      </w:pPr>
+      <w:r>
+        <w:t>Protect the independent attempt</w:t>
+      </w:r>
+    </w:p>
+    <w:p>
+      <w:pPr>
+        <w:spacing w:line="336" w:lineRule="auto" w:after="180"/>
+        <w:shd w:fill="FFF5E6"/>
+      </w:pPr>
+      <w:r>
+        <w:rPr>
+          <w:b w:val="0"/>
+        </w:rPr>
         <w:t>Independent assessment: withhold the reserved answer until the learner has attempted the new case. Record support separately from correctness.</w:t>
       </w:r>
     </w:p>
@@ -3353,13 +6543,46 @@
       </w:tr>
     </w:tbl>
     <w:p>
-      <w:r>
+      <w:pPr>
+        <w:pStyle w:val="Heading3"/>
+      </w:pPr>
+      <w:r>
+        <w:t>Project checkpoint</w:t>
+      </w:r>
+    </w:p>
+    <w:p>
+      <w:pPr>
+        <w:spacing w:line="336" w:lineRule="auto" w:after="180"/>
+        <w:shd w:fill="EDF7F3"/>
+      </w:pPr>
+      <w:r>
+        <w:rPr>
+          <w:b w:val="0"/>
+        </w:rPr>
         <w:t>Project checkpoint: Test changed cases. Keep normal, boundary and failure cases; compare expected and observed results.</w:t>
       </w:r>
     </w:p>
     <w:p>
-      <w:r>
-        <w:t>Use the weekly teacher answer for topic-specific reasoning. A saved progress tick is an activity record; judge mastery from the learner’s explanation and evidence.</w:t>
+      <w:pPr>
+        <w:spacing w:line="336" w:lineRule="auto" w:after="180"/>
+      </w:pPr>
+      <w:r>
+        <w:rPr>
+          <w:b w:val="0"/>
+        </w:rPr>
+        <w:t xml:space="preserve">Use the weekly teacher answer for topic-specific reasoning. A saved progress tick is an activity record; judge mastery from the learner’s explanation and </w:t>
+      </w:r>
+      <w:r>
+        <w:rPr>
+          <w:b/>
+        </w:rPr>
+        <w:t>evidence</w:t>
+      </w:r>
+      <w:r>
+        <w:rPr>
+          <w:b w:val="0"/>
+        </w:rPr>
+        <w:t>.</w:t>
       </w:r>
     </w:p>
     <w:p>
@@ -3372,27 +6595,1201 @@
     </w:p>
     <w:p>
       <w:r>
-        <w:t>Use the two formative questions as supported practice, not as independent mastery scores. Discuss the deciding evidence rather than accepting a guessed selection.</w:t>
-      </w:r>
-    </w:p>
-    <w:p>
-      <w:r>
+        <w:t>Use feedback, earlier review and portfolios purposefully. Apply the coding routine only when this lesson has an executable lab.</w:t>
+      </w:r>
+    </w:p>
+    <w:p>
+      <w:pPr>
+        <w:spacing w:line="336" w:lineRule="auto" w:after="180"/>
+      </w:pPr>
+      <w:r>
+        <w:rPr>
+          <w:b w:val="0"/>
+        </w:rPr>
+        <w:t xml:space="preserve">Use the two formative questions as supported practice, not as independent mastery </w:t>
+      </w:r>
+      <w:r>
+        <w:rPr>
+          <w:b/>
+        </w:rPr>
+        <w:t>score</w:t>
+      </w:r>
+      <w:r>
+        <w:rPr>
+          <w:b w:val="0"/>
+        </w:rPr>
+        <w:t xml:space="preserve">s. Discuss the deciding </w:t>
+      </w:r>
+      <w:r>
+        <w:rPr>
+          <w:b/>
+        </w:rPr>
+        <w:t>evidence</w:t>
+      </w:r>
+      <w:r>
+        <w:rPr>
+          <w:b w:val="0"/>
+        </w:rPr>
+        <w:t xml:space="preserve"> rather than accepting a guessed selection.</w:t>
+      </w:r>
+    </w:p>
+    <w:p>
+      <w:pPr>
+        <w:spacing w:line="336" w:lineRule="auto" w:after="180"/>
+      </w:pPr>
+      <w:r>
+        <w:rPr>
+          <w:b w:val="0"/>
+        </w:rPr>
         <w:t>The feedback comes from the reviewed public worked case. Do not reveal the separately reserved independent teacher answer until the learner has attempted that case.</w:t>
       </w:r>
     </w:p>
     <w:p>
-      <w:r>
-        <w:t>Ask students to predict before running code. Preserve errors and actual outputs; collect a changed test and an explanation. The branch-boundary and indexing lessons deliberately include failure cases.</w:t>
-      </w:r>
-    </w:p>
-    <w:p>
-      <w:r>
+      <w:pPr>
+        <w:spacing w:line="336" w:lineRule="auto" w:after="180"/>
+      </w:pPr>
+      <w:r>
+        <w:rPr>
+          <w:b w:val="0"/>
+        </w:rPr>
+        <w:t xml:space="preserve">Ask students to predict before running code. Preserve errors and actual </w:t>
+      </w:r>
+      <w:r>
+        <w:rPr>
+          <w:b/>
+        </w:rPr>
+        <w:t>output</w:t>
+      </w:r>
+      <w:r>
+        <w:rPr>
+          <w:b w:val="0"/>
+        </w:rPr>
+        <w:t>s; collect a changed test and an explanation. The branch-boundary and indexing lessons deliberately include failure cases.</w:t>
+      </w:r>
+    </w:p>
+    <w:p>
+      <w:pPr>
+        <w:spacing w:line="336" w:lineRule="auto" w:after="180"/>
+      </w:pPr>
+      <w:r>
+        <w:rPr>
+          <w:b w:val="0"/>
+        </w:rPr>
         <w:t>Use the earlier worked-explanation links to address a specific missing building block, then return to the current question. Adapt this suggestion after observing the learner; it is not an automatic diagnosis.</w:t>
       </w:r>
     </w:p>
     <w:p>
-      <w:r>
-        <w:t>Collect the completed-work portfolio as evidence. Record support separately from correctness, and assess explanation, trace/test and limitations. Progress ticks and quiz selections alone do not establish mastery.</w:t>
+      <w:pPr>
+        <w:spacing w:line="336" w:lineRule="auto" w:after="180"/>
+      </w:pPr>
+      <w:r>
+        <w:rPr>
+          <w:b w:val="0"/>
+        </w:rPr>
+        <w:t xml:space="preserve">Collect the completed-work portfolio as </w:t>
+      </w:r>
+      <w:r>
+        <w:rPr>
+          <w:b/>
+        </w:rPr>
+        <w:t>evidence</w:t>
+      </w:r>
+      <w:r>
+        <w:rPr>
+          <w:b w:val="0"/>
+        </w:rPr>
+        <w:t>. Record support separately from correctness, and assess explanation, trace/test and limitations. Progress ticks and quiz selections alone do not establish mastery.</w:t>
+      </w:r>
+    </w:p>
+    <w:p>
+      <w:pPr>
+        <w:pStyle w:val="Heading1"/>
+      </w:pPr>
+      <w:r>
+        <w:t>09. Visual concept journey</w:t>
+      </w:r>
+    </w:p>
+    <w:p>
+      <w:r>
+        <w:t>Show one Scores and Calibration Intuition graphic at a time, request a prediction and discuss its trace before the independent assessment.</w:t>
+      </w:r>
+    </w:p>
+    <w:p>
+      <w:pPr>
+        <w:spacing w:line="336" w:lineRule="auto" w:after="180"/>
+      </w:pPr>
+      <w:r>
+        <w:rPr>
+          <w:b w:val="0"/>
+        </w:rPr>
+        <w:t xml:space="preserve">Use one picture at a time. Hide a worked result before asking for a </w:t>
+      </w:r>
+      <w:r>
+        <w:rPr>
+          <w:b/>
+        </w:rPr>
+        <w:t>prediction</w:t>
+      </w:r>
+      <w:r>
+        <w:rPr>
+          <w:b w:val="0"/>
+        </w:rPr>
+        <w:t>, then reveal it for feedback. These are supported teaching cases; retain the separate independent assessment for a fresh first attempt.</w:t>
+      </w:r>
+    </w:p>
+    <w:p>
+      <w:pPr>
+        <w:pStyle w:val="Heading3"/>
+      </w:pPr>
+      <w:r>
+        <w:t>01. Scores and Calibration Intuition: the case</w:t>
+      </w:r>
+    </w:p>
+    <w:p>
+      <w:r>
+        <w:drawing>
+          <wp:inline xmlns:a="http://schemas.openxmlformats.org/drawingml/2006/main" xmlns:pic="http://schemas.openxmlformats.org/drawingml/2006/picture">
+            <wp:extent cx="5486400" cy="3142488"/>
+            <wp:docPr id="2" name="Picture 2" descr="Treat calibration as a comparison across groups of probability scores. Supplied facts: Toy classifier outputs p(spotted)=0.8 on ten cases; eight are actually spotted. Another ten have p=0.2; four are spotted. All inputs and outcomes in this worked example are invented classroom data; no real model run is claimed."/>
+            <wp:cNvGraphicFramePr>
+              <a:graphicFrameLocks noChangeAspect="1"/>
+            </wp:cNvGraphicFramePr>
+            <a:graphic>
+              <a:graphicData uri="http://schemas.openxmlformats.org/drawingml/2006/picture">
+                <pic:pic>
+                  <pic:nvPicPr>
+                    <pic:cNvPr id="0" name="academy-story-ai-4-14-01.png"/>
+                    <pic:cNvPicPr/>
+                  </pic:nvPicPr>
+                  <pic:blipFill>
+                    <a:blip r:embed="rId10"/>
+                    <a:stretch>
+                      <a:fillRect/>
+                    </a:stretch>
+                  </pic:blipFill>
+                  <pic:spPr>
+                    <a:xfrm>
+                      <a:off x="0" y="0"/>
+                      <a:ext cx="5486400" cy="3142488"/>
+                    </a:xfrm>
+                    <a:prstGeom prst="rect"/>
+                  </pic:spPr>
+                </pic:pic>
+              </a:graphicData>
+            </a:graphic>
+          </wp:inline>
+        </w:drawing>
+      </w:r>
+    </w:p>
+    <w:p>
+      <w:pPr>
+        <w:spacing w:line="336" w:lineRule="auto" w:after="180"/>
+      </w:pPr>
+      <w:r>
+        <w:rPr>
+          <w:b w:val="0"/>
+        </w:rPr>
+        <w:t xml:space="preserve">Treat </w:t>
+      </w:r>
+      <w:r>
+        <w:rPr>
+          <w:b/>
+        </w:rPr>
+        <w:t>calibration</w:t>
+      </w:r>
+      <w:r>
+        <w:rPr>
+          <w:b w:val="0"/>
+        </w:rPr>
+        <w:t xml:space="preserve"> as a comparison across groups of probability </w:t>
+      </w:r>
+      <w:r>
+        <w:rPr>
+          <w:b/>
+        </w:rPr>
+        <w:t>score</w:t>
+      </w:r>
+      <w:r>
+        <w:rPr>
+          <w:b w:val="0"/>
+        </w:rPr>
+        <w:t xml:space="preserve">s. Supplied facts: Toy classifier </w:t>
+      </w:r>
+      <w:r>
+        <w:rPr>
+          <w:b/>
+        </w:rPr>
+        <w:t>output</w:t>
+      </w:r>
+      <w:r>
+        <w:rPr>
+          <w:b w:val="0"/>
+        </w:rPr>
+        <w:t>s p(spotted)=0.8 on ten cases; eight are actually spotted. Another ten have p=0.2; four are spotted.</w:t>
+      </w:r>
+    </w:p>
+    <w:p>
+      <w:pPr>
+        <w:spacing w:line="336" w:lineRule="auto" w:after="180"/>
+      </w:pPr>
+      <w:r>
+        <w:rPr>
+          <w:b w:val="0"/>
+        </w:rPr>
+        <w:t xml:space="preserve">All </w:t>
+      </w:r>
+      <w:r>
+        <w:rPr>
+          <w:b/>
+        </w:rPr>
+        <w:t>input</w:t>
+      </w:r>
+      <w:r>
+        <w:rPr>
+          <w:b w:val="0"/>
+        </w:rPr>
+        <w:t>s and outcomes in this worked example are invented classroom data; no real model run is claimed.</w:t>
+      </w:r>
+    </w:p>
+    <w:p>
+      <w:pPr>
+        <w:spacing w:line="336" w:lineRule="auto" w:after="180"/>
+        <w:shd w:fill="F5F1FB"/>
+      </w:pPr>
+      <w:r>
+        <w:rPr>
+          <w:b w:val="0"/>
+        </w:rPr>
+        <w:t>Point to the given fact that matters most. Explain why it matters.</w:t>
+      </w:r>
+    </w:p>
+    <w:p>
+      <w:pPr>
+        <w:pStyle w:val="Heading3"/>
+      </w:pPr>
+      <w:r>
+        <w:t>Discuss while showing the picture</w:t>
+      </w:r>
+    </w:p>
+    <w:p>
+      <w:pPr>
+        <w:spacing w:line="336" w:lineRule="auto" w:after="180"/>
+        <w:shd w:fill="F1F6F8"/>
+      </w:pPr>
+      <w:r>
+        <w:rPr>
+          <w:b w:val="0"/>
+        </w:rPr>
+        <w:t>Teacher prompt: Point to the given fact that matters most. Explain why it matters. Ask learners to describe one label or arrow in ordinary words. Use the adjacent transcript if the image is difficult to see.</w:t>
+      </w:r>
+    </w:p>
+    <w:p>
+      <w:pPr>
+        <w:pStyle w:val="Heading3"/>
+      </w:pPr>
+      <w:r>
+        <w:t>02. Follow the deciding steps</w:t>
+      </w:r>
+    </w:p>
+    <w:p>
+      <w:r>
+        <w:drawing>
+          <wp:inline xmlns:a="http://schemas.openxmlformats.org/drawingml/2006/main" xmlns:pic="http://schemas.openxmlformats.org/drawingml/2006/picture">
+            <wp:extent cx="5486400" cy="3337560"/>
+            <wp:docPr id="3" name="Picture 3" descr="Group scores: Keep the ten 0.8 cases and ten 0.2 cases separate. → Compare frequencies: Observed spotted fractions are 8/10=0.8 and 4/10=0.4. → Interpret gap: The 0.8 group matches here; the 0.2 group understates the observed fraction by 0.2."/>
+            <wp:cNvGraphicFramePr>
+              <a:graphicFrameLocks noChangeAspect="1"/>
+            </wp:cNvGraphicFramePr>
+            <a:graphic>
+              <a:graphicData uri="http://schemas.openxmlformats.org/drawingml/2006/picture">
+                <pic:pic>
+                  <pic:nvPicPr>
+                    <pic:cNvPr id="0" name="academy-story-ai-4-14-02.png"/>
+                    <pic:cNvPicPr/>
+                  </pic:nvPicPr>
+                  <pic:blipFill>
+                    <a:blip r:embed="rId11"/>
+                    <a:stretch>
+                      <a:fillRect/>
+                    </a:stretch>
+                  </pic:blipFill>
+                  <pic:spPr>
+                    <a:xfrm>
+                      <a:off x="0" y="0"/>
+                      <a:ext cx="5486400" cy="3337560"/>
+                    </a:xfrm>
+                    <a:prstGeom prst="rect"/>
+                  </pic:spPr>
+                </pic:pic>
+              </a:graphicData>
+            </a:graphic>
+          </wp:inline>
+        </w:drawing>
+      </w:r>
+    </w:p>
+    <w:p>
+      <w:pPr>
+        <w:spacing w:line="336" w:lineRule="auto" w:after="180"/>
+      </w:pPr>
+      <w:r>
+        <w:rPr>
+          <w:b w:val="0"/>
+        </w:rPr>
+        <w:t xml:space="preserve">Group </w:t>
+      </w:r>
+      <w:r>
+        <w:rPr>
+          <w:b/>
+        </w:rPr>
+        <w:t>score</w:t>
+      </w:r>
+      <w:r>
+        <w:rPr>
+          <w:b w:val="0"/>
+        </w:rPr>
+        <w:t>s: Keep the ten 0.8 cases and ten 0.2 cases separate. → Compare frequencies: Observed spotted fractions are 8/10=0.8 and 4/10=0.4. → Interpret gap: The 0.8 group matches here; the 0.2 group understates the observed fraction by 0.2.</w:t>
+      </w:r>
+    </w:p>
+    <w:p>
+      <w:pPr>
+        <w:spacing w:line="336" w:lineRule="auto" w:after="180"/>
+        <w:shd w:fill="F5F1FB"/>
+      </w:pPr>
+      <w:r>
+        <w:rPr>
+          <w:b w:val="0"/>
+        </w:rPr>
+        <w:t xml:space="preserve">Point to each numbered stage and explain which recorded </w:t>
+      </w:r>
+      <w:r>
+        <w:rPr>
+          <w:b/>
+        </w:rPr>
+        <w:t>input</w:t>
+      </w:r>
+      <w:r>
+        <w:rPr>
+          <w:b w:val="0"/>
+        </w:rPr>
+        <w:t xml:space="preserve"> it uses.</w:t>
+      </w:r>
+    </w:p>
+    <w:p>
+      <w:pPr>
+        <w:pStyle w:val="Heading3"/>
+      </w:pPr>
+      <w:r>
+        <w:t>Discuss while showing the picture</w:t>
+      </w:r>
+    </w:p>
+    <w:p>
+      <w:pPr>
+        <w:spacing w:line="336" w:lineRule="auto" w:after="180"/>
+        <w:shd w:fill="F1F6F8"/>
+      </w:pPr>
+      <w:r>
+        <w:rPr>
+          <w:b w:val="0"/>
+        </w:rPr>
+        <w:t xml:space="preserve">Teacher prompt: Point to each numbered stage and explain which recorded </w:t>
+      </w:r>
+      <w:r>
+        <w:rPr>
+          <w:b/>
+        </w:rPr>
+        <w:t>input</w:t>
+      </w:r>
+      <w:r>
+        <w:rPr>
+          <w:b w:val="0"/>
+        </w:rPr>
+        <w:t xml:space="preserve"> it uses. Ask learners to describe one label or arrow in ordinary words. Use the adjacent transcript if the image is difficult to see.</w:t>
+      </w:r>
+    </w:p>
+    <w:p>
+      <w:pPr>
+        <w:pStyle w:val="Heading3"/>
+      </w:pPr>
+      <w:r>
+        <w:t>03. Four-step worked evidence for Week 14: Scores and Calibration Intuition</w:t>
+      </w:r>
+    </w:p>
+    <w:p>
+      <w:r>
+        <w:drawing>
+          <wp:inline xmlns:a="http://schemas.openxmlformats.org/drawingml/2006/main" xmlns:pic="http://schemas.openxmlformats.org/drawingml/2006/picture">
+            <wp:extent cx="5486400" cy="3895344"/>
+            <wp:docPr id="4" name="Picture 4" descr="Four-step worked evidence for Week 14: Scores and Calibration Intuition. 1 | Each score estimates the probability that the selected label is correct. Ten predictions have such scores near 0.8.. 2 | Only six are correct, so observed correctness is 6 ÷ 10 = 60%.. 3 | The score ranking may still help, but 0.8 should not be stated as an 80% guarantee.. 4 | Use bins across many cases and design an uncertain zone requiring human review."/>
+            <wp:cNvGraphicFramePr>
+              <a:graphicFrameLocks noChangeAspect="1"/>
+            </wp:cNvGraphicFramePr>
+            <a:graphic>
+              <a:graphicData uri="http://schemas.openxmlformats.org/drawingml/2006/picture">
+                <pic:pic>
+                  <pic:nvPicPr>
+                    <pic:cNvPr id="0" name="academy-story-ai-4-14-03.png"/>
+                    <pic:cNvPicPr/>
+                  </pic:nvPicPr>
+                  <pic:blipFill>
+                    <a:blip r:embed="rId12"/>
+                    <a:stretch>
+                      <a:fillRect/>
+                    </a:stretch>
+                  </pic:blipFill>
+                  <pic:spPr>
+                    <a:xfrm>
+                      <a:off x="0" y="0"/>
+                      <a:ext cx="5486400" cy="3895344"/>
+                    </a:xfrm>
+                    <a:prstGeom prst="rect"/>
+                  </pic:spPr>
+                </pic:pic>
+              </a:graphicData>
+            </a:graphic>
+          </wp:inline>
+        </w:drawing>
+      </w:r>
+    </w:p>
+    <w:p>
+      <w:pPr>
+        <w:spacing w:line="336" w:lineRule="auto" w:after="180"/>
+      </w:pPr>
+      <w:r>
+        <w:rPr>
+          <w:b w:val="0"/>
+        </w:rPr>
+        <w:t xml:space="preserve">Four-step worked </w:t>
+      </w:r>
+      <w:r>
+        <w:rPr>
+          <w:b/>
+        </w:rPr>
+        <w:t>evidence</w:t>
+      </w:r>
+      <w:r>
+        <w:rPr>
+          <w:b w:val="0"/>
+        </w:rPr>
+        <w:t xml:space="preserve"> for Week 14: </w:t>
+      </w:r>
+      <w:r>
+        <w:rPr>
+          <w:b/>
+        </w:rPr>
+        <w:t>Score</w:t>
+      </w:r>
+      <w:r>
+        <w:rPr>
+          <w:b w:val="0"/>
+        </w:rPr>
+        <w:t xml:space="preserve">s and </w:t>
+      </w:r>
+      <w:r>
+        <w:rPr>
+          <w:b/>
+        </w:rPr>
+        <w:t>Calibration</w:t>
+      </w:r>
+      <w:r>
+        <w:rPr>
+          <w:b w:val="0"/>
+        </w:rPr>
+        <w:t xml:space="preserve"> Intuition. 1 | Each </w:t>
+      </w:r>
+      <w:r>
+        <w:rPr>
+          <w:b/>
+        </w:rPr>
+        <w:t>score</w:t>
+      </w:r>
+      <w:r>
+        <w:rPr>
+          <w:b w:val="0"/>
+        </w:rPr>
+        <w:t xml:space="preserve"> estimates the probability that the selected label is correct.</w:t>
+      </w:r>
+    </w:p>
+    <w:p>
+      <w:pPr>
+        <w:spacing w:line="336" w:lineRule="auto" w:after="180"/>
+      </w:pPr>
+      <w:r>
+        <w:rPr>
+          <w:b w:val="0"/>
+        </w:rPr>
+        <w:t xml:space="preserve">Ten </w:t>
+      </w:r>
+      <w:r>
+        <w:rPr>
+          <w:b/>
+        </w:rPr>
+        <w:t>prediction</w:t>
+      </w:r>
+      <w:r>
+        <w:rPr>
+          <w:b w:val="0"/>
+        </w:rPr>
+        <w:t xml:space="preserve">s have such </w:t>
+      </w:r>
+      <w:r>
+        <w:rPr>
+          <w:b/>
+        </w:rPr>
+        <w:t>score</w:t>
+      </w:r>
+      <w:r>
+        <w:rPr>
+          <w:b w:val="0"/>
+        </w:rPr>
+        <w:t xml:space="preserve">s near 0.8.. 2 | Only six are correct, so observed correctness is 6 ÷ 10 = </w:t>
+      </w:r>
+      <w:r>
+        <w:rPr>
+          <w:b/>
+        </w:rPr>
+        <w:t>60%</w:t>
+      </w:r>
+      <w:r>
+        <w:rPr>
+          <w:b w:val="0"/>
+        </w:rPr>
+        <w:t xml:space="preserve">.. 3 | The </w:t>
+      </w:r>
+      <w:r>
+        <w:rPr>
+          <w:b/>
+        </w:rPr>
+        <w:t>score</w:t>
+      </w:r>
+      <w:r>
+        <w:rPr>
+          <w:b w:val="0"/>
+        </w:rPr>
+        <w:t xml:space="preserve"> ranking may still help, but 0.8 should not be stated as an </w:t>
+      </w:r>
+      <w:r>
+        <w:rPr>
+          <w:b/>
+        </w:rPr>
+        <w:t>80%</w:t>
+      </w:r>
+      <w:r>
+        <w:rPr>
+          <w:b w:val="0"/>
+        </w:rPr>
+        <w:t xml:space="preserve"> guarantee.. 4 | Use bins across many cases and design an uncertain zone requiring human review.</w:t>
+      </w:r>
+    </w:p>
+    <w:p>
+      <w:pPr>
+        <w:spacing w:line="336" w:lineRule="auto" w:after="180"/>
+        <w:shd w:fill="F5F1FB"/>
+      </w:pPr>
+      <w:r>
+        <w:rPr>
+          <w:b w:val="0"/>
+        </w:rPr>
+        <w:t>Read the labels and values. Explain the relationship the model shows.</w:t>
+      </w:r>
+    </w:p>
+    <w:p>
+      <w:pPr>
+        <w:pStyle w:val="Heading3"/>
+      </w:pPr>
+      <w:r>
+        <w:t>Discuss while showing the picture</w:t>
+      </w:r>
+    </w:p>
+    <w:p>
+      <w:pPr>
+        <w:spacing w:line="336" w:lineRule="auto" w:after="180"/>
+        <w:shd w:fill="F1F6F8"/>
+      </w:pPr>
+      <w:r>
+        <w:rPr>
+          <w:b w:val="0"/>
+        </w:rPr>
+        <w:t>Teacher prompt: Read the labels and values. Explain the relationship the model shows. Ask learners to describe one label or arrow in ordinary words. Use the adjacent transcript if the image is difficult to see.</w:t>
+      </w:r>
+    </w:p>
+    <w:p>
+      <w:pPr>
+        <w:pStyle w:val="Heading3"/>
+      </w:pPr>
+      <w:r>
+        <w:t>04. Change one thing. Trace what follows.</w:t>
+      </w:r>
+    </w:p>
+    <w:p>
+      <w:r>
+        <w:drawing>
+          <wp:inline xmlns:a="http://schemas.openxmlformats.org/drawingml/2006/main" xmlns:pic="http://schemas.openxmlformats.org/drawingml/2006/picture">
+            <wp:extent cx="5486400" cy="3026664"/>
+            <wp:docPr id="5" name="Picture 5" descr="Original case: The 0.8 group matches here; the 0.2 group understates the observed fraction by 0.2. Changed condition: The 0.2 group has two spotted cases instead of four. Expected result: Its observed fraction becomes 0.2 and matches the supplied score in this group. Reason: Calibration compares stated probabilities with group outcome frequencies."/>
+            <wp:cNvGraphicFramePr>
+              <a:graphicFrameLocks noChangeAspect="1"/>
+            </wp:cNvGraphicFramePr>
+            <a:graphic>
+              <a:graphicData uri="http://schemas.openxmlformats.org/drawingml/2006/picture">
+                <pic:pic>
+                  <pic:nvPicPr>
+                    <pic:cNvPr id="0" name="academy-story-ai-4-14-04.png"/>
+                    <pic:cNvPicPr/>
+                  </pic:nvPicPr>
+                  <pic:blipFill>
+                    <a:blip r:embed="rId13"/>
+                    <a:stretch>
+                      <a:fillRect/>
+                    </a:stretch>
+                  </pic:blipFill>
+                  <pic:spPr>
+                    <a:xfrm>
+                      <a:off x="0" y="0"/>
+                      <a:ext cx="5486400" cy="3026664"/>
+                    </a:xfrm>
+                    <a:prstGeom prst="rect"/>
+                  </pic:spPr>
+                </pic:pic>
+              </a:graphicData>
+            </a:graphic>
+          </wp:inline>
+        </w:drawing>
+      </w:r>
+    </w:p>
+    <w:p>
+      <w:pPr>
+        <w:spacing w:line="336" w:lineRule="auto" w:after="180"/>
+      </w:pPr>
+      <w:r>
+        <w:rPr>
+          <w:b w:val="0"/>
+        </w:rPr>
+        <w:t>Original case: The 0.8 group matches here; the 0.2 group understates the observed fraction by 0.2. Changed condition: The 0.2 group has two spotted cases instead of four.</w:t>
+      </w:r>
+    </w:p>
+    <w:p>
+      <w:pPr>
+        <w:spacing w:line="336" w:lineRule="auto" w:after="180"/>
+      </w:pPr>
+      <w:r>
+        <w:rPr>
+          <w:b w:val="0"/>
+        </w:rPr>
+        <w:t xml:space="preserve">Expected result: Its observed fraction becomes 0.2 and matches the supplied </w:t>
+      </w:r>
+      <w:r>
+        <w:rPr>
+          <w:b/>
+        </w:rPr>
+        <w:t>score</w:t>
+      </w:r>
+      <w:r>
+        <w:rPr>
+          <w:b w:val="0"/>
+        </w:rPr>
+        <w:t xml:space="preserve"> in this group. Reason: </w:t>
+      </w:r>
+      <w:r>
+        <w:rPr>
+          <w:b/>
+        </w:rPr>
+        <w:t>Calibration</w:t>
+      </w:r>
+      <w:r>
+        <w:rPr>
+          <w:b w:val="0"/>
+        </w:rPr>
+        <w:t xml:space="preserve"> compares stated probabilities with group outcome frequencies.</w:t>
+      </w:r>
+    </w:p>
+    <w:p>
+      <w:pPr>
+        <w:spacing w:line="336" w:lineRule="auto" w:after="180"/>
+        <w:shd w:fill="F5F1FB"/>
+      </w:pPr>
+      <w:r>
+        <w:rPr>
+          <w:b w:val="0"/>
+        </w:rPr>
+        <w:t>Predict before checking the worked changed-case result. Name what changed and what the supplied facts allow you to conclude.</w:t>
+      </w:r>
+    </w:p>
+    <w:p>
+      <w:pPr>
+        <w:pStyle w:val="Heading3"/>
+      </w:pPr>
+      <w:r>
+        <w:t>Discuss while showing the picture</w:t>
+      </w:r>
+    </w:p>
+    <w:p>
+      <w:pPr>
+        <w:spacing w:line="336" w:lineRule="auto" w:after="180"/>
+        <w:shd w:fill="F1F6F8"/>
+      </w:pPr>
+      <w:r>
+        <w:rPr>
+          <w:b w:val="0"/>
+        </w:rPr>
+        <w:t>Teacher prompt: Predict before checking the worked changed-case result. Name what changed and what the supplied facts allow you to conclude. Ask learners to describe one label or arrow in ordinary words.</w:t>
+      </w:r>
+    </w:p>
+    <w:p>
+      <w:pPr>
+        <w:spacing w:line="336" w:lineRule="auto" w:after="180"/>
+        <w:shd w:fill="F1F6F8"/>
+      </w:pPr>
+      <w:r>
+        <w:rPr>
+          <w:b w:val="0"/>
+        </w:rPr>
+        <w:t xml:space="preserve">Use the adjacent transcript if the image is difficult to see. Changed-case reasoning: </w:t>
+      </w:r>
+      <w:r>
+        <w:rPr>
+          <w:b/>
+        </w:rPr>
+        <w:t>Calibration</w:t>
+      </w:r>
+      <w:r>
+        <w:rPr>
+          <w:b w:val="0"/>
+        </w:rPr>
+        <w:t xml:space="preserve"> compares stated probabilities with group outcome frequencies.</w:t>
+      </w:r>
+    </w:p>
+    <w:p>
+      <w:pPr>
+        <w:pStyle w:val="Heading3"/>
+      </w:pPr>
+      <w:r>
+        <w:t>05. Connect the explanation to its limit</w:t>
+      </w:r>
+    </w:p>
+    <w:p>
+      <w:r>
+        <w:drawing>
+          <wp:inline xmlns:a="http://schemas.openxmlformats.org/drawingml/2006/main" xmlns:pic="http://schemas.openxmlformats.org/drawingml/2006/picture">
+            <wp:extent cx="5486400" cy="2834640"/>
+            <wp:docPr id="6" name="Picture 6" descr="Read the picture in order. The 0.8 group matches here; the 0.2 group understates the observed fraction by 0.2. The arrows show which recorded input or intermediate result each decision uses. Explain the deciding step aloud before checking the changed case; pointing to the final answer alone does not show how it follows. Limit: Ten cases per group provide noisy evidence; the exercise does not establish calibration on every score or setting."/>
+            <wp:cNvGraphicFramePr>
+              <a:graphicFrameLocks noChangeAspect="1"/>
+            </wp:cNvGraphicFramePr>
+            <a:graphic>
+              <a:graphicData uri="http://schemas.openxmlformats.org/drawingml/2006/picture">
+                <pic:pic>
+                  <pic:nvPicPr>
+                    <pic:cNvPr id="0" name="academy-story-ai-4-14-05.png"/>
+                    <pic:cNvPicPr/>
+                  </pic:nvPicPr>
+                  <pic:blipFill>
+                    <a:blip r:embed="rId14"/>
+                    <a:stretch>
+                      <a:fillRect/>
+                    </a:stretch>
+                  </pic:blipFill>
+                  <pic:spPr>
+                    <a:xfrm>
+                      <a:off x="0" y="0"/>
+                      <a:ext cx="5486400" cy="2834640"/>
+                    </a:xfrm>
+                    <a:prstGeom prst="rect"/>
+                  </pic:spPr>
+                </pic:pic>
+              </a:graphicData>
+            </a:graphic>
+          </wp:inline>
+        </w:drawing>
+      </w:r>
+    </w:p>
+    <w:p>
+      <w:pPr>
+        <w:spacing w:line="336" w:lineRule="auto" w:after="180"/>
+      </w:pPr>
+      <w:r>
+        <w:rPr>
+          <w:b w:val="0"/>
+        </w:rPr>
+        <w:t xml:space="preserve">Read the picture in order. The 0.8 group matches here; the 0.2 group understates the observed fraction by 0.2. The arrows show which recorded </w:t>
+      </w:r>
+      <w:r>
+        <w:rPr>
+          <w:b/>
+        </w:rPr>
+        <w:t>input</w:t>
+      </w:r>
+      <w:r>
+        <w:rPr>
+          <w:b w:val="0"/>
+        </w:rPr>
+        <w:t xml:space="preserve"> or intermediate result each decision uses.</w:t>
+      </w:r>
+    </w:p>
+    <w:p>
+      <w:pPr>
+        <w:spacing w:line="336" w:lineRule="auto" w:after="180"/>
+      </w:pPr>
+      <w:r>
+        <w:rPr>
+          <w:b w:val="0"/>
+        </w:rPr>
+        <w:t>Explain the deciding step aloud before checking the changed case; pointing to the final answer alone does not show how it follows.</w:t>
+      </w:r>
+    </w:p>
+    <w:p>
+      <w:pPr>
+        <w:spacing w:line="336" w:lineRule="auto" w:after="180"/>
+      </w:pPr>
+      <w:r>
+        <w:rPr>
+          <w:b w:val="0"/>
+        </w:rPr>
+        <w:t xml:space="preserve">Limit: Ten cases per group provide noisy </w:t>
+      </w:r>
+      <w:r>
+        <w:rPr>
+          <w:b/>
+        </w:rPr>
+        <w:t>evidence</w:t>
+      </w:r>
+      <w:r>
+        <w:rPr>
+          <w:b w:val="0"/>
+        </w:rPr>
+        <w:t xml:space="preserve">; the exercise does not establish </w:t>
+      </w:r>
+      <w:r>
+        <w:rPr>
+          <w:b/>
+        </w:rPr>
+        <w:t>calibration</w:t>
+      </w:r>
+      <w:r>
+        <w:rPr>
+          <w:b w:val="0"/>
+        </w:rPr>
+        <w:t xml:space="preserve"> on every </w:t>
+      </w:r>
+      <w:r>
+        <w:rPr>
+          <w:b/>
+        </w:rPr>
+        <w:t>score</w:t>
+      </w:r>
+      <w:r>
+        <w:rPr>
+          <w:b w:val="0"/>
+        </w:rPr>
+        <w:t xml:space="preserve"> or setting.</w:t>
+      </w:r>
+    </w:p>
+    <w:p>
+      <w:pPr>
+        <w:spacing w:line="336" w:lineRule="auto" w:after="180"/>
+        <w:shd w:fill="F5F1FB"/>
+      </w:pPr>
+      <w:r>
+        <w:rPr>
+          <w:b w:val="0"/>
+        </w:rPr>
+        <w:t>Explain the case, then point to a limit on the claim.</w:t>
+      </w:r>
+    </w:p>
+    <w:p>
+      <w:pPr>
+        <w:pStyle w:val="Heading3"/>
+      </w:pPr>
+      <w:r>
+        <w:t>Discuss while showing the picture</w:t>
+      </w:r>
+    </w:p>
+    <w:p>
+      <w:pPr>
+        <w:spacing w:line="336" w:lineRule="auto" w:after="180"/>
+        <w:shd w:fill="F1F6F8"/>
+      </w:pPr>
+      <w:r>
+        <w:rPr>
+          <w:b w:val="0"/>
+        </w:rPr>
+        <w:t>Teacher prompt: Explain the case, then point to a limit on the claim. Ask learners to describe one label or arrow in ordinary words. Use the adjacent transcript if the image is difficult to see.</w:t>
+      </w:r>
+    </w:p>
+    <w:p>
+      <w:pPr>
+        <w:spacing w:line="336" w:lineRule="auto" w:after="180"/>
+        <w:shd w:fill="F1F6F8"/>
+      </w:pPr>
+      <w:r>
+        <w:rPr>
+          <w:b w:val="0"/>
+        </w:rPr>
+        <w:t xml:space="preserve">Keep the stated scope: Ten cases per group provide noisy </w:t>
+      </w:r>
+      <w:r>
+        <w:rPr>
+          <w:b/>
+        </w:rPr>
+        <w:t>evidence</w:t>
+      </w:r>
+      <w:r>
+        <w:rPr>
+          <w:b w:val="0"/>
+        </w:rPr>
+        <w:t xml:space="preserve">; the exercise does not establish </w:t>
+      </w:r>
+      <w:r>
+        <w:rPr>
+          <w:b/>
+        </w:rPr>
+        <w:t>calibration</w:t>
+      </w:r>
+      <w:r>
+        <w:rPr>
+          <w:b w:val="0"/>
+        </w:rPr>
+        <w:t xml:space="preserve"> on every </w:t>
+      </w:r>
+      <w:r>
+        <w:rPr>
+          <w:b/>
+        </w:rPr>
+        <w:t>score</w:t>
+      </w:r>
+      <w:r>
+        <w:rPr>
+          <w:b w:val="0"/>
+        </w:rPr>
+        <w:t xml:space="preserve"> or setting.</w:t>
+      </w:r>
+    </w:p>
+    <w:p>
+      <w:pPr>
+        <w:pStyle w:val="Heading3"/>
+      </w:pPr>
+      <w:r>
+        <w:t>06. Make the idea visible in your project</w:t>
+      </w:r>
+    </w:p>
+    <w:p>
+      <w:r>
+        <w:drawing>
+          <wp:inline xmlns:a="http://schemas.openxmlformats.org/drawingml/2006/main" xmlns:pic="http://schemas.openxmlformats.org/drawingml/2006/picture">
+            <wp:extent cx="5486400" cy="3681984"/>
+            <wp:docPr id="7" name="Picture 7" descr="For your Responsible Plant Classifier, save the input, procedure, observed result and limitation of this check. Label this worked example as practice; use a different, previously unreviewed case when checking independent understanding. Draw your input, deciding step, result and limit. Supported question: Does a calibrated 0.8 score mean every such leaf is spotted? Point to the relevant step in the picture, then write the changed result and the rule or evidence that supports it."/>
+            <wp:cNvGraphicFramePr>
+              <a:graphicFrameLocks noChangeAspect="1"/>
+            </wp:cNvGraphicFramePr>
+            <a:graphic>
+              <a:graphicData uri="http://schemas.openxmlformats.org/drawingml/2006/picture">
+                <pic:pic>
+                  <pic:nvPicPr>
+                    <pic:cNvPr id="0" name="academy-story-ai-4-14-06.png"/>
+                    <pic:cNvPicPr/>
+                  </pic:nvPicPr>
+                  <pic:blipFill>
+                    <a:blip r:embed="rId15"/>
+                    <a:stretch>
+                      <a:fillRect/>
+                    </a:stretch>
+                  </pic:blipFill>
+                  <pic:spPr>
+                    <a:xfrm>
+                      <a:off x="0" y="0"/>
+                      <a:ext cx="5486400" cy="3681984"/>
+                    </a:xfrm>
+                    <a:prstGeom prst="rect"/>
+                  </pic:spPr>
+                </pic:pic>
+              </a:graphicData>
+            </a:graphic>
+          </wp:inline>
+        </w:drawing>
+      </w:r>
+    </w:p>
+    <w:p>
+      <w:pPr>
+        <w:spacing w:line="336" w:lineRule="auto" w:after="180"/>
+      </w:pPr>
+      <w:r>
+        <w:rPr>
+          <w:b w:val="0"/>
+        </w:rPr>
+        <w:t xml:space="preserve">For your Responsible Plant Classifier, save the </w:t>
+      </w:r>
+      <w:r>
+        <w:rPr>
+          <w:b/>
+        </w:rPr>
+        <w:t>input</w:t>
+      </w:r>
+      <w:r>
+        <w:rPr>
+          <w:b w:val="0"/>
+        </w:rPr>
+        <w:t>, procedure, observed result and limitation of this check.</w:t>
+      </w:r>
+    </w:p>
+    <w:p>
+      <w:pPr>
+        <w:spacing w:line="336" w:lineRule="auto" w:after="180"/>
+      </w:pPr>
+      <w:r>
+        <w:rPr>
+          <w:b w:val="0"/>
+        </w:rPr>
+        <w:t xml:space="preserve">Label this worked example as practice; use a different, previously unreviewed case when checking independent understanding. Draw your </w:t>
+      </w:r>
+      <w:r>
+        <w:rPr>
+          <w:b/>
+        </w:rPr>
+        <w:t>input</w:t>
+      </w:r>
+      <w:r>
+        <w:rPr>
+          <w:b w:val="0"/>
+        </w:rPr>
+        <w:t>, deciding step, result and limit.</w:t>
+      </w:r>
+    </w:p>
+    <w:p>
+      <w:pPr>
+        <w:spacing w:line="336" w:lineRule="auto" w:after="180"/>
+      </w:pPr>
+      <w:r>
+        <w:rPr>
+          <w:b w:val="0"/>
+        </w:rPr>
+        <w:t xml:space="preserve">Supported question: Does a calibrated 0.8 </w:t>
+      </w:r>
+      <w:r>
+        <w:rPr>
+          <w:b/>
+        </w:rPr>
+        <w:t>score</w:t>
+      </w:r>
+      <w:r>
+        <w:rPr>
+          <w:b w:val="0"/>
+        </w:rPr>
+        <w:t xml:space="preserve"> mean every such leaf is spotted? Point to the relevant step in the picture, then write the changed result and the rule or </w:t>
+      </w:r>
+      <w:r>
+        <w:rPr>
+          <w:b/>
+        </w:rPr>
+        <w:t>evidence</w:t>
+      </w:r>
+      <w:r>
+        <w:rPr>
+          <w:b w:val="0"/>
+        </w:rPr>
+        <w:t xml:space="preserve"> that supports it.</w:t>
+      </w:r>
+    </w:p>
+    <w:p>
+      <w:pPr>
+        <w:spacing w:line="336" w:lineRule="auto" w:after="180"/>
+        <w:shd w:fill="F5F1FB"/>
+      </w:pPr>
+      <w:r>
+        <w:rPr>
+          <w:b w:val="0"/>
+        </w:rPr>
+        <w:t xml:space="preserve">Draw your project trace and justify the deciding step using </w:t>
+      </w:r>
+      <w:r>
+        <w:rPr>
+          <w:b/>
+        </w:rPr>
+        <w:t>evidence</w:t>
+      </w:r>
+      <w:r>
+        <w:rPr>
+          <w:b w:val="0"/>
+        </w:rPr>
+        <w:t>.</w:t>
+      </w:r>
+    </w:p>
+    <w:p>
+      <w:pPr>
+        <w:pStyle w:val="Heading3"/>
+      </w:pPr>
+      <w:r>
+        <w:t>Discuss while showing the picture</w:t>
+      </w:r>
+    </w:p>
+    <w:p>
+      <w:pPr>
+        <w:spacing w:line="336" w:lineRule="auto" w:after="180"/>
+        <w:shd w:fill="F1F6F8"/>
+      </w:pPr>
+      <w:r>
+        <w:rPr>
+          <w:b w:val="0"/>
+        </w:rPr>
+        <w:t xml:space="preserve">Teacher prompt: Draw your project trace and justify the deciding step using </w:t>
+      </w:r>
+      <w:r>
+        <w:rPr>
+          <w:b/>
+        </w:rPr>
+        <w:t>evidence</w:t>
+      </w:r>
+      <w:r>
+        <w:rPr>
+          <w:b w:val="0"/>
+        </w:rPr>
+        <w:t>. Ask learners to describe one label or arrow in ordinary words. Use the adjacent transcript if the image is difficult to see.</w:t>
+      </w:r>
+    </w:p>
+    <w:p>
+      <w:pPr>
+        <w:spacing w:line="336" w:lineRule="auto" w:after="180"/>
+        <w:shd w:fill="F1F6F8"/>
+      </w:pPr>
+      <w:r>
+        <w:rPr>
+          <w:b w:val="0"/>
+        </w:rPr>
+        <w:t>Supported practice key: No. It describes a group proportion: here eight of ten are spotted, and two are not. It is not an individual guarantee.</w:t>
+      </w:r>
+    </w:p>
+    <w:p>
+      <w:pPr>
+        <w:spacing w:line="336" w:lineRule="auto" w:after="180"/>
+        <w:shd w:fill="F1F6F8"/>
+      </w:pPr>
+      <w:r>
+        <w:rPr>
+          <w:b w:val="0"/>
+        </w:rPr>
+        <w:t xml:space="preserve">Changed-case check: Its observed fraction becomes 0.2 and matches the supplied </w:t>
+      </w:r>
+      <w:r>
+        <w:rPr>
+          <w:b/>
+        </w:rPr>
+        <w:t>score</w:t>
+      </w:r>
+      <w:r>
+        <w:rPr>
+          <w:b w:val="0"/>
+        </w:rPr>
+        <w:t xml:space="preserve"> in this group. </w:t>
+      </w:r>
+      <w:r>
+        <w:rPr>
+          <w:b/>
+        </w:rPr>
+        <w:t>Calibration</w:t>
+      </w:r>
+      <w:r>
+        <w:rPr>
+          <w:b w:val="0"/>
+        </w:rPr>
+        <w:t xml:space="preserve"> compares stated probabilities with group outcome frequencies.</w:t>
       </w:r>
     </w:p>
     <w:sectPr>

--- a/downloads/teacher/ai-4-week-14.docx
+++ b/downloads/teacher/ai-4-week-14.docx
@@ -201,7 +201,7 @@
           </w:tcPr>
           <w:p>
             <w:r>
-              <w:t>Sections 9 and 11–14. Give extra time to finish the full task set; use Section 15 when the week includes a coding lab.</w:t>
+              <w:t>Use “Run the investigation”, “Connect your project”, “Show what you know”, “Study a complete case” and “Try a new case independently”. Give extra time for the full task set. If this week has a coding lab, use its named section; section numbers can change when extra explanations are included.</w:t>
             </w:r>
           </w:p>
         </w:tc>
@@ -2762,6 +2762,26 @@
     <w:p>
       <w:r>
         <w:t>Demonstrate Scores and Calibration Intuition, reduce support deliberately and check individual reasoning before discussing answers.</w:t>
+      </w:r>
+    </w:p>
+    <w:p>
+      <w:pPr>
+        <w:pStyle w:val="Heading3"/>
+      </w:pPr>
+      <w:r>
+        <w:t>Choose the pacing route</w:t>
+      </w:r>
+    </w:p>
+    <w:p>
+      <w:pPr>
+        <w:spacing w:line="336" w:lineRule="auto" w:after="180"/>
+        <w:shd w:fill="F1F6F8"/>
+      </w:pPr>
+      <w:r>
+        <w:rPr>
+          <w:b w:val="0"/>
+        </w:rPr>
+        <w:t>Compact alternative: this two-session sequence covers selected core tasks. Use the three-session weekly plan for the full lesson, independent transfer, feedback and project work; allow extra time for extensions.</w:t>
       </w:r>
     </w:p>
     <w:p>
@@ -6146,7 +6166,7 @@
           </w:tcPr>
           <w:p>
             <w:r>
-              <w:t>Sections 9 and 11–14. Give extra time to finish the full task set; use Section 15 when the week includes a coding lab.</w:t>
+              <w:t>Use “Run the investigation”, “Connect your project”, “Show what you know”, “Study a complete case” and “Try a new case independently”. Give extra time for the full task set. If this week has a coding lab, use its named section; section numbers can change when extra explanations are included.</w:t>
             </w:r>
           </w:p>
         </w:tc>

--- a/downloads/teacher/ai-4-week-14.docx
+++ b/downloads/teacher/ai-4-week-14.docx
@@ -25,20 +25,38 @@
         <w:pStyle w:val="Heading1"/>
       </w:pPr>
       <w:r>
-        <w:t>01. Scores and Calibration Intuition</w:t>
-      </w:r>
-    </w:p>
-    <w:p>
-      <w:r>
-        <w:t>Prepare Scores and Calibration Intuition: check the target, prerequisites, resources and adaptable teaching schedule.</w:t>
-      </w:r>
-    </w:p>
-    <w:p>
-      <w:pPr>
-        <w:pStyle w:val="Heading3"/>
-      </w:pPr>
-      <w:r>
-        <w:t>Teach the learning cycle</w:t>
+        <w:t>Teach one probability event consistently.</w:t>
+      </w:r>
+    </w:p>
+    <w:p>
+      <w:r>
+        <w:t>Supply all lab records, declared endpoints and separate fixture counts; preserve the distinct confidence example as optional review.</w:t>
+      </w:r>
+    </w:p>
+    <w:p>
+      <w:r>
+        <w:t>Require denominators, gap directions and honest small-sample/population limits.</w:t>
+      </w:r>
+    </w:p>
+    <w:p>
+      <w:pPr>
+        <w:pStyle w:val="Heading1"/>
+      </w:pPr>
+      <w:r>
+        <w:t>01. Prepare the connected experiment</w:t>
+      </w:r>
+    </w:p>
+    <w:p>
+      <w:r>
+        <w:t>Keep prior exposure, shared practice and independent evidence distinct.</w:t>
+      </w:r>
+    </w:p>
+    <w:p>
+      <w:pPr>
+        <w:pStyle w:val="Heading2"/>
+      </w:pPr>
+      <w:r>
+        <w:t>Goal and main teaching plan</w:t>
       </w:r>
     </w:p>
     <w:p>
@@ -243,9 +261,478 @@
     </w:p>
     <w:p>
       <w:pPr>
+        <w:pStyle w:val="Heading2"/>
+      </w:pPr>
+      <w:r>
+        <w:t>Materials and prerequisite</w:t>
+      </w:r>
+    </w:p>
+    <w:p>
+      <w:pPr>
+        <w:spacing w:line="336" w:lineRule="auto" w:after="180"/>
+      </w:pPr>
+      <w:r>
+        <w:rPr>
+          <w:b w:val="0"/>
+        </w:rPr>
+        <w:t xml:space="preserve">Teach two 45-minute sessions. This week focuses on </w:t>
+      </w:r>
+      <w:r>
+        <w:rPr>
+          <w:b/>
+        </w:rPr>
+        <w:t>calibration</w:t>
+      </w:r>
+      <w:r>
+        <w:rPr>
+          <w:b w:val="0"/>
+        </w:rPr>
+        <w:t xml:space="preserve"> as a group property. Model the worked example first, collect the new W 4 case independently before feedback, and use the fresh retry to check transfer.</w:t>
+      </w:r>
+    </w:p>
+    <w:p>
+      <w:pPr>
+        <w:spacing w:line="336" w:lineRule="auto" w:after="180"/>
+      </w:pPr>
+      <w:r>
+        <w:rPr>
+          <w:b w:val="0"/>
+        </w:rPr>
+        <w:t>Award credit for traceable reasoning and bounded claims, including justified uncertainty.</w:t>
+      </w:r>
+    </w:p>
+    <w:p>
+      <w:pPr>
+        <w:spacing w:line="336" w:lineRule="auto" w:after="180"/>
+      </w:pPr>
+      <w:r>
+        <w:rPr>
+          <w:b w:val="0"/>
+        </w:rPr>
+        <w:t>Use the supplied scenario, student illustrations and blank paper. For numeric work, offer counters or a calculator after learners show the setup. Fictional records are supplied; personal data and paid accounts are unnecessary.</w:t>
+      </w:r>
+    </w:p>
+    <w:p>
+      <w:pPr>
+        <w:spacing w:line="336" w:lineRule="auto" w:after="180"/>
+      </w:pPr>
+      <w:r>
+        <w:rPr>
+          <w:b w:val="0"/>
+        </w:rPr>
+        <w:t xml:space="preserve">No. Its interpretation must be established; a threshold can act on a </w:t>
+      </w:r>
+      <w:r>
+        <w:rPr>
+          <w:b/>
+        </w:rPr>
+        <w:t>score</w:t>
+      </w:r>
+      <w:r>
+        <w:rPr>
+          <w:b w:val="0"/>
+        </w:rPr>
+        <w:t xml:space="preserve"> without making it a calibrated probability.</w:t>
+      </w:r>
+    </w:p>
+    <w:p>
+      <w:pPr>
+        <w:spacing w:line="336" w:lineRule="auto" w:after="180"/>
+      </w:pPr>
+      <w:r>
+        <w:rPr>
+          <w:b w:val="0"/>
+        </w:rPr>
+        <w:t>Printed student lesson and workbook</w:t>
+      </w:r>
+    </w:p>
+    <w:p>
+      <w:pPr>
+        <w:spacing w:line="336" w:lineRule="auto" w:after="180"/>
+      </w:pPr>
+      <w:r>
+        <w:rPr>
+          <w:b w:val="0"/>
+        </w:rPr>
+        <w:t>Paper, pencils and a calculator for fractions</w:t>
+      </w:r>
+    </w:p>
+    <w:p>
+      <w:pPr>
+        <w:spacing w:line="336" w:lineRule="auto" w:after="180"/>
+      </w:pPr>
+      <w:r>
+        <w:rPr>
+          <w:b w:val="0"/>
+        </w:rPr>
+        <w:t xml:space="preserve">The fictional examples and a blank </w:t>
+      </w:r>
+      <w:r>
+        <w:rPr>
+          <w:b/>
+        </w:rPr>
+        <w:t>evidence</w:t>
+      </w:r>
+      <w:r>
+        <w:rPr>
+          <w:b w:val="0"/>
+        </w:rPr>
+        <w:t xml:space="preserve"> table</w:t>
+      </w:r>
+    </w:p>
+    <w:p>
+      <w:pPr>
+        <w:spacing w:line="336" w:lineRule="auto" w:after="180"/>
+      </w:pPr>
+      <w:r>
+        <w:rPr>
+          <w:b w:val="0"/>
+        </w:rPr>
+        <w:t>Optional Python 3 editor; no external packages or AI accounts required</w:t>
+      </w:r>
+    </w:p>
+    <w:p>
+      <w:pPr>
+        <w:pStyle w:val="Heading2"/>
+      </w:pPr>
+      <w:r>
+        <w:t>Opening retrieval</w:t>
+      </w:r>
+    </w:p>
+    <w:p>
+      <w:pPr>
+        <w:spacing w:line="336" w:lineRule="auto" w:after="180"/>
+      </w:pPr>
+      <w:r>
+        <w:rPr>
+          <w:b w:val="0"/>
+        </w:rPr>
+        <w:t>Without opening the old lesson, explain one key idea from Train a Classifier. Give an example and a mistake that the idea helps you avoid.</w:t>
+      </w:r>
+    </w:p>
+    <w:p>
+      <w:pPr>
+        <w:spacing w:line="336" w:lineRule="auto" w:after="180"/>
+      </w:pPr>
+      <w:r>
+        <w:rPr>
+          <w:b w:val="0"/>
+        </w:rPr>
+        <w:t xml:space="preserve">Look for: Connect </w:t>
+      </w:r>
+      <w:r>
+        <w:rPr>
+          <w:b/>
+        </w:rPr>
+        <w:t>training</w:t>
+      </w:r>
+      <w:r>
+        <w:rPr>
+          <w:b w:val="0"/>
+        </w:rPr>
+        <w:t xml:space="preserve">-only scaling and neighbour </w:t>
+      </w:r>
+      <w:r>
+        <w:rPr>
+          <w:b/>
+        </w:rPr>
+        <w:t>prediction</w:t>
+      </w:r>
+      <w:r>
+        <w:rPr>
+          <w:b w:val="0"/>
+        </w:rPr>
+        <w:t xml:space="preserve"> in one pipeline</w:t>
+      </w:r>
+    </w:p>
+    <w:p>
+      <w:pPr>
+        <w:spacing w:line="336" w:lineRule="auto" w:after="180"/>
+      </w:pPr>
+      <w:r>
+        <w:rPr>
+          <w:b w:val="0"/>
+        </w:rPr>
+        <w:t xml:space="preserve">Reference example, not the only acceptable wording: fit learns </w:t>
+      </w:r>
+      <w:r>
+        <w:rPr>
+          <w:b/>
+        </w:rPr>
+        <w:t>training</w:t>
+      </w:r>
+      <w:r>
+        <w:rPr>
+          <w:b w:val="0"/>
+        </w:rPr>
+        <w:t xml:space="preserve"> minima and ranges and stores scaled </w:t>
+      </w:r>
+      <w:r>
+        <w:rPr>
+          <w:b/>
+        </w:rPr>
+        <w:t>training</w:t>
+      </w:r>
+      <w:r>
+        <w:rPr>
+          <w:b w:val="0"/>
+        </w:rPr>
+        <w:t xml:space="preserve"> rows with IDs and labels. predict takes a raw feature pair and the fitted state.</w:t>
+      </w:r>
+    </w:p>
+    <w:p>
+      <w:pPr>
+        <w:spacing w:line="336" w:lineRule="auto" w:after="180"/>
+      </w:pPr>
+      <w:r>
+        <w:rPr>
+          <w:b w:val="0"/>
+        </w:rPr>
+        <w:t xml:space="preserve">Evaluation compares a </w:t>
+      </w:r>
+      <w:r>
+        <w:rPr>
+          <w:b/>
+        </w:rPr>
+        <w:t>prediction</w:t>
+      </w:r>
+      <w:r>
+        <w:rPr>
+          <w:b w:val="0"/>
+        </w:rPr>
+        <w:t xml:space="preserve"> with its reference label afterward. Validation references belong only in evaluation, not in </w:t>
+      </w:r>
+      <w:r>
+        <w:rPr>
+          <w:b/>
+        </w:rPr>
+        <w:t>fitting</w:t>
+      </w:r>
+      <w:r>
+        <w:rPr>
+          <w:b w:val="0"/>
+        </w:rPr>
+        <w:t xml:space="preserve"> or the neighbour pool.</w:t>
+      </w:r>
+    </w:p>
+    <w:p>
+      <w:pPr>
+        <w:spacing w:line="336" w:lineRule="auto" w:after="180"/>
+      </w:pPr>
+      <w:r>
+        <w:rPr>
+          <w:b w:val="0"/>
+        </w:rPr>
+        <w:t>Without opening the old lesson, explain one key idea from Decision Trees. Give an example and a mistake that the idea helps you avoid.</w:t>
+      </w:r>
+    </w:p>
+    <w:p>
+      <w:pPr>
+        <w:spacing w:line="336" w:lineRule="auto" w:after="180"/>
+      </w:pPr>
+      <w:r>
+        <w:rPr>
+          <w:b w:val="0"/>
+        </w:rPr>
+        <w:t xml:space="preserve">Look for: Fit a root question and leaf </w:t>
+      </w:r>
+      <w:r>
+        <w:rPr>
+          <w:b/>
+        </w:rPr>
+        <w:t>prediction</w:t>
+      </w:r>
+      <w:r>
+        <w:rPr>
+          <w:b w:val="0"/>
+        </w:rPr>
+        <w:t xml:space="preserve">s from </w:t>
+      </w:r>
+      <w:r>
+        <w:rPr>
+          <w:b/>
+        </w:rPr>
+        <w:t>training</w:t>
+      </w:r>
+      <w:r>
+        <w:rPr>
+          <w:b w:val="0"/>
+        </w:rPr>
+        <w:t xml:space="preserve"> examples</w:t>
+      </w:r>
+    </w:p>
+    <w:p>
+      <w:pPr>
+        <w:spacing w:line="336" w:lineRule="auto" w:after="180"/>
+      </w:pPr>
+      <w:r>
+        <w:rPr>
+          <w:b w:val="0"/>
+        </w:rPr>
+        <w:t>Reference example, not the only acceptable wording: The root asks near, with branches 0 and 1. Leaves predict clear for 0 and blocked for 1. Depth is one.</w:t>
+      </w:r>
+    </w:p>
+    <w:p>
+      <w:pPr>
+        <w:spacing w:line="336" w:lineRule="auto" w:after="180"/>
+      </w:pPr>
+      <w:r>
+        <w:rPr>
+          <w:b/>
+        </w:rPr>
+        <w:t>Training</w:t>
+      </w:r>
+      <w:r>
+        <w:rPr>
+          <w:b w:val="0"/>
+        </w:rPr>
+        <w:t xml:space="preserve"> labels determined both leaf majorities and the error comparison that selected near rather than tall.</w:t>
+      </w:r>
+    </w:p>
+    <w:p>
+      <w:pPr>
+        <w:spacing w:line="336" w:lineRule="auto" w:after="180"/>
+      </w:pPr>
+      <w:r>
+        <w:rPr>
+          <w:b w:val="0"/>
+        </w:rPr>
+        <w:t>Without opening the old lesson, explain one key idea from Leakage. Give an example and a mistake that the idea helps you avoid.</w:t>
+      </w:r>
+    </w:p>
+    <w:p>
+      <w:pPr>
+        <w:spacing w:line="336" w:lineRule="auto" w:after="180"/>
+      </w:pPr>
+      <w:r>
+        <w:rPr>
+          <w:b w:val="0"/>
+        </w:rPr>
+        <w:t xml:space="preserve">Look for: Choose a split unit that matches the intended </w:t>
+      </w:r>
+      <w:r>
+        <w:rPr>
+          <w:b/>
+        </w:rPr>
+        <w:t>prediction</w:t>
+      </w:r>
+      <w:r>
+        <w:rPr>
+          <w:b w:val="0"/>
+        </w:rPr>
+        <w:t xml:space="preserve"> claim</w:t>
+      </w:r>
+    </w:p>
+    <w:p>
+      <w:pPr>
+        <w:spacing w:line="336" w:lineRule="auto" w:after="180"/>
+      </w:pPr>
+      <w:r>
+        <w:rPr>
+          <w:b w:val="0"/>
+        </w:rPr>
+        <w:t xml:space="preserve">Reference example, not the only acceptable wording: </w:t>
+      </w:r>
+      <w:r>
+        <w:rPr>
+          <w:b/>
+        </w:rPr>
+        <w:t>Training</w:t>
+      </w:r>
+      <w:r>
+        <w:rPr>
+          <w:b w:val="0"/>
+        </w:rPr>
+        <w:t xml:space="preserve"> fits the model; validation compares development choices; test evaluates after choices are fixed.</w:t>
+      </w:r>
+    </w:p>
+    <w:p>
+      <w:pPr>
+        <w:spacing w:line="336" w:lineRule="auto" w:after="180"/>
+      </w:pPr>
+      <w:r>
+        <w:rPr>
+          <w:b w:val="0"/>
+        </w:rPr>
+        <w:t xml:space="preserve">Repeatedly selecting by the test </w:t>
+      </w:r>
+      <w:r>
+        <w:rPr>
+          <w:b/>
+        </w:rPr>
+        <w:t>score</w:t>
+      </w:r>
+      <w:r>
+        <w:rPr>
+          <w:b w:val="0"/>
+        </w:rPr>
+        <w:t xml:space="preserve"> uses that set for development, so it is no longer an untouched final evaluation.</w:t>
+      </w:r>
+    </w:p>
+    <w:p>
+      <w:pPr>
+        <w:pStyle w:val="Heading2"/>
+      </w:pPr>
+      <w:r>
+        <w:t>End goal</w:t>
+      </w:r>
+    </w:p>
+    <w:p>
+      <w:pPr>
+        <w:spacing w:line="336" w:lineRule="auto" w:after="180"/>
+      </w:pPr>
+      <w:r>
+        <w:rPr>
+          <w:b w:val="0"/>
+        </w:rPr>
+        <w:t xml:space="preserve">By the end, I can explain </w:t>
+      </w:r>
+      <w:r>
+        <w:rPr>
+          <w:b/>
+        </w:rPr>
+        <w:t>score</w:t>
+      </w:r>
+      <w:r>
+        <w:rPr>
+          <w:b w:val="0"/>
+        </w:rPr>
+        <w:t xml:space="preserve">s and </w:t>
+      </w:r>
+      <w:r>
+        <w:rPr>
+          <w:b/>
+        </w:rPr>
+        <w:t>calibration</w:t>
+      </w:r>
+      <w:r>
+        <w:rPr>
+          <w:b w:val="0"/>
+        </w:rPr>
+        <w:t xml:space="preserve"> intuition using a traced example and a stated limitation.</w:t>
+      </w:r>
+    </w:p>
+    <w:p>
+      <w:pPr>
+        <w:pStyle w:val="Heading2"/>
+      </w:pPr>
+      <w:r>
+        <w:t>Earlier wording, alternatives and picture transcripts · reference / check after trying</w:t>
+      </w:r>
+    </w:p>
+    <w:p>
+      <w:pPr>
         <w:pStyle w:val="Heading3"/>
       </w:pPr>
       <w:r>
+        <w:t>Teach the learning cycle</w:t>
+      </w:r>
+    </w:p>
+    <w:p>
+      <w:pPr>
+        <w:pStyle w:val="Heading3"/>
+      </w:pPr>
+      <w:r>
         <w:t>Retrieval answer guidance</w:t>
       </w:r>
     </w:p>
@@ -259,122 +746,6 @@
     </w:p>
     <w:p>
       <w:pPr>
-        <w:spacing w:line="336" w:lineRule="auto" w:after="180"/>
-      </w:pPr>
-      <w:r>
-        <w:rPr>
-          <w:b w:val="0"/>
-        </w:rPr>
-        <w:t>Without opening the old lesson, explain one key idea from Train a Classifier. Give an example and a mistake that the idea helps you avoid.</w:t>
-      </w:r>
-    </w:p>
-    <w:p>
-      <w:pPr>
-        <w:spacing w:line="336" w:lineRule="auto" w:after="180"/>
-      </w:pPr>
-      <w:r>
-        <w:rPr>
-          <w:b w:val="0"/>
-        </w:rPr>
-        <w:t xml:space="preserve">Look for: Connect </w:t>
-      </w:r>
-      <w:r>
-        <w:rPr>
-          <w:b/>
-        </w:rPr>
-        <w:t>training</w:t>
-      </w:r>
-      <w:r>
-        <w:rPr>
-          <w:b w:val="0"/>
-        </w:rPr>
-        <w:t xml:space="preserve">-only scaling and neighbour </w:t>
-      </w:r>
-      <w:r>
-        <w:rPr>
-          <w:b/>
-        </w:rPr>
-        <w:t>prediction</w:t>
-      </w:r>
-      <w:r>
-        <w:rPr>
-          <w:b w:val="0"/>
-        </w:rPr>
-        <w:t xml:space="preserve"> in one pipeline</w:t>
-      </w:r>
-    </w:p>
-    <w:p>
-      <w:pPr>
-        <w:spacing w:line="336" w:lineRule="auto" w:after="180"/>
-      </w:pPr>
-      <w:r>
-        <w:rPr>
-          <w:b w:val="0"/>
-        </w:rPr>
-        <w:t xml:space="preserve">Reference example, not the only acceptable wording: fit learns </w:t>
-      </w:r>
-      <w:r>
-        <w:rPr>
-          <w:b/>
-        </w:rPr>
-        <w:t>training</w:t>
-      </w:r>
-      <w:r>
-        <w:rPr>
-          <w:b w:val="0"/>
-        </w:rPr>
-        <w:t xml:space="preserve"> minima and ranges and stores scaled </w:t>
-      </w:r>
-      <w:r>
-        <w:rPr>
-          <w:b/>
-        </w:rPr>
-        <w:t>training</w:t>
-      </w:r>
-      <w:r>
-        <w:rPr>
-          <w:b w:val="0"/>
-        </w:rPr>
-        <w:t xml:space="preserve"> rows with IDs and labels. predict takes a raw feature pair and the fitted state.</w:t>
-      </w:r>
-    </w:p>
-    <w:p>
-      <w:pPr>
-        <w:spacing w:line="336" w:lineRule="auto" w:after="180"/>
-      </w:pPr>
-      <w:r>
-        <w:rPr>
-          <w:b w:val="0"/>
-        </w:rPr>
-        <w:t xml:space="preserve">Evaluation compares a </w:t>
-      </w:r>
-      <w:r>
-        <w:rPr>
-          <w:b/>
-        </w:rPr>
-        <w:t>prediction</w:t>
-      </w:r>
-      <w:r>
-        <w:rPr>
-          <w:b w:val="0"/>
-        </w:rPr>
-        <w:t xml:space="preserve"> with its reference label afterward. Validation references belong only in evaluation, not in </w:t>
-      </w:r>
-      <w:r>
-        <w:rPr>
-          <w:b/>
-        </w:rPr>
-        <w:t>fitting</w:t>
-      </w:r>
-      <w:r>
-        <w:rPr>
-          <w:b w:val="0"/>
-        </w:rPr>
-        <w:t xml:space="preserve"> or the neighbour pool.</w:t>
-      </w:r>
-    </w:p>
-    <w:p>
-      <w:pPr>
         <w:pStyle w:val="Heading3"/>
       </w:pPr>
       <w:r>
@@ -383,164 +754,10 @@
     </w:p>
     <w:p>
       <w:pPr>
-        <w:spacing w:line="336" w:lineRule="auto" w:after="180"/>
-      </w:pPr>
-      <w:r>
-        <w:rPr>
-          <w:b w:val="0"/>
-        </w:rPr>
-        <w:t>Without opening the old lesson, explain one key idea from Decision Trees. Give an example and a mistake that the idea helps you avoid.</w:t>
-      </w:r>
-    </w:p>
-    <w:p>
-      <w:pPr>
-        <w:spacing w:line="336" w:lineRule="auto" w:after="180"/>
-      </w:pPr>
-      <w:r>
-        <w:rPr>
-          <w:b w:val="0"/>
-        </w:rPr>
-        <w:t xml:space="preserve">Look for: Fit a root question and leaf </w:t>
-      </w:r>
-      <w:r>
-        <w:rPr>
-          <w:b/>
-        </w:rPr>
-        <w:t>prediction</w:t>
-      </w:r>
-      <w:r>
-        <w:rPr>
-          <w:b w:val="0"/>
-        </w:rPr>
-        <w:t xml:space="preserve">s from </w:t>
-      </w:r>
-      <w:r>
-        <w:rPr>
-          <w:b/>
-        </w:rPr>
-        <w:t>training</w:t>
-      </w:r>
-      <w:r>
-        <w:rPr>
-          <w:b w:val="0"/>
-        </w:rPr>
-        <w:t xml:space="preserve"> examples</w:t>
-      </w:r>
-    </w:p>
-    <w:p>
-      <w:pPr>
-        <w:spacing w:line="336" w:lineRule="auto" w:after="180"/>
-      </w:pPr>
-      <w:r>
-        <w:rPr>
-          <w:b w:val="0"/>
-        </w:rPr>
-        <w:t>Reference example, not the only acceptable wording: The root asks near, with branches 0 and 1. Leaves predict clear for 0 and blocked for 1. Depth is one.</w:t>
-      </w:r>
-    </w:p>
-    <w:p>
-      <w:pPr>
-        <w:spacing w:line="336" w:lineRule="auto" w:after="180"/>
-      </w:pPr>
-      <w:r>
-        <w:rPr>
-          <w:b/>
-        </w:rPr>
-        <w:t>Training</w:t>
-      </w:r>
-      <w:r>
-        <w:rPr>
-          <w:b w:val="0"/>
-        </w:rPr>
-        <w:t xml:space="preserve"> labels determined both leaf majorities and the error comparison that selected near rather than tall.</w:t>
-      </w:r>
-    </w:p>
-    <w:p>
-      <w:pPr>
         <w:pStyle w:val="Heading3"/>
       </w:pPr>
       <w:r>
         <w:t>Leakage</w:t>
-      </w:r>
-    </w:p>
-    <w:p>
-      <w:pPr>
-        <w:spacing w:line="336" w:lineRule="auto" w:after="180"/>
-      </w:pPr>
-      <w:r>
-        <w:rPr>
-          <w:b w:val="0"/>
-        </w:rPr>
-        <w:t>Without opening the old lesson, explain one key idea from Leakage. Give an example and a mistake that the idea helps you avoid.</w:t>
-      </w:r>
-    </w:p>
-    <w:p>
-      <w:pPr>
-        <w:spacing w:line="336" w:lineRule="auto" w:after="180"/>
-      </w:pPr>
-      <w:r>
-        <w:rPr>
-          <w:b w:val="0"/>
-        </w:rPr>
-        <w:t xml:space="preserve">Look for: Choose a split unit that matches the intended </w:t>
-      </w:r>
-      <w:r>
-        <w:rPr>
-          <w:b/>
-        </w:rPr>
-        <w:t>prediction</w:t>
-      </w:r>
-      <w:r>
-        <w:rPr>
-          <w:b w:val="0"/>
-        </w:rPr>
-        <w:t xml:space="preserve"> claim</w:t>
-      </w:r>
-    </w:p>
-    <w:p>
-      <w:pPr>
-        <w:spacing w:line="336" w:lineRule="auto" w:after="180"/>
-      </w:pPr>
-      <w:r>
-        <w:rPr>
-          <w:b w:val="0"/>
-        </w:rPr>
-        <w:t xml:space="preserve">Reference example, not the only acceptable wording: </w:t>
-      </w:r>
-      <w:r>
-        <w:rPr>
-          <w:b/>
-        </w:rPr>
-        <w:t>Training</w:t>
-      </w:r>
-      <w:r>
-        <w:rPr>
-          <w:b w:val="0"/>
-        </w:rPr>
-        <w:t xml:space="preserve"> fits the model; validation compares development choices; test evaluates after choices are fixed.</w:t>
-      </w:r>
-    </w:p>
-    <w:p>
-      <w:pPr>
-        <w:spacing w:line="336" w:lineRule="auto" w:after="180"/>
-      </w:pPr>
-      <w:r>
-        <w:rPr>
-          <w:b w:val="0"/>
-        </w:rPr>
-        <w:t xml:space="preserve">Repeatedly selecting by the test </w:t>
-      </w:r>
-      <w:r>
-        <w:rPr>
-          <w:b/>
-        </w:rPr>
-        <w:t>score</w:t>
-      </w:r>
-      <w:r>
-        <w:rPr>
-          <w:b w:val="0"/>
-        </w:rPr>
-        <w:t xml:space="preserve"> uses that set for development, so it is no longer an untouched final evaluation.</w:t>
       </w:r>
     </w:p>
     <w:p>
@@ -773,6 +990,11 @@
       </w:r>
     </w:p>
     <w:p>
+      <w:r>
+        <w:t>This compact option is not the full-week schedule. Use the main teaching cycle and allow extra sessions for the investigation, independent work and project.</w:t>
+      </w:r>
+    </w:p>
+    <w:p>
       <w:pPr>
         <w:spacing w:line="336" w:lineRule="auto" w:after="180"/>
       </w:pPr>
@@ -780,7 +1002,7 @@
         <w:rPr>
           <w:b w:val="0"/>
         </w:rPr>
-        <w:t>Use the supplied scenario, student illustrations and blank paper. For numeric work, offer counters or a calculator after learners show the setup. Fictional records are supplied; personal data and paid accounts are unnecessary.</w:t>
+        <w:t>Allow 80 minutes: recall 8; explanation 12; worked demonstration 15; guided practice 20; independent assessment 15; project and reflection 10. Extend the lab into a second session when needed.</w:t>
       </w:r>
     </w:p>
     <w:p>
@@ -788,34 +1010,181 @@
         <w:pStyle w:val="Heading3"/>
       </w:pPr>
       <w:r>
-        <w:t>Alternative compact allocation</w:t>
-      </w:r>
-    </w:p>
-    <w:p>
-      <w:r>
-        <w:t>This compact option is not the full-week schedule. Use the main teaching cycle and allow extra sessions for the investigation, independent work and project.</w:t>
+        <w:t>Preparation for the connected explanation</w:t>
+      </w:r>
+    </w:p>
+    <w:p>
+      <w:pPr>
+        <w:pStyle w:val="Heading3"/>
+      </w:pPr>
+      <w:r>
+        <w:t>Readiness answer</w:t>
+      </w:r>
+    </w:p>
+    <w:p>
+      <w:pPr>
+        <w:pStyle w:val="Heading3"/>
+      </w:pPr>
+      <w:r>
+        <w:t>End goal for the pictorial case</w:t>
       </w:r>
     </w:p>
     <w:p>
       <w:pPr>
         <w:spacing w:line="336" w:lineRule="auto" w:after="180"/>
-        <w:shd w:fill="F1F6F8"/>
-      </w:pPr>
-      <w:r>
-        <w:rPr>
-          <w:b w:val="0"/>
-        </w:rPr>
-        <w:t>Allow 80 minutes: recall 8; explanation 12; worked demonstration 15; guided practice 20; independent assessment 15; project and reflection 10. Extend the lab into a second session when needed.</w:t>
-      </w:r>
-    </w:p>
-    <w:p>
-      <w:pPr>
-        <w:pStyle w:val="Heading3"/>
-      </w:pPr>
-      <w:r>
-        <w:t>Preparation for the connected explanation</w:t>
-      </w:r>
-    </w:p>
+      </w:pPr>
+      <w:r>
+        <w:rPr>
+          <w:b w:val="0"/>
+        </w:rPr>
+        <w:t>This added worked case illustrates the week’s main idea. Retain all original and connected topics; schedule its practice within the teaching cycle.</w:t>
+      </w:r>
+    </w:p>
+    <w:p>
+      <w:pPr>
+        <w:pStyle w:val="Heading1"/>
+      </w:pPr>
+      <w:r>
+        <w:t>02. Teach positive-class calibration before any confidence analogy</w:t>
+      </w:r>
+    </w:p>
+    <w:p>
+      <w:r>
+        <w:t>Keep the event and reference outcome unchanged within a comparison.</w:t>
+      </w:r>
+    </w:p>
+    <w:p>
+      <w:pPr>
+        <w:pStyle w:val="Heading2"/>
+      </w:pPr>
+      <w:r>
+        <w:t>Score-event contract and group interpretation</w:t>
+      </w:r>
+    </w:p>
+    <w:tbl>
+      <w:tblPr>
+        <w:tblStyle w:val="LightShading-Accent1"/>
+        <w:tblW w:type="auto" w:w="0"/>
+        <w:tblLook w:firstColumn="1" w:firstRow="1" w:lastColumn="0" w:lastRow="0" w:noHBand="0" w:noVBand="1" w:val="04A0"/>
+      </w:tblPr>
+      <w:tblGrid>
+        <w:gridCol w:w="5112"/>
+        <w:gridCol w:w="5112"/>
+      </w:tblGrid>
+      <w:tr>
+        <w:trPr>
+          <w:tblHeader/>
+        </w:trPr>
+        <w:tc>
+          <w:tcPr>
+            <w:tcW w:type="dxa" w:w="5112"/>
+          </w:tcPr>
+          <w:p>
+            <w:r>
+              <w:t>Current score meaning</w:t>
+            </w:r>
+          </w:p>
+        </w:tc>
+        <w:tc>
+          <w:tcPr>
+            <w:tcW w:type="dxa" w:w="5112"/>
+          </w:tcPr>
+          <w:p>
+            <w:r>
+              <w:t>Correct comparison</w:t>
+            </w:r>
+          </w:p>
+        </w:tc>
+      </w:tr>
+      <w:tr>
+        <w:tc>
+          <w:tcPr>
+            <w:tcW w:type="dxa" w:w="5112"/>
+          </w:tcPr>
+          <w:p>
+            <w:r>
+              <w:t>p(positive), here p(spotted under a toy label rule)</w:t>
+            </w:r>
+          </w:p>
+        </w:tc>
+        <w:tc>
+          <w:tcPr>
+            <w:tcW w:type="dxa" w:w="5112"/>
+          </w:tcPr>
+          <w:p>
+            <w:r>
+              <w:t>Compare mean predicted p with fraction of reference-positive cases in that score group.</w:t>
+            </w:r>
+          </w:p>
+        </w:tc>
+      </w:tr>
+      <w:tr>
+        <w:tc>
+          <w:tcPr>
+            <w:tcW w:type="dxa" w:w="5112"/>
+          </w:tcPr>
+          <w:p>
+            <w:r>
+              <w:t>p(chosen label is correct), a separate confidence-calibration task</w:t>
+            </w:r>
+          </w:p>
+        </w:tc>
+        <w:tc>
+          <w:tcPr>
+            <w:tcW w:type="dxa" w:w="5112"/>
+          </w:tcPr>
+          <w:p>
+            <w:r>
+              <w:t>Compare with fraction of selected predictions that were correct; do not substitute this outcome into the positive-class example.</w:t>
+            </w:r>
+          </w:p>
+        </w:tc>
+      </w:tr>
+      <w:tr>
+        <w:tc>
+          <w:tcPr>
+            <w:tcW w:type="dxa" w:w="5112"/>
+          </w:tcPr>
+          <w:p>
+            <w:r>
+              <w:t>Arbitrary model score or neighbour vote share</w:t>
+            </w:r>
+          </w:p>
+        </w:tc>
+        <w:tc>
+          <w:tcPr>
+            <w:tcW w:type="dxa" w:w="5112"/>
+          </w:tcPr>
+          <w:p>
+            <w:r>
+              <w:t>Do not call it a probability without a justified interpretation and evaluation.</w:t>
+            </w:r>
+          </w:p>
+        </w:tc>
+      </w:tr>
+      <w:tr>
+        <w:tc>
+          <w:tcPr>
+            <w:tcW w:type="dxa" w:w="5112"/>
+          </w:tcPr>
+          <w:p>
+            <w:r>
+              <w:t>Evidence limit</w:t>
+            </w:r>
+          </w:p>
+        </w:tc>
+        <w:tc>
+          <w:tcPr>
+            <w:tcW w:type="dxa" w:w="5112"/>
+          </w:tcPr>
+          <w:p>
+            <w:r>
+              <w:t>Agreement in a small group is an observation, not a guarantee for an individual, another score bin or a new population.</w:t>
+            </w:r>
+          </w:p>
+        </w:tc>
+      </w:tr>
+    </w:tbl>
     <w:p>
       <w:pPr>
         <w:spacing w:line="336" w:lineRule="auto" w:after="180"/>
@@ -824,19 +1193,84 @@
         <w:rPr>
           <w:b w:val="0"/>
         </w:rPr>
-        <w:t xml:space="preserve">Teach two 45-minute sessions. This week focuses on </w:t>
+        <w:t>If many comparable cases receive probability .8, a calibrated model should produce positives in roughly 80 percent of those cases over adequate data.</w:t>
+      </w:r>
+    </w:p>
+    <w:p>
+      <w:pPr>
+        <w:spacing w:line="336" w:lineRule="auto" w:after="180"/>
+      </w:pPr>
+      <w:r>
+        <w:rPr>
+          <w:b w:val="0"/>
+        </w:rPr>
+        <w:t xml:space="preserve">It does not mean every case is 80 percent correct or that exactly eight of each next ten must be positive. </w:t>
       </w:r>
       <w:r>
         <w:rPr>
           <w:b/>
         </w:rPr>
+        <w:t>Calibration</w:t>
+      </w:r>
+      <w:r>
+        <w:rPr>
+          <w:b w:val="0"/>
+        </w:rPr>
+        <w:t xml:space="preserve"> is assessed across groups.</w:t>
+      </w:r>
+    </w:p>
+    <w:p>
+      <w:pPr>
+        <w:spacing w:line="336" w:lineRule="auto" w:after="180"/>
+      </w:pPr>
+      <w:r>
+        <w:rPr>
+          <w:b w:val="0"/>
+        </w:rPr>
+        <w:t>Use fictional classroom data throughout this investigation. Keep the task, units, reference labels and data split visible as you reason.</w:t>
+      </w:r>
+    </w:p>
+    <w:p>
+      <w:pPr>
+        <w:spacing w:line="336" w:lineRule="auto" w:after="180"/>
+      </w:pPr>
+      <w:r>
+        <w:rPr>
+          <w:b w:val="0"/>
+        </w:rPr>
+        <w:t xml:space="preserve">Earlier weeks supplied the model-building </w:t>
+      </w:r>
+      <w:r>
+        <w:rPr>
+          <w:b/>
+        </w:rPr>
+        <w:t>process</w:t>
+      </w:r>
+      <w:r>
+        <w:rPr>
+          <w:b w:val="0"/>
+        </w:rPr>
+        <w:t xml:space="preserve">; this week examines </w:t>
+      </w:r>
+      <w:r>
+        <w:rPr>
+          <w:b/>
+        </w:rPr>
         <w:t>calibration</w:t>
       </w:r>
       <w:r>
         <w:rPr>
           <w:b w:val="0"/>
         </w:rPr>
-        <w:t xml:space="preserve"> as a group property. Model the worked example first, collect the new W 4 case independently before feedback, and use the fresh retry to check transfer.</w:t>
+        <w:t xml:space="preserve"> as a group property.</w:t>
+      </w:r>
+    </w:p>
+    <w:p>
+      <w:pPr>
+        <w:pStyle w:val="Heading2"/>
+      </w:pPr>
+      <w:r>
+        <w:t>Original two-group calculation</w:t>
       </w:r>
     </w:p>
     <w:p>
@@ -847,15 +1281,7 @@
         <w:rPr>
           <w:b w:val="0"/>
         </w:rPr>
-        <w:t>Award credit for traceable reasoning and bounded claims, including justified uncertainty.</w:t>
-      </w:r>
-    </w:p>
-    <w:p>
-      <w:pPr>
-        <w:pStyle w:val="Heading3"/>
-      </w:pPr>
-      <w:r>
-        <w:t>Readiness answer</w:t>
+        <w:t>In a fictional held-out check, ten cases all have predicted probability .2 and two are positive. Another ten all have probability .8 and six are positive.</w:t>
       </w:r>
     </w:p>
     <w:p>
@@ -866,19 +1292,19 @@
         <w:rPr>
           <w:b w:val="0"/>
         </w:rPr>
-        <w:t xml:space="preserve">No. Its interpretation must be established; a threshold can act on a </w:t>
+        <w:t xml:space="preserve">Average </w:t>
       </w:r>
       <w:r>
         <w:rPr>
           <w:b/>
         </w:rPr>
-        <w:t>score</w:t>
-      </w:r>
-      <w:r>
-        <w:rPr>
-          <w:b w:val="0"/>
-        </w:rPr>
-        <w:t xml:space="preserve"> without making it a calibrated probability.</w:t>
+        <w:t>prediction</w:t>
+      </w:r>
+      <w:r>
+        <w:rPr>
+          <w:b w:val="0"/>
+        </w:rPr>
+        <w:t>s are .2 and .8; observed frequencies are 2/10=.2 and 6/10=.6. The second group is overconfident for positives in this sample.</w:t>
       </w:r>
     </w:p>
     <w:p>
@@ -889,861 +1315,31 @@
         <w:rPr>
           <w:b w:val="0"/>
         </w:rPr>
-        <w:t>Printed student lesson and workbook</w:t>
-      </w:r>
-    </w:p>
-    <w:p>
-      <w:pPr>
-        <w:spacing w:line="336" w:lineRule="auto" w:after="180"/>
-      </w:pPr>
-      <w:r>
-        <w:rPr>
-          <w:b w:val="0"/>
-        </w:rPr>
-        <w:t>Paper, pencils and a calculator for fractions</w:t>
-      </w:r>
-    </w:p>
-    <w:p>
-      <w:pPr>
-        <w:spacing w:line="336" w:lineRule="auto" w:after="180"/>
-      </w:pPr>
-      <w:r>
-        <w:rPr>
-          <w:b w:val="0"/>
-        </w:rPr>
-        <w:t xml:space="preserve">The fictional examples and a blank </w:t>
+        <w:t xml:space="preserve">Trace the calculation on paper before running this optional Python check. Use the stated fictional </w:t>
       </w:r>
       <w:r>
         <w:rPr>
           <w:b/>
         </w:rPr>
+        <w:t>input</w:t>
+      </w:r>
+      <w:r>
+        <w:rPr>
+          <w:b w:val="0"/>
+        </w:rPr>
+        <w:t xml:space="preserve">s and compare intermediate values. The code checks this example; your independent workbook case uses different </w:t>
+      </w:r>
+      <w:r>
+        <w:rPr>
+          <w:b/>
+        </w:rPr>
         <w:t>evidence</w:t>
       </w:r>
       <w:r>
         <w:rPr>
           <w:b w:val="0"/>
         </w:rPr>
-        <w:t xml:space="preserve"> table</w:t>
-      </w:r>
-    </w:p>
-    <w:p>
-      <w:pPr>
-        <w:spacing w:line="336" w:lineRule="auto" w:after="180"/>
-      </w:pPr>
-      <w:r>
-        <w:rPr>
-          <w:b w:val="0"/>
-        </w:rPr>
-        <w:t>Optional Python 3 editor; no external packages or AI accounts required</w:t>
-      </w:r>
-    </w:p>
-    <w:p>
-      <w:pPr>
-        <w:pStyle w:val="Heading3"/>
-      </w:pPr>
-      <w:r>
-        <w:t>End goal for the pictorial case</w:t>
-      </w:r>
-    </w:p>
-    <w:p>
-      <w:pPr>
-        <w:spacing w:line="336" w:lineRule="auto" w:after="180"/>
-      </w:pPr>
-      <w:r>
-        <w:rPr>
-          <w:b w:val="0"/>
-        </w:rPr>
-        <w:t xml:space="preserve">By the end, I can explain </w:t>
-      </w:r>
-      <w:r>
-        <w:rPr>
-          <w:b/>
-        </w:rPr>
-        <w:t>score</w:t>
-      </w:r>
-      <w:r>
-        <w:rPr>
-          <w:b w:val="0"/>
-        </w:rPr>
-        <w:t xml:space="preserve">s and </w:t>
-      </w:r>
-      <w:r>
-        <w:rPr>
-          <w:b/>
-        </w:rPr>
-        <w:t>calibration</w:t>
-      </w:r>
-      <w:r>
-        <w:rPr>
-          <w:b w:val="0"/>
-        </w:rPr>
-        <w:t xml:space="preserve"> intuition using a traced example and a stated limitation.</w:t>
-      </w:r>
-    </w:p>
-    <w:p>
-      <w:pPr>
-        <w:spacing w:line="336" w:lineRule="auto" w:after="180"/>
-      </w:pPr>
-      <w:r>
-        <w:rPr>
-          <w:b w:val="0"/>
-        </w:rPr>
-        <w:t>This added worked case illustrates the week’s main idea. Retain all original and connected topics; schedule its practice within the teaching cycle.</w:t>
-      </w:r>
-    </w:p>
-    <w:p>
-      <w:pPr>
-        <w:pStyle w:val="Heading1"/>
-      </w:pPr>
-      <w:r>
-        <w:t>02. Explain the mechanism</w:t>
-      </w:r>
-    </w:p>
-    <w:p>
-      <w:r>
-        <w:t>Model Scores and Calibration Intuition using the supplied case, labelled mechanism and reasoning. Make the scope of each conclusion explicit.</w:t>
-      </w:r>
-    </w:p>
-    <w:p>
-      <w:pPr>
-        <w:spacing w:line="336" w:lineRule="auto" w:after="180"/>
-      </w:pPr>
-      <w:r>
-        <w:rPr>
-          <w:b w:val="0"/>
-        </w:rPr>
-        <w:t>Trace the information, fitted behavior, and evaluation proof separately.</w:t>
-      </w:r>
-    </w:p>
-    <w:p>
-      <w:pPr>
-        <w:pStyle w:val="Heading3"/>
-      </w:pPr>
-      <w:r>
-        <w:t>Question to explain</w:t>
-      </w:r>
-    </w:p>
-    <w:p>
-      <w:pPr>
-        <w:spacing w:line="336" w:lineRule="auto" w:after="180"/>
-        <w:shd w:fill="F5F1FB"/>
-      </w:pPr>
-      <w:r>
-        <w:rPr>
-          <w:b w:val="0"/>
-        </w:rPr>
-        <w:t xml:space="preserve">QUESTION Bin </w:t>
-      </w:r>
-      <w:r>
-        <w:rPr>
-          <w:b/>
-        </w:rPr>
-        <w:t>prediction</w:t>
-      </w:r>
-      <w:r>
-        <w:rPr>
-          <w:b w:val="0"/>
-        </w:rPr>
-        <w:t xml:space="preserve"> </w:t>
-      </w:r>
-      <w:r>
-        <w:rPr>
-          <w:b/>
-        </w:rPr>
-        <w:t>score</w:t>
-      </w:r>
-      <w:r>
-        <w:rPr>
-          <w:b w:val="0"/>
-        </w:rPr>
-        <w:t xml:space="preserve">s and compare average </w:t>
-      </w:r>
-      <w:r>
-        <w:rPr>
-          <w:b/>
-        </w:rPr>
-        <w:t>score</w:t>
-      </w:r>
-      <w:r>
-        <w:rPr>
-          <w:b w:val="0"/>
-        </w:rPr>
-        <w:t xml:space="preserve"> with observed correctness.</w:t>
-      </w:r>
-    </w:p>
-    <w:p>
-      <w:pPr>
-        <w:spacing w:line="336" w:lineRule="auto" w:after="180"/>
-      </w:pPr>
-      <w:r>
-        <w:rPr>
-          <w:b w:val="0"/>
-        </w:rPr>
-        <w:t xml:space="preserve">MODEL IDEA A model </w:t>
-      </w:r>
-      <w:r>
-        <w:rPr>
-          <w:b/>
-        </w:rPr>
-        <w:t>score</w:t>
-      </w:r>
-      <w:r>
-        <w:rPr>
-          <w:b w:val="0"/>
-        </w:rPr>
-        <w:t xml:space="preserve"> can rank </w:t>
-      </w:r>
-      <w:r>
-        <w:rPr>
-          <w:b/>
-        </w:rPr>
-        <w:t>prediction</w:t>
-      </w:r>
-      <w:r>
-        <w:rPr>
-          <w:b w:val="0"/>
-        </w:rPr>
-        <w:t>s without matching the real frequency of correct outcomes.</w:t>
-      </w:r>
-    </w:p>
-    <w:p>
-      <w:pPr>
-        <w:spacing w:line="336" w:lineRule="auto" w:after="180"/>
-      </w:pPr>
-      <w:r>
-        <w:rPr>
-          <w:b w:val="0"/>
-        </w:rPr>
-        <w:t>PROOF NEEDED Use an unseen case, visible calculation, error analysis, and a stated limitation.</w:t>
-      </w:r>
-    </w:p>
-    <w:p>
-      <w:pPr>
-        <w:pStyle w:val="Heading3"/>
-      </w:pPr>
-      <w:r>
-        <w:t>How the mechanism works</w:t>
-      </w:r>
-    </w:p>
-    <w:p>
-      <w:pPr>
-        <w:spacing w:line="336" w:lineRule="auto" w:after="180"/>
-        <w:shd w:fill="F1F6F8"/>
-      </w:pPr>
-      <w:r>
-        <w:rPr>
-          <w:b w:val="0"/>
-        </w:rPr>
-        <w:t xml:space="preserve">UNDER THE HOOD For this example, each </w:t>
-      </w:r>
-      <w:r>
-        <w:rPr>
-          <w:b/>
-        </w:rPr>
-        <w:t>score</w:t>
-      </w:r>
-      <w:r>
-        <w:rPr>
-          <w:b w:val="0"/>
-        </w:rPr>
-        <w:t xml:space="preserve"> estimates the probability that the selected label is correct. Ten </w:t>
-      </w:r>
-      <w:r>
-        <w:rPr>
-          <w:b/>
-        </w:rPr>
-        <w:t>prediction</w:t>
-      </w:r>
-      <w:r>
-        <w:rPr>
-          <w:b w:val="0"/>
-        </w:rPr>
-        <w:t xml:space="preserve">s have </w:t>
-      </w:r>
-      <w:r>
-        <w:rPr>
-          <w:b/>
-        </w:rPr>
-        <w:t>score</w:t>
-      </w:r>
-      <w:r>
-        <w:rPr>
-          <w:b w:val="0"/>
-        </w:rPr>
-        <w:t>s near 0.8; six are correct, so observed correctness is 6/10=</w:t>
-      </w:r>
-      <w:r>
-        <w:rPr>
-          <w:b/>
-        </w:rPr>
-        <w:t>60%</w:t>
-      </w:r>
-      <w:r>
-        <w:rPr>
-          <w:b w:val="0"/>
-        </w:rPr>
         <w:t>.</w:t>
-      </w:r>
-    </w:p>
-    <w:p>
-      <w:pPr>
-        <w:spacing w:line="336" w:lineRule="auto" w:after="180"/>
-        <w:shd w:fill="F1F6F8"/>
-      </w:pPr>
-      <w:r>
-        <w:rPr>
-          <w:b w:val="0"/>
-        </w:rPr>
-        <w:t xml:space="preserve">If instead </w:t>
-      </w:r>
-      <w:r>
-        <w:rPr>
-          <w:b/>
-        </w:rPr>
-        <w:t>score</w:t>
-      </w:r>
-      <w:r>
-        <w:rPr>
-          <w:b w:val="0"/>
-        </w:rPr>
-        <w:t>s mean probability of the spotted class, compare them with the fraction of reference-spotted leaves.</w:t>
-      </w:r>
-    </w:p>
-    <w:p>
-      <w:pPr>
-        <w:spacing w:line="336" w:lineRule="auto" w:after="180"/>
-      </w:pPr>
-      <w:r>
-        <w:rPr>
-          <w:b w:val="0"/>
-        </w:rPr>
-        <w:t xml:space="preserve">Draw a fresh data → model → </w:t>
-      </w:r>
-      <w:r>
-        <w:rPr>
-          <w:b/>
-        </w:rPr>
-        <w:t>prediction</w:t>
-      </w:r>
-      <w:r>
-        <w:rPr>
-          <w:b w:val="0"/>
-        </w:rPr>
-        <w:t xml:space="preserve"> → evaluation trace:</w:t>
-      </w:r>
-    </w:p>
-    <w:p>
-      <w:pPr>
-        <w:spacing w:line="336" w:lineRule="auto" w:after="180"/>
-      </w:pPr>
-      <w:r>
-        <w:rPr>
-          <w:b w:val="0"/>
-        </w:rPr>
-        <w:t xml:space="preserve">Predict first. Then check each step. A correct answer without visible </w:t>
-      </w:r>
-      <w:r>
-        <w:rPr>
-          <w:b/>
-        </w:rPr>
-        <w:t>evidence</w:t>
-      </w:r>
-      <w:r>
-        <w:rPr>
-          <w:b w:val="0"/>
-        </w:rPr>
-        <w:t xml:space="preserve"> cannot be audited.</w:t>
-      </w:r>
-    </w:p>
-    <w:p>
-      <w:pPr>
-        <w:pStyle w:val="Heading3"/>
-      </w:pPr>
-      <w:r>
-        <w:t>Step 1</w:t>
-      </w:r>
-    </w:p>
-    <w:p>
-      <w:pPr>
-        <w:spacing w:line="336" w:lineRule="auto" w:after="180"/>
-        <w:shd w:fill="F4F9FC"/>
-      </w:pPr>
-      <w:r>
-        <w:rPr>
-          <w:b w:val="0"/>
-        </w:rPr>
-        <w:t xml:space="preserve">STEP 1 Each </w:t>
-      </w:r>
-      <w:r>
-        <w:rPr>
-          <w:b/>
-        </w:rPr>
-        <w:t>score</w:t>
-      </w:r>
-      <w:r>
-        <w:rPr>
-          <w:b w:val="0"/>
-        </w:rPr>
-        <w:t xml:space="preserve"> estimates the probability that the selected label is correct. Ten </w:t>
-      </w:r>
-      <w:r>
-        <w:rPr>
-          <w:b/>
-        </w:rPr>
-        <w:t>prediction</w:t>
-      </w:r>
-      <w:r>
-        <w:rPr>
-          <w:b w:val="0"/>
-        </w:rPr>
-        <w:t xml:space="preserve">s have such </w:t>
-      </w:r>
-      <w:r>
-        <w:rPr>
-          <w:b/>
-        </w:rPr>
-        <w:t>score</w:t>
-      </w:r>
-      <w:r>
-        <w:rPr>
-          <w:b w:val="0"/>
-        </w:rPr>
-        <w:t>s near 0.8.</w:t>
-      </w:r>
-    </w:p>
-    <w:p>
-      <w:pPr>
-        <w:pStyle w:val="Heading3"/>
-      </w:pPr>
-      <w:r>
-        <w:t>Step 2</w:t>
-      </w:r>
-    </w:p>
-    <w:p>
-      <w:pPr>
-        <w:spacing w:line="336" w:lineRule="auto" w:after="180"/>
-        <w:shd w:fill="F4F9FC"/>
-      </w:pPr>
-      <w:r>
-        <w:rPr>
-          <w:b w:val="0"/>
-        </w:rPr>
-        <w:t xml:space="preserve">STEP 2 Only six are correct, so observed correctness is 6 ÷ 10 = </w:t>
-      </w:r>
-      <w:r>
-        <w:rPr>
-          <w:b/>
-        </w:rPr>
-        <w:t>60%</w:t>
-      </w:r>
-      <w:r>
-        <w:rPr>
-          <w:b w:val="0"/>
-        </w:rPr>
-        <w:t>.</w:t>
-      </w:r>
-    </w:p>
-    <w:p>
-      <w:pPr>
-        <w:pStyle w:val="Heading3"/>
-      </w:pPr>
-      <w:r>
-        <w:t>Step 3</w:t>
-      </w:r>
-    </w:p>
-    <w:p>
-      <w:pPr>
-        <w:spacing w:line="336" w:lineRule="auto" w:after="180"/>
-        <w:shd w:fill="F4F9FC"/>
-      </w:pPr>
-      <w:r>
-        <w:rPr>
-          <w:b w:val="0"/>
-        </w:rPr>
-        <w:t xml:space="preserve">STEP 3 The </w:t>
-      </w:r>
-      <w:r>
-        <w:rPr>
-          <w:b/>
-        </w:rPr>
-        <w:t>score</w:t>
-      </w:r>
-      <w:r>
-        <w:rPr>
-          <w:b w:val="0"/>
-        </w:rPr>
-        <w:t xml:space="preserve"> ranking may still help, but 0.8 should not be stated as an </w:t>
-      </w:r>
-      <w:r>
-        <w:rPr>
-          <w:b/>
-        </w:rPr>
-        <w:t>80%</w:t>
-      </w:r>
-      <w:r>
-        <w:rPr>
-          <w:b w:val="0"/>
-        </w:rPr>
-        <w:t xml:space="preserve"> guarantee.</w:t>
-      </w:r>
-    </w:p>
-    <w:p>
-      <w:pPr>
-        <w:pStyle w:val="Heading3"/>
-      </w:pPr>
-      <w:r>
-        <w:t>Step 4</w:t>
-      </w:r>
-    </w:p>
-    <w:p>
-      <w:pPr>
-        <w:spacing w:line="336" w:lineRule="auto" w:after="180"/>
-        <w:shd w:fill="F4F9FC"/>
-      </w:pPr>
-      <w:r>
-        <w:rPr>
-          <w:b w:val="0"/>
-        </w:rPr>
-        <w:t>STEP 4 Use bins across many cases and design an uncertain zone requiring human review.</w:t>
-      </w:r>
-    </w:p>
-    <w:p>
-      <w:pPr>
-        <w:spacing w:line="336" w:lineRule="auto" w:after="180"/>
-      </w:pPr>
-      <w:r>
-        <w:rPr>
-          <w:b w:val="0"/>
-        </w:rPr>
-        <w:t xml:space="preserve">CHECK Verify the denominator, unit, split, class definition, and data version before interpreting a </w:t>
-      </w:r>
-      <w:r>
-        <w:rPr>
-          <w:b/>
-        </w:rPr>
-        <w:t>score</w:t>
-      </w:r>
-      <w:r>
-        <w:rPr>
-          <w:b w:val="0"/>
-        </w:rPr>
-        <w:t>.</w:t>
-      </w:r>
-    </w:p>
-    <w:p>
-      <w:pPr>
-        <w:spacing w:line="336" w:lineRule="auto" w:after="180"/>
-      </w:pPr>
-      <w:r>
-        <w:rPr>
-          <w:b w:val="0"/>
-        </w:rPr>
-        <w:t xml:space="preserve">Recalculate, retrace, or restate the </w:t>
-      </w:r>
-      <w:r>
-        <w:rPr>
-          <w:b/>
-        </w:rPr>
-        <w:t>evidence</w:t>
-      </w:r>
-      <w:r>
-        <w:rPr>
-          <w:b w:val="0"/>
-        </w:rPr>
-        <w:t xml:space="preserve"> independently:</w:t>
-      </w:r>
-    </w:p>
-    <w:p>
-      <w:pPr>
-        <w:pStyle w:val="Heading3"/>
-      </w:pPr>
-      <w:r>
-        <w:t>Concrete teaching case</w:t>
-      </w:r>
-    </w:p>
-    <w:p>
-      <w:pPr>
-        <w:pStyle w:val="Heading3"/>
-      </w:pPr>
-      <w:r>
-        <w:t>The teaching case</w:t>
-      </w:r>
-    </w:p>
-    <w:p>
-      <w:pPr>
-        <w:spacing w:line="336" w:lineRule="auto" w:after="180"/>
-        <w:shd w:fill="F1F6FC"/>
-      </w:pPr>
-      <w:r>
-        <w:rPr>
-          <w:b w:val="0"/>
-        </w:rPr>
-        <w:t>Ten cases receive probability .8 for spotted; eight are spotted.</w:t>
-      </w:r>
-    </w:p>
-    <w:p>
-      <w:pPr>
-        <w:pStyle w:val="Heading3"/>
-      </w:pPr>
-      <w:r>
-        <w:t>The teaching case</w:t>
-      </w:r>
-    </w:p>
-    <w:p>
-      <w:pPr>
-        <w:spacing w:line="336" w:lineRule="auto" w:after="180"/>
-        <w:shd w:fill="F1F6FC"/>
-      </w:pPr>
-      <w:r>
-        <w:rPr>
-          <w:b w:val="0"/>
-        </w:rPr>
-        <w:t xml:space="preserve">Interpret </w:t>
-      </w:r>
-      <w:r>
-        <w:rPr>
-          <w:b/>
-        </w:rPr>
-        <w:t>calibration</w:t>
-      </w:r>
-      <w:r>
-        <w:rPr>
-          <w:b w:val="0"/>
-        </w:rPr>
-        <w:t xml:space="preserve"> and its limits.</w:t>
-      </w:r>
-    </w:p>
-    <w:p>
-      <w:pPr>
-        <w:pStyle w:val="Heading3"/>
-      </w:pPr>
-      <w:r>
-        <w:t>Exact explanation to model</w:t>
-      </w:r>
-    </w:p>
-    <w:p>
-      <w:pPr>
-        <w:pStyle w:val="Heading3"/>
-      </w:pPr>
-      <w:r>
-        <w:t>Why the result follows</w:t>
-      </w:r>
-    </w:p>
-    <w:p>
-      <w:pPr>
-        <w:spacing w:line="336" w:lineRule="auto" w:after="180"/>
-        <w:shd w:fill="F1F6FC"/>
-      </w:pPr>
-      <w:r>
-        <w:rPr>
-          <w:b w:val="0"/>
-        </w:rPr>
-        <w:t xml:space="preserve">8/10 matches .8 in this tiny bin. It illustrates </w:t>
-      </w:r>
-      <w:r>
-        <w:rPr>
-          <w:b/>
-        </w:rPr>
-        <w:t>calibration</w:t>
-      </w:r>
-      <w:r>
-        <w:rPr>
-          <w:b w:val="0"/>
-        </w:rPr>
-        <w:t xml:space="preserve">, not proof of global </w:t>
-      </w:r>
-      <w:r>
-        <w:rPr>
-          <w:b/>
-        </w:rPr>
-        <w:t>calibration</w:t>
-      </w:r>
-      <w:r>
-        <w:rPr>
-          <w:b w:val="0"/>
-        </w:rPr>
-        <w:t xml:space="preserve"> or individual certainty; test more bins and data.</w:t>
-      </w:r>
-    </w:p>
-    <w:p>
-      <w:pPr>
-        <w:pStyle w:val="Heading3"/>
-      </w:pPr>
-      <w:r>
-        <w:t>Explain the added worked example</w:t>
-      </w:r>
-    </w:p>
-    <w:p>
-      <w:pPr>
-        <w:pStyle w:val="Heading3"/>
-      </w:pPr>
-      <w:r>
-        <w:t>Explain the added worked example · 1</w:t>
-      </w:r>
-    </w:p>
-    <w:p>
-      <w:pPr>
-        <w:spacing w:line="336" w:lineRule="auto" w:after="180"/>
-      </w:pPr>
-      <w:r>
-        <w:rPr>
-          <w:b w:val="0"/>
-        </w:rPr>
-        <w:t>If many comparable cases receive probability .8, a calibrated model should produce positives in roughly 80 percent of those cases over adequate data.</w:t>
-      </w:r>
-    </w:p>
-    <w:p>
-      <w:pPr>
-        <w:spacing w:line="336" w:lineRule="auto" w:after="180"/>
-      </w:pPr>
-      <w:r>
-        <w:rPr>
-          <w:b w:val="0"/>
-        </w:rPr>
-        <w:t xml:space="preserve">It does not mean every case is 80 percent correct or that exactly eight of each next ten must be positive. </w:t>
-      </w:r>
-      <w:r>
-        <w:rPr>
-          <w:b/>
-        </w:rPr>
-        <w:t>Calibration</w:t>
-      </w:r>
-      <w:r>
-        <w:rPr>
-          <w:b w:val="0"/>
-        </w:rPr>
-        <w:t xml:space="preserve"> is assessed across groups.</w:t>
-      </w:r>
-    </w:p>
-    <w:p>
-      <w:pPr>
-        <w:spacing w:line="336" w:lineRule="auto" w:after="180"/>
-      </w:pPr>
-      <w:r>
-        <w:rPr>
-          <w:b w:val="0"/>
-        </w:rPr>
-        <w:t>Use fictional classroom data throughout this investigation. Keep the task, units, reference labels and data split visible as you reason.</w:t>
-      </w:r>
-    </w:p>
-    <w:p>
-      <w:pPr>
-        <w:spacing w:line="336" w:lineRule="auto" w:after="180"/>
-      </w:pPr>
-      <w:r>
-        <w:rPr>
-          <w:b w:val="0"/>
-        </w:rPr>
-        <w:t xml:space="preserve">Earlier weeks supplied the model-building </w:t>
-      </w:r>
-      <w:r>
-        <w:rPr>
-          <w:b/>
-        </w:rPr>
-        <w:t>process</w:t>
-      </w:r>
-      <w:r>
-        <w:rPr>
-          <w:b w:val="0"/>
-        </w:rPr>
-        <w:t xml:space="preserve">; this week examines </w:t>
-      </w:r>
-      <w:r>
-        <w:rPr>
-          <w:b/>
-        </w:rPr>
-        <w:t>calibration</w:t>
-      </w:r>
-      <w:r>
-        <w:rPr>
-          <w:b w:val="0"/>
-        </w:rPr>
-        <w:t xml:space="preserve"> as a group property.</w:t>
-      </w:r>
-    </w:p>
-    <w:p>
-      <w:pPr>
-        <w:pStyle w:val="Heading3"/>
-      </w:pPr>
-      <w:r>
-        <w:t>Explain the added worked example · 2</w:t>
-      </w:r>
-    </w:p>
-    <w:p>
-      <w:pPr>
-        <w:spacing w:line="336" w:lineRule="auto" w:after="180"/>
-      </w:pPr>
-      <w:r>
-        <w:rPr>
-          <w:b w:val="0"/>
-        </w:rPr>
-        <w:t>In a fictional held-out check, ten cases all have predicted probability .2 and two are positive. Another ten all have probability .8 and six are positive.</w:t>
-      </w:r>
-    </w:p>
-    <w:p>
-      <w:pPr>
-        <w:spacing w:line="336" w:lineRule="auto" w:after="180"/>
-      </w:pPr>
-      <w:r>
-        <w:rPr>
-          <w:b w:val="0"/>
-        </w:rPr>
-        <w:t xml:space="preserve">Average </w:t>
-      </w:r>
-      <w:r>
-        <w:rPr>
-          <w:b/>
-        </w:rPr>
-        <w:t>prediction</w:t>
-      </w:r>
-      <w:r>
-        <w:rPr>
-          <w:b w:val="0"/>
-        </w:rPr>
-        <w:t>s are .2 and .8; observed frequencies are 2/10=.2 and 6/10=.6. The second group is overconfident for positives in this sample.</w:t>
-      </w:r>
-    </w:p>
-    <w:p>
-      <w:pPr>
-        <w:spacing w:line="336" w:lineRule="auto" w:after="180"/>
-      </w:pPr>
-      <w:r>
-        <w:rPr>
-          <w:b w:val="0"/>
-        </w:rPr>
-        <w:t xml:space="preserve">Trace the calculation on paper before running this optional Python check. Use the stated fictional </w:t>
-      </w:r>
-      <w:r>
-        <w:rPr>
-          <w:b/>
-        </w:rPr>
-        <w:t>input</w:t>
-      </w:r>
-      <w:r>
-        <w:rPr>
-          <w:b w:val="0"/>
-        </w:rPr>
-        <w:t xml:space="preserve">s and compare intermediate values. The code checks this example; your independent workbook case uses different </w:t>
-      </w:r>
-      <w:r>
-        <w:rPr>
-          <w:b/>
-        </w:rPr>
-        <w:t>evidence</w:t>
-      </w:r>
-      <w:r>
-        <w:rPr>
-          <w:b w:val="0"/>
-        </w:rPr>
-        <w:t>.</w:t>
-      </w:r>
-    </w:p>
-    <w:p>
-      <w:pPr>
-        <w:pStyle w:val="Heading3"/>
-      </w:pPr>
-      <w:r>
-        <w:t>Key terms</w:t>
       </w:r>
     </w:p>
     <w:tbl>
@@ -1870,48 +1466,6 @@
         </w:tc>
       </w:tr>
     </w:tbl>
-    <w:p>
-      <w:pPr>
-        <w:pStyle w:val="Heading3"/>
-      </w:pPr>
-      <w:r>
-        <w:t>Model the reasoning aloud</w:t>
-      </w:r>
-    </w:p>
-    <w:p>
-      <w:pPr>
-        <w:spacing w:line="336" w:lineRule="auto" w:after="180"/>
-      </w:pPr>
-      <w:r>
-        <w:rPr>
-          <w:b w:val="0"/>
-        </w:rPr>
-        <w:t xml:space="preserve">Use the complete worked example below before asking learners to complete W2. Reveal a small part, invite a </w:t>
-      </w:r>
-      <w:r>
-        <w:rPr>
-          <w:b/>
-        </w:rPr>
-        <w:t>prediction</w:t>
-      </w:r>
-      <w:r>
-        <w:rPr>
-          <w:b w:val="0"/>
-        </w:rPr>
-        <w:t>, then explain the deciding step.</w:t>
-      </w:r>
-    </w:p>
-    <w:p>
-      <w:pPr>
-        <w:spacing w:line="336" w:lineRule="auto" w:after="180"/>
-      </w:pPr>
-      <w:r>
-        <w:rPr>
-          <w:b w:val="0"/>
-        </w:rPr>
-        <w:t>These teacher notes contain solutions; do not reveal the independent case answer during modelling.</w:t>
-      </w:r>
-    </w:p>
     <w:p>
       <w:pPr>
         <w:pStyle w:val="Heading3"/>
@@ -2096,6 +1650,984 @@
         <w:t>________________________________________________________________</w:t>
       </w:r>
     </w:p>
+    <w:p>
+      <w:pPr>
+        <w:pStyle w:val="Heading2"/>
+      </w:pPr>
+      <w:r>
+        <w:t>Separate pictured groups and direction</w:t>
+      </w:r>
+    </w:p>
+    <w:p>
+      <w:pPr>
+        <w:spacing w:line="336" w:lineRule="auto" w:after="180"/>
+      </w:pPr>
+      <w:r>
+        <w:rPr>
+          <w:b w:val="0"/>
+        </w:rPr>
+        <w:t xml:space="preserve">Treat </w:t>
+      </w:r>
+      <w:r>
+        <w:rPr>
+          <w:b/>
+        </w:rPr>
+        <w:t>calibration</w:t>
+      </w:r>
+      <w:r>
+        <w:rPr>
+          <w:b w:val="0"/>
+        </w:rPr>
+        <w:t xml:space="preserve"> as a comparison across groups of probability </w:t>
+      </w:r>
+      <w:r>
+        <w:rPr>
+          <w:b/>
+        </w:rPr>
+        <w:t>score</w:t>
+      </w:r>
+      <w:r>
+        <w:rPr>
+          <w:b w:val="0"/>
+        </w:rPr>
+        <w:t>s.</w:t>
+      </w:r>
+    </w:p>
+    <w:p>
+      <w:pPr>
+        <w:spacing w:line="336" w:lineRule="auto" w:after="180"/>
+      </w:pPr>
+      <w:r>
+        <w:rPr>
+          <w:b w:val="0"/>
+        </w:rPr>
+        <w:t xml:space="preserve">Toy classifier </w:t>
+      </w:r>
+      <w:r>
+        <w:rPr>
+          <w:b/>
+        </w:rPr>
+        <w:t>output</w:t>
+      </w:r>
+      <w:r>
+        <w:rPr>
+          <w:b w:val="0"/>
+        </w:rPr>
+        <w:t>s p(spotted)=0.8 on ten cases; eight are actually spotted. Another ten have p=0.2; four are spotted.</w:t>
+      </w:r>
+    </w:p>
+    <w:p>
+      <w:pPr>
+        <w:spacing w:line="336" w:lineRule="auto" w:after="180"/>
+      </w:pPr>
+      <w:r>
+        <w:rPr>
+          <w:b w:val="0"/>
+        </w:rPr>
+        <w:t xml:space="preserve">All </w:t>
+      </w:r>
+      <w:r>
+        <w:rPr>
+          <w:b/>
+        </w:rPr>
+        <w:t>input</w:t>
+      </w:r>
+      <w:r>
+        <w:rPr>
+          <w:b w:val="0"/>
+        </w:rPr>
+        <w:t>s and outcomes in this worked example are invented classroom data; no real model run is claimed.</w:t>
+      </w:r>
+    </w:p>
+    <w:p>
+      <w:pPr>
+        <w:spacing w:line="336" w:lineRule="auto" w:after="180"/>
+      </w:pPr>
+      <w:r>
+        <w:rPr>
+          <w:b w:val="0"/>
+        </w:rPr>
+        <w:t>The main calculation and picture are different fixtures. Main low group: p=0.2,2positives/10,point(0.2,0.2); main high: p=0.8,6/10,point(0.8,0.6),overstates by0.2 or20percentage points. Picture high: p=0.8,8/10; picture low: p=0.2,4/10,understates by0.2. For a reliability diagram x is mean predicted positive probability and y observed positive fraction; compare with y=x.</w:t>
+      </w:r>
+    </w:p>
+    <w:p>
+      <w:pPr>
+        <w:spacing w:line="336" w:lineRule="auto" w:after="180"/>
+      </w:pPr>
+      <w:r>
+        <w:rPr>
+          <w:b w:val="0"/>
+        </w:rPr>
+        <w:t>Neither example tells whether every chosen class label is correct. Ten cases per group remain noisy evidence.</w:t>
+      </w:r>
+    </w:p>
+    <w:p>
+      <w:pPr>
+        <w:pStyle w:val="Heading2"/>
+      </w:pPr>
+      <w:r>
+        <w:t>Trace frequencies and changed outcome count</w:t>
+      </w:r>
+    </w:p>
+    <w:p>
+      <w:r>
+        <w:drawing>
+          <wp:inline xmlns:a="http://schemas.openxmlformats.org/drawingml/2006/main" xmlns:pic="http://schemas.openxmlformats.org/drawingml/2006/picture">
+            <wp:extent cx="5486400" cy="3337560"/>
+            <wp:docPr id="1" name="Picture 1" descr="Group scores: Keep the ten 0.8 cases and ten 0.2 cases separate. → Compare frequencies: Observed spotted fractions are 8/10=0.8 and 4/10=0.4. → Interpret gap: The 0.8 group matches here; the 0.2 group understates the observed fraction by 0.2."/>
+            <wp:cNvGraphicFramePr>
+              <a:graphicFrameLocks noChangeAspect="1"/>
+            </wp:cNvGraphicFramePr>
+            <a:graphic>
+              <a:graphicData uri="http://schemas.openxmlformats.org/drawingml/2006/picture">
+                <pic:pic>
+                  <pic:nvPicPr>
+                    <pic:cNvPr id="0" name="academy-story-ai-4-14-02.png"/>
+                    <pic:cNvPicPr/>
+                  </pic:nvPicPr>
+                  <pic:blipFill>
+                    <a:blip r:embed="rId9"/>
+                    <a:stretch>
+                      <a:fillRect/>
+                    </a:stretch>
+                  </pic:blipFill>
+                  <pic:spPr>
+                    <a:xfrm>
+                      <a:off x="0" y="0"/>
+                      <a:ext cx="5486400" cy="3337560"/>
+                    </a:xfrm>
+                    <a:prstGeom prst="rect"/>
+                  </pic:spPr>
+                </pic:pic>
+              </a:graphicData>
+            </a:graphic>
+          </wp:inline>
+        </w:drawing>
+      </w:r>
+    </w:p>
+    <w:p>
+      <w:pPr>
+        <w:pStyle w:val="Heading3"/>
+      </w:pPr>
+      <w:r>
+        <w:t>Read the picture one step at a time</w:t>
+      </w:r>
+    </w:p>
+    <w:tbl>
+      <w:tblPr>
+        <w:tblStyle w:val="LightShading-Accent1"/>
+        <w:tblW w:type="auto" w:w="0"/>
+        <w:tblLook w:firstColumn="1" w:firstRow="1" w:lastColumn="0" w:lastRow="0" w:noHBand="0" w:noVBand="1" w:val="04A0"/>
+      </w:tblPr>
+      <w:tblGrid>
+        <w:gridCol w:w="5112"/>
+        <w:gridCol w:w="5112"/>
+      </w:tblGrid>
+      <w:tr>
+        <w:trPr>
+          <w:tblHeader/>
+        </w:trPr>
+        <w:tc>
+          <w:tcPr>
+            <w:tcW w:type="dxa" w:w="5112"/>
+          </w:tcPr>
+          <w:p>
+            <w:r>
+              <w:t>Step</w:t>
+            </w:r>
+          </w:p>
+        </w:tc>
+        <w:tc>
+          <w:tcPr>
+            <w:tcW w:type="dxa" w:w="5112"/>
+          </w:tcPr>
+          <w:p>
+            <w:r>
+              <w:t>What happens and why</w:t>
+            </w:r>
+          </w:p>
+        </w:tc>
+      </w:tr>
+      <w:tr>
+        <w:tc>
+          <w:tcPr>
+            <w:tcW w:type="dxa" w:w="5112"/>
+          </w:tcPr>
+          <w:p>
+            <w:r>
+              <w:t>1. Group scores</w:t>
+            </w:r>
+          </w:p>
+        </w:tc>
+        <w:tc>
+          <w:tcPr>
+            <w:tcW w:type="dxa" w:w="5112"/>
+          </w:tcPr>
+          <w:p>
+            <w:r>
+              <w:t>Keep the ten 0.8 cases and ten 0.2 cases separate.</w:t>
+            </w:r>
+          </w:p>
+        </w:tc>
+      </w:tr>
+      <w:tr>
+        <w:tc>
+          <w:tcPr>
+            <w:tcW w:type="dxa" w:w="5112"/>
+          </w:tcPr>
+          <w:p>
+            <w:r>
+              <w:t>2. Compare frequencies</w:t>
+            </w:r>
+          </w:p>
+        </w:tc>
+        <w:tc>
+          <w:tcPr>
+            <w:tcW w:type="dxa" w:w="5112"/>
+          </w:tcPr>
+          <w:p>
+            <w:r>
+              <w:t>Observed spotted fractions are 8/10=0.8 and 4/10=0.4.</w:t>
+            </w:r>
+          </w:p>
+        </w:tc>
+      </w:tr>
+      <w:tr>
+        <w:tc>
+          <w:tcPr>
+            <w:tcW w:type="dxa" w:w="5112"/>
+          </w:tcPr>
+          <w:p>
+            <w:r>
+              <w:t>3. Interpret gap</w:t>
+            </w:r>
+          </w:p>
+        </w:tc>
+        <w:tc>
+          <w:tcPr>
+            <w:tcW w:type="dxa" w:w="5112"/>
+          </w:tcPr>
+          <w:p>
+            <w:r>
+              <w:t>The 0.8 group matches here; the 0.2 group understates the observed fraction by 0.2.</w:t>
+            </w:r>
+          </w:p>
+        </w:tc>
+      </w:tr>
+    </w:tbl>
+    <w:p>
+      <w:r>
+        <w:t>Match each pictured step to the supplied facts. This is a worked teaching case, not an independent assessment.</w:t>
+      </w:r>
+    </w:p>
+    <w:p>
+      <w:pPr>
+        <w:spacing w:line="336" w:lineRule="auto" w:after="180"/>
+      </w:pPr>
+      <w:r>
+        <w:rPr>
+          <w:b w:val="0"/>
+        </w:rPr>
+        <w:t xml:space="preserve">Read the picture in order. The 0.8 group matches here; the 0.2 group understates the observed fraction by 0.2. The arrows show which recorded </w:t>
+      </w:r>
+      <w:r>
+        <w:rPr>
+          <w:b/>
+        </w:rPr>
+        <w:t>input</w:t>
+      </w:r>
+      <w:r>
+        <w:rPr>
+          <w:b w:val="0"/>
+        </w:rPr>
+        <w:t xml:space="preserve"> or intermediate result each decision uses.</w:t>
+      </w:r>
+    </w:p>
+    <w:p>
+      <w:pPr>
+        <w:spacing w:line="336" w:lineRule="auto" w:after="180"/>
+      </w:pPr>
+      <w:r>
+        <w:rPr>
+          <w:b w:val="0"/>
+        </w:rPr>
+        <w:t>Explain the deciding step aloud before checking the changed case; pointing to the final answer alone does not show how it follows.</w:t>
+      </w:r>
+    </w:p>
+    <w:p>
+      <w:pPr>
+        <w:spacing w:line="336" w:lineRule="auto" w:after="180"/>
+      </w:pPr>
+      <w:r>
+        <w:rPr>
+          <w:b w:val="0"/>
+        </w:rPr>
+        <w:t xml:space="preserve">Ten cases per group provide noisy </w:t>
+      </w:r>
+      <w:r>
+        <w:rPr>
+          <w:b/>
+        </w:rPr>
+        <w:t>evidence</w:t>
+      </w:r>
+      <w:r>
+        <w:rPr>
+          <w:b w:val="0"/>
+        </w:rPr>
+        <w:t xml:space="preserve">; the exercise does not establish </w:t>
+      </w:r>
+      <w:r>
+        <w:rPr>
+          <w:b/>
+        </w:rPr>
+        <w:t>calibration</w:t>
+      </w:r>
+      <w:r>
+        <w:rPr>
+          <w:b w:val="0"/>
+        </w:rPr>
+        <w:t xml:space="preserve"> on every </w:t>
+      </w:r>
+      <w:r>
+        <w:rPr>
+          <w:b/>
+        </w:rPr>
+        <w:t>score</w:t>
+      </w:r>
+      <w:r>
+        <w:rPr>
+          <w:b w:val="0"/>
+        </w:rPr>
+        <w:t xml:space="preserve"> or setting.</w:t>
+      </w:r>
+    </w:p>
+    <w:p>
+      <w:pPr>
+        <w:spacing w:line="336" w:lineRule="auto" w:after="180"/>
+      </w:pPr>
+      <w:r>
+        <w:rPr>
+          <w:b w:val="0"/>
+        </w:rPr>
+        <w:t>Change: The 0.2 group has two spotted cases instead of four.</w:t>
+      </w:r>
+    </w:p>
+    <w:p>
+      <w:pPr>
+        <w:spacing w:line="336" w:lineRule="auto" w:after="180"/>
+      </w:pPr>
+      <w:r>
+        <w:rPr>
+          <w:b/>
+        </w:rPr>
+        <w:t>Prediction</w:t>
+      </w:r>
+      <w:r>
+        <w:rPr>
+          <w:b w:val="0"/>
+        </w:rPr>
+        <w:t xml:space="preserve">: Its observed fraction becomes 0.2 and matches the supplied </w:t>
+      </w:r>
+      <w:r>
+        <w:rPr>
+          <w:b/>
+        </w:rPr>
+        <w:t>score</w:t>
+      </w:r>
+      <w:r>
+        <w:rPr>
+          <w:b w:val="0"/>
+        </w:rPr>
+        <w:t xml:space="preserve"> in this group.</w:t>
+      </w:r>
+    </w:p>
+    <w:p>
+      <w:pPr>
+        <w:spacing w:line="336" w:lineRule="auto" w:after="180"/>
+      </w:pPr>
+      <w:r>
+        <w:rPr>
+          <w:b w:val="0"/>
+        </w:rPr>
+        <w:t xml:space="preserve">Reason: </w:t>
+      </w:r>
+      <w:r>
+        <w:rPr>
+          <w:b/>
+        </w:rPr>
+        <w:t>Calibration</w:t>
+      </w:r>
+      <w:r>
+        <w:rPr>
+          <w:b w:val="0"/>
+        </w:rPr>
+        <w:t xml:space="preserve"> compares stated probabilities with group outcome frequencies.</w:t>
+      </w:r>
+    </w:p>
+    <w:p>
+      <w:pPr>
+        <w:pStyle w:val="Heading2"/>
+      </w:pPr>
+      <w:r>
+        <w:t>Additional chosen-label-correctness example · reference / check after trying</w:t>
+      </w:r>
+    </w:p>
+    <w:p>
+      <w:pPr>
+        <w:spacing w:line="336" w:lineRule="auto" w:after="180"/>
+      </w:pPr>
+      <w:r>
+        <w:rPr>
+          <w:b w:val="0"/>
+        </w:rPr>
+        <w:t xml:space="preserve">UNDER THE HOOD For this example, each </w:t>
+      </w:r>
+      <w:r>
+        <w:rPr>
+          <w:b/>
+        </w:rPr>
+        <w:t>score</w:t>
+      </w:r>
+      <w:r>
+        <w:rPr>
+          <w:b w:val="0"/>
+        </w:rPr>
+        <w:t xml:space="preserve"> estimates the probability that the selected label is correct. Ten </w:t>
+      </w:r>
+      <w:r>
+        <w:rPr>
+          <w:b/>
+        </w:rPr>
+        <w:t>prediction</w:t>
+      </w:r>
+      <w:r>
+        <w:rPr>
+          <w:b w:val="0"/>
+        </w:rPr>
+        <w:t xml:space="preserve">s have </w:t>
+      </w:r>
+      <w:r>
+        <w:rPr>
+          <w:b/>
+        </w:rPr>
+        <w:t>score</w:t>
+      </w:r>
+      <w:r>
+        <w:rPr>
+          <w:b w:val="0"/>
+        </w:rPr>
+        <w:t>s near 0.8; six are correct, so observed correctness is 6/10=</w:t>
+      </w:r>
+      <w:r>
+        <w:rPr>
+          <w:b/>
+        </w:rPr>
+        <w:t>60%</w:t>
+      </w:r>
+      <w:r>
+        <w:rPr>
+          <w:b w:val="0"/>
+        </w:rPr>
+        <w:t>.</w:t>
+      </w:r>
+    </w:p>
+    <w:p>
+      <w:pPr>
+        <w:spacing w:line="336" w:lineRule="auto" w:after="180"/>
+      </w:pPr>
+      <w:r>
+        <w:rPr>
+          <w:b w:val="0"/>
+        </w:rPr>
+        <w:t xml:space="preserve">If instead </w:t>
+      </w:r>
+      <w:r>
+        <w:rPr>
+          <w:b/>
+        </w:rPr>
+        <w:t>score</w:t>
+      </w:r>
+      <w:r>
+        <w:rPr>
+          <w:b w:val="0"/>
+        </w:rPr>
+        <w:t>s mean probability of the spotted class, compare them with the fraction of reference-spotted leaves.</w:t>
+      </w:r>
+    </w:p>
+    <w:p>
+      <w:pPr>
+        <w:spacing w:line="336" w:lineRule="auto" w:after="180"/>
+      </w:pPr>
+      <w:r>
+        <w:rPr>
+          <w:b w:val="0"/>
+        </w:rPr>
+        <w:t xml:space="preserve">STEP 1 Each </w:t>
+      </w:r>
+      <w:r>
+        <w:rPr>
+          <w:b/>
+        </w:rPr>
+        <w:t>score</w:t>
+      </w:r>
+      <w:r>
+        <w:rPr>
+          <w:b w:val="0"/>
+        </w:rPr>
+        <w:t xml:space="preserve"> estimates the probability that the selected label is correct. Ten </w:t>
+      </w:r>
+      <w:r>
+        <w:rPr>
+          <w:b/>
+        </w:rPr>
+        <w:t>prediction</w:t>
+      </w:r>
+      <w:r>
+        <w:rPr>
+          <w:b w:val="0"/>
+        </w:rPr>
+        <w:t xml:space="preserve">s have such </w:t>
+      </w:r>
+      <w:r>
+        <w:rPr>
+          <w:b/>
+        </w:rPr>
+        <w:t>score</w:t>
+      </w:r>
+      <w:r>
+        <w:rPr>
+          <w:b w:val="0"/>
+        </w:rPr>
+        <w:t>s near 0.8.</w:t>
+      </w:r>
+    </w:p>
+    <w:p>
+      <w:pPr>
+        <w:spacing w:line="336" w:lineRule="auto" w:after="180"/>
+      </w:pPr>
+      <w:r>
+        <w:rPr>
+          <w:b w:val="0"/>
+        </w:rPr>
+        <w:t xml:space="preserve">STEP 2 Only six are correct, so observed correctness is 6 ÷ 10 = </w:t>
+      </w:r>
+      <w:r>
+        <w:rPr>
+          <w:b/>
+        </w:rPr>
+        <w:t>60%</w:t>
+      </w:r>
+      <w:r>
+        <w:rPr>
+          <w:b w:val="0"/>
+        </w:rPr>
+        <w:t>.</w:t>
+      </w:r>
+    </w:p>
+    <w:p>
+      <w:pPr>
+        <w:spacing w:line="336" w:lineRule="auto" w:after="180"/>
+      </w:pPr>
+      <w:r>
+        <w:rPr>
+          <w:b w:val="0"/>
+        </w:rPr>
+        <w:t xml:space="preserve">STEP 3 The </w:t>
+      </w:r>
+      <w:r>
+        <w:rPr>
+          <w:b/>
+        </w:rPr>
+        <w:t>score</w:t>
+      </w:r>
+      <w:r>
+        <w:rPr>
+          <w:b w:val="0"/>
+        </w:rPr>
+        <w:t xml:space="preserve"> ranking may still help, but 0.8 should not be stated as an </w:t>
+      </w:r>
+      <w:r>
+        <w:rPr>
+          <w:b/>
+        </w:rPr>
+        <w:t>80%</w:t>
+      </w:r>
+      <w:r>
+        <w:rPr>
+          <w:b w:val="0"/>
+        </w:rPr>
+        <w:t xml:space="preserve"> guarantee.</w:t>
+      </w:r>
+    </w:p>
+    <w:p>
+      <w:pPr>
+        <w:pStyle w:val="Heading2"/>
+      </w:pPr>
+      <w:r>
+        <w:t>Earlier wording, alternatives and picture transcripts · reference / check after trying</w:t>
+      </w:r>
+    </w:p>
+    <w:p>
+      <w:pPr>
+        <w:spacing w:line="336" w:lineRule="auto" w:after="180"/>
+      </w:pPr>
+      <w:r>
+        <w:rPr>
+          <w:b w:val="0"/>
+        </w:rPr>
+        <w:t>Explain the mechanism</w:t>
+      </w:r>
+    </w:p>
+    <w:p>
+      <w:pPr>
+        <w:spacing w:line="336" w:lineRule="auto" w:after="180"/>
+      </w:pPr>
+      <w:r>
+        <w:rPr>
+          <w:b w:val="0"/>
+        </w:rPr>
+        <w:t>Trace the information, fitted behavior, and evaluation proof separately.</w:t>
+      </w:r>
+    </w:p>
+    <w:p>
+      <w:pPr>
+        <w:spacing w:line="336" w:lineRule="auto" w:after="180"/>
+      </w:pPr>
+      <w:r>
+        <w:rPr>
+          <w:b w:val="0"/>
+        </w:rPr>
+        <w:t xml:space="preserve">QUESTION Bin </w:t>
+      </w:r>
+      <w:r>
+        <w:rPr>
+          <w:b/>
+        </w:rPr>
+        <w:t>prediction</w:t>
+      </w:r>
+      <w:r>
+        <w:rPr>
+          <w:b w:val="0"/>
+        </w:rPr>
+        <w:t xml:space="preserve"> </w:t>
+      </w:r>
+      <w:r>
+        <w:rPr>
+          <w:b/>
+        </w:rPr>
+        <w:t>score</w:t>
+      </w:r>
+      <w:r>
+        <w:rPr>
+          <w:b w:val="0"/>
+        </w:rPr>
+        <w:t xml:space="preserve">s and compare average </w:t>
+      </w:r>
+      <w:r>
+        <w:rPr>
+          <w:b/>
+        </w:rPr>
+        <w:t>score</w:t>
+      </w:r>
+      <w:r>
+        <w:rPr>
+          <w:b w:val="0"/>
+        </w:rPr>
+        <w:t xml:space="preserve"> with observed correctness.</w:t>
+      </w:r>
+    </w:p>
+    <w:p>
+      <w:pPr>
+        <w:spacing w:line="336" w:lineRule="auto" w:after="180"/>
+      </w:pPr>
+      <w:r>
+        <w:rPr>
+          <w:b w:val="0"/>
+        </w:rPr>
+        <w:t xml:space="preserve">MODEL IDEA A model </w:t>
+      </w:r>
+      <w:r>
+        <w:rPr>
+          <w:b/>
+        </w:rPr>
+        <w:t>score</w:t>
+      </w:r>
+      <w:r>
+        <w:rPr>
+          <w:b w:val="0"/>
+        </w:rPr>
+        <w:t xml:space="preserve"> can rank </w:t>
+      </w:r>
+      <w:r>
+        <w:rPr>
+          <w:b/>
+        </w:rPr>
+        <w:t>prediction</w:t>
+      </w:r>
+      <w:r>
+        <w:rPr>
+          <w:b w:val="0"/>
+        </w:rPr>
+        <w:t>s without matching the real frequency of correct outcomes.</w:t>
+      </w:r>
+    </w:p>
+    <w:p>
+      <w:pPr>
+        <w:spacing w:line="336" w:lineRule="auto" w:after="180"/>
+      </w:pPr>
+      <w:r>
+        <w:rPr>
+          <w:b w:val="0"/>
+        </w:rPr>
+        <w:t>PROOF NEEDED Use an unseen case, visible calculation, error analysis, and a stated limitation.</w:t>
+      </w:r>
+    </w:p>
+    <w:p>
+      <w:pPr>
+        <w:spacing w:line="336" w:lineRule="auto" w:after="180"/>
+      </w:pPr>
+      <w:r>
+        <w:rPr>
+          <w:b w:val="0"/>
+        </w:rPr>
+        <w:t xml:space="preserve">Draw a fresh data → model → </w:t>
+      </w:r>
+      <w:r>
+        <w:rPr>
+          <w:b/>
+        </w:rPr>
+        <w:t>prediction</w:t>
+      </w:r>
+      <w:r>
+        <w:rPr>
+          <w:b w:val="0"/>
+        </w:rPr>
+        <w:t xml:space="preserve"> → evaluation trace:</w:t>
+      </w:r>
+    </w:p>
+    <w:p>
+      <w:pPr>
+        <w:spacing w:line="336" w:lineRule="auto" w:after="180"/>
+      </w:pPr>
+      <w:r>
+        <w:rPr>
+          <w:b w:val="0"/>
+        </w:rPr>
+        <w:t xml:space="preserve">Predict first. Then check each step. A correct answer without visible </w:t>
+      </w:r>
+      <w:r>
+        <w:rPr>
+          <w:b/>
+        </w:rPr>
+        <w:t>evidence</w:t>
+      </w:r>
+      <w:r>
+        <w:rPr>
+          <w:b w:val="0"/>
+        </w:rPr>
+        <w:t xml:space="preserve"> cannot be audited.</w:t>
+      </w:r>
+    </w:p>
+    <w:p>
+      <w:pPr>
+        <w:spacing w:line="336" w:lineRule="auto" w:after="180"/>
+      </w:pPr>
+      <w:r>
+        <w:rPr>
+          <w:b w:val="0"/>
+        </w:rPr>
+        <w:t>STEP 4 Use bins across many cases and design an uncertain zone requiring human review.</w:t>
+      </w:r>
+    </w:p>
+    <w:p>
+      <w:pPr>
+        <w:spacing w:line="336" w:lineRule="auto" w:after="180"/>
+      </w:pPr>
+      <w:r>
+        <w:rPr>
+          <w:b w:val="0"/>
+        </w:rPr>
+        <w:t xml:space="preserve">CHECK Verify the denominator, unit, split, class definition, and data version before interpreting a </w:t>
+      </w:r>
+      <w:r>
+        <w:rPr>
+          <w:b/>
+        </w:rPr>
+        <w:t>score</w:t>
+      </w:r>
+      <w:r>
+        <w:rPr>
+          <w:b w:val="0"/>
+        </w:rPr>
+        <w:t>.</w:t>
+      </w:r>
+    </w:p>
+    <w:p>
+      <w:pPr>
+        <w:spacing w:line="336" w:lineRule="auto" w:after="180"/>
+      </w:pPr>
+      <w:r>
+        <w:rPr>
+          <w:b w:val="0"/>
+        </w:rPr>
+        <w:t xml:space="preserve">Recalculate, retrace, or restate the </w:t>
+      </w:r>
+      <w:r>
+        <w:rPr>
+          <w:b/>
+        </w:rPr>
+        <w:t>evidence</w:t>
+      </w:r>
+      <w:r>
+        <w:rPr>
+          <w:b w:val="0"/>
+        </w:rPr>
+        <w:t xml:space="preserve"> independently:</w:t>
+      </w:r>
+    </w:p>
+    <w:p>
+      <w:pPr>
+        <w:pStyle w:val="Heading3"/>
+      </w:pPr>
+      <w:r>
+        <w:t>Concrete teaching case</w:t>
+      </w:r>
+    </w:p>
+    <w:p>
+      <w:pPr>
+        <w:spacing w:line="336" w:lineRule="auto" w:after="180"/>
+      </w:pPr>
+      <w:r>
+        <w:rPr>
+          <w:b w:val="0"/>
+        </w:rPr>
+        <w:t>Ten cases receive probability .8 for spotted; eight are spotted.</w:t>
+      </w:r>
+    </w:p>
+    <w:p>
+      <w:pPr>
+        <w:spacing w:line="336" w:lineRule="auto" w:after="180"/>
+      </w:pPr>
+      <w:r>
+        <w:rPr>
+          <w:b w:val="0"/>
+        </w:rPr>
+        <w:t xml:space="preserve">Interpret </w:t>
+      </w:r>
+      <w:r>
+        <w:rPr>
+          <w:b/>
+        </w:rPr>
+        <w:t>calibration</w:t>
+      </w:r>
+      <w:r>
+        <w:rPr>
+          <w:b w:val="0"/>
+        </w:rPr>
+        <w:t xml:space="preserve"> and its limits.</w:t>
+      </w:r>
+    </w:p>
+    <w:p>
+      <w:pPr>
+        <w:pStyle w:val="Heading3"/>
+      </w:pPr>
+      <w:r>
+        <w:t>Exact explanation to model</w:t>
+      </w:r>
+    </w:p>
+    <w:p>
+      <w:pPr>
+        <w:spacing w:line="336" w:lineRule="auto" w:after="180"/>
+      </w:pPr>
+      <w:r>
+        <w:rPr>
+          <w:b w:val="0"/>
+        </w:rPr>
+        <w:t xml:space="preserve">8/10 matches .8 in this tiny bin. It illustrates </w:t>
+      </w:r>
+      <w:r>
+        <w:rPr>
+          <w:b/>
+        </w:rPr>
+        <w:t>calibration</w:t>
+      </w:r>
+      <w:r>
+        <w:rPr>
+          <w:b w:val="0"/>
+        </w:rPr>
+        <w:t xml:space="preserve">, not proof of global </w:t>
+      </w:r>
+      <w:r>
+        <w:rPr>
+          <w:b/>
+        </w:rPr>
+        <w:t>calibration</w:t>
+      </w:r>
+      <w:r>
+        <w:rPr>
+          <w:b w:val="0"/>
+        </w:rPr>
+        <w:t xml:space="preserve"> or individual certainty; test more bins and data.</w:t>
+      </w:r>
+    </w:p>
+    <w:p>
+      <w:pPr>
+        <w:pStyle w:val="Heading3"/>
+      </w:pPr>
+      <w:r>
+        <w:t>Explain the added worked example</w:t>
+      </w:r>
+    </w:p>
+    <w:p>
+      <w:pPr>
+        <w:pStyle w:val="Heading3"/>
+      </w:pPr>
+      <w:r>
+        <w:t>Key terms</w:t>
+      </w:r>
+    </w:p>
+    <w:p>
+      <w:pPr>
+        <w:pStyle w:val="Heading3"/>
+      </w:pPr>
+      <w:r>
+        <w:t>Model the reasoning aloud</w:t>
+      </w:r>
+    </w:p>
+    <w:p>
+      <w:pPr>
+        <w:spacing w:line="336" w:lineRule="auto" w:after="180"/>
+      </w:pPr>
+      <w:r>
+        <w:rPr>
+          <w:b w:val="0"/>
+        </w:rPr>
+        <w:t xml:space="preserve">Use the complete worked example below before asking learners to complete W2. Reveal a small part, invite a </w:t>
+      </w:r>
+      <w:r>
+        <w:rPr>
+          <w:b/>
+        </w:rPr>
+        <w:t>prediction</w:t>
+      </w:r>
+      <w:r>
+        <w:rPr>
+          <w:b w:val="0"/>
+        </w:rPr>
+        <w:t>, then explain the deciding step.</w:t>
+      </w:r>
+    </w:p>
+    <w:p>
+      <w:pPr>
+        <w:spacing w:line="336" w:lineRule="auto" w:after="180"/>
+      </w:pPr>
+      <w:r>
+        <w:rPr>
+          <w:b w:val="0"/>
+        </w:rPr>
+        <w:t>These teacher notes contain solutions; do not reveal the independent case answer during modelling.</w:t>
+      </w:r>
+    </w:p>
     <w:tbl>
       <w:tblPr>
         <w:tblStyle w:val="LightShading-Accent1"/>
@@ -2219,109 +2751,10 @@
     </w:p>
     <w:p>
       <w:pPr>
-        <w:spacing w:line="336" w:lineRule="auto" w:after="180"/>
-      </w:pPr>
-      <w:r>
-        <w:rPr>
-          <w:b w:val="0"/>
-        </w:rPr>
-        <w:t xml:space="preserve">Treat </w:t>
-      </w:r>
-      <w:r>
-        <w:rPr>
-          <w:b/>
-        </w:rPr>
-        <w:t>calibration</w:t>
-      </w:r>
-      <w:r>
-        <w:rPr>
-          <w:b w:val="0"/>
-        </w:rPr>
-        <w:t xml:space="preserve"> as a comparison across groups of probability </w:t>
-      </w:r>
-      <w:r>
-        <w:rPr>
-          <w:b/>
-        </w:rPr>
-        <w:t>score</w:t>
-      </w:r>
-      <w:r>
-        <w:rPr>
-          <w:b w:val="0"/>
-        </w:rPr>
-        <w:t>s.</w:t>
-      </w:r>
-    </w:p>
-    <w:p>
-      <w:pPr>
         <w:pStyle w:val="Heading3"/>
       </w:pPr>
       <w:r>
         <w:t>The facts we will use</w:t>
-      </w:r>
-    </w:p>
-    <w:p>
-      <w:pPr>
-        <w:pStyle w:val="Heading3"/>
-      </w:pPr>
-      <w:r>
-        <w:t>Supplied facts</w:t>
-      </w:r>
-    </w:p>
-    <w:p>
-      <w:pPr>
-        <w:spacing w:line="336" w:lineRule="auto" w:after="180"/>
-        <w:shd w:fill="F1F6FC"/>
-      </w:pPr>
-      <w:r>
-        <w:rPr>
-          <w:b w:val="0"/>
-        </w:rPr>
-        <w:t xml:space="preserve">Toy classifier </w:t>
-      </w:r>
-      <w:r>
-        <w:rPr>
-          <w:b/>
-        </w:rPr>
-        <w:t>output</w:t>
-      </w:r>
-      <w:r>
-        <w:rPr>
-          <w:b w:val="0"/>
-        </w:rPr>
-        <w:t>s p(spotted)=0.8 on ten cases; eight are actually spotted. Another ten have p=0.2; four are spotted.</w:t>
-      </w:r>
-    </w:p>
-    <w:p>
-      <w:pPr>
-        <w:pStyle w:val="Heading3"/>
-      </w:pPr>
-      <w:r>
-        <w:t>Supplied facts</w:t>
-      </w:r>
-    </w:p>
-    <w:p>
-      <w:pPr>
-        <w:spacing w:line="336" w:lineRule="auto" w:after="180"/>
-        <w:shd w:fill="F1F6FC"/>
-      </w:pPr>
-      <w:r>
-        <w:rPr>
-          <w:b w:val="0"/>
-        </w:rPr>
-        <w:t xml:space="preserve">All </w:t>
-      </w:r>
-      <w:r>
-        <w:rPr>
-          <w:b/>
-        </w:rPr>
-        <w:t>input</w:t>
-      </w:r>
-      <w:r>
-        <w:rPr>
-          <w:b w:val="0"/>
-        </w:rPr>
-        <w:t>s and outcomes in this worked example are invented classroom data; no real model run is claimed.</w:t>
       </w:r>
     </w:p>
     <w:p>
@@ -2329,7 +2762,7 @@
         <w:drawing>
           <wp:inline xmlns:a="http://schemas.openxmlformats.org/drawingml/2006/main" xmlns:pic="http://schemas.openxmlformats.org/drawingml/2006/picture">
             <wp:extent cx="5486400" cy="5185229"/>
-            <wp:docPr id="1" name="Picture 1" descr="Scores and Calibration Intuition. Group scores: Keep the ten 0.8 cases and ten 0.2 cases separate.. Compare frequencies: Observed spotted fractions are 8/10=0.8 and 4/10=0.4.. Interpret gap: The 0.8 group matches here; the 0.2 group understates the observed fraction by 0.2."/>
+            <wp:docPr id="2" name="Picture 2" descr="Scores and Calibration Intuition. Group scores: Keep the ten 0.8 cases and ten 0.2 cases separate.. Compare frequencies: Observed spotted fractions are 8/10=0.8 and 4/10=0.4.. Interpret gap: The 0.8 group matches here; the 0.2 group understates the observed fraction by 0.2."/>
             <wp:cNvGraphicFramePr>
               <a:graphicFrameLocks noChangeAspect="1"/>
             </wp:cNvGraphicFramePr>
@@ -2341,7 +2774,7 @@
                     <pic:cNvPicPr/>
                   </pic:nvPicPr>
                   <pic:blipFill>
-                    <a:blip r:embed="rId9"/>
+                    <a:blip r:embed="rId10"/>
                     <a:stretch>
                       <a:fillRect/>
                     </a:stretch>
@@ -2365,114 +2798,7 @@
         <w:pStyle w:val="Heading3"/>
       </w:pPr>
       <w:r>
-        <w:t>Read the picture one step at a time</w:t>
-      </w:r>
-    </w:p>
-    <w:tbl>
-      <w:tblPr>
-        <w:tblStyle w:val="LightShading-Accent1"/>
-        <w:tblW w:type="auto" w:w="0"/>
-        <w:tblLook w:firstColumn="1" w:firstRow="1" w:lastColumn="0" w:lastRow="0" w:noHBand="0" w:noVBand="1" w:val="04A0"/>
-      </w:tblPr>
-      <w:tblGrid>
-        <w:gridCol w:w="5112"/>
-        <w:gridCol w:w="5112"/>
-      </w:tblGrid>
-      <w:tr>
-        <w:trPr>
-          <w:tblHeader/>
-        </w:trPr>
-        <w:tc>
-          <w:tcPr>
-            <w:tcW w:type="dxa" w:w="5112"/>
-          </w:tcPr>
-          <w:p>
-            <w:r>
-              <w:t>Step</w:t>
-            </w:r>
-          </w:p>
-        </w:tc>
-        <w:tc>
-          <w:tcPr>
-            <w:tcW w:type="dxa" w:w="5112"/>
-          </w:tcPr>
-          <w:p>
-            <w:r>
-              <w:t>What happens and why</w:t>
-            </w:r>
-          </w:p>
-        </w:tc>
-      </w:tr>
-      <w:tr>
-        <w:tc>
-          <w:tcPr>
-            <w:tcW w:type="dxa" w:w="5112"/>
-          </w:tcPr>
-          <w:p>
-            <w:r>
-              <w:t>1. Group scores</w:t>
-            </w:r>
-          </w:p>
-        </w:tc>
-        <w:tc>
-          <w:tcPr>
-            <w:tcW w:type="dxa" w:w="5112"/>
-          </w:tcPr>
-          <w:p>
-            <w:r>
-              <w:t>Keep the ten 0.8 cases and ten 0.2 cases separate.</w:t>
-            </w:r>
-          </w:p>
-        </w:tc>
-      </w:tr>
-      <w:tr>
-        <w:tc>
-          <w:tcPr>
-            <w:tcW w:type="dxa" w:w="5112"/>
-          </w:tcPr>
-          <w:p>
-            <w:r>
-              <w:t>2. Compare frequencies</w:t>
-            </w:r>
-          </w:p>
-        </w:tc>
-        <w:tc>
-          <w:tcPr>
-            <w:tcW w:type="dxa" w:w="5112"/>
-          </w:tcPr>
-          <w:p>
-            <w:r>
-              <w:t>Observed spotted fractions are 8/10=0.8 and 4/10=0.4.</w:t>
-            </w:r>
-          </w:p>
-        </w:tc>
-      </w:tr>
-      <w:tr>
-        <w:tc>
-          <w:tcPr>
-            <w:tcW w:type="dxa" w:w="5112"/>
-          </w:tcPr>
-          <w:p>
-            <w:r>
-              <w:t>3. Interpret gap</w:t>
-            </w:r>
-          </w:p>
-        </w:tc>
-        <w:tc>
-          <w:tcPr>
-            <w:tcW w:type="dxa" w:w="5112"/>
-          </w:tcPr>
-          <w:p>
-            <w:r>
-              <w:t>The 0.8 group matches here; the 0.2 group understates the observed fraction by 0.2.</w:t>
-            </w:r>
-          </w:p>
-        </w:tc>
-      </w:tr>
-    </w:tbl>
-    <w:p>
-      <w:r>
-        <w:t>Match each pictured step to the supplied facts. This is a worked teaching case, not an independent assessment.</w:t>
+        <w:t>Why this result follows</w:t>
       </w:r>
     </w:p>
     <w:p>
@@ -2480,7 +2806,7 @@
         <w:pStyle w:val="Heading3"/>
       </w:pPr>
       <w:r>
-        <w:t>Why this result follows</w:t>
+        <w:t>What this example does not establish</w:t>
       </w:r>
     </w:p>
     <w:p>
@@ -2488,19 +2814,26 @@
         <w:pStyle w:val="Heading3"/>
       </w:pPr>
       <w:r>
-        <w:t>Why the result follows</w:t>
+        <w:t>Change one thing in the pictured case</w:t>
+      </w:r>
+    </w:p>
+    <w:p>
+      <w:pPr>
+        <w:pStyle w:val="Heading3"/>
+      </w:pPr>
+      <w:r>
+        <w:t>Ask while showing the picture</w:t>
       </w:r>
     </w:p>
     <w:p>
       <w:pPr>
         <w:spacing w:line="336" w:lineRule="auto" w:after="180"/>
-        <w:shd w:fill="F1F6FC"/>
-      </w:pPr>
-      <w:r>
-        <w:rPr>
-          <w:b w:val="0"/>
-        </w:rPr>
-        <w:t xml:space="preserve">Read the picture in order. The 0.8 group matches here; the 0.2 group understates the observed fraction by 0.2. The arrows show which recorded </w:t>
+      </w:pPr>
+      <w:r>
+        <w:rPr>
+          <w:b w:val="0"/>
+        </w:rPr>
+        <w:t xml:space="preserve">Cover the result. Ask learners to name the </w:t>
       </w:r>
       <w:r>
         <w:rPr>
@@ -2512,19 +2845,418 @@
         <w:rPr>
           <w:b w:val="0"/>
         </w:rPr>
-        <w:t xml:space="preserve"> or intermediate result each decision uses.</w:t>
+        <w:t xml:space="preserve">s and predict the next step. Uncover one step, connect the icon to the actual procedure, and explain its </w:t>
+      </w:r>
+      <w:r>
+        <w:rPr>
+          <w:b/>
+        </w:rPr>
+        <w:t>evidence</w:t>
+      </w:r>
+      <w:r>
+        <w:rPr>
+          <w:b w:val="0"/>
+        </w:rPr>
+        <w:t>. Then change the supplied condition and compare.</w:t>
       </w:r>
     </w:p>
     <w:p>
       <w:pPr>
         <w:spacing w:line="336" w:lineRule="auto" w:after="180"/>
-        <w:shd w:fill="F1F6FC"/>
-      </w:pPr>
-      <w:r>
-        <w:rPr>
-          <w:b w:val="0"/>
-        </w:rPr>
-        <w:t>Explain the deciding step aloud before checking the changed case; pointing to the final answer alone does not show how it follows.</w:t>
+      </w:pPr>
+      <w:r>
+        <w:rPr>
+          <w:b w:val="0"/>
+        </w:rPr>
+        <w:t>The picture is a representation; it does not document execution of a real AI model.</w:t>
+      </w:r>
+    </w:p>
+    <w:p>
+      <w:pPr>
+        <w:pStyle w:val="Heading1"/>
+      </w:pPr>
+      <w:r>
+        <w:t>03. Guide the calculation, then remove help</w:t>
+      </w:r>
+    </w:p>
+    <w:p>
+      <w:r>
+        <w:t>Collect each learner’s prediction before showing its key.</w:t>
+      </w:r>
+    </w:p>
+    <w:p>
+      <w:pPr>
+        <w:pStyle w:val="Heading2"/>
+      </w:pPr>
+      <w:r>
+        <w:t>Current completion task and checked key</w:t>
+      </w:r>
+    </w:p>
+    <w:p>
+      <w:pPr>
+        <w:spacing w:line="336" w:lineRule="auto" w:after="180"/>
+      </w:pPr>
+      <w:r>
+        <w:rPr>
+          <w:b w:val="0"/>
+        </w:rPr>
+        <w:t>Completion task: Which worked group overstates positive frequency and by how much?</w:t>
+      </w:r>
+    </w:p>
+    <w:p>
+      <w:pPr>
+        <w:spacing w:line="336" w:lineRule="auto" w:after="180"/>
+      </w:pPr>
+      <w:r>
+        <w:rPr>
+          <w:b w:val="0"/>
+        </w:rPr>
+        <w:t>Teacher check: Teacher explanation: The .8 group exceeds observed .6 by .2, or 20 percentage points in this sample.</w:t>
+      </w:r>
+    </w:p>
+    <w:p>
+      <w:pPr>
+        <w:spacing w:line="336" w:lineRule="auto" w:after="180"/>
+      </w:pPr>
+      <w:r>
+        <w:rPr>
+          <w:b w:val="0"/>
+        </w:rPr>
+        <w:t xml:space="preserve">Start by identifying the given </w:t>
+      </w:r>
+      <w:r>
+        <w:rPr>
+          <w:b/>
+        </w:rPr>
+        <w:t>input</w:t>
+      </w:r>
+      <w:r>
+        <w:rPr>
+          <w:b w:val="0"/>
+        </w:rPr>
+        <w:t>s together. Leave the intermediate steps blank. If needed, model one step, then withdraw that help on the next step. Move to a full trace only when the partial trace is understood.</w:t>
+      </w:r>
+    </w:p>
+    <w:p>
+      <w:pPr>
+        <w:spacing w:line="336" w:lineRule="auto" w:after="180"/>
+      </w:pPr>
+      <w:r>
+        <w:rPr>
+          <w:b w:val="0"/>
+        </w:rPr>
+        <w:t>For partners, alternate explainer and checker; collect a response from every learner before discussion.</w:t>
+      </w:r>
+    </w:p>
+    <w:p>
+      <w:pPr>
+        <w:pStyle w:val="Heading2"/>
+      </w:pPr>
+      <w:r>
+        <w:t>Individual misconception check</w:t>
+      </w:r>
+    </w:p>
+    <w:p>
+      <w:pPr>
+        <w:spacing w:line="336" w:lineRule="auto" w:after="180"/>
+      </w:pPr>
+      <w:r>
+        <w:rPr>
+          <w:b w:val="0"/>
+        </w:rPr>
+        <w:t xml:space="preserve">Use the worked case for </w:t>
+      </w:r>
+      <w:r>
+        <w:rPr>
+          <w:b/>
+        </w:rPr>
+        <w:t>Calibration</w:t>
+      </w:r>
+      <w:r>
+        <w:rPr>
+          <w:b w:val="0"/>
+        </w:rPr>
+        <w:t xml:space="preserve"> as a group property. Proposed explanation: “A final answer is enough”. Decide whether this explanation is supported.</w:t>
+      </w:r>
+    </w:p>
+    <w:p>
+      <w:pPr>
+        <w:spacing w:line="336" w:lineRule="auto" w:after="180"/>
+      </w:pPr>
+      <w:r>
+        <w:rPr>
+          <w:b w:val="0"/>
+        </w:rPr>
+        <w:t>Point to the step or supplied fact that decides; explain your repair if needed.</w:t>
+      </w:r>
+    </w:p>
+    <w:p>
+      <w:pPr>
+        <w:spacing w:line="336" w:lineRule="auto" w:after="180"/>
+      </w:pPr>
+      <w:r>
+        <w:rPr>
+          <w:b w:val="0"/>
+        </w:rPr>
+        <w:t>Expected correction: Ask for the relevant counts, units, procedure or saved record. For this week: 2/10=.2 and 6/10=.6.</w:t>
+      </w:r>
+    </w:p>
+    <w:p>
+      <w:pPr>
+        <w:spacing w:line="336" w:lineRule="auto" w:after="180"/>
+      </w:pPr>
+      <w:r>
+        <w:rPr>
+          <w:b w:val="0"/>
+        </w:rPr>
+        <w:t>Collect explanations, not only yes/no votes. If a misunderstanding is common, re-model the relevant step for the class.</w:t>
+      </w:r>
+    </w:p>
+    <w:p>
+      <w:pPr>
+        <w:spacing w:line="336" w:lineRule="auto" w:after="180"/>
+      </w:pPr>
+      <w:r>
+        <w:rPr>
+          <w:b w:val="0"/>
+        </w:rPr>
+        <w:t>If it affects a few learners, give a short targeted group explanation while others solve a more demanding variation.</w:t>
+      </w:r>
+    </w:p>
+    <w:p>
+      <w:pPr>
+        <w:pStyle w:val="Heading2"/>
+      </w:pPr>
+      <w:r>
+        <w:t>Pictorial question and changed-case reasoning</w:t>
+      </w:r>
+    </w:p>
+    <w:p>
+      <w:pPr>
+        <w:spacing w:line="336" w:lineRule="auto" w:after="180"/>
+      </w:pPr>
+      <w:r>
+        <w:rPr>
+          <w:b w:val="0"/>
+        </w:rPr>
+        <w:t xml:space="preserve">Does a calibrated 0.8 </w:t>
+      </w:r>
+      <w:r>
+        <w:rPr>
+          <w:b/>
+        </w:rPr>
+        <w:t>score</w:t>
+      </w:r>
+      <w:r>
+        <w:rPr>
+          <w:b w:val="0"/>
+        </w:rPr>
+        <w:t xml:space="preserve"> mean every such leaf is spotted? Point to the relevant step in the picture, then write the changed result and the rule or </w:t>
+      </w:r>
+      <w:r>
+        <w:rPr>
+          <w:b/>
+        </w:rPr>
+        <w:t>evidence</w:t>
+      </w:r>
+      <w:r>
+        <w:rPr>
+          <w:b w:val="0"/>
+        </w:rPr>
+        <w:t xml:space="preserve"> that supports it.</w:t>
+      </w:r>
+    </w:p>
+    <w:p>
+      <w:pPr>
+        <w:spacing w:line="336" w:lineRule="auto" w:after="180"/>
+      </w:pPr>
+      <w:r>
+        <w:rPr>
+          <w:b w:val="0"/>
+        </w:rPr>
+        <w:t xml:space="preserve">No. It describes a group proportion: here eight of ten are spotted, and two are not. It is not an individual guarantee. Changed-case check: Its observed fraction becomes 0.2 and matches the supplied </w:t>
+      </w:r>
+      <w:r>
+        <w:rPr>
+          <w:b/>
+        </w:rPr>
+        <w:t>score</w:t>
+      </w:r>
+      <w:r>
+        <w:rPr>
+          <w:b w:val="0"/>
+        </w:rPr>
+        <w:t xml:space="preserve"> in this group.</w:t>
+      </w:r>
+    </w:p>
+    <w:p>
+      <w:pPr>
+        <w:spacing w:line="336" w:lineRule="auto" w:after="180"/>
+      </w:pPr>
+      <w:r>
+        <w:rPr>
+          <w:b/>
+        </w:rPr>
+        <w:t>Calibration</w:t>
+      </w:r>
+      <w:r>
+        <w:rPr>
+          <w:b w:val="0"/>
+        </w:rPr>
+        <w:t xml:space="preserve"> compares stated probabilities with group outcome frequencies.</w:t>
+      </w:r>
+    </w:p>
+    <w:p>
+      <w:pPr>
+        <w:spacing w:line="336" w:lineRule="auto" w:after="180"/>
+      </w:pPr>
+      <w:r>
+        <w:rPr>
+          <w:b w:val="0"/>
+        </w:rPr>
+        <w:t xml:space="preserve">Changed-case reasoning: Its observed fraction becomes 0.2 and matches the supplied </w:t>
+      </w:r>
+      <w:r>
+        <w:rPr>
+          <w:b/>
+        </w:rPr>
+        <w:t>score</w:t>
+      </w:r>
+      <w:r>
+        <w:rPr>
+          <w:b w:val="0"/>
+        </w:rPr>
+        <w:t xml:space="preserve"> in this group. </w:t>
+      </w:r>
+      <w:r>
+        <w:rPr>
+          <w:b/>
+        </w:rPr>
+        <w:t>Calibration</w:t>
+      </w:r>
+      <w:r>
+        <w:rPr>
+          <w:b w:val="0"/>
+        </w:rPr>
+        <w:t xml:space="preserve"> compares stated probabilities with group outcome frequencies.</w:t>
+      </w:r>
+    </w:p>
+    <w:p>
+      <w:pPr>
+        <w:spacing w:line="336" w:lineRule="auto" w:after="180"/>
+      </w:pPr>
+      <w:r>
+        <w:rPr>
+          <w:b w:val="0"/>
+        </w:rPr>
+        <w:t xml:space="preserve">Collect each learner’s explanation before discussion. Use the first missing connection between </w:t>
+      </w:r>
+      <w:r>
+        <w:rPr>
+          <w:b/>
+        </w:rPr>
+        <w:t>input</w:t>
+      </w:r>
+      <w:r>
+        <w:rPr>
+          <w:b w:val="0"/>
+        </w:rPr>
+        <w:t xml:space="preserve">, deciding step and result to choose support. This question is worked-case practice, not fresh mastery </w:t>
+      </w:r>
+      <w:r>
+        <w:rPr>
+          <w:b/>
+        </w:rPr>
+        <w:t>evidence</w:t>
+      </w:r>
+      <w:r>
+        <w:rPr>
+          <w:b w:val="0"/>
+        </w:rPr>
+        <w:t>.</w:t>
+      </w:r>
+    </w:p>
+    <w:p>
+      <w:pPr>
+        <w:pStyle w:val="Heading2"/>
+      </w:pPr>
+      <w:r>
+        <w:t>Keep each learner explaining</w:t>
+      </w:r>
+    </w:p>
+    <w:p>
+      <w:pPr>
+        <w:spacing w:line="336" w:lineRule="auto" w:after="180"/>
+      </w:pPr>
+      <w:r>
+        <w:rPr>
+          <w:b w:val="0"/>
+        </w:rPr>
+        <w:t>Ask: Which facts are given, and which would we have to assume? Learners mark relevant details before discussing answers.</w:t>
+      </w:r>
+    </w:p>
+    <w:p>
+      <w:pPr>
+        <w:spacing w:line="336" w:lineRule="auto" w:after="180"/>
+      </w:pPr>
+      <w:r>
+        <w:rPr>
+          <w:b w:val="0"/>
+        </w:rPr>
+        <w:t>Say: Predict first. Show the rule, information path or calculation that would produce the result. A correct guess is not yet an explanation.</w:t>
+      </w:r>
+    </w:p>
+    <w:p>
+      <w:pPr>
+        <w:spacing w:line="336" w:lineRule="auto" w:after="180"/>
+      </w:pPr>
+      <w:r>
+        <w:rPr>
+          <w:b w:val="0"/>
+        </w:rPr>
+        <w:t xml:space="preserve">In pairs, one learner solves while the other checks </w:t>
+      </w:r>
+      <w:r>
+        <w:rPr>
+          <w:b/>
+        </w:rPr>
+        <w:t>evidence</w:t>
+      </w:r>
+      <w:r>
+        <w:rPr>
+          <w:b w:val="0"/>
+        </w:rPr>
+        <w:t>; exchange roles. Remove the worked answer before independent assessment.</w:t>
+      </w:r>
+    </w:p>
+    <w:p>
+      <w:pPr>
+        <w:pStyle w:val="Heading2"/>
+      </w:pPr>
+      <w:r>
+        <w:t>Earlier wording, alternatives and picture transcripts · reference / check after trying</w:t>
+      </w:r>
+    </w:p>
+    <w:p>
+      <w:pPr>
+        <w:spacing w:line="336" w:lineRule="auto" w:after="180"/>
+      </w:pPr>
+      <w:r>
+        <w:rPr>
+          <w:b w:val="0"/>
+        </w:rPr>
+        <w:t>Compact alternative: this two-session sequence covers selected core tasks. Use the three-session weekly plan for the full lesson, independent transfer, feedback and project work; allow extra time for extensions.</w:t>
+      </w:r>
+    </w:p>
+    <w:p>
+      <w:pPr>
+        <w:spacing w:line="336" w:lineRule="auto" w:after="180"/>
+      </w:pPr>
+      <w:r>
+        <w:rPr>
+          <w:b w:val="0"/>
+        </w:rPr>
+        <w:t>Demonstrate and guide practice</w:t>
       </w:r>
     </w:p>
     <w:p>
@@ -2532,7 +3264,99 @@
         <w:pStyle w:val="Heading3"/>
       </w:pPr>
       <w:r>
-        <w:t>What this example does not establish</w:t>
+        <w:t>Board sequence</w:t>
+      </w:r>
+    </w:p>
+    <w:p>
+      <w:pPr>
+        <w:spacing w:line="336" w:lineRule="auto" w:after="180"/>
+      </w:pPr>
+      <w:r>
+        <w:rPr>
+          <w:b w:val="0"/>
+        </w:rPr>
+        <w:t>Write the given facts: Ten cases receive probability .8 for spotted; eight are spotted.</w:t>
+      </w:r>
+    </w:p>
+    <w:p>
+      <w:pPr>
+        <w:spacing w:line="336" w:lineRule="auto" w:after="180"/>
+      </w:pPr>
+      <w:r>
+        <w:rPr>
+          <w:b w:val="0"/>
+        </w:rPr>
+        <w:t xml:space="preserve">Write the question to explain: Interpret </w:t>
+      </w:r>
+      <w:r>
+        <w:rPr>
+          <w:b/>
+        </w:rPr>
+        <w:t>calibration</w:t>
+      </w:r>
+      <w:r>
+        <w:rPr>
+          <w:b w:val="0"/>
+        </w:rPr>
+        <w:t xml:space="preserve"> and its limits.</w:t>
+      </w:r>
+    </w:p>
+    <w:p>
+      <w:pPr>
+        <w:spacing w:line="336" w:lineRule="auto" w:after="180"/>
+      </w:pPr>
+      <w:r>
+        <w:rPr>
+          <w:b w:val="0"/>
+        </w:rPr>
+        <w:t xml:space="preserve">Reveal after </w:t>
+      </w:r>
+      <w:r>
+        <w:rPr>
+          <w:b/>
+        </w:rPr>
+        <w:t>prediction</w:t>
+      </w:r>
+      <w:r>
+        <w:rPr>
+          <w:b w:val="0"/>
+        </w:rPr>
+        <w:t xml:space="preserve">s: 8/10 matches .8 in this tiny bin. It illustrates </w:t>
+      </w:r>
+      <w:r>
+        <w:rPr>
+          <w:b/>
+        </w:rPr>
+        <w:t>calibration</w:t>
+      </w:r>
+      <w:r>
+        <w:rPr>
+          <w:b w:val="0"/>
+        </w:rPr>
+        <w:t xml:space="preserve">, not proof of global </w:t>
+      </w:r>
+      <w:r>
+        <w:rPr>
+          <w:b/>
+        </w:rPr>
+        <w:t>calibration</w:t>
+      </w:r>
+      <w:r>
+        <w:rPr>
+          <w:b w:val="0"/>
+        </w:rPr>
+        <w:t xml:space="preserve"> or individual certainty; test more bins and data.</w:t>
+      </w:r>
+    </w:p>
+    <w:p>
+      <w:pPr>
+        <w:spacing w:line="336" w:lineRule="auto" w:after="180"/>
+      </w:pPr>
+      <w:r>
+        <w:rPr>
+          <w:b w:val="0"/>
+        </w:rPr>
+        <w:t>Use the earlier transfer question as additional practice. Reserve the fresh two-group positive-probability interpretation task for the first individual attempt and record support used.</w:t>
       </w:r>
     </w:p>
     <w:p>
@@ -2540,490 +3364,18 @@
         <w:pStyle w:val="Heading3"/>
       </w:pPr>
       <w:r>
-        <w:t>Keep the stated limit</w:t>
+        <w:t>Classroom dialogue</w:t>
       </w:r>
     </w:p>
     <w:p>
       <w:pPr>
         <w:spacing w:line="336" w:lineRule="auto" w:after="180"/>
-        <w:shd w:fill="FFF5E6"/>
-      </w:pPr>
-      <w:r>
-        <w:rPr>
-          <w:b w:val="0"/>
-        </w:rPr>
-        <w:t xml:space="preserve">Ten cases per group provide noisy </w:t>
-      </w:r>
-      <w:r>
-        <w:rPr>
-          <w:b/>
-        </w:rPr>
-        <w:t>evidence</w:t>
-      </w:r>
-      <w:r>
-        <w:rPr>
-          <w:b w:val="0"/>
-        </w:rPr>
-        <w:t xml:space="preserve">; the exercise does not establish </w:t>
-      </w:r>
-      <w:r>
-        <w:rPr>
-          <w:b/>
-        </w:rPr>
-        <w:t>calibration</w:t>
-      </w:r>
-      <w:r>
-        <w:rPr>
-          <w:b w:val="0"/>
-        </w:rPr>
-        <w:t xml:space="preserve"> on every </w:t>
-      </w:r>
-      <w:r>
-        <w:rPr>
-          <w:b/>
-        </w:rPr>
-        <w:t>score</w:t>
-      </w:r>
-      <w:r>
-        <w:rPr>
-          <w:b w:val="0"/>
-        </w:rPr>
-        <w:t xml:space="preserve"> or setting.</w:t>
-      </w:r>
-    </w:p>
-    <w:p>
-      <w:pPr>
-        <w:pStyle w:val="Heading3"/>
-      </w:pPr>
-      <w:r>
-        <w:t>Change one thing in the pictured case</w:t>
-      </w:r>
-    </w:p>
-    <w:p>
-      <w:pPr>
-        <w:pStyle w:val="Heading3"/>
-      </w:pPr>
-      <w:r>
-        <w:t>Change one thing</w:t>
-      </w:r>
-    </w:p>
-    <w:p>
-      <w:pPr>
-        <w:spacing w:line="336" w:lineRule="auto" w:after="180"/>
-        <w:shd w:fill="F5F1FB"/>
-      </w:pPr>
-      <w:r>
-        <w:rPr>
-          <w:b w:val="0"/>
-        </w:rPr>
-        <w:t>Change: The 0.2 group has two spotted cases instead of four.</w:t>
-      </w:r>
-    </w:p>
-    <w:p>
-      <w:pPr>
-        <w:pStyle w:val="Heading3"/>
-      </w:pPr>
-      <w:r>
-        <w:t>Predicted result</w:t>
-      </w:r>
-    </w:p>
-    <w:p>
-      <w:pPr>
-        <w:spacing w:line="336" w:lineRule="auto" w:after="180"/>
-        <w:shd w:fill="F1F6FC"/>
-      </w:pPr>
-      <w:r>
-        <w:rPr>
-          <w:b/>
-        </w:rPr>
-        <w:t>Prediction</w:t>
-      </w:r>
-      <w:r>
-        <w:rPr>
-          <w:b w:val="0"/>
-        </w:rPr>
-        <w:t xml:space="preserve">: Its observed fraction becomes 0.2 and matches the supplied </w:t>
-      </w:r>
-      <w:r>
-        <w:rPr>
-          <w:b/>
-        </w:rPr>
-        <w:t>score</w:t>
-      </w:r>
-      <w:r>
-        <w:rPr>
-          <w:b w:val="0"/>
-        </w:rPr>
-        <w:t xml:space="preserve"> in this group.</w:t>
-      </w:r>
-    </w:p>
-    <w:p>
-      <w:pPr>
-        <w:pStyle w:val="Heading3"/>
-      </w:pPr>
-      <w:r>
-        <w:t>Why the result follows</w:t>
-      </w:r>
-    </w:p>
-    <w:p>
-      <w:pPr>
-        <w:spacing w:line="336" w:lineRule="auto" w:after="180"/>
-        <w:shd w:fill="F1F6FC"/>
-      </w:pPr>
-      <w:r>
-        <w:rPr>
-          <w:b w:val="0"/>
-        </w:rPr>
-        <w:t xml:space="preserve">Reason: </w:t>
-      </w:r>
-      <w:r>
-        <w:rPr>
-          <w:b/>
-        </w:rPr>
-        <w:t>Calibration</w:t>
-      </w:r>
-      <w:r>
-        <w:rPr>
-          <w:b w:val="0"/>
-        </w:rPr>
-        <w:t xml:space="preserve"> compares stated probabilities with group outcome frequencies.</w:t>
-      </w:r>
-    </w:p>
-    <w:p>
-      <w:pPr>
-        <w:pStyle w:val="Heading3"/>
-      </w:pPr>
-      <w:r>
-        <w:t>Ask while showing the picture</w:t>
-      </w:r>
-    </w:p>
-    <w:p>
-      <w:pPr>
-        <w:pStyle w:val="Heading3"/>
-      </w:pPr>
-      <w:r>
-        <w:t>Ask while showing the picture · 3</w:t>
-      </w:r>
-    </w:p>
-    <w:p>
-      <w:pPr>
-        <w:spacing w:line="336" w:lineRule="auto" w:after="180"/>
-      </w:pPr>
-      <w:r>
-        <w:rPr>
-          <w:b w:val="0"/>
-        </w:rPr>
-        <w:t xml:space="preserve">Cover the result. Ask learners to name the </w:t>
-      </w:r>
-      <w:r>
-        <w:rPr>
-          <w:b/>
-        </w:rPr>
-        <w:t>input</w:t>
-      </w:r>
-      <w:r>
-        <w:rPr>
-          <w:b w:val="0"/>
-        </w:rPr>
-        <w:t xml:space="preserve">s and predict the next step. Uncover one step, connect the icon to the actual procedure, and explain its </w:t>
-      </w:r>
-      <w:r>
-        <w:rPr>
-          <w:b/>
-        </w:rPr>
-        <w:t>evidence</w:t>
-      </w:r>
-      <w:r>
-        <w:rPr>
-          <w:b w:val="0"/>
-        </w:rPr>
-        <w:t>. Then change the supplied condition and compare.</w:t>
-      </w:r>
-    </w:p>
-    <w:p>
-      <w:pPr>
-        <w:spacing w:line="336" w:lineRule="auto" w:after="180"/>
-      </w:pPr>
-      <w:r>
-        <w:rPr>
-          <w:b w:val="0"/>
-        </w:rPr>
-        <w:t>The picture is a representation; it does not document execution of a real AI model.</w:t>
-      </w:r>
-    </w:p>
-    <w:p>
-      <w:pPr>
-        <w:pStyle w:val="Heading1"/>
-      </w:pPr>
-      <w:r>
-        <w:t>03. Demonstrate and guide practice</w:t>
-      </w:r>
-    </w:p>
-    <w:p>
-      <w:r>
-        <w:t>Demonstrate Scores and Calibration Intuition, reduce support deliberately and check individual reasoning before discussing answers.</w:t>
-      </w:r>
-    </w:p>
-    <w:p>
-      <w:pPr>
-        <w:pStyle w:val="Heading3"/>
-      </w:pPr>
-      <w:r>
-        <w:t>Choose the pacing route</w:t>
-      </w:r>
-    </w:p>
-    <w:p>
-      <w:pPr>
-        <w:spacing w:line="336" w:lineRule="auto" w:after="180"/>
-        <w:shd w:fill="F1F6F8"/>
-      </w:pPr>
-      <w:r>
-        <w:rPr>
-          <w:b w:val="0"/>
-        </w:rPr>
-        <w:t>Compact alternative: this two-session sequence covers selected core tasks. Use the three-session weekly plan for the full lesson, independent transfer, feedback and project work; allow extra time for extensions.</w:t>
-      </w:r>
-    </w:p>
-    <w:p>
-      <w:pPr>
-        <w:pStyle w:val="Heading3"/>
-      </w:pPr>
-      <w:r>
-        <w:t>Board sequence</w:t>
-      </w:r>
-    </w:p>
-    <w:p>
-      <w:pPr>
-        <w:pStyle w:val="Heading3"/>
-      </w:pPr>
-      <w:r>
-        <w:t>1. Put the facts on the board</w:t>
-      </w:r>
-    </w:p>
-    <w:p>
-      <w:pPr>
-        <w:spacing w:line="336" w:lineRule="auto" w:after="180"/>
-        <w:shd w:fill="F4F9FC"/>
-      </w:pPr>
-      <w:r>
-        <w:rPr>
-          <w:b w:val="0"/>
-        </w:rPr>
-        <w:t>Write the given facts: Ten cases receive probability .8 for spotted; eight are spotted.</w:t>
-      </w:r>
-    </w:p>
-    <w:p>
-      <w:pPr>
-        <w:pStyle w:val="Heading3"/>
-      </w:pPr>
-      <w:r>
-        <w:t>2. State the decision to explain</w:t>
-      </w:r>
-    </w:p>
-    <w:p>
-      <w:pPr>
-        <w:spacing w:line="336" w:lineRule="auto" w:after="180"/>
-        <w:shd w:fill="F4F9FC"/>
-      </w:pPr>
-      <w:r>
-        <w:rPr>
-          <w:b w:val="0"/>
-        </w:rPr>
-        <w:t xml:space="preserve">Write the question to explain: Interpret </w:t>
-      </w:r>
-      <w:r>
-        <w:rPr>
-          <w:b/>
-        </w:rPr>
-        <w:t>calibration</w:t>
-      </w:r>
-      <w:r>
-        <w:rPr>
-          <w:b w:val="0"/>
-        </w:rPr>
-        <w:t xml:space="preserve"> and its limits.</w:t>
-      </w:r>
-    </w:p>
-    <w:p>
-      <w:pPr>
-        <w:pStyle w:val="Heading3"/>
-      </w:pPr>
-      <w:r>
-        <w:t>3. Reveal the worked reasoning</w:t>
-      </w:r>
-    </w:p>
-    <w:p>
-      <w:pPr>
-        <w:spacing w:line="336" w:lineRule="auto" w:after="180"/>
-        <w:shd w:fill="F1F6FC"/>
-      </w:pPr>
-      <w:r>
-        <w:rPr>
-          <w:b w:val="0"/>
-        </w:rPr>
-        <w:t xml:space="preserve">Reveal after </w:t>
-      </w:r>
-      <w:r>
-        <w:rPr>
-          <w:b/>
-        </w:rPr>
-        <w:t>prediction</w:t>
-      </w:r>
-      <w:r>
-        <w:rPr>
-          <w:b w:val="0"/>
-        </w:rPr>
-        <w:t xml:space="preserve">s: 8/10 matches .8 in this tiny bin. It illustrates </w:t>
-      </w:r>
-      <w:r>
-        <w:rPr>
-          <w:b/>
-        </w:rPr>
-        <w:t>calibration</w:t>
-      </w:r>
-      <w:r>
-        <w:rPr>
-          <w:b w:val="0"/>
-        </w:rPr>
-        <w:t xml:space="preserve">, not proof of global </w:t>
-      </w:r>
-      <w:r>
-        <w:rPr>
-          <w:b/>
-        </w:rPr>
-        <w:t>calibration</w:t>
-      </w:r>
-      <w:r>
-        <w:rPr>
-          <w:b w:val="0"/>
-        </w:rPr>
-        <w:t xml:space="preserve"> or individual certainty; test more bins and data.</w:t>
-      </w:r>
-    </w:p>
-    <w:p>
-      <w:pPr>
-        <w:pStyle w:val="Heading3"/>
-      </w:pPr>
-      <w:r>
-        <w:t>Hold back the independent task</w:t>
-      </w:r>
-    </w:p>
-    <w:p>
-      <w:pPr>
-        <w:spacing w:line="336" w:lineRule="auto" w:after="180"/>
-        <w:shd w:fill="F5F1FB"/>
-      </w:pPr>
-      <w:r>
-        <w:rPr>
-          <w:b w:val="0"/>
-        </w:rPr>
-        <w:t xml:space="preserve">Keep for an independent attempt: Among 20 </w:t>
-      </w:r>
-      <w:r>
-        <w:rPr>
-          <w:b/>
-        </w:rPr>
-        <w:t>prediction</w:t>
-      </w:r>
-      <w:r>
-        <w:rPr>
-          <w:b w:val="0"/>
-        </w:rPr>
-        <w:t xml:space="preserve">s with </w:t>
-      </w:r>
-      <w:r>
-        <w:rPr>
-          <w:b/>
-        </w:rPr>
-        <w:t>score</w:t>
-      </w:r>
-      <w:r>
-        <w:rPr>
-          <w:b w:val="0"/>
-        </w:rPr>
-        <w:t xml:space="preserve"> 0.8, 12 are correct. What is observed accuracy in this group and how does it compare with 0.8?</w:t>
-      </w:r>
-    </w:p>
-    <w:p>
-      <w:pPr>
-        <w:pStyle w:val="Heading3"/>
-      </w:pPr>
-      <w:r>
-        <w:t>Classroom dialogue</w:t>
-      </w:r>
-    </w:p>
-    <w:p>
-      <w:pPr>
-        <w:pStyle w:val="Heading3"/>
-      </w:pPr>
-      <w:r>
-        <w:t>Ask the class</w:t>
-      </w:r>
-    </w:p>
-    <w:p>
-      <w:pPr>
-        <w:spacing w:line="336" w:lineRule="auto" w:after="180"/>
-        <w:shd w:fill="F5F1FB"/>
-      </w:pPr>
-      <w:r>
-        <w:rPr>
-          <w:b w:val="0"/>
-        </w:rPr>
-        <w:t>Ask: Which facts are given, and which would we have to assume? Learners mark relevant details before discussing answers.</w:t>
-      </w:r>
-    </w:p>
-    <w:p>
-      <w:pPr>
-        <w:pStyle w:val="Heading3"/>
-      </w:pPr>
-      <w:r>
-        <w:t>Language to model</w:t>
-      </w:r>
-    </w:p>
-    <w:p>
-      <w:pPr>
-        <w:spacing w:line="336" w:lineRule="auto" w:after="180"/>
-        <w:shd w:fill="F1F6F8"/>
-      </w:pPr>
-      <w:r>
-        <w:rPr>
-          <w:b w:val="0"/>
-        </w:rPr>
-        <w:t>Say: Predict first. Show the rule, information path or calculation that would produce the result. A correct guess is not yet an explanation.</w:t>
-      </w:r>
-    </w:p>
-    <w:p>
-      <w:pPr>
-        <w:spacing w:line="336" w:lineRule="auto" w:after="180"/>
       </w:pPr>
       <w:r>
         <w:rPr>
           <w:b w:val="0"/>
         </w:rPr>
         <w:t>Reveal reasoning one step at a time. Explain why a tempting alternative fails. Write units and denominators for arithmetic, trace conditions for decisions, and identify supporting sources for claims.</w:t>
-      </w:r>
-    </w:p>
-    <w:p>
-      <w:pPr>
-        <w:spacing w:line="336" w:lineRule="auto" w:after="180"/>
-      </w:pPr>
-      <w:r>
-        <w:rPr>
-          <w:b w:val="0"/>
-        </w:rPr>
-        <w:t xml:space="preserve">In pairs, one learner solves while the other checks </w:t>
-      </w:r>
-      <w:r>
-        <w:rPr>
-          <w:b/>
-        </w:rPr>
-        <w:t>evidence</w:t>
-      </w:r>
-      <w:r>
-        <w:rPr>
-          <w:b w:val="0"/>
-        </w:rPr>
-        <w:t>; exchange roles. Remove the worked answer before independent assessment.</w:t>
       </w:r>
     </w:p>
     <w:p>
@@ -3278,480 +3630,122 @@
         <w:pStyle w:val="Heading3"/>
       </w:pPr>
       <w:r>
-        <w:t>Completion practice</w:t>
+        <w:t>Individual reasoning check</w:t>
+      </w:r>
+    </w:p>
+    <w:p>
+      <w:pPr>
+        <w:pStyle w:val="Heading3"/>
+      </w:pPr>
+      <w:r>
+        <w:t>Pictorial practice question</w:t>
+      </w:r>
+    </w:p>
+    <w:p>
+      <w:pPr>
+        <w:pStyle w:val="Heading3"/>
+      </w:pPr>
+      <w:r>
+        <w:t>Reasoned teacher answer</w:t>
+      </w:r>
+    </w:p>
+    <w:p>
+      <w:pPr>
+        <w:pStyle w:val="Heading1"/>
+      </w:pPr>
+      <w:r>
+        <w:t>04. Run the complete supplied investigation</w:t>
+      </w:r>
+    </w:p>
+    <w:p>
+      <w:r>
+        <w:t>Keep predictions, observed or supplied outcomes and unmeasured cases separate.</w:t>
+      </w:r>
+    </w:p>
+    <w:p>
+      <w:pPr>
+        <w:pStyle w:val="Heading2"/>
+      </w:pPr>
+      <w:r>
+        <w:t>Supplied inputs and checked guidance</w:t>
       </w:r>
     </w:p>
     <w:p>
       <w:pPr>
         <w:spacing w:line="336" w:lineRule="auto" w:after="180"/>
-        <w:shd w:fill="F5F1FB"/>
-      </w:pPr>
-      <w:r>
-        <w:rPr>
-          <w:b w:val="0"/>
-        </w:rPr>
-        <w:t>Completion task: Which worked group overstates positive frequency and by how much?</w:t>
-      </w:r>
-    </w:p>
-    <w:p>
-      <w:pPr>
-        <w:pStyle w:val="Heading3"/>
-      </w:pPr>
-      <w:r>
-        <w:t>Reasoning to listen for</w:t>
+      </w:pPr>
+      <w:r>
+        <w:rPr>
+          <w:b w:val="0"/>
+        </w:rPr>
+        <w:t>Thirty-card key:10cases per bin; positive counts2,7,6;mean scores0.2,0.5,0.8;observed0.2,0.7,0.6. Middle understates0.2,high overstates0.2. p=0.35belongs to middle; empty group unavailable,unknown outcome notnegative; changed-population0.8/3of10has gap0.5but very little evidence. Independent20at0.3with8positives→(0.3,0.4),understates0.1;10at0.7with7positives→(0.7,0.7),matches here.</w:t>
       </w:r>
     </w:p>
     <w:p>
       <w:pPr>
         <w:spacing w:line="336" w:lineRule="auto" w:after="180"/>
-        <w:shd w:fill="F1F6FC"/>
-      </w:pPr>
-      <w:r>
-        <w:rPr>
-          <w:b w:val="0"/>
-        </w:rPr>
-        <w:t>Teacher check: Teacher explanation: The .8 group exceeds observed .6 by .2, or 20 percentage points in this sample.</w:t>
-      </w:r>
-    </w:p>
-    <w:p>
-      <w:pPr>
-        <w:spacing w:line="336" w:lineRule="auto" w:after="180"/>
-      </w:pPr>
-      <w:r>
-        <w:rPr>
-          <w:b w:val="0"/>
-        </w:rPr>
-        <w:t xml:space="preserve">Start by identifying the given </w:t>
-      </w:r>
-      <w:r>
-        <w:rPr>
-          <w:b/>
-        </w:rPr>
-        <w:t>input</w:t>
-      </w:r>
-      <w:r>
-        <w:rPr>
-          <w:b w:val="0"/>
-        </w:rPr>
-        <w:t>s together. Leave the intermediate steps blank. If needed, model one step, then withdraw that help on the next step. Move to a full trace only when the partial trace is understood.</w:t>
-      </w:r>
-    </w:p>
-    <w:p>
-      <w:pPr>
-        <w:spacing w:line="336" w:lineRule="auto" w:after="180"/>
-      </w:pPr>
-      <w:r>
-        <w:rPr>
-          <w:b w:val="0"/>
-        </w:rPr>
-        <w:t>For partners, alternate explainer and checker; collect a response from every learner before discussion.</w:t>
-      </w:r>
-    </w:p>
-    <w:p>
-      <w:pPr>
-        <w:pStyle w:val="Heading3"/>
-      </w:pPr>
-      <w:r>
-        <w:t>Individual reasoning check</w:t>
-      </w:r>
-    </w:p>
-    <w:p>
-      <w:pPr>
-        <w:spacing w:line="336" w:lineRule="auto" w:after="180"/>
-      </w:pPr>
-      <w:r>
-        <w:rPr>
-          <w:b w:val="0"/>
-        </w:rPr>
-        <w:t xml:space="preserve">Use the worked case for </w:t>
-      </w:r>
-      <w:r>
-        <w:rPr>
-          <w:b/>
-        </w:rPr>
-        <w:t>Calibration</w:t>
-      </w:r>
-      <w:r>
-        <w:rPr>
-          <w:b w:val="0"/>
-        </w:rPr>
-        <w:t xml:space="preserve"> as a group property. Proposed explanation: “A final answer is enough”. Decide whether this explanation is supported.</w:t>
-      </w:r>
-    </w:p>
-    <w:p>
-      <w:pPr>
-        <w:spacing w:line="336" w:lineRule="auto" w:after="180"/>
-      </w:pPr>
-      <w:r>
-        <w:rPr>
-          <w:b w:val="0"/>
-        </w:rPr>
-        <w:t>Point to the step or supplied fact that decides; explain your repair if needed.</w:t>
-      </w:r>
-    </w:p>
-    <w:p>
-      <w:pPr>
-        <w:pStyle w:val="Heading3"/>
-      </w:pPr>
-      <w:r>
-        <w:t>Expected repair</w:t>
-      </w:r>
-    </w:p>
-    <w:p>
-      <w:pPr>
-        <w:spacing w:line="336" w:lineRule="auto" w:after="180"/>
-        <w:shd w:fill="F1F6FC"/>
-      </w:pPr>
-      <w:r>
-        <w:rPr>
-          <w:b w:val="0"/>
-        </w:rPr>
-        <w:t>Expected correction: Ask for the relevant counts, units, procedure or saved record. For this week: 2/10=.2 and 6/10=.6.</w:t>
-      </w:r>
-    </w:p>
-    <w:p>
-      <w:pPr>
-        <w:spacing w:line="336" w:lineRule="auto" w:after="180"/>
-      </w:pPr>
-      <w:r>
-        <w:rPr>
-          <w:b w:val="0"/>
-        </w:rPr>
-        <w:t>Collect explanations, not only yes/no votes. If a misunderstanding is common, re-model the relevant step for the class.</w:t>
-      </w:r>
-    </w:p>
-    <w:p>
-      <w:pPr>
-        <w:spacing w:line="336" w:lineRule="auto" w:after="180"/>
-      </w:pPr>
-      <w:r>
-        <w:rPr>
-          <w:b w:val="0"/>
-        </w:rPr>
-        <w:t>If it affects a few learners, give a short targeted group explanation while others solve a more demanding variation.</w:t>
-      </w:r>
-    </w:p>
-    <w:p>
-      <w:pPr>
-        <w:pStyle w:val="Heading3"/>
-      </w:pPr>
-      <w:r>
-        <w:t>Pictorial practice question</w:t>
-      </w:r>
-    </w:p>
-    <w:p>
-      <w:pPr>
-        <w:spacing w:line="336" w:lineRule="auto" w:after="180"/>
-      </w:pPr>
-      <w:r>
-        <w:rPr>
-          <w:b w:val="0"/>
-        </w:rPr>
-        <w:t xml:space="preserve">Does a calibrated 0.8 </w:t>
-      </w:r>
-      <w:r>
-        <w:rPr>
-          <w:b/>
-        </w:rPr>
-        <w:t>score</w:t>
-      </w:r>
-      <w:r>
-        <w:rPr>
-          <w:b w:val="0"/>
-        </w:rPr>
-        <w:t xml:space="preserve"> mean every such leaf is spotted? Point to the relevant step in the picture, then write the changed result and the rule or </w:t>
-      </w:r>
-      <w:r>
-        <w:rPr>
-          <w:b/>
-        </w:rPr>
-        <w:t>evidence</w:t>
-      </w:r>
-      <w:r>
-        <w:rPr>
-          <w:b w:val="0"/>
-        </w:rPr>
-        <w:t xml:space="preserve"> that supports it.</w:t>
-      </w:r>
-    </w:p>
-    <w:p>
-      <w:pPr>
-        <w:pStyle w:val="Heading3"/>
-      </w:pPr>
-      <w:r>
-        <w:t>Reasoned teacher answer</w:t>
-      </w:r>
-    </w:p>
-    <w:p>
-      <w:pPr>
-        <w:spacing w:line="336" w:lineRule="auto" w:after="180"/>
-      </w:pPr>
-      <w:r>
-        <w:rPr>
-          <w:b w:val="0"/>
-        </w:rPr>
-        <w:t xml:space="preserve">No. It describes a group proportion: here eight of ten are spotted, and two are not. It is not an individual guarantee. Changed-case check: Its observed fraction becomes 0.2 and matches the supplied </w:t>
-      </w:r>
-      <w:r>
-        <w:rPr>
-          <w:b/>
-        </w:rPr>
-        <w:t>score</w:t>
-      </w:r>
-      <w:r>
-        <w:rPr>
-          <w:b w:val="0"/>
-        </w:rPr>
-        <w:t xml:space="preserve"> in this group.</w:t>
-      </w:r>
-    </w:p>
-    <w:p>
-      <w:pPr>
-        <w:spacing w:line="336" w:lineRule="auto" w:after="180"/>
-      </w:pPr>
-      <w:r>
-        <w:rPr>
-          <w:b/>
-        </w:rPr>
-        <w:t>Calibration</w:t>
-      </w:r>
-      <w:r>
-        <w:rPr>
-          <w:b w:val="0"/>
-        </w:rPr>
-        <w:t xml:space="preserve"> compares stated probabilities with group outcome frequencies.</w:t>
-      </w:r>
-    </w:p>
-    <w:p>
-      <w:pPr>
-        <w:spacing w:line="336" w:lineRule="auto" w:after="180"/>
-      </w:pPr>
-      <w:r>
-        <w:rPr>
-          <w:b w:val="0"/>
-        </w:rPr>
-        <w:t xml:space="preserve">Changed-case reasoning: Its observed fraction becomes 0.2 and matches the supplied </w:t>
-      </w:r>
-      <w:r>
-        <w:rPr>
-          <w:b/>
-        </w:rPr>
-        <w:t>score</w:t>
-      </w:r>
-      <w:r>
-        <w:rPr>
-          <w:b w:val="0"/>
-        </w:rPr>
-        <w:t xml:space="preserve"> in this group. </w:t>
-      </w:r>
-      <w:r>
-        <w:rPr>
-          <w:b/>
-        </w:rPr>
-        <w:t>Calibration</w:t>
-      </w:r>
-      <w:r>
-        <w:rPr>
-          <w:b w:val="0"/>
-        </w:rPr>
-        <w:t xml:space="preserve"> compares stated probabilities with group outcome frequencies.</w:t>
-      </w:r>
-    </w:p>
-    <w:p>
-      <w:pPr>
-        <w:spacing w:line="336" w:lineRule="auto" w:after="180"/>
-      </w:pPr>
-      <w:r>
-        <w:rPr>
-          <w:b w:val="0"/>
-        </w:rPr>
-        <w:t xml:space="preserve">Collect each learner’s explanation before discussion. Use the first missing connection between </w:t>
-      </w:r>
-      <w:r>
-        <w:rPr>
-          <w:b/>
-        </w:rPr>
-        <w:t>input</w:t>
-      </w:r>
-      <w:r>
-        <w:rPr>
-          <w:b w:val="0"/>
-        </w:rPr>
-        <w:t xml:space="preserve">, deciding step and result to choose support. This question is worked-case practice, not fresh mastery </w:t>
-      </w:r>
-      <w:r>
-        <w:rPr>
-          <w:b/>
-        </w:rPr>
-        <w:t>evidence</w:t>
-      </w:r>
-      <w:r>
-        <w:rPr>
-          <w:b w:val="0"/>
-        </w:rPr>
-        <w:t>.</w:t>
-      </w:r>
-    </w:p>
-    <w:p>
-      <w:pPr>
-        <w:pStyle w:val="Heading1"/>
-      </w:pPr>
-      <w:r>
-        <w:t>04. Run the weekly evidence lab</w:t>
-      </w:r>
-    </w:p>
-    <w:p>
-      <w:r>
-        <w:t>Run the Scores and Calibration Intuition investigation and use the first unsupported step to choose a teaching response.</w:t>
-      </w:r>
-    </w:p>
-    <w:p>
-      <w:pPr>
-        <w:spacing w:line="336" w:lineRule="auto" w:after="180"/>
-      </w:pPr>
-      <w:r>
-        <w:rPr>
-          <w:b w:val="0"/>
-        </w:rPr>
-        <w:t>Keep the test conditions fixed, record every result, and change only one planned factor.</w:t>
-      </w:r>
-    </w:p>
-    <w:p>
-      <w:pPr>
-        <w:spacing w:line="336" w:lineRule="auto" w:after="180"/>
-        <w:shd w:fill="F4F9FC"/>
-      </w:pPr>
-      <w:r>
-        <w:rPr>
-          <w:b w:val="0"/>
-        </w:rPr>
-        <w:t xml:space="preserve">1. Write the hypothesis and expected </w:t>
-      </w:r>
-      <w:r>
-        <w:rPr>
-          <w:b/>
-        </w:rPr>
-        <w:t>evidence</w:t>
-      </w:r>
-      <w:r>
-        <w:rPr>
-          <w:b w:val="0"/>
-        </w:rPr>
-        <w:t xml:space="preserve"> before running.</w:t>
-      </w:r>
-    </w:p>
-    <w:p>
-      <w:pPr>
-        <w:spacing w:line="336" w:lineRule="auto" w:after="180"/>
-        <w:shd w:fill="F4F9FC"/>
-      </w:pPr>
-      <w:r>
-        <w:rPr>
-          <w:b w:val="0"/>
-        </w:rPr>
-        <w:t xml:space="preserve">2. </w:t>
-      </w:r>
-      <w:r>
-        <w:rPr>
-          <w:b/>
-        </w:rPr>
-        <w:t>Reliability</w:t>
-      </w:r>
-      <w:r>
-        <w:rPr>
-          <w:b w:val="0"/>
-        </w:rPr>
-        <w:t xml:space="preserve"> Lab: sort thirty </w:t>
-      </w:r>
-      <w:r>
-        <w:rPr>
-          <w:b/>
-        </w:rPr>
-        <w:t>prediction</w:t>
-      </w:r>
-      <w:r>
-        <w:rPr>
-          <w:b w:val="0"/>
-        </w:rPr>
-        <w:t xml:space="preserve">s into </w:t>
-      </w:r>
-      <w:r>
-        <w:rPr>
-          <w:b/>
-        </w:rPr>
-        <w:t>score</w:t>
-      </w:r>
-      <w:r>
-        <w:rPr>
-          <w:b w:val="0"/>
-        </w:rPr>
-        <w:t xml:space="preserve"> bins, calculate observed correctness, and identify overconfident regions.</w:t>
-      </w:r>
-    </w:p>
-    <w:p>
-      <w:pPr>
-        <w:spacing w:line="336" w:lineRule="auto" w:after="180"/>
-        <w:shd w:fill="F4F9FC"/>
-      </w:pPr>
-      <w:r>
-        <w:rPr>
-          <w:b w:val="0"/>
-        </w:rPr>
+      </w:pPr>
+      <w:r>
+        <w:rPr>
+          <w:b w:val="0"/>
+        </w:rPr>
+        <w:t>No individual or global guarantee and no calibrator fitted.</w:t>
+      </w:r>
+    </w:p>
+    <w:p>
+      <w:pPr>
+        <w:pStyle w:val="Heading2"/>
+      </w:pPr>
+      <w:r>
+        <w:t>Predict, investigate and record</w:t>
+      </w:r>
+    </w:p>
+    <w:p>
+      <w:pPr>
+        <w:pStyle w:val="ListNumber"/>
+      </w:pPr>
+      <w:r>
+        <w:t>1. Write the hypothesis and expected evidence before running.</w:t>
+      </w:r>
+    </w:p>
+    <w:p>
+      <w:pPr>
+        <w:pStyle w:val="ListNumber"/>
+      </w:pPr>
+      <w:r>
+        <w:t>2. Reliability Lab: sort the thirty supplied p(positive) records into the declared bins; compare average score with observed positive frequency and retain each denominator.</w:t>
+      </w:r>
+    </w:p>
+    <w:p>
+      <w:pPr>
+        <w:pStyle w:val="ListNumber"/>
+      </w:pPr>
+      <w:r>
         <w:t>3. Run one normal, one boundary, one missing, and one shifted case.</w:t>
       </w:r>
     </w:p>
     <w:p>
       <w:pPr>
-        <w:spacing w:line="336" w:lineRule="auto" w:after="180"/>
-        <w:shd w:fill="F4F9FC"/>
-      </w:pPr>
-      <w:r>
-        <w:rPr>
-          <w:b w:val="0"/>
-        </w:rPr>
+        <w:pStyle w:val="ListNumber"/>
+      </w:pPr>
+      <w:r>
         <w:t>4. Calculate the metric from raw counts or row-level errors.</w:t>
       </w:r>
     </w:p>
     <w:p>
       <w:pPr>
-        <w:spacing w:line="336" w:lineRule="auto" w:after="180"/>
-        <w:shd w:fill="F4F9FC"/>
-      </w:pPr>
-      <w:r>
-        <w:rPr>
-          <w:b w:val="0"/>
-        </w:rPr>
+        <w:pStyle w:val="ListNumber"/>
+      </w:pPr>
+      <w:r>
         <w:t>5. Interpret what changed, what did not, and what remains unsafe or unknown.</w:t>
       </w:r>
     </w:p>
     <w:p>
       <w:pPr>
-        <w:pStyle w:val="Heading3"/>
-      </w:pPr>
-      <w:r>
-        <w:t>Make the lab runnable</w:t>
-      </w:r>
-    </w:p>
-    <w:p>
-      <w:pPr>
-        <w:spacing w:line="336" w:lineRule="auto" w:after="180"/>
-      </w:pPr>
-      <w:r>
-        <w:rPr>
-          <w:b w:val="0"/>
-        </w:rPr>
-        <w:t>Use the concrete case as the shared normal case and the independent question as a second case. Each pair creates a boundary or missing-information case and predicts its result before testing.</w:t>
-      </w:r>
-    </w:p>
-    <w:p>
-      <w:pPr>
-        <w:spacing w:line="336" w:lineRule="auto" w:after="180"/>
-      </w:pPr>
-      <w:r>
-        <w:rPr>
-          <w:b w:val="0"/>
-        </w:rPr>
-        <w:t>Keep the expected result separate from an observed mistake.</w:t>
+        <w:pStyle w:val="Heading2"/>
+      </w:pPr>
+      <w:r>
+        <w:t>Keep the experiment ledger</w:t>
       </w:r>
     </w:p>
     <w:tbl>
@@ -3902,10 +3896,10 @@
     </w:tbl>
     <w:p>
       <w:pPr>
-        <w:pStyle w:val="Heading3"/>
-      </w:pPr>
-      <w:r>
-        <w:t>Diagnose and reteach</w:t>
+        <w:pStyle w:val="Heading2"/>
+      </w:pPr>
+      <w:r>
+        <w:t>Diagnose the current misconceptions</w:t>
       </w:r>
     </w:p>
     <w:p>
@@ -3916,31 +3910,53 @@
         <w:rPr>
           <w:b w:val="0"/>
         </w:rPr>
-        <w:t xml:space="preserve">MISCONCEPTION TO REPAIR A </w:t>
+        <w:t>A final answer is enough: Ask for the relevant counts, units, procedure or saved record. For this week: 2/10=.2 and 6/10=.6.</w:t>
+      </w:r>
+    </w:p>
+    <w:p>
+      <w:pPr>
+        <w:spacing w:line="336" w:lineRule="auto" w:after="180"/>
+      </w:pPr>
+      <w:r>
+        <w:rPr>
+          <w:b w:val="0"/>
+        </w:rPr>
+        <w:t>A stronger claim makes a stronger project: The reported improvement reuses the answers used for adjustment; evaluate the frozen adjustment on separate data.</w:t>
+      </w:r>
+    </w:p>
+    <w:p>
+      <w:pPr>
+        <w:spacing w:line="336" w:lineRule="auto" w:after="180"/>
+      </w:pPr>
+      <w:r>
+        <w:rPr>
+          <w:b w:val="0"/>
+        </w:rPr>
+        <w:t xml:space="preserve">The new case can be copied from the example: The independent task changes the </w:t>
       </w:r>
       <w:r>
         <w:rPr>
           <w:b/>
         </w:rPr>
-        <w:t>score</w:t>
-      </w:r>
-      <w:r>
-        <w:rPr>
-          <w:b w:val="0"/>
-        </w:rPr>
-        <w:t xml:space="preserve"> of 0.9 means the </w:t>
+        <w:t>evidence</w:t>
+      </w:r>
+      <w:r>
+        <w:rPr>
+          <w:b w:val="0"/>
+        </w:rPr>
+        <w:t xml:space="preserve">. Require a fresh explanation: Points (.3,.4) and (.7,.7). The first understates </w:t>
       </w:r>
       <w:r>
         <w:rPr>
           <w:b/>
         </w:rPr>
-        <w:t>prediction</w:t>
-      </w:r>
-      <w:r>
-        <w:rPr>
-          <w:b w:val="0"/>
-        </w:rPr>
-        <w:t xml:space="preserve"> has exactly a 90% chance of being correct.</w:t>
+        <w:t>observed frequency</w:t>
+      </w:r>
+      <w:r>
+        <w:rPr>
+          <w:b w:val="0"/>
+        </w:rPr>
+        <w:t xml:space="preserve"> by .1; the second agrees on this sample.</w:t>
       </w:r>
     </w:p>
     <w:p>
@@ -3951,102 +3967,15 @@
         <w:rPr>
           <w:b w:val="0"/>
         </w:rPr>
-        <w:t>For guessing, return to given facts and request a trace. For vocabulary without application, use one example and one non-example. For arithmetic errors, check the setup before the calculation.</w:t>
-      </w:r>
-    </w:p>
-    <w:p>
-      <w:pPr>
-        <w:spacing w:line="336" w:lineRule="auto" w:after="180"/>
-      </w:pPr>
-      <w:r>
-        <w:rPr>
-          <w:b w:val="0"/>
-        </w:rPr>
-        <w:t>Finish with a different uncoached case before recording mastery.</w:t>
-      </w:r>
-    </w:p>
-    <w:p>
-      <w:pPr>
-        <w:pStyle w:val="Heading3"/>
-      </w:pPr>
-      <w:r>
-        <w:t>Address these additional misconceptions</w:t>
-      </w:r>
-    </w:p>
-    <w:p>
-      <w:pPr>
-        <w:spacing w:line="336" w:lineRule="auto" w:after="180"/>
-      </w:pPr>
-      <w:r>
-        <w:rPr>
-          <w:b w:val="0"/>
-        </w:rPr>
-        <w:t>A final answer is enough: Ask for the relevant counts, units, procedure or saved record. For this week: 2/10=.2 and 6/10=.6.</w:t>
-      </w:r>
-    </w:p>
-    <w:p>
-      <w:pPr>
-        <w:spacing w:line="336" w:lineRule="auto" w:after="180"/>
-      </w:pPr>
-      <w:r>
-        <w:rPr>
-          <w:b w:val="0"/>
-        </w:rPr>
-        <w:t>A stronger claim makes a stronger project: The reported improvement reuses the answers used for adjustment; evaluate the frozen adjustment on separate data.</w:t>
-      </w:r>
-    </w:p>
-    <w:p>
-      <w:pPr>
-        <w:spacing w:line="336" w:lineRule="auto" w:after="180"/>
-      </w:pPr>
-      <w:r>
-        <w:rPr>
-          <w:b w:val="0"/>
-        </w:rPr>
-        <w:t xml:space="preserve">The new case can be copied from the example: The independent task changes the </w:t>
-      </w:r>
-      <w:r>
-        <w:rPr>
-          <w:b/>
-        </w:rPr>
-        <w:t>evidence</w:t>
-      </w:r>
-      <w:r>
-        <w:rPr>
-          <w:b w:val="0"/>
-        </w:rPr>
-        <w:t xml:space="preserve">. Require a fresh explanation: Points (.3,.4) and (.7,.7). The first understates </w:t>
-      </w:r>
-      <w:r>
-        <w:rPr>
-          <w:b/>
-        </w:rPr>
-        <w:t>observed frequency</w:t>
-      </w:r>
-      <w:r>
-        <w:rPr>
-          <w:b w:val="0"/>
-        </w:rPr>
-        <w:t xml:space="preserve"> by .1; the second agrees on this sample.</w:t>
-      </w:r>
-    </w:p>
-    <w:p>
-      <w:pPr>
-        <w:spacing w:line="336" w:lineRule="auto" w:after="180"/>
-      </w:pPr>
-      <w:r>
-        <w:rPr>
-          <w:b w:val="0"/>
-        </w:rPr>
         <w:t>Group sizes still limit claims.</w:t>
       </w:r>
     </w:p>
     <w:p>
       <w:pPr>
-        <w:pStyle w:val="Heading3"/>
-      </w:pPr>
-      <w:r>
-        <w:t>Match the support to the first error</w:t>
+        <w:pStyle w:val="Heading2"/>
+      </w:pPr>
+      <w:r>
+        <w:t>Choose accessible support</w:t>
       </w:r>
     </w:p>
     <w:tbl>
@@ -4219,15 +4148,570 @@
     </w:p>
     <w:p>
       <w:pPr>
+        <w:pStyle w:val="Heading2"/>
+      </w:pPr>
+      <w:r>
+        <w:t>Earlier wording, alternatives and picture transcripts · reference / check after trying</w:t>
+      </w:r>
+    </w:p>
+    <w:p>
+      <w:pPr>
+        <w:spacing w:line="336" w:lineRule="auto" w:after="180"/>
+      </w:pPr>
+      <w:r>
+        <w:rPr>
+          <w:b w:val="0"/>
+        </w:rPr>
+        <w:t>Run the weekly evidence lab</w:t>
+      </w:r>
+    </w:p>
+    <w:p>
+      <w:pPr>
+        <w:spacing w:line="336" w:lineRule="auto" w:after="180"/>
+      </w:pPr>
+      <w:r>
+        <w:rPr>
+          <w:b w:val="0"/>
+        </w:rPr>
+        <w:t>Keep the test conditions fixed, record every result, and change only one planned factor.</w:t>
+      </w:r>
+    </w:p>
+    <w:p>
+      <w:pPr>
+        <w:pStyle w:val="Heading3"/>
+      </w:pPr>
+      <w:r>
+        <w:t>Make the lab runnable</w:t>
+      </w:r>
+    </w:p>
+    <w:p>
+      <w:pPr>
+        <w:spacing w:line="336" w:lineRule="auto" w:after="180"/>
+      </w:pPr>
+      <w:r>
+        <w:rPr>
+          <w:b w:val="0"/>
+        </w:rPr>
+        <w:t>Use the supplied complete investigation for shared practice. Reserve the fresh two-group positive-probability interpretation task for the individual first attempt before hints or feedback; earlier transfer questions remain additional practice.</w:t>
+      </w:r>
+    </w:p>
+    <w:p>
+      <w:pPr>
+        <w:pStyle w:val="Heading3"/>
+      </w:pPr>
+      <w:r>
+        <w:t>Diagnose and reteach</w:t>
+      </w:r>
+    </w:p>
+    <w:p>
+      <w:pPr>
+        <w:spacing w:line="336" w:lineRule="auto" w:after="180"/>
+      </w:pPr>
+      <w:r>
+        <w:rPr>
+          <w:b w:val="0"/>
+        </w:rPr>
+        <w:t xml:space="preserve">MISCONCEPTION TO REPAIR A </w:t>
+      </w:r>
+      <w:r>
+        <w:rPr>
+          <w:b/>
+        </w:rPr>
+        <w:t>score</w:t>
+      </w:r>
+      <w:r>
+        <w:rPr>
+          <w:b w:val="0"/>
+        </w:rPr>
+        <w:t xml:space="preserve"> of 0.9 means the </w:t>
+      </w:r>
+      <w:r>
+        <w:rPr>
+          <w:b/>
+        </w:rPr>
+        <w:t>prediction</w:t>
+      </w:r>
+      <w:r>
+        <w:rPr>
+          <w:b w:val="0"/>
+        </w:rPr>
+        <w:t xml:space="preserve"> has exactly a 90% chance of being correct.</w:t>
+      </w:r>
+    </w:p>
+    <w:p>
+      <w:pPr>
+        <w:spacing w:line="336" w:lineRule="auto" w:after="180"/>
+      </w:pPr>
+      <w:r>
+        <w:rPr>
+          <w:b w:val="0"/>
+        </w:rPr>
+        <w:t>For guessing, return to given facts and request a trace. For vocabulary without application, use one example and one non-example. For arithmetic errors, check the setup before the calculation.</w:t>
+      </w:r>
+    </w:p>
+    <w:p>
+      <w:pPr>
+        <w:spacing w:line="336" w:lineRule="auto" w:after="180"/>
+      </w:pPr>
+      <w:r>
+        <w:rPr>
+          <w:b w:val="0"/>
+        </w:rPr>
+        <w:t>Finish with a different uncoached case before recording mastery.</w:t>
+      </w:r>
+    </w:p>
+    <w:p>
+      <w:pPr>
+        <w:pStyle w:val="Heading3"/>
+      </w:pPr>
+      <w:r>
+        <w:t>Address these additional misconceptions</w:t>
+      </w:r>
+    </w:p>
+    <w:p>
+      <w:pPr>
+        <w:pStyle w:val="Heading3"/>
+      </w:pPr>
+      <w:r>
+        <w:t>Match the support to the first error</w:t>
+      </w:r>
+    </w:p>
+    <w:p>
+      <w:pPr>
         <w:pStyle w:val="Heading1"/>
       </w:pPr>
       <w:r>
-        <w:t>05. Assess and explain the answers</w:t>
-      </w:r>
-    </w:p>
-    <w:p>
-      <w:r>
-        <w:t>Use the Scores and Calibration Intuition questions, teacher keys and criteria after the relevant attempts. Previously discussed cases are practice; protect the separately selected independent task.</w:t>
+        <w:t>05. Assess the selected experiment transfer</w:t>
+      </w:r>
+    </w:p>
+    <w:p>
+      <w:r>
+        <w:t>Keep this key until after a first attempt; record any help and prior exposure.</w:t>
+      </w:r>
+    </w:p>
+    <w:p>
+      <w:pPr>
+        <w:pStyle w:val="Heading2"/>
+      </w:pPr>
+      <w:r>
+        <w:t>Selected independent task and checked key</w:t>
+      </w:r>
+    </w:p>
+    <w:p>
+      <w:pPr>
+        <w:spacing w:line="336" w:lineRule="auto" w:after="180"/>
+      </w:pPr>
+      <w:r>
+        <w:rPr>
+          <w:b w:val="0"/>
+        </w:rPr>
+        <w:t>Selected case: Twenty cases all predict .3 with eight positives; ten all predict .7 with seven positives. Give plot points and interpret.</w:t>
+      </w:r>
+    </w:p>
+    <w:p>
+      <w:pPr>
+        <w:spacing w:line="336" w:lineRule="auto" w:after="180"/>
+      </w:pPr>
+      <w:r>
+        <w:rPr>
+          <w:b w:val="0"/>
+        </w:rPr>
+        <w:t xml:space="preserve">Teacher explanation: Points (.3,.4) and (.7,.7). The first understates </w:t>
+      </w:r>
+      <w:r>
+        <w:rPr>
+          <w:b/>
+        </w:rPr>
+        <w:t>observed frequency</w:t>
+      </w:r>
+      <w:r>
+        <w:rPr>
+          <w:b w:val="0"/>
+        </w:rPr>
+        <w:t xml:space="preserve"> by .1; the second agrees on this sample. Group sizes still limit claims.</w:t>
+      </w:r>
+    </w:p>
+    <w:p>
+      <w:pPr>
+        <w:pStyle w:val="Heading2"/>
+      </w:pPr>
+      <w:r>
+        <w:t>Judge trace, scope and support</w:t>
+      </w:r>
+    </w:p>
+    <w:tbl>
+      <w:tblPr>
+        <w:tblStyle w:val="LightShading-Accent1"/>
+        <w:tblW w:type="auto" w:w="0"/>
+        <w:tblLook w:firstColumn="1" w:firstRow="1" w:lastColumn="0" w:lastRow="0" w:noHBand="0" w:noVBand="1" w:val="04A0"/>
+      </w:tblPr>
+      <w:tblGrid>
+        <w:gridCol w:w="5112"/>
+        <w:gridCol w:w="5112"/>
+      </w:tblGrid>
+      <w:tr>
+        <w:trPr>
+          <w:tblHeader/>
+        </w:trPr>
+        <w:tc>
+          <w:tcPr>
+            <w:tcW w:type="dxa" w:w="5112"/>
+          </w:tcPr>
+          <w:p>
+            <w:r>
+              <w:t>Dimension</w:t>
+            </w:r>
+          </w:p>
+        </w:tc>
+        <w:tc>
+          <w:tcPr>
+            <w:tcW w:type="dxa" w:w="5112"/>
+          </w:tcPr>
+          <w:p>
+            <w:r>
+              <w:t>Evidence required</w:t>
+            </w:r>
+          </w:p>
+        </w:tc>
+      </w:tr>
+      <w:tr>
+        <w:tc>
+          <w:tcPr>
+            <w:tcW w:type="dxa" w:w="5112"/>
+          </w:tcPr>
+          <w:p>
+            <w:r>
+              <w:t>Explanation</w:t>
+            </w:r>
+          </w:p>
+        </w:tc>
+        <w:tc>
+          <w:tcPr>
+            <w:tcW w:type="dxa" w:w="5112"/>
+          </w:tcPr>
+          <w:p>
+            <w:r>
+              <w:t>Names the applicable idea or procedure and ties it to the supplied facts.</w:t>
+            </w:r>
+          </w:p>
+        </w:tc>
+      </w:tr>
+      <w:tr>
+        <w:tc>
+          <w:tcPr>
+            <w:tcW w:type="dxa" w:w="5112"/>
+          </w:tcPr>
+          <w:p>
+            <w:r>
+              <w:t>Trace and result</w:t>
+            </w:r>
+          </w:p>
+        </w:tc>
+        <w:tc>
+          <w:tcPr>
+            <w:tcW w:type="dxa" w:w="5112"/>
+          </w:tcPr>
+          <w:p>
+            <w:r>
+              <w:t>Preserves the given inputs and shows the relevant intermediate steps; distinguishes a prediction from an observed execution.</w:t>
+            </w:r>
+          </w:p>
+        </w:tc>
+      </w:tr>
+      <w:tr>
+        <w:tc>
+          <w:tcPr>
+            <w:tcW w:type="dxa" w:w="5112"/>
+          </w:tcPr>
+          <w:p>
+            <w:r>
+              <w:t>Limits</w:t>
+            </w:r>
+          </w:p>
+        </w:tc>
+        <w:tc>
+          <w:tcPr>
+            <w:tcW w:type="dxa" w:w="5112"/>
+          </w:tcPr>
+          <w:p>
+            <w:r>
+              <w:t>States the assumptions, missing evidence or conditions under which the result would change.</w:t>
+            </w:r>
+          </w:p>
+        </w:tc>
+      </w:tr>
+    </w:tbl>
+    <w:p>
+      <w:pPr>
+        <w:spacing w:line="336" w:lineRule="auto" w:after="180"/>
+      </w:pPr>
+      <w:r>
+        <w:rPr>
+          <w:b w:val="0"/>
+        </w:rPr>
+        <w:t>Record each dimension as not yet, with support, or independent. Accept a valid alternative procedure with a defensible trace.</w:t>
+      </w:r>
+    </w:p>
+    <w:p>
+      <w:pPr>
+        <w:spacing w:line="336" w:lineRule="auto" w:after="180"/>
+      </w:pPr>
+      <w:r>
+        <w:rPr>
+          <w:b w:val="0"/>
+        </w:rPr>
+        <w:t xml:space="preserve">Do not penalise an honestly recorded model failure if the learner correctly explains its </w:t>
+      </w:r>
+      <w:r>
+        <w:rPr>
+          <w:b/>
+        </w:rPr>
+        <w:t>evidence</w:t>
+      </w:r>
+      <w:r>
+        <w:rPr>
+          <w:b w:val="0"/>
+        </w:rPr>
+        <w:t xml:space="preserve"> and limits.</w:t>
+      </w:r>
+    </w:p>
+    <w:p>
+      <w:pPr>
+        <w:pStyle w:val="Heading2"/>
+      </w:pPr>
+      <w:r>
+        <w:t>Give one repair action</w:t>
+      </w:r>
+    </w:p>
+    <w:p>
+      <w:pPr>
+        <w:spacing w:line="336" w:lineRule="auto" w:after="180"/>
+      </w:pPr>
+      <w:r>
+        <w:rPr>
+          <w:b w:val="0"/>
+        </w:rPr>
+        <w:t>Name the earliest unsupported step and give one action to repair it. Have the learner make that repair now and explain why. Then assess the relevant skill on a fresh, fully specified case.</w:t>
+      </w:r>
+    </w:p>
+    <w:p>
+      <w:pPr>
+        <w:spacing w:line="336" w:lineRule="auto" w:after="180"/>
+      </w:pPr>
+      <w:r>
+        <w:rPr>
+          <w:b w:val="0"/>
+        </w:rPr>
+        <w:t>Confirm it was not previously practised with feedback; solve and check the new case before assigning it. A follow-up design prompt is a starting brief, not automatically an equivalent test.</w:t>
+      </w:r>
+    </w:p>
+    <w:p>
+      <w:pPr>
+        <w:pStyle w:val="Heading2"/>
+      </w:pPr>
+      <w:r>
+        <w:t>W1 Compute frequencies</w:t>
+      </w:r>
+    </w:p>
+    <w:p>
+      <w:pPr>
+        <w:spacing w:line="336" w:lineRule="auto" w:after="180"/>
+      </w:pPr>
+      <w:r>
+        <w:rPr>
+          <w:b w:val="0"/>
+        </w:rPr>
+        <w:t>Give the observed frequencies for the two worked groups.</w:t>
+      </w:r>
+    </w:p>
+    <w:p>
+      <w:pPr>
+        <w:spacing w:line="336" w:lineRule="auto" w:after="180"/>
+      </w:pPr>
+      <w:r>
+        <w:rPr>
+          <w:b w:val="0"/>
+        </w:rPr>
+        <w:t>Teacher explanation: 2/10=.2 and 6/10=.6.</w:t>
+      </w:r>
+    </w:p>
+    <w:p>
+      <w:pPr>
+        <w:spacing w:line="336" w:lineRule="auto" w:after="180"/>
+      </w:pPr>
+      <w:r>
+        <w:rPr>
+          <w:b w:val="0"/>
+        </w:rPr>
+        <w:t>Use each group’s observed positive count over its observed total: 2/10 = 0.2 and 6/10 = 0.6. These are sample frequencies for the worked groups.</w:t>
+      </w:r>
+    </w:p>
+    <w:p>
+      <w:pPr>
+        <w:spacing w:line="336" w:lineRule="auto" w:after="180"/>
+      </w:pPr>
+      <w:r>
+        <w:rPr>
+          <w:b w:val="0"/>
+        </w:rPr>
+        <w:t xml:space="preserve">Do not turn either small-group </w:t>
+      </w:r>
+      <w:r>
+        <w:rPr>
+          <w:b/>
+        </w:rPr>
+        <w:t>observation</w:t>
+      </w:r>
+      <w:r>
+        <w:rPr>
+          <w:b w:val="0"/>
+        </w:rPr>
+        <w:t xml:space="preserve"> into a guarantee about the next individual or a proof of </w:t>
+      </w:r>
+      <w:r>
+        <w:rPr>
+          <w:b/>
+        </w:rPr>
+        <w:t>calibration</w:t>
+      </w:r>
+      <w:r>
+        <w:rPr>
+          <w:b w:val="0"/>
+        </w:rPr>
+        <w:t>.</w:t>
+      </w:r>
+    </w:p>
+    <w:p>
+      <w:pPr>
+        <w:pStyle w:val="Heading2"/>
+      </w:pPr>
+      <w:r>
+        <w:t>W2 Locate the discrepancy</w:t>
+      </w:r>
+    </w:p>
+    <w:p>
+      <w:pPr>
+        <w:spacing w:line="336" w:lineRule="auto" w:after="180"/>
+      </w:pPr>
+      <w:r>
+        <w:rPr>
+          <w:b w:val="0"/>
+        </w:rPr>
+        <w:t>Which worked group overstates positive frequency and by how much?</w:t>
+      </w:r>
+    </w:p>
+    <w:p>
+      <w:pPr>
+        <w:spacing w:line="336" w:lineRule="auto" w:after="180"/>
+      </w:pPr>
+      <w:r>
+        <w:rPr>
+          <w:b w:val="0"/>
+        </w:rPr>
+        <w:t>Teacher explanation: The .8 group exceeds observed .6 by .2, or 20 percentage points in this sample.</w:t>
+      </w:r>
+    </w:p>
+    <w:p>
+      <w:pPr>
+        <w:pStyle w:val="Heading2"/>
+      </w:pPr>
+      <w:r>
+        <w:t>W3 Separate ranking</w:t>
+      </w:r>
+    </w:p>
+    <w:p>
+      <w:pPr>
+        <w:spacing w:line="336" w:lineRule="auto" w:after="180"/>
+      </w:pPr>
+      <w:r>
+        <w:rPr>
+          <w:b w:val="0"/>
+        </w:rPr>
+        <w:t xml:space="preserve">Why can constant .5 </w:t>
+      </w:r>
+      <w:r>
+        <w:rPr>
+          <w:b/>
+        </w:rPr>
+        <w:t>prediction</w:t>
+      </w:r>
+      <w:r>
+        <w:rPr>
+          <w:b w:val="0"/>
+        </w:rPr>
+        <w:t>s look calibrated but rank poorly?</w:t>
+      </w:r>
+    </w:p>
+    <w:p>
+      <w:pPr>
+        <w:spacing w:line="336" w:lineRule="auto" w:after="180"/>
+      </w:pPr>
+      <w:r>
+        <w:rPr>
+          <w:b w:val="0"/>
+        </w:rPr>
+        <w:t xml:space="preserve">Teacher explanation: When half the cases are positive, the overall fraction agrees, but every case has the same </w:t>
+      </w:r>
+      <w:r>
+        <w:rPr>
+          <w:b/>
+        </w:rPr>
+        <w:t>score</w:t>
+      </w:r>
+      <w:r>
+        <w:rPr>
+          <w:b w:val="0"/>
+        </w:rPr>
+        <w:t xml:space="preserve"> and no ranking is provided.</w:t>
+      </w:r>
+    </w:p>
+    <w:p>
+      <w:pPr>
+        <w:pStyle w:val="Heading2"/>
+      </w:pPr>
+      <w:r>
+        <w:t>W5 Protect evaluation</w:t>
+      </w:r>
+    </w:p>
+    <w:p>
+      <w:pPr>
+        <w:spacing w:line="336" w:lineRule="auto" w:after="180"/>
+      </w:pPr>
+      <w:r>
+        <w:rPr>
+          <w:b w:val="0"/>
+        </w:rPr>
+        <w:t>What is wrong with calibrating and reporting success on the same final-test records?</w:t>
+      </w:r>
+    </w:p>
+    <w:p>
+      <w:pPr>
+        <w:spacing w:line="336" w:lineRule="auto" w:after="180"/>
+      </w:pPr>
+      <w:r>
+        <w:rPr>
+          <w:b w:val="0"/>
+        </w:rPr>
+        <w:t>Teacher explanation: The reported improvement reuses the answers used for adjustment; evaluate the frozen adjustment on separate data.</w:t>
+      </w:r>
+    </w:p>
+    <w:p>
+      <w:pPr>
+        <w:pStyle w:val="Heading2"/>
+      </w:pPr>
+      <w:r>
+        <w:t>Earlier wording, alternatives and picture transcripts · reference / check after trying</w:t>
+      </w:r>
+    </w:p>
+    <w:p>
+      <w:pPr>
+        <w:spacing w:line="336" w:lineRule="auto" w:after="180"/>
+      </w:pPr>
+      <w:r>
+        <w:rPr>
+          <w:b w:val="0"/>
+        </w:rPr>
+        <w:t>Assess and explain the answers</w:t>
       </w:r>
     </w:p>
     <w:p>
@@ -4240,46 +4724,80 @@
     </w:p>
     <w:p>
       <w:pPr>
+        <w:spacing w:line="336" w:lineRule="auto" w:after="180"/>
+      </w:pPr>
+      <w:r>
+        <w:rPr>
+          <w:b w:val="0"/>
+        </w:rPr>
+        <w:t xml:space="preserve">8/10 matches .8 in this tiny bin. It illustrates </w:t>
+      </w:r>
+      <w:r>
+        <w:rPr>
+          <w:b/>
+        </w:rPr>
+        <w:t>calibration</w:t>
+      </w:r>
+      <w:r>
+        <w:rPr>
+          <w:b w:val="0"/>
+        </w:rPr>
+        <w:t xml:space="preserve">, not proof of global </w:t>
+      </w:r>
+      <w:r>
+        <w:rPr>
+          <w:b/>
+        </w:rPr>
+        <w:t>calibration</w:t>
+      </w:r>
+      <w:r>
+        <w:rPr>
+          <w:b w:val="0"/>
+        </w:rPr>
+        <w:t xml:space="preserve"> or individual certainty; test more bins and data.</w:t>
+      </w:r>
+    </w:p>
+    <w:p>
+      <w:pPr>
         <w:pStyle w:val="Heading3"/>
       </w:pPr>
       <w:r>
-        <w:t>Teacher key · Worked case answer</w:t>
+        <w:t>Additional transfer practice question</w:t>
       </w:r>
     </w:p>
     <w:p>
       <w:pPr>
         <w:spacing w:line="336" w:lineRule="auto" w:after="180"/>
-        <w:shd w:fill="F1F6FC"/>
-      </w:pPr>
-      <w:r>
-        <w:rPr>
-          <w:b w:val="0"/>
-        </w:rPr>
-        <w:t xml:space="preserve">8/10 matches .8 in this tiny bin. It illustrates </w:t>
+      </w:pPr>
+      <w:r>
+        <w:rPr>
+          <w:b w:val="0"/>
+        </w:rPr>
+        <w:t xml:space="preserve">Among 20 </w:t>
       </w:r>
       <w:r>
         <w:rPr>
           <w:b/>
         </w:rPr>
-        <w:t>calibration</w:t>
-      </w:r>
-      <w:r>
-        <w:rPr>
-          <w:b w:val="0"/>
-        </w:rPr>
-        <w:t xml:space="preserve">, not proof of global </w:t>
+        <w:t>prediction</w:t>
+      </w:r>
+      <w:r>
+        <w:rPr>
+          <w:b w:val="0"/>
+        </w:rPr>
+        <w:t xml:space="preserve">s with </w:t>
       </w:r>
       <w:r>
         <w:rPr>
           <w:b/>
         </w:rPr>
-        <w:t>calibration</w:t>
-      </w:r>
-      <w:r>
-        <w:rPr>
-          <w:b w:val="0"/>
-        </w:rPr>
-        <w:t xml:space="preserve"> or individual certainty; test more bins and data.</w:t>
+        <w:t>score</w:t>
+      </w:r>
+      <w:r>
+        <w:rPr>
+          <w:b w:val="0"/>
+        </w:rPr>
+        <w:t xml:space="preserve"> 0.8, 12 are correct. What is observed accuracy in this group and how does it compare with 0.8?</w:t>
       </w:r>
     </w:p>
     <w:p>
@@ -4287,73 +4805,12 @@
         <w:pStyle w:val="Heading3"/>
       </w:pPr>
       <w:r>
-        <w:t>Independent question</w:t>
-      </w:r>
-    </w:p>
-    <w:p>
-      <w:pPr>
-        <w:pStyle w:val="Heading3"/>
-      </w:pPr>
-      <w:r>
-        <w:t>Independent question · withhold the key</w:t>
+        <w:t>Reasoned practice answer</w:t>
       </w:r>
     </w:p>
     <w:p>
       <w:pPr>
         <w:spacing w:line="336" w:lineRule="auto" w:after="180"/>
-        <w:shd w:fill="F5F1FB"/>
-      </w:pPr>
-      <w:r>
-        <w:rPr>
-          <w:b w:val="0"/>
-        </w:rPr>
-        <w:t xml:space="preserve">Among 20 </w:t>
-      </w:r>
-      <w:r>
-        <w:rPr>
-          <w:b/>
-        </w:rPr>
-        <w:t>prediction</w:t>
-      </w:r>
-      <w:r>
-        <w:rPr>
-          <w:b w:val="0"/>
-        </w:rPr>
-        <w:t xml:space="preserve">s with </w:t>
-      </w:r>
-      <w:r>
-        <w:rPr>
-          <w:b/>
-        </w:rPr>
-        <w:t>score</w:t>
-      </w:r>
-      <w:r>
-        <w:rPr>
-          <w:b w:val="0"/>
-        </w:rPr>
-        <w:t xml:space="preserve"> 0.8, 12 are correct. What is observed accuracy in this group and how does it compare with 0.8?</w:t>
-      </w:r>
-    </w:p>
-    <w:p>
-      <w:pPr>
-        <w:pStyle w:val="Heading3"/>
-      </w:pPr>
-      <w:r>
-        <w:t>Expected independent answer</w:t>
-      </w:r>
-    </w:p>
-    <w:p>
-      <w:pPr>
-        <w:pStyle w:val="Heading3"/>
-      </w:pPr>
-      <w:r>
-        <w:t>Teacher key · Expected independent answer</w:t>
-      </w:r>
-    </w:p>
-    <w:p>
-      <w:pPr>
-        <w:spacing w:line="336" w:lineRule="auto" w:after="180"/>
-        <w:shd w:fill="F1F6FC"/>
       </w:pPr>
       <w:r>
         <w:rPr>
@@ -4731,943 +5188,419 @@
     </w:p>
     <w:p>
       <w:pPr>
+        <w:spacing w:line="336" w:lineRule="auto" w:after="180"/>
+      </w:pPr>
+      <w:r>
+        <w:rPr>
+          <w:b w:val="0"/>
+        </w:rPr>
+        <w:t xml:space="preserve">14/20=.7 matches the stated </w:t>
+      </w:r>
+      <w:r>
+        <w:rPr>
+          <w:b/>
+        </w:rPr>
+        <w:t>score</w:t>
+      </w:r>
+      <w:r>
+        <w:rPr>
+          <w:b w:val="0"/>
+        </w:rPr>
+        <w:t xml:space="preserve"> for this small group, illustrating </w:t>
+      </w:r>
+      <w:r>
+        <w:rPr>
+          <w:b/>
+        </w:rPr>
+        <w:t>calibration</w:t>
+      </w:r>
+      <w:r>
+        <w:rPr>
+          <w:b w:val="0"/>
+        </w:rPr>
+        <w:t xml:space="preserve"> if </w:t>
+      </w:r>
+      <w:r>
+        <w:rPr>
+          <w:b/>
+        </w:rPr>
+        <w:t>score</w:t>
+      </w:r>
+      <w:r>
+        <w:rPr>
+          <w:b w:val="0"/>
+        </w:rPr>
+        <w:t xml:space="preserve">s mean estimated correctness probability. It does not establish global </w:t>
+      </w:r>
+      <w:r>
+        <w:rPr>
+          <w:b/>
+        </w:rPr>
+        <w:t>calibration</w:t>
+      </w:r>
+      <w:r>
+        <w:rPr>
+          <w:b w:val="0"/>
+        </w:rPr>
+        <w:t>, stability or certainty for one case.</w:t>
+      </w:r>
+    </w:p>
+    <w:p>
+      <w:pPr>
+        <w:spacing w:line="336" w:lineRule="auto" w:after="180"/>
+      </w:pPr>
+      <w:r>
+        <w:rPr>
+          <w:b w:val="0"/>
+        </w:rPr>
+        <w:t xml:space="preserve">Examine more data and other bins with a clear </w:t>
+      </w:r>
+      <w:r>
+        <w:rPr>
+          <w:b/>
+        </w:rPr>
+        <w:t>score</w:t>
+      </w:r>
+      <w:r>
+        <w:rPr>
+          <w:b w:val="0"/>
+        </w:rPr>
+        <w:t xml:space="preserve"> meaning.</w:t>
+      </w:r>
+    </w:p>
+    <w:p>
+      <w:pPr>
         <w:pStyle w:val="Heading3"/>
       </w:pPr>
       <w:r>
-        <w:t>Teacher key · Original transfer answer</w:t>
+        <w:t>Explanations for the additional workbook examples</w:t>
+      </w:r>
+    </w:p>
+    <w:p>
+      <w:pPr>
+        <w:pStyle w:val="Heading3"/>
+      </w:pPr>
+      <w:r>
+        <w:t>W1 Compute frequencies</w:t>
+      </w:r>
+    </w:p>
+    <w:p>
+      <w:pPr>
+        <w:pStyle w:val="Heading3"/>
+      </w:pPr>
+      <w:r>
+        <w:t>W2 Locate the discrepancy</w:t>
+      </w:r>
+    </w:p>
+    <w:p>
+      <w:pPr>
+        <w:pStyle w:val="Heading3"/>
+      </w:pPr>
+      <w:r>
+        <w:t>W3 Separate ranking</w:t>
+      </w:r>
+    </w:p>
+    <w:p>
+      <w:pPr>
+        <w:pStyle w:val="Heading3"/>
+      </w:pPr>
+      <w:r>
+        <w:t>W4 Apply independently</w:t>
       </w:r>
     </w:p>
     <w:p>
       <w:pPr>
         <w:spacing w:line="336" w:lineRule="auto" w:after="180"/>
-        <w:shd w:fill="F1F6FC"/>
-      </w:pPr>
-      <w:r>
-        <w:rPr>
-          <w:b w:val="0"/>
-        </w:rPr>
-        <w:t xml:space="preserve">14/20=.7 matches the stated </w:t>
+      </w:pPr>
+      <w:r>
+        <w:rPr>
+          <w:b w:val="0"/>
+        </w:rPr>
+        <w:t>Twenty cases all predict .3 with eight positives; ten all predict .7 with seven positives. Give plot points and interpret.</w:t>
+      </w:r>
+    </w:p>
+    <w:p>
+      <w:pPr>
+        <w:spacing w:line="336" w:lineRule="auto" w:after="180"/>
+      </w:pPr>
+      <w:r>
+        <w:rPr>
+          <w:b w:val="0"/>
+        </w:rPr>
+        <w:t xml:space="preserve">Teacher explanation: Points (.3,.4) and (.7,.7). The first understates </w:t>
       </w:r>
       <w:r>
         <w:rPr>
           <w:b/>
         </w:rPr>
+        <w:t>observed frequency</w:t>
+      </w:r>
+      <w:r>
+        <w:rPr>
+          <w:b w:val="0"/>
+        </w:rPr>
+        <w:t xml:space="preserve"> by .1; the second agrees on this sample. Group sizes still limit claims.</w:t>
+      </w:r>
+    </w:p>
+    <w:p>
+      <w:pPr>
+        <w:pStyle w:val="Heading3"/>
+      </w:pPr>
+      <w:r>
+        <w:t>W5 Protect evaluation</w:t>
+      </w:r>
+    </w:p>
+    <w:p>
+      <w:pPr>
+        <w:pStyle w:val="Heading3"/>
+      </w:pPr>
+      <w:r>
+        <w:t>Assess independent transfer</w:t>
+      </w:r>
+    </w:p>
+    <w:p>
+      <w:pPr>
+        <w:pStyle w:val="Heading3"/>
+      </w:pPr>
+      <w:r>
+        <w:t>Selected case answer</w:t>
+      </w:r>
+    </w:p>
+    <w:p>
+      <w:pPr>
+        <w:pStyle w:val="Heading3"/>
+      </w:pPr>
+      <w:r>
+        <w:t>Feedback that the learner uses</w:t>
+      </w:r>
+    </w:p>
+    <w:p>
+      <w:pPr>
+        <w:pStyle w:val="Heading1"/>
+      </w:pPr>
+      <w:r>
+        <w:t>06. Connect, support and revisit the experiment</w:t>
+      </w:r>
+    </w:p>
+    <w:p>
+      <w:r>
+        <w:t>Retain failures and assess a fresh parallel case after help.</w:t>
+      </w:r>
+    </w:p>
+    <w:p>
+      <w:pPr>
+        <w:pStyle w:val="Heading2"/>
+      </w:pPr>
+      <w:r>
+        <w:t>Project evidence</w:t>
+      </w:r>
+    </w:p>
+    <w:p>
+      <w:pPr>
+        <w:spacing w:line="336" w:lineRule="auto" w:after="180"/>
+      </w:pPr>
+      <w:r>
+        <w:rPr>
+          <w:b w:val="0"/>
+        </w:rPr>
+        <w:t xml:space="preserve">Add an uncertainty band to the Plant Classifier and define what the interface says when </w:t>
+      </w:r>
+      <w:r>
+        <w:rPr>
+          <w:b/>
+        </w:rPr>
         <w:t>score</w:t>
       </w:r>
       <w:r>
         <w:rPr>
           <w:b w:val="0"/>
         </w:rPr>
-        <w:t xml:space="preserve"> for this small group, illustrating </w:t>
+        <w:t>s fall inside it.</w:t>
+      </w:r>
+    </w:p>
+    <w:p>
+      <w:pPr>
+        <w:spacing w:line="336" w:lineRule="auto" w:after="180"/>
+      </w:pPr>
+      <w:r>
+        <w:rPr>
+          <w:b w:val="0"/>
+        </w:rPr>
+        <w:t xml:space="preserve">Keep the decision, </w:t>
       </w:r>
       <w:r>
         <w:rPr>
           <w:b/>
         </w:rPr>
+        <w:t>input</w:t>
+      </w:r>
+      <w:r>
+        <w:rPr>
+          <w:b w:val="0"/>
+        </w:rPr>
+        <w:t xml:space="preserve">, result, explanation and remaining limitation in the project </w:t>
+      </w:r>
+      <w:r>
+        <w:rPr>
+          <w:b/>
+        </w:rPr>
+        <w:t>evidence</w:t>
+      </w:r>
+      <w:r>
+        <w:rPr>
+          <w:b w:val="0"/>
+        </w:rPr>
+        <w:t xml:space="preserve"> record. Retrieve this record next week rather than restarting the project.</w:t>
+      </w:r>
+    </w:p>
+    <w:p>
+      <w:pPr>
+        <w:spacing w:line="336" w:lineRule="auto" w:after="180"/>
+      </w:pPr>
+      <w:r>
+        <w:rPr>
+          <w:b w:val="0"/>
+        </w:rPr>
+        <w:t xml:space="preserve">For your Responsible Plant Classifier, save the </w:t>
+      </w:r>
+      <w:r>
+        <w:rPr>
+          <w:b/>
+        </w:rPr>
+        <w:t>input</w:t>
+      </w:r>
+      <w:r>
+        <w:rPr>
+          <w:b w:val="0"/>
+        </w:rPr>
+        <w:t>, procedure, observed result and limitation of this check.</w:t>
+      </w:r>
+    </w:p>
+    <w:p>
+      <w:pPr>
+        <w:spacing w:line="336" w:lineRule="auto" w:after="180"/>
+      </w:pPr>
+      <w:r>
+        <w:rPr>
+          <w:b w:val="0"/>
+        </w:rPr>
+        <w:t>Label this worked example as practice; use a different, previously unreviewed case when checking independent understanding.</w:t>
+      </w:r>
+    </w:p>
+    <w:p>
+      <w:pPr>
+        <w:pStyle w:val="Heading2"/>
+      </w:pPr>
+      <w:r>
+        <w:t>Support and selected reassessment</w:t>
+      </w:r>
+    </w:p>
+    <w:p>
+      <w:pPr>
+        <w:spacing w:line="336" w:lineRule="auto" w:after="180"/>
+      </w:pPr>
+      <w:r>
+        <w:rPr>
+          <w:b w:val="0"/>
+        </w:rPr>
+        <w:t>Use a tiny labelled dataset, explicit units and a named positive class. Stretch: require a baseline, held-out evaluation and subgroup or shifted-condition analysis with denominators.</w:t>
+      </w:r>
+    </w:p>
+    <w:p>
+      <w:pPr>
+        <w:spacing w:line="336" w:lineRule="auto" w:after="180"/>
+      </w:pPr>
+      <w:r>
+        <w:rPr>
+          <w:b w:val="0"/>
+        </w:rPr>
+        <w:t xml:space="preserve">Provide a blank </w:t>
+      </w:r>
+      <w:r>
+        <w:rPr>
+          <w:b/>
+        </w:rPr>
+        <w:t>evidence</w:t>
+      </w:r>
+      <w:r>
+        <w:rPr>
+          <w:b w:val="0"/>
+        </w:rPr>
+        <w:t xml:space="preserve"> table and allow a verbal explanation before writing. Highlight the given conditions without supplying the W 4 conclusion. Use </w:t>
+      </w:r>
+      <w:r>
+        <w:rPr>
+          <w:b/>
+        </w:rPr>
         <w:t>calibration</w:t>
       </w:r>
       <w:r>
         <w:rPr>
           <w:b w:val="0"/>
         </w:rPr>
-        <w:t xml:space="preserve"> if </w:t>
+        <w:t xml:space="preserve"> and bin in full sentences.</w:t>
+      </w:r>
+    </w:p>
+    <w:p>
+      <w:pPr>
+        <w:spacing w:line="336" w:lineRule="auto" w:after="180"/>
+      </w:pPr>
+      <w:r>
+        <w:rPr>
+          <w:b w:val="0"/>
+        </w:rPr>
+        <w:t>Extension: alter one condition in the worked example and explain which conclusion changes and which remains supported.</w:t>
+      </w:r>
+    </w:p>
+    <w:p>
+      <w:pPr>
+        <w:spacing w:line="336" w:lineRule="auto" w:after="180"/>
+      </w:pPr>
+      <w:r>
+        <w:rPr>
+          <w:b w:val="0"/>
+        </w:rPr>
+        <w:t xml:space="preserve">For independent W 4, require: Points (.3,.4) and (.7,.7). The first understates </w:t>
       </w:r>
       <w:r>
         <w:rPr>
           <w:b/>
         </w:rPr>
-        <w:t>score</w:t>
-      </w:r>
-      <w:r>
-        <w:rPr>
-          <w:b w:val="0"/>
-        </w:rPr>
-        <w:t xml:space="preserve">s mean estimated correctness probability. It does not establish global </w:t>
+        <w:t>observed frequency</w:t>
+      </w:r>
+      <w:r>
+        <w:rPr>
+          <w:b w:val="0"/>
+        </w:rPr>
+        <w:t xml:space="preserve"> by .1; the second agrees on this sample. Group sizes still limit claims.</w:t>
+      </w:r>
+    </w:p>
+    <w:p>
+      <w:pPr>
+        <w:spacing w:line="336" w:lineRule="auto" w:after="180"/>
+      </w:pPr>
+      <w:r>
+        <w:rPr>
+          <w:b w:val="0"/>
+        </w:rPr>
+        <w:t xml:space="preserve">Fresh retry: five .6 </w:t>
       </w:r>
       <w:r>
         <w:rPr>
           <w:b/>
         </w:rPr>
-        <w:t>calibration</w:t>
-      </w:r>
-      <w:r>
-        <w:rPr>
-          <w:b w:val="0"/>
-        </w:rPr>
-        <w:t>, stability or certainty for one case.</w:t>
+        <w:t>prediction</w:t>
+      </w:r>
+      <w:r>
+        <w:rPr>
+          <w:b w:val="0"/>
+        </w:rPr>
+        <w:t>s with two positives give (.6,.4), an overstatement of .2 in a very small group. Require a small-sample limitation. Mark each criterion as independent, supported or not yet demonstrated.</w:t>
       </w:r>
     </w:p>
     <w:p>
       <w:pPr>
         <w:spacing w:line="336" w:lineRule="auto" w:after="180"/>
-        <w:shd w:fill="F1F6FC"/>
-      </w:pPr>
-      <w:r>
-        <w:rPr>
-          <w:b w:val="0"/>
-        </w:rPr>
-        <w:t xml:space="preserve">Examine more data and other bins with a clear </w:t>
-      </w:r>
-      <w:r>
-        <w:rPr>
-          <w:b/>
-        </w:rPr>
-        <w:t>score</w:t>
-      </w:r>
-      <w:r>
-        <w:rPr>
-          <w:b w:val="0"/>
-        </w:rPr>
-        <w:t xml:space="preserve"> meaning.</w:t>
-      </w:r>
-    </w:p>
-    <w:p>
-      <w:pPr>
-        <w:pStyle w:val="Heading3"/>
-      </w:pPr>
-      <w:r>
-        <w:t>Explanations for the additional workbook examples</w:t>
-      </w:r>
-    </w:p>
-    <w:p>
-      <w:pPr>
-        <w:pStyle w:val="Heading3"/>
-      </w:pPr>
-      <w:r>
-        <w:t>W1 Compute frequencies</w:t>
-      </w:r>
-    </w:p>
-    <w:p>
-      <w:pPr>
-        <w:pStyle w:val="Heading3"/>
-      </w:pPr>
-      <w:r>
-        <w:t>Workbook question · W1</w:t>
-      </w:r>
-    </w:p>
-    <w:p>
-      <w:pPr>
-        <w:spacing w:line="336" w:lineRule="auto" w:after="180"/>
-        <w:shd w:fill="F5F1FB"/>
-      </w:pPr>
-      <w:r>
-        <w:rPr>
-          <w:b w:val="0"/>
-        </w:rPr>
-        <w:t>Give the observed frequencies for the two worked groups.</w:t>
-      </w:r>
-    </w:p>
-    <w:p>
-      <w:pPr>
-        <w:pStyle w:val="Heading3"/>
-      </w:pPr>
-      <w:r>
-        <w:t>Teacher reasoning · W1</w:t>
-      </w:r>
-    </w:p>
-    <w:p>
-      <w:pPr>
-        <w:spacing w:line="336" w:lineRule="auto" w:after="180"/>
-        <w:shd w:fill="F1F6FC"/>
-      </w:pPr>
-      <w:r>
-        <w:rPr>
-          <w:b w:val="0"/>
-        </w:rPr>
-        <w:t>Teacher explanation: 2/10=.2 and 6/10=.6.</w:t>
-      </w:r>
-    </w:p>
-    <w:p>
-      <w:pPr>
-        <w:pStyle w:val="Heading3"/>
-      </w:pPr>
-      <w:r>
-        <w:t>Teacher reasoning · W1</w:t>
-      </w:r>
-    </w:p>
-    <w:p>
-      <w:pPr>
-        <w:spacing w:line="336" w:lineRule="auto" w:after="180"/>
-        <w:shd w:fill="F1F6FC"/>
-      </w:pPr>
-      <w:r>
-        <w:rPr>
-          <w:b w:val="0"/>
-        </w:rPr>
-        <w:t>Use each group’s observed positive count over its observed total: 2/10 = 0.2 and 6/10 = 0.6. These are sample frequencies for the worked groups.</w:t>
-      </w:r>
-    </w:p>
-    <w:p>
-      <w:pPr>
-        <w:spacing w:line="336" w:lineRule="auto" w:after="180"/>
-        <w:shd w:fill="F1F6FC"/>
-      </w:pPr>
-      <w:r>
-        <w:rPr>
-          <w:b w:val="0"/>
-        </w:rPr>
-        <w:t xml:space="preserve">Do not turn either small-group </w:t>
-      </w:r>
-      <w:r>
-        <w:rPr>
-          <w:b/>
-        </w:rPr>
-        <w:t>observation</w:t>
-      </w:r>
-      <w:r>
-        <w:rPr>
-          <w:b w:val="0"/>
-        </w:rPr>
-        <w:t xml:space="preserve"> into a guarantee about the next individual or a proof of </w:t>
-      </w:r>
-      <w:r>
-        <w:rPr>
-          <w:b/>
-        </w:rPr>
-        <w:t>calibration</w:t>
-      </w:r>
-      <w:r>
-        <w:rPr>
-          <w:b w:val="0"/>
-        </w:rPr>
-        <w:t>.</w:t>
-      </w:r>
-    </w:p>
-    <w:p>
-      <w:pPr>
-        <w:pStyle w:val="Heading3"/>
-      </w:pPr>
-      <w:r>
-        <w:t>W2 Locate the discrepancy</w:t>
-      </w:r>
-    </w:p>
-    <w:p>
-      <w:pPr>
-        <w:pStyle w:val="Heading3"/>
-      </w:pPr>
-      <w:r>
-        <w:t>Workbook question · W2</w:t>
-      </w:r>
-    </w:p>
-    <w:p>
-      <w:pPr>
-        <w:spacing w:line="336" w:lineRule="auto" w:after="180"/>
-        <w:shd w:fill="F5F1FB"/>
-      </w:pPr>
-      <w:r>
-        <w:rPr>
-          <w:b w:val="0"/>
-        </w:rPr>
-        <w:t>Which worked group overstates positive frequency and by how much?</w:t>
-      </w:r>
-    </w:p>
-    <w:p>
-      <w:pPr>
-        <w:pStyle w:val="Heading3"/>
-      </w:pPr>
-      <w:r>
-        <w:t>Teacher reasoning · W2</w:t>
-      </w:r>
-    </w:p>
-    <w:p>
-      <w:pPr>
-        <w:spacing w:line="336" w:lineRule="auto" w:after="180"/>
-        <w:shd w:fill="F1F6FC"/>
-      </w:pPr>
-      <w:r>
-        <w:rPr>
-          <w:b w:val="0"/>
-        </w:rPr>
-        <w:t>Teacher explanation: The .8 group exceeds observed .6 by .2, or 20 percentage points in this sample.</w:t>
-      </w:r>
-    </w:p>
-    <w:p>
-      <w:pPr>
-        <w:pStyle w:val="Heading3"/>
-      </w:pPr>
-      <w:r>
-        <w:t>W3 Separate ranking</w:t>
-      </w:r>
-    </w:p>
-    <w:p>
-      <w:pPr>
-        <w:pStyle w:val="Heading3"/>
-      </w:pPr>
-      <w:r>
-        <w:t>Workbook question · W3</w:t>
-      </w:r>
-    </w:p>
-    <w:p>
-      <w:pPr>
-        <w:spacing w:line="336" w:lineRule="auto" w:after="180"/>
-        <w:shd w:fill="F5F1FB"/>
-      </w:pPr>
-      <w:r>
-        <w:rPr>
-          <w:b w:val="0"/>
-        </w:rPr>
-        <w:t xml:space="preserve">Why can constant .5 </w:t>
-      </w:r>
-      <w:r>
-        <w:rPr>
-          <w:b/>
-        </w:rPr>
-        <w:t>prediction</w:t>
-      </w:r>
-      <w:r>
-        <w:rPr>
-          <w:b w:val="0"/>
-        </w:rPr>
-        <w:t>s look calibrated but rank poorly?</w:t>
-      </w:r>
-    </w:p>
-    <w:p>
-      <w:pPr>
-        <w:pStyle w:val="Heading3"/>
-      </w:pPr>
-      <w:r>
-        <w:t>Teacher reasoning · W3</w:t>
-      </w:r>
-    </w:p>
-    <w:p>
-      <w:pPr>
-        <w:spacing w:line="336" w:lineRule="auto" w:after="180"/>
-        <w:shd w:fill="F1F6FC"/>
-      </w:pPr>
-      <w:r>
-        <w:rPr>
-          <w:b w:val="0"/>
-        </w:rPr>
-        <w:t xml:space="preserve">Teacher explanation: When half the cases are positive, the overall fraction agrees, but every case has the same </w:t>
-      </w:r>
-      <w:r>
-        <w:rPr>
-          <w:b/>
-        </w:rPr>
-        <w:t>score</w:t>
-      </w:r>
-      <w:r>
-        <w:rPr>
-          <w:b w:val="0"/>
-        </w:rPr>
-        <w:t xml:space="preserve"> and no ranking is provided.</w:t>
-      </w:r>
-    </w:p>
-    <w:p>
-      <w:pPr>
-        <w:pStyle w:val="Heading3"/>
-      </w:pPr>
-      <w:r>
-        <w:t>W4 Apply independently</w:t>
-      </w:r>
-    </w:p>
-    <w:p>
-      <w:pPr>
-        <w:pStyle w:val="Heading3"/>
-      </w:pPr>
-      <w:r>
-        <w:t>Workbook question · W4</w:t>
-      </w:r>
-    </w:p>
-    <w:p>
-      <w:pPr>
-        <w:spacing w:line="336" w:lineRule="auto" w:after="180"/>
-        <w:shd w:fill="F5F1FB"/>
-      </w:pPr>
-      <w:r>
-        <w:rPr>
-          <w:b w:val="0"/>
-        </w:rPr>
-        <w:t>Twenty cases all predict .3 with eight positives; ten all predict .7 with seven positives. Give plot points and interpret.</w:t>
-      </w:r>
-    </w:p>
-    <w:p>
-      <w:pPr>
-        <w:pStyle w:val="Heading3"/>
-      </w:pPr>
-      <w:r>
-        <w:t>Teacher reasoning · W4</w:t>
-      </w:r>
-    </w:p>
-    <w:p>
-      <w:pPr>
-        <w:spacing w:line="336" w:lineRule="auto" w:after="180"/>
-        <w:shd w:fill="F1F6FC"/>
-      </w:pPr>
-      <w:r>
-        <w:rPr>
-          <w:b w:val="0"/>
-        </w:rPr>
-        <w:t xml:space="preserve">Teacher explanation: Points (.3,.4) and (.7,.7). The first understates </w:t>
-      </w:r>
-      <w:r>
-        <w:rPr>
-          <w:b/>
-        </w:rPr>
-        <w:t>observed frequency</w:t>
-      </w:r>
-      <w:r>
-        <w:rPr>
-          <w:b w:val="0"/>
-        </w:rPr>
-        <w:t xml:space="preserve"> by .1; the second agrees on this sample. Group sizes still limit claims.</w:t>
-      </w:r>
-    </w:p>
-    <w:p>
-      <w:pPr>
-        <w:pStyle w:val="Heading3"/>
-      </w:pPr>
-      <w:r>
-        <w:t>W5 Protect evaluation</w:t>
-      </w:r>
-    </w:p>
-    <w:p>
-      <w:pPr>
-        <w:pStyle w:val="Heading3"/>
-      </w:pPr>
-      <w:r>
-        <w:t>Workbook question · W5</w:t>
-      </w:r>
-    </w:p>
-    <w:p>
-      <w:pPr>
-        <w:spacing w:line="336" w:lineRule="auto" w:after="180"/>
-        <w:shd w:fill="F5F1FB"/>
-      </w:pPr>
-      <w:r>
-        <w:rPr>
-          <w:b w:val="0"/>
-        </w:rPr>
-        <w:t>What is wrong with calibrating and reporting success on the same final-test records?</w:t>
-      </w:r>
-    </w:p>
-    <w:p>
-      <w:pPr>
-        <w:pStyle w:val="Heading3"/>
-      </w:pPr>
-      <w:r>
-        <w:t>Teacher reasoning · W5</w:t>
-      </w:r>
-    </w:p>
-    <w:p>
-      <w:pPr>
-        <w:spacing w:line="336" w:lineRule="auto" w:after="180"/>
-        <w:shd w:fill="F1F6FC"/>
-      </w:pPr>
-      <w:r>
-        <w:rPr>
-          <w:b w:val="0"/>
-        </w:rPr>
-        <w:t>Teacher explanation: The reported improvement reuses the answers used for adjustment; evaluate the frozen adjustment on separate data.</w:t>
-      </w:r>
-    </w:p>
-    <w:p>
-      <w:pPr>
-        <w:pStyle w:val="Heading3"/>
-      </w:pPr>
-      <w:r>
-        <w:t>Assess independent transfer</w:t>
-      </w:r>
-    </w:p>
-    <w:p>
-      <w:pPr>
-        <w:pStyle w:val="Heading3"/>
-      </w:pPr>
-      <w:r>
-        <w:t>Independent question · withhold the key</w:t>
-      </w:r>
-    </w:p>
-    <w:p>
-      <w:pPr>
-        <w:spacing w:line="336" w:lineRule="auto" w:after="180"/>
-        <w:shd w:fill="F5F1FB"/>
-      </w:pPr>
-      <w:r>
-        <w:rPr>
-          <w:b w:val="0"/>
-        </w:rPr>
-        <w:t>Selected case: Twenty cases all predict .3 with eight positives; ten all predict .7 with seven positives. Give plot points and interpret.</w:t>
-      </w:r>
-    </w:p>
-    <w:p>
-      <w:pPr>
-        <w:pStyle w:val="Heading3"/>
-      </w:pPr>
-      <w:r>
-        <w:t>Selected case answer</w:t>
-      </w:r>
-    </w:p>
-    <w:p>
-      <w:pPr>
-        <w:pStyle w:val="Heading3"/>
-      </w:pPr>
-      <w:r>
-        <w:t>Teacher key · Selected case answer</w:t>
-      </w:r>
-    </w:p>
-    <w:p>
-      <w:pPr>
-        <w:spacing w:line="336" w:lineRule="auto" w:after="180"/>
-        <w:shd w:fill="F1F6FC"/>
-      </w:pPr>
-      <w:r>
-        <w:rPr>
-          <w:b w:val="0"/>
-        </w:rPr>
-        <w:t xml:space="preserve">Teacher explanation: Points (.3,.4) and (.7,.7). The first understates </w:t>
-      </w:r>
-      <w:r>
-        <w:rPr>
-          <w:b/>
-        </w:rPr>
-        <w:t>observed frequency</w:t>
-      </w:r>
-      <w:r>
-        <w:rPr>
-          <w:b w:val="0"/>
-        </w:rPr>
-        <w:t xml:space="preserve"> by .1; the second agrees on this sample. Group sizes still limit claims.</w:t>
-      </w:r>
-    </w:p>
-    <w:tbl>
-      <w:tblPr>
-        <w:tblStyle w:val="LightShading-Accent1"/>
-        <w:tblW w:type="auto" w:w="0"/>
-        <w:tblLook w:firstColumn="1" w:firstRow="1" w:lastColumn="0" w:lastRow="0" w:noHBand="0" w:noVBand="1" w:val="04A0"/>
-      </w:tblPr>
-      <w:tblGrid>
-        <w:gridCol w:w="5112"/>
-        <w:gridCol w:w="5112"/>
-      </w:tblGrid>
-      <w:tr>
-        <w:trPr>
-          <w:tblHeader/>
-        </w:trPr>
-        <w:tc>
-          <w:tcPr>
-            <w:tcW w:type="dxa" w:w="5112"/>
-          </w:tcPr>
-          <w:p>
-            <w:r>
-              <w:t>Dimension</w:t>
-            </w:r>
-          </w:p>
-        </w:tc>
-        <w:tc>
-          <w:tcPr>
-            <w:tcW w:type="dxa" w:w="5112"/>
-          </w:tcPr>
-          <w:p>
-            <w:r>
-              <w:t>Evidence required</w:t>
-            </w:r>
-          </w:p>
-        </w:tc>
-      </w:tr>
-      <w:tr>
-        <w:tc>
-          <w:tcPr>
-            <w:tcW w:type="dxa" w:w="5112"/>
-          </w:tcPr>
-          <w:p>
-            <w:r>
-              <w:t>Explanation</w:t>
-            </w:r>
-          </w:p>
-        </w:tc>
-        <w:tc>
-          <w:tcPr>
-            <w:tcW w:type="dxa" w:w="5112"/>
-          </w:tcPr>
-          <w:p>
-            <w:r>
-              <w:t>Names the applicable idea or procedure and ties it to the supplied facts.</w:t>
-            </w:r>
-          </w:p>
-        </w:tc>
-      </w:tr>
-      <w:tr>
-        <w:tc>
-          <w:tcPr>
-            <w:tcW w:type="dxa" w:w="5112"/>
-          </w:tcPr>
-          <w:p>
-            <w:r>
-              <w:t>Trace and result</w:t>
-            </w:r>
-          </w:p>
-        </w:tc>
-        <w:tc>
-          <w:tcPr>
-            <w:tcW w:type="dxa" w:w="5112"/>
-          </w:tcPr>
-          <w:p>
-            <w:r>
-              <w:t>Preserves the given inputs and shows the relevant intermediate steps; distinguishes a prediction from an observed execution.</w:t>
-            </w:r>
-          </w:p>
-        </w:tc>
-      </w:tr>
-      <w:tr>
-        <w:tc>
-          <w:tcPr>
-            <w:tcW w:type="dxa" w:w="5112"/>
-          </w:tcPr>
-          <w:p>
-            <w:r>
-              <w:t>Limits</w:t>
-            </w:r>
-          </w:p>
-        </w:tc>
-        <w:tc>
-          <w:tcPr>
-            <w:tcW w:type="dxa" w:w="5112"/>
-          </w:tcPr>
-          <w:p>
-            <w:r>
-              <w:t>States the assumptions, missing evidence or conditions under which the result would change.</w:t>
-            </w:r>
-          </w:p>
-        </w:tc>
-      </w:tr>
-    </w:tbl>
-    <w:p>
-      <w:pPr>
-        <w:pStyle w:val="Heading3"/>
-      </w:pPr>
-      <w:r>
-        <w:t>Teacher key · Selected case answer</w:t>
-      </w:r>
-    </w:p>
-    <w:p>
-      <w:pPr>
-        <w:spacing w:line="336" w:lineRule="auto" w:after="180"/>
-        <w:shd w:fill="F1F6FC"/>
-      </w:pPr>
-      <w:r>
-        <w:rPr>
-          <w:b w:val="0"/>
-        </w:rPr>
-        <w:t>Record each dimension as not yet, with support, or independent. Accept a valid alternative procedure with a defensible trace.</w:t>
-      </w:r>
-    </w:p>
-    <w:p>
-      <w:pPr>
-        <w:spacing w:line="336" w:lineRule="auto" w:after="180"/>
-        <w:shd w:fill="F1F6FC"/>
-      </w:pPr>
-      <w:r>
-        <w:rPr>
-          <w:b w:val="0"/>
-        </w:rPr>
-        <w:t xml:space="preserve">Do not penalise an honestly recorded model failure if the learner correctly explains its </w:t>
-      </w:r>
-      <w:r>
-        <w:rPr>
-          <w:b/>
-        </w:rPr>
-        <w:t>evidence</w:t>
-      </w:r>
-      <w:r>
-        <w:rPr>
-          <w:b w:val="0"/>
-        </w:rPr>
-        <w:t xml:space="preserve"> and limits.</w:t>
-      </w:r>
-    </w:p>
-    <w:p>
-      <w:pPr>
-        <w:pStyle w:val="Heading3"/>
-      </w:pPr>
-      <w:r>
-        <w:t>Feedback that the learner uses</w:t>
-      </w:r>
-    </w:p>
-    <w:p>
-      <w:pPr>
-        <w:spacing w:line="336" w:lineRule="auto" w:after="180"/>
-      </w:pPr>
-      <w:r>
-        <w:rPr>
-          <w:b w:val="0"/>
-        </w:rPr>
-        <w:t>Name the earliest unsupported step and give one action to repair it. Have the learner make that repair now and explain why. Then assess the relevant skill on a fresh, fully specified case.</w:t>
-      </w:r>
-    </w:p>
-    <w:p>
-      <w:pPr>
-        <w:spacing w:line="336" w:lineRule="auto" w:after="180"/>
-      </w:pPr>
-      <w:r>
-        <w:rPr>
-          <w:b w:val="0"/>
-        </w:rPr>
-        <w:t>Confirm it was not previously practised with feedback; solve and check the new case before assigning it. A follow-up design prompt is a starting brief, not automatically an equivalent test.</w:t>
-      </w:r>
-    </w:p>
-    <w:p>
-      <w:pPr>
-        <w:pStyle w:val="Heading1"/>
-      </w:pPr>
-      <w:r>
-        <w:t>06. Connect and extend learning</w:t>
-      </w:r>
-    </w:p>
-    <w:p>
-      <w:r>
-        <w:t>Connect Scores and Calibration Intuition to Responsible Plant Classifier, adapt support and plan a later changed-case check.</w:t>
-      </w:r>
-    </w:p>
-    <w:p>
-      <w:pPr>
-        <w:pStyle w:val="Heading3"/>
-      </w:pPr>
-      <w:r>
-        <w:t>Responsible Plant Classifier</w:t>
-      </w:r>
-    </w:p>
-    <w:p>
-      <w:pPr>
-        <w:spacing w:line="336" w:lineRule="auto" w:after="180"/>
-      </w:pPr>
-      <w:r>
-        <w:rPr>
-          <w:b w:val="0"/>
-        </w:rPr>
-        <w:t xml:space="preserve">Add an uncertainty band to the Plant Classifier and define what the interface says when </w:t>
-      </w:r>
-      <w:r>
-        <w:rPr>
-          <w:b/>
-        </w:rPr>
-        <w:t>score</w:t>
-      </w:r>
-      <w:r>
-        <w:rPr>
-          <w:b w:val="0"/>
-        </w:rPr>
-        <w:t>s fall inside it.</w:t>
-      </w:r>
-    </w:p>
-    <w:p>
-      <w:pPr>
-        <w:spacing w:line="336" w:lineRule="auto" w:after="180"/>
-      </w:pPr>
-      <w:r>
-        <w:rPr>
-          <w:b w:val="0"/>
-        </w:rPr>
-        <w:t xml:space="preserve">Keep the decision, </w:t>
-      </w:r>
-      <w:r>
-        <w:rPr>
-          <w:b/>
-        </w:rPr>
-        <w:t>input</w:t>
-      </w:r>
-      <w:r>
-        <w:rPr>
-          <w:b w:val="0"/>
-        </w:rPr>
-        <w:t xml:space="preserve">, result, explanation and remaining limitation in the project </w:t>
-      </w:r>
-      <w:r>
-        <w:rPr>
-          <w:b/>
-        </w:rPr>
-        <w:t>evidence</w:t>
-      </w:r>
-      <w:r>
-        <w:rPr>
-          <w:b w:val="0"/>
-        </w:rPr>
-        <w:t xml:space="preserve"> record. Retrieve this record next week rather than restarting the project.</w:t>
-      </w:r>
-    </w:p>
-    <w:p>
-      <w:pPr>
-        <w:pStyle w:val="Heading3"/>
-      </w:pPr>
-      <w:r>
-        <w:t>Support and stretch</w:t>
-      </w:r>
-    </w:p>
-    <w:p>
-      <w:pPr>
-        <w:spacing w:line="336" w:lineRule="auto" w:after="180"/>
-      </w:pPr>
-      <w:r>
-        <w:rPr>
-          <w:b w:val="0"/>
-        </w:rPr>
-        <w:t>Use a tiny labelled dataset, explicit units and a named positive class. Stretch: require a baseline, held-out evaluation and subgroup or shifted-condition analysis with denominators.</w:t>
-      </w:r>
-    </w:p>
-    <w:p>
-      <w:pPr>
-        <w:pStyle w:val="Heading3"/>
-      </w:pPr>
-      <w:r>
-        <w:t>Exit reflection</w:t>
-      </w:r>
-    </w:p>
-    <w:p>
-      <w:pPr>
-        <w:spacing w:line="336" w:lineRule="auto" w:after="180"/>
-      </w:pPr>
-      <w:r>
-        <w:rPr>
-          <w:b w:val="0"/>
-        </w:rPr>
-        <w:t xml:space="preserve">Ask for one decision the learner can now justify and one situation requiring more </w:t>
-      </w:r>
-      <w:r>
-        <w:rPr>
-          <w:b/>
-        </w:rPr>
-        <w:t>evidence</w:t>
-      </w:r>
-      <w:r>
-        <w:rPr>
-          <w:b w:val="0"/>
-        </w:rPr>
-        <w:t xml:space="preserve"> or human review. Confidence ratings are separate from correct independent performance.</w:t>
-      </w:r>
-    </w:p>
-    <w:p>
-      <w:pPr>
-        <w:pStyle w:val="Heading3"/>
-      </w:pPr>
-      <w:r>
-        <w:t>Bridge to the next week</w:t>
-      </w:r>
-    </w:p>
-    <w:p>
-      <w:pPr>
-        <w:spacing w:line="336" w:lineRule="auto" w:after="180"/>
-      </w:pPr>
-      <w:r>
-        <w:rPr>
-          <w:b w:val="0"/>
-        </w:rPr>
-        <w:t xml:space="preserve">Next: Week 15: Confusion Matrix. Retrieve today’s </w:t>
-      </w:r>
-      <w:r>
-        <w:rPr>
-          <w:b/>
-        </w:rPr>
-        <w:t>evidence</w:t>
-      </w:r>
-      <w:r>
-        <w:rPr>
-          <w:b w:val="0"/>
-        </w:rPr>
-        <w:t xml:space="preserve"> and identify what carries forward and what is new.</w:t>
-      </w:r>
-    </w:p>
-    <w:p>
-      <w:pPr>
-        <w:pStyle w:val="Heading3"/>
-      </w:pPr>
-      <w:r>
-        <w:t>Support and fresh reassessment</w:t>
-      </w:r>
-    </w:p>
-    <w:p>
-      <w:pPr>
-        <w:spacing w:line="336" w:lineRule="auto" w:after="180"/>
-      </w:pPr>
-      <w:r>
-        <w:rPr>
-          <w:b w:val="0"/>
-        </w:rPr>
-        <w:t xml:space="preserve">Provide a blank </w:t>
-      </w:r>
-      <w:r>
-        <w:rPr>
-          <w:b/>
-        </w:rPr>
-        <w:t>evidence</w:t>
-      </w:r>
-      <w:r>
-        <w:rPr>
-          <w:b w:val="0"/>
-        </w:rPr>
-        <w:t xml:space="preserve"> table and allow a verbal explanation before writing. Highlight the given conditions without supplying the W 4 conclusion. Use </w:t>
-      </w:r>
-      <w:r>
-        <w:rPr>
-          <w:b/>
-        </w:rPr>
-        <w:t>calibration</w:t>
-      </w:r>
-      <w:r>
-        <w:rPr>
-          <w:b w:val="0"/>
-        </w:rPr>
-        <w:t xml:space="preserve"> and bin in full sentences.</w:t>
-      </w:r>
-    </w:p>
-    <w:p>
-      <w:pPr>
-        <w:spacing w:line="336" w:lineRule="auto" w:after="180"/>
-      </w:pPr>
-      <w:r>
-        <w:rPr>
-          <w:b w:val="0"/>
-        </w:rPr>
-        <w:t>Extension: alter one condition in the worked example and explain which conclusion changes and which remains supported.</w:t>
-      </w:r>
-    </w:p>
-    <w:p>
-      <w:pPr>
-        <w:spacing w:line="336" w:lineRule="auto" w:after="180"/>
-      </w:pPr>
-      <w:r>
-        <w:rPr>
-          <w:b w:val="0"/>
-        </w:rPr>
-        <w:t xml:space="preserve">For independent W 4, require: Points (.3,.4) and (.7,.7). The first understates </w:t>
-      </w:r>
-      <w:r>
-        <w:rPr>
-          <w:b/>
-        </w:rPr>
-        <w:t>observed frequency</w:t>
-      </w:r>
-      <w:r>
-        <w:rPr>
-          <w:b w:val="0"/>
-        </w:rPr>
-        <w:t xml:space="preserve"> by .1; the second agrees on this sample. Group sizes still limit claims.</w:t>
-      </w:r>
-    </w:p>
-    <w:p>
-      <w:pPr>
-        <w:spacing w:line="336" w:lineRule="auto" w:after="180"/>
-      </w:pPr>
-      <w:r>
-        <w:rPr>
-          <w:b w:val="0"/>
-        </w:rPr>
-        <w:t xml:space="preserve">Fresh retry: five .6 </w:t>
-      </w:r>
-      <w:r>
-        <w:rPr>
-          <w:b/>
-        </w:rPr>
-        <w:t>prediction</w:t>
-      </w:r>
-      <w:r>
-        <w:rPr>
-          <w:b w:val="0"/>
-        </w:rPr>
-        <w:t>s with two positives give (.6,.4), an overstatement of .2 in a very small group. Require a small-sample limitation. Mark each criterion as independent, supported or not yet demonstrated.</w:t>
-      </w:r>
-    </w:p>
-    <w:p>
-      <w:pPr>
-        <w:spacing w:line="336" w:lineRule="auto" w:after="180"/>
       </w:pPr>
       <w:r>
         <w:rPr>
@@ -5678,33 +5611,10 @@
     </w:p>
     <w:p>
       <w:pPr>
-        <w:spacing w:line="336" w:lineRule="auto" w:after="180"/>
-      </w:pPr>
-      <w:r>
-        <w:rPr>
-          <w:b w:val="0"/>
-        </w:rPr>
-        <w:t xml:space="preserve">Next week: Error analysis and controlled follow-up. Carry forward the saved </w:t>
-      </w:r>
-      <w:r>
-        <w:rPr>
-          <w:b/>
-        </w:rPr>
-        <w:t>evidence</w:t>
-      </w:r>
-      <w:r>
-        <w:rPr>
-          <w:b w:val="0"/>
-        </w:rPr>
-        <w:t xml:space="preserve"> and the distinction between development choices and justified claims.</w:t>
-      </w:r>
-    </w:p>
-    <w:p>
-      <w:pPr>
-        <w:pStyle w:val="Heading3"/>
-      </w:pPr>
-      <w:r>
-        <w:t>Plan the delayed return</w:t>
+        <w:pStyle w:val="Heading2"/>
+      </w:pPr>
+      <w:r>
+        <w:t>Delayed return</w:t>
       </w:r>
     </w:p>
     <w:p>
@@ -5921,71 +5831,176 @@
     </w:p>
     <w:p>
       <w:pPr>
+        <w:pStyle w:val="Heading2"/>
+      </w:pPr>
+      <w:r>
+        <w:t>Bridge and reflection</w:t>
+      </w:r>
+    </w:p>
+    <w:p>
+      <w:pPr>
+        <w:spacing w:line="336" w:lineRule="auto" w:after="180"/>
+      </w:pPr>
+      <w:r>
+        <w:rPr>
+          <w:b w:val="0"/>
+        </w:rPr>
+        <w:t xml:space="preserve">Ask for one decision the learner can now justify and one situation requiring more </w:t>
+      </w:r>
+      <w:r>
+        <w:rPr>
+          <w:b/>
+        </w:rPr>
+        <w:t>evidence</w:t>
+      </w:r>
+      <w:r>
+        <w:rPr>
+          <w:b w:val="0"/>
+        </w:rPr>
+        <w:t xml:space="preserve"> or human review. Confidence ratings are separate from correct independent performance.</w:t>
+      </w:r>
+    </w:p>
+    <w:p>
+      <w:pPr>
+        <w:spacing w:line="336" w:lineRule="auto" w:after="180"/>
+      </w:pPr>
+      <w:r>
+        <w:rPr>
+          <w:b w:val="0"/>
+        </w:rPr>
+        <w:t xml:space="preserve">Next: Week 15: Confusion Matrix. Retrieve today’s </w:t>
+      </w:r>
+      <w:r>
+        <w:rPr>
+          <w:b/>
+        </w:rPr>
+        <w:t>evidence</w:t>
+      </w:r>
+      <w:r>
+        <w:rPr>
+          <w:b w:val="0"/>
+        </w:rPr>
+        <w:t xml:space="preserve"> and identify what carries forward and what is new.</w:t>
+      </w:r>
+    </w:p>
+    <w:p>
+      <w:pPr>
+        <w:spacing w:line="336" w:lineRule="auto" w:after="180"/>
+      </w:pPr>
+      <w:r>
+        <w:rPr>
+          <w:b w:val="0"/>
+        </w:rPr>
+        <w:t>Next is Week 15: Confusion Matrix. Carry forward the positive-class definition, score meaning and ID-linked references/predictions; error analysis is developed later. Primary teacher reference: https://scikit-learn.org/stable/modules/calibration.html .</w:t>
+      </w:r>
+    </w:p>
+    <w:p>
+      <w:pPr>
+        <w:pStyle w:val="Heading2"/>
+      </w:pPr>
+      <w:r>
+        <w:t>Earlier wording, alternatives and picture transcripts · reference / check after trying</w:t>
+      </w:r>
+    </w:p>
+    <w:p>
+      <w:pPr>
+        <w:spacing w:line="336" w:lineRule="auto" w:after="180"/>
+      </w:pPr>
+      <w:r>
+        <w:rPr>
+          <w:b w:val="0"/>
+        </w:rPr>
+        <w:t>Connect and extend learning</w:t>
+      </w:r>
+    </w:p>
+    <w:p>
+      <w:pPr>
         <w:pStyle w:val="Heading3"/>
       </w:pPr>
       <w:r>
+        <w:t>Responsible Plant Classifier</w:t>
+      </w:r>
+    </w:p>
+    <w:p>
+      <w:pPr>
+        <w:pStyle w:val="Heading3"/>
+      </w:pPr>
+      <w:r>
+        <w:t>Support and stretch</w:t>
+      </w:r>
+    </w:p>
+    <w:p>
+      <w:pPr>
+        <w:pStyle w:val="Heading3"/>
+      </w:pPr>
+      <w:r>
+        <w:t>Exit reflection</w:t>
+      </w:r>
+    </w:p>
+    <w:p>
+      <w:pPr>
+        <w:pStyle w:val="Heading3"/>
+      </w:pPr>
+      <w:r>
+        <w:t>Bridge to the next week</w:t>
+      </w:r>
+    </w:p>
+    <w:p>
+      <w:pPr>
+        <w:pStyle w:val="Heading3"/>
+      </w:pPr>
+      <w:r>
+        <w:t>Support and fresh reassessment</w:t>
+      </w:r>
+    </w:p>
+    <w:p>
+      <w:pPr>
+        <w:pStyle w:val="Heading3"/>
+      </w:pPr>
+      <w:r>
+        <w:t>Plan the delayed return</w:t>
+      </w:r>
+    </w:p>
+    <w:p>
+      <w:pPr>
+        <w:pStyle w:val="Heading3"/>
+      </w:pPr>
+      <w:r>
         <w:t>Project evidence from this case</w:t>
       </w:r>
     </w:p>
     <w:p>
       <w:pPr>
+        <w:pStyle w:val="Heading1"/>
+      </w:pPr>
+      <w:r>
+        <w:t>Reference bank and extra practice</w:t>
+      </w:r>
+    </w:p>
+    <w:p>
+      <w:pPr>
+        <w:pStyle w:val="Heading1"/>
+      </w:pPr>
+      <w:r>
+        <w:t>07. Reference · Alternative planning checklist</w:t>
+      </w:r>
+    </w:p>
+    <w:p>
+      <w:r>
+        <w:t>Use alongside the main route without repeating the whole cycle.</w:t>
+      </w:r>
+    </w:p>
+    <w:p>
+      <w:pPr>
+        <w:pStyle w:val="Heading2"/>
+      </w:pPr>
+      <w:r>
+        <w:t>Planning and assessment reference</w:t>
+      </w:r>
+    </w:p>
+    <w:p>
+      <w:pPr>
         <w:spacing w:line="336" w:lineRule="auto" w:after="180"/>
-      </w:pPr>
-      <w:r>
-        <w:rPr>
-          <w:b w:val="0"/>
-        </w:rPr>
-        <w:t xml:space="preserve">For your Responsible Plant Classifier, save the </w:t>
-      </w:r>
-      <w:r>
-        <w:rPr>
-          <w:b/>
-        </w:rPr>
-        <w:t>input</w:t>
-      </w:r>
-      <w:r>
-        <w:rPr>
-          <w:b w:val="0"/>
-        </w:rPr>
-        <w:t>, procedure, observed result and limitation of this check.</w:t>
-      </w:r>
-    </w:p>
-    <w:p>
-      <w:pPr>
-        <w:spacing w:line="336" w:lineRule="auto" w:after="180"/>
-      </w:pPr>
-      <w:r>
-        <w:rPr>
-          <w:b w:val="0"/>
-        </w:rPr>
-        <w:t>Label this worked example as practice; use a different, previously unreviewed case when checking independent understanding.</w:t>
-      </w:r>
-    </w:p>
-    <w:p>
-      <w:pPr>
-        <w:pStyle w:val="Heading1"/>
-      </w:pPr>
-      <w:r>
-        <w:t>07. Prepare, teach and assess</w:t>
-      </w:r>
-    </w:p>
-    <w:p>
-      <w:r>
-        <w:t>Use this preparation summary alongside the detailed Scores and Calibration Intuition lesson; it is a checklist rather than a replacement for the full sequence.</w:t>
-      </w:r>
-    </w:p>
-    <w:p>
-      <w:pPr>
-        <w:pStyle w:val="Heading3"/>
-      </w:pPr>
-      <w:r>
-        <w:t>Teaching target</w:t>
-      </w:r>
-    </w:p>
-    <w:p>
-      <w:pPr>
-        <w:spacing w:line="336" w:lineRule="auto" w:after="180"/>
-        <w:shd w:fill="EDF7F3"/>
       </w:pPr>
       <w:r>
         <w:rPr>
@@ -6175,7 +6190,6 @@
     <w:p>
       <w:pPr>
         <w:spacing w:line="336" w:lineRule="auto" w:after="180"/>
-        <w:shd w:fill="F5F1FB"/>
       </w:pPr>
       <w:r>
         <w:rPr>
@@ -6186,16 +6200,7 @@
     </w:p>
     <w:p>
       <w:pPr>
-        <w:pStyle w:val="Heading3"/>
-      </w:pPr>
-      <w:r>
-        <w:t>Supported practice answer</w:t>
-      </w:r>
-    </w:p>
-    <w:p>
-      <w:pPr>
         <w:spacing w:line="336" w:lineRule="auto" w:after="180"/>
-        <w:shd w:fill="F1F6FC"/>
       </w:pPr>
       <w:r>
         <w:rPr>
@@ -6240,16 +6245,7 @@
     </w:p>
     <w:p>
       <w:pPr>
-        <w:pStyle w:val="Heading3"/>
-      </w:pPr>
-      <w:r>
-        <w:t>Repair the misconception</w:t>
-      </w:r>
-    </w:p>
-    <w:p>
-      <w:pPr>
         <w:spacing w:line="336" w:lineRule="auto" w:after="180"/>
-        <w:shd w:fill="FFF5E6"/>
       </w:pPr>
       <w:r>
         <w:rPr>
@@ -6260,16 +6256,7 @@
     </w:p>
     <w:p>
       <w:pPr>
-        <w:pStyle w:val="Heading3"/>
-      </w:pPr>
-      <w:r>
-        <w:t>Support without giving away the answer</w:t>
-      </w:r>
-    </w:p>
-    <w:p>
-      <w:pPr>
         <w:spacing w:line="336" w:lineRule="auto" w:after="180"/>
-        <w:shd w:fill="F1F6F8"/>
       </w:pPr>
       <w:r>
         <w:rPr>
@@ -6292,16 +6279,7 @@
     </w:p>
     <w:p>
       <w:pPr>
-        <w:pStyle w:val="Heading3"/>
-      </w:pPr>
-      <w:r>
-        <w:t>Extend the reasoning</w:t>
-      </w:r>
-    </w:p>
-    <w:p>
-      <w:pPr>
         <w:spacing w:line="336" w:lineRule="auto" w:after="180"/>
-        <w:shd w:fill="F5F1FB"/>
       </w:pPr>
       <w:r>
         <w:rPr>
@@ -6337,7 +6315,6 @@
     <w:p>
       <w:pPr>
         <w:spacing w:line="336" w:lineRule="auto" w:after="180"/>
-        <w:shd w:fill="F5F1FB"/>
       </w:pPr>
       <w:r>
         <w:rPr>
@@ -6360,16 +6337,7 @@
     </w:p>
     <w:p>
       <w:pPr>
-        <w:pStyle w:val="Heading3"/>
-      </w:pPr>
-      <w:r>
-        <w:t>Protect the independent attempt</w:t>
-      </w:r>
-    </w:p>
-    <w:p>
-      <w:pPr>
         <w:spacing w:line="336" w:lineRule="auto" w:after="180"/>
-        <w:shd w:fill="FFF5E6"/>
       </w:pPr>
       <w:r>
         <w:rPr>
@@ -6564,16 +6532,7 @@
     </w:tbl>
     <w:p>
       <w:pPr>
-        <w:pStyle w:val="Heading3"/>
-      </w:pPr>
-      <w:r>
-        <w:t>Project checkpoint</w:t>
-      </w:r>
-    </w:p>
-    <w:p>
-      <w:pPr>
         <w:spacing w:line="336" w:lineRule="auto" w:after="180"/>
-        <w:shd w:fill="EDF7F3"/>
       </w:pPr>
       <w:r>
         <w:rPr>
@@ -6610,12 +6569,20 @@
         <w:pStyle w:val="Heading1"/>
       </w:pPr>
       <w:r>
-        <w:t>08. Use feedback, labs and repair paths</w:t>
-      </w:r>
-    </w:p>
-    <w:p>
-      <w:r>
-        <w:t>Use feedback, earlier review and portfolios purposefully. Apply the coding routine only when this lesson has an executable lab.</w:t>
+        <w:t>08. Reference · Feedback and evidence records</w:t>
+      </w:r>
+    </w:p>
+    <w:p>
+      <w:r>
+        <w:t>Keep supported rehearsal separate from independent performance.</w:t>
+      </w:r>
+    </w:p>
+    <w:p>
+      <w:pPr>
+        <w:pStyle w:val="Heading2"/>
+      </w:pPr>
+      <w:r>
+        <w:t>Record and repair</w:t>
       </w:r>
     </w:p>
     <w:p>
@@ -6672,6 +6639,48 @@
         <w:rPr>
           <w:b w:val="0"/>
         </w:rPr>
+        <w:t>Use the earlier worked-explanation links to address a specific missing building block, then return to the current question. Adapt this suggestion after observing the learner; it is not an automatic diagnosis.</w:t>
+      </w:r>
+    </w:p>
+    <w:p>
+      <w:pPr>
+        <w:spacing w:line="336" w:lineRule="auto" w:after="180"/>
+      </w:pPr>
+      <w:r>
+        <w:rPr>
+          <w:b w:val="0"/>
+        </w:rPr>
+        <w:t xml:space="preserve">Collect the completed-work portfolio as </w:t>
+      </w:r>
+      <w:r>
+        <w:rPr>
+          <w:b/>
+        </w:rPr>
+        <w:t>evidence</w:t>
+      </w:r>
+      <w:r>
+        <w:rPr>
+          <w:b w:val="0"/>
+        </w:rPr>
+        <w:t>. Record support separately from correctness, and assess explanation, trace/test and limitations. Progress ticks and quiz selections alone do not establish mastery.</w:t>
+      </w:r>
+    </w:p>
+    <w:p>
+      <w:pPr>
+        <w:pStyle w:val="Heading2"/>
+      </w:pPr>
+      <w:r>
+        <w:t>Earlier wording, alternatives and picture transcripts · reference / check after trying</w:t>
+      </w:r>
+    </w:p>
+    <w:p>
+      <w:pPr>
+        <w:spacing w:line="336" w:lineRule="auto" w:after="180"/>
+      </w:pPr>
+      <w:r>
+        <w:rPr>
+          <w:b w:val="0"/>
+        </w:rPr>
         <w:t xml:space="preserve">Ask students to predict before running code. Preserve errors and actual </w:t>
       </w:r>
       <w:r>
@@ -6689,77 +6698,20 @@
     </w:p>
     <w:p>
       <w:pPr>
-        <w:spacing w:line="336" w:lineRule="auto" w:after="180"/>
-      </w:pPr>
-      <w:r>
-        <w:rPr>
-          <w:b w:val="0"/>
-        </w:rPr>
-        <w:t>Use the earlier worked-explanation links to address a specific missing building block, then return to the current question. Adapt this suggestion after observing the learner; it is not an automatic diagnosis.</w:t>
-      </w:r>
-    </w:p>
-    <w:p>
-      <w:pPr>
-        <w:spacing w:line="336" w:lineRule="auto" w:after="180"/>
-      </w:pPr>
-      <w:r>
-        <w:rPr>
-          <w:b w:val="0"/>
-        </w:rPr>
-        <w:t xml:space="preserve">Collect the completed-work portfolio as </w:t>
-      </w:r>
-      <w:r>
-        <w:rPr>
-          <w:b/>
-        </w:rPr>
-        <w:t>evidence</w:t>
-      </w:r>
-      <w:r>
-        <w:rPr>
-          <w:b w:val="0"/>
-        </w:rPr>
-        <w:t>. Record support separately from correctness, and assess explanation, trace/test and limitations. Progress ticks and quiz selections alone do not establish mastery.</w:t>
-      </w:r>
-    </w:p>
-    <w:p>
-      <w:pPr>
         <w:pStyle w:val="Heading1"/>
       </w:pPr>
       <w:r>
-        <w:t>09. Visual concept journey</w:t>
-      </w:r>
-    </w:p>
-    <w:p>
-      <w:r>
-        <w:t>Show one Scores and Calibration Intuition graphic at a time, request a prediction and discuss its trace before the independent assessment.</w:t>
-      </w:r>
-    </w:p>
-    <w:p>
-      <w:pPr>
-        <w:spacing w:line="336" w:lineRule="auto" w:after="180"/>
-      </w:pPr>
-      <w:r>
-        <w:rPr>
-          <w:b w:val="0"/>
-        </w:rPr>
-        <w:t xml:space="preserve">Use one picture at a time. Hide a worked result before asking for a </w:t>
-      </w:r>
-      <w:r>
-        <w:rPr>
-          <w:b/>
-        </w:rPr>
-        <w:t>prediction</w:t>
-      </w:r>
-      <w:r>
-        <w:rPr>
-          <w:b w:val="0"/>
-        </w:rPr>
-        <w:t>, then reveal it for feedback. These are supported teaching cases; retain the separate independent assessment for a fresh first attempt.</w:t>
-      </w:r>
-    </w:p>
-    <w:p>
-      <w:pPr>
-        <w:pStyle w:val="Heading3"/>
+        <w:t>09. Reference · Teach with the six pictures</w:t>
+      </w:r>
+    </w:p>
+    <w:p>
+      <w:r>
+        <w:t>Choose one picture for a specific reasoning move.</w:t>
+      </w:r>
+    </w:p>
+    <w:p>
+      <w:pPr>
+        <w:pStyle w:val="Heading2"/>
       </w:pPr>
       <w:r>
         <w:t>01. Scores and Calibration Intuition: the case</w:t>
@@ -6770,7 +6722,7 @@
         <w:drawing>
           <wp:inline xmlns:a="http://schemas.openxmlformats.org/drawingml/2006/main" xmlns:pic="http://schemas.openxmlformats.org/drawingml/2006/picture">
             <wp:extent cx="5486400" cy="3142488"/>
-            <wp:docPr id="2" name="Picture 2" descr="Treat calibration as a comparison across groups of probability scores. Supplied facts: Toy classifier outputs p(spotted)=0.8 on ten cases; eight are actually spotted. Another ten have p=0.2; four are spotted. All inputs and outcomes in this worked example are invented classroom data; no real model run is claimed."/>
+            <wp:docPr id="3" name="Picture 3" descr="Treat calibration as a comparison across groups of probability scores. Supplied facts: Toy classifier outputs p(spotted)=0.8 on ten cases; eight are actually spotted. Another ten have p=0.2; four are spotted. All inputs and outcomes in this worked example are invented classroom data; no real model run is claimed."/>
             <wp:cNvGraphicFramePr>
               <a:graphicFrameLocks noChangeAspect="1"/>
             </wp:cNvGraphicFramePr>
@@ -6782,7 +6734,7 @@
                     <pic:cNvPicPr/>
                   </pic:nvPicPr>
                   <pic:blipFill>
-                    <a:blip r:embed="rId10"/>
+                    <a:blip r:embed="rId11"/>
                     <a:stretch>
                       <a:fillRect/>
                     </a:stretch>
@@ -6874,7 +6826,6 @@
     <w:p>
       <w:pPr>
         <w:spacing w:line="336" w:lineRule="auto" w:after="180"/>
-        <w:shd w:fill="F5F1FB"/>
       </w:pPr>
       <w:r>
         <w:rPr>
@@ -6885,16 +6836,7 @@
     </w:p>
     <w:p>
       <w:pPr>
-        <w:pStyle w:val="Heading3"/>
-      </w:pPr>
-      <w:r>
-        <w:t>Discuss while showing the picture</w:t>
-      </w:r>
-    </w:p>
-    <w:p>
-      <w:pPr>
         <w:spacing w:line="336" w:lineRule="auto" w:after="180"/>
-        <w:shd w:fill="F1F6F8"/>
       </w:pPr>
       <w:r>
         <w:rPr>
@@ -6905,7 +6847,7 @@
     </w:p>
     <w:p>
       <w:pPr>
-        <w:pStyle w:val="Heading3"/>
+        <w:pStyle w:val="Heading2"/>
       </w:pPr>
       <w:r>
         <w:t>02. Follow the deciding steps</w:t>
@@ -6916,7 +6858,7 @@
         <w:drawing>
           <wp:inline xmlns:a="http://schemas.openxmlformats.org/drawingml/2006/main" xmlns:pic="http://schemas.openxmlformats.org/drawingml/2006/picture">
             <wp:extent cx="5486400" cy="3337560"/>
-            <wp:docPr id="3" name="Picture 3" descr="Group scores: Keep the ten 0.8 cases and ten 0.2 cases separate. → Compare frequencies: Observed spotted fractions are 8/10=0.8 and 4/10=0.4. → Interpret gap: The 0.8 group matches here; the 0.2 group understates the observed fraction by 0.2."/>
+            <wp:docPr id="4" name="Picture 4" descr="Group scores: Keep the ten 0.8 cases and ten 0.2 cases separate. → Compare frequencies: Observed spotted fractions are 8/10=0.8 and 4/10=0.4. → Interpret gap: The 0.8 group matches here; the 0.2 group understates the observed fraction by 0.2."/>
             <wp:cNvGraphicFramePr>
               <a:graphicFrameLocks noChangeAspect="1"/>
             </wp:cNvGraphicFramePr>
@@ -6928,7 +6870,7 @@
                     <pic:cNvPicPr/>
                   </pic:nvPicPr>
                   <pic:blipFill>
-                    <a:blip r:embed="rId11"/>
+                    <a:blip r:embed="rId9"/>
                     <a:stretch>
                       <a:fillRect/>
                     </a:stretch>
@@ -6973,7 +6915,6 @@
     <w:p>
       <w:pPr>
         <w:spacing w:line="336" w:lineRule="auto" w:after="180"/>
-        <w:shd w:fill="F5F1FB"/>
       </w:pPr>
       <w:r>
         <w:rPr>
@@ -6996,16 +6937,7 @@
     </w:p>
     <w:p>
       <w:pPr>
-        <w:pStyle w:val="Heading3"/>
-      </w:pPr>
-      <w:r>
-        <w:t>Discuss while showing the picture</w:t>
-      </w:r>
-    </w:p>
-    <w:p>
-      <w:pPr>
         <w:spacing w:line="336" w:lineRule="auto" w:after="180"/>
-        <w:shd w:fill="F1F6F8"/>
       </w:pPr>
       <w:r>
         <w:rPr>
@@ -7028,7 +6960,7 @@
     </w:p>
     <w:p>
       <w:pPr>
-        <w:pStyle w:val="Heading3"/>
+        <w:pStyle w:val="Heading2"/>
       </w:pPr>
       <w:r>
         <w:t>03. Four-step worked evidence for Week 14: Scores and Calibration Intuition</w:t>
@@ -7039,7 +6971,7 @@
         <w:drawing>
           <wp:inline xmlns:a="http://schemas.openxmlformats.org/drawingml/2006/main" xmlns:pic="http://schemas.openxmlformats.org/drawingml/2006/picture">
             <wp:extent cx="5486400" cy="3895344"/>
-            <wp:docPr id="4" name="Picture 4" descr="Four-step worked evidence for Week 14: Scores and Calibration Intuition. 1 | Each score estimates the probability that the selected label is correct. Ten predictions have such scores near 0.8.. 2 | Only six are correct, so observed correctness is 6 ÷ 10 = 60%.. 3 | The score ranking may still help, but 0.8 should not be stated as an 80% guarantee.. 4 | Use bins across many cases and design an uncertain zone requiring human review."/>
+            <wp:docPr id="5" name="Picture 5" descr="Four-step worked evidence for Week 14: Scores and Calibration Intuition. 1 | Each score estimates the probability that the selected label is correct. Ten predictions have such scores near 0.8.. 2 | Only six are correct, so observed correctness is 6 ÷ 10 = 60%.. 3 | The score ranking may still help, but 0.8 should not be stated as an 80% guarantee.. 4 | Use bins across many cases and design an uncertain zone requiring human review."/>
             <wp:cNvGraphicFramePr>
               <a:graphicFrameLocks noChangeAspect="1"/>
             </wp:cNvGraphicFramePr>
@@ -7203,7 +7135,6 @@
     <w:p>
       <w:pPr>
         <w:spacing w:line="336" w:lineRule="auto" w:after="180"/>
-        <w:shd w:fill="F5F1FB"/>
       </w:pPr>
       <w:r>
         <w:rPr>
@@ -7214,16 +7145,7 @@
     </w:p>
     <w:p>
       <w:pPr>
-        <w:pStyle w:val="Heading3"/>
-      </w:pPr>
-      <w:r>
-        <w:t>Discuss while showing the picture</w:t>
-      </w:r>
-    </w:p>
-    <w:p>
-      <w:pPr>
         <w:spacing w:line="336" w:lineRule="auto" w:after="180"/>
-        <w:shd w:fill="F1F6F8"/>
       </w:pPr>
       <w:r>
         <w:rPr>
@@ -7234,7 +7156,7 @@
     </w:p>
     <w:p>
       <w:pPr>
-        <w:pStyle w:val="Heading3"/>
+        <w:pStyle w:val="Heading2"/>
       </w:pPr>
       <w:r>
         <w:t>04. Change one thing. Trace what follows.</w:t>
@@ -7245,7 +7167,7 @@
         <w:drawing>
           <wp:inline xmlns:a="http://schemas.openxmlformats.org/drawingml/2006/main" xmlns:pic="http://schemas.openxmlformats.org/drawingml/2006/picture">
             <wp:extent cx="5486400" cy="3026664"/>
-            <wp:docPr id="5" name="Picture 5" descr="Original case: The 0.8 group matches here; the 0.2 group understates the observed fraction by 0.2. Changed condition: The 0.2 group has two spotted cases instead of four. Expected result: Its observed fraction becomes 0.2 and matches the supplied score in this group. Reason: Calibration compares stated probabilities with group outcome frequencies."/>
+            <wp:docPr id="6" name="Picture 6" descr="Original case: The 0.8 group matches here; the 0.2 group understates the observed fraction by 0.2. Changed condition: The 0.2 group has two spotted cases instead of four. Expected result: Its observed fraction becomes 0.2 and matches the supplied score in this group. Reason: Calibration compares stated probabilities with group outcome frequencies."/>
             <wp:cNvGraphicFramePr>
               <a:graphicFrameLocks noChangeAspect="1"/>
             </wp:cNvGraphicFramePr>
@@ -7325,7 +7247,6 @@
     <w:p>
       <w:pPr>
         <w:spacing w:line="336" w:lineRule="auto" w:after="180"/>
-        <w:shd w:fill="F5F1FB"/>
       </w:pPr>
       <w:r>
         <w:rPr>
@@ -7336,16 +7257,7 @@
     </w:p>
     <w:p>
       <w:pPr>
-        <w:pStyle w:val="Heading3"/>
-      </w:pPr>
-      <w:r>
-        <w:t>Discuss while showing the picture</w:t>
-      </w:r>
-    </w:p>
-    <w:p>
-      <w:pPr>
         <w:spacing w:line="336" w:lineRule="auto" w:after="180"/>
-        <w:shd w:fill="F1F6F8"/>
       </w:pPr>
       <w:r>
         <w:rPr>
@@ -7357,7 +7269,6 @@
     <w:p>
       <w:pPr>
         <w:spacing w:line="336" w:lineRule="auto" w:after="180"/>
-        <w:shd w:fill="F1F6F8"/>
       </w:pPr>
       <w:r>
         <w:rPr>
@@ -7380,7 +7291,7 @@
     </w:p>
     <w:p>
       <w:pPr>
-        <w:pStyle w:val="Heading3"/>
+        <w:pStyle w:val="Heading2"/>
       </w:pPr>
       <w:r>
         <w:t>05. Connect the explanation to its limit</w:t>
@@ -7391,7 +7302,7 @@
         <w:drawing>
           <wp:inline xmlns:a="http://schemas.openxmlformats.org/drawingml/2006/main" xmlns:pic="http://schemas.openxmlformats.org/drawingml/2006/picture">
             <wp:extent cx="5486400" cy="2834640"/>
-            <wp:docPr id="6" name="Picture 6" descr="Read the picture in order. The 0.8 group matches here; the 0.2 group understates the observed fraction by 0.2. The arrows show which recorded input or intermediate result each decision uses. Explain the deciding step aloud before checking the changed case; pointing to the final answer alone does not show how it follows. Limit: Ten cases per group provide noisy evidence; the exercise does not establish calibration on every score or setting."/>
+            <wp:docPr id="7" name="Picture 7" descr="Read the picture in order. The 0.8 group matches here; the 0.2 group understates the observed fraction by 0.2. The arrows show which recorded input or intermediate result each decision uses. Explain the deciding step aloud before checking the changed case; pointing to the final answer alone does not show how it follows. Limit: Ten cases per group provide noisy evidence; the exercise does not establish calibration on every score or setting."/>
             <wp:cNvGraphicFramePr>
               <a:graphicFrameLocks noChangeAspect="1"/>
             </wp:cNvGraphicFramePr>
@@ -7506,7 +7417,6 @@
     <w:p>
       <w:pPr>
         <w:spacing w:line="336" w:lineRule="auto" w:after="180"/>
-        <w:shd w:fill="F5F1FB"/>
       </w:pPr>
       <w:r>
         <w:rPr>
@@ -7517,16 +7427,7 @@
     </w:p>
     <w:p>
       <w:pPr>
-        <w:pStyle w:val="Heading3"/>
-      </w:pPr>
-      <w:r>
-        <w:t>Discuss while showing the picture</w:t>
-      </w:r>
-    </w:p>
-    <w:p>
-      <w:pPr>
         <w:spacing w:line="336" w:lineRule="auto" w:after="180"/>
-        <w:shd w:fill="F1F6F8"/>
       </w:pPr>
       <w:r>
         <w:rPr>
@@ -7538,7 +7439,6 @@
     <w:p>
       <w:pPr>
         <w:spacing w:line="336" w:lineRule="auto" w:after="180"/>
-        <w:shd w:fill="F1F6F8"/>
       </w:pPr>
       <w:r>
         <w:rPr>
@@ -7585,7 +7485,7 @@
     </w:p>
     <w:p>
       <w:pPr>
-        <w:pStyle w:val="Heading3"/>
+        <w:pStyle w:val="Heading2"/>
       </w:pPr>
       <w:r>
         <w:t>06. Make the idea visible in your project</w:t>
@@ -7596,7 +7496,7 @@
         <w:drawing>
           <wp:inline xmlns:a="http://schemas.openxmlformats.org/drawingml/2006/main" xmlns:pic="http://schemas.openxmlformats.org/drawingml/2006/picture">
             <wp:extent cx="5486400" cy="3681984"/>
-            <wp:docPr id="7" name="Picture 7" descr="For your Responsible Plant Classifier, save the input, procedure, observed result and limitation of this check. Label this worked example as practice; use a different, previously unreviewed case when checking independent understanding. Draw your input, deciding step, result and limit. Supported question: Does a calibrated 0.8 score mean every such leaf is spotted? Point to the relevant step in the picture, then write the changed result and the rule or evidence that supports it."/>
+            <wp:docPr id="8" name="Picture 8" descr="For your Responsible Plant Classifier, save the input, procedure, observed result and limitation of this check. Label this worked example as practice; use a different, previously unreviewed case when checking independent understanding. Draw your input, deciding step, result and limit. Supported question: Does a calibrated 0.8 score mean every such leaf is spotted? Point to the relevant step in the picture, then write the changed result and the rule or evidence that supports it."/>
             <wp:cNvGraphicFramePr>
               <a:graphicFrameLocks noChangeAspect="1"/>
             </wp:cNvGraphicFramePr>
@@ -7711,7 +7611,6 @@
     <w:p>
       <w:pPr>
         <w:spacing w:line="336" w:lineRule="auto" w:after="180"/>
-        <w:shd w:fill="F5F1FB"/>
       </w:pPr>
       <w:r>
         <w:rPr>
@@ -7734,82 +7633,150 @@
     </w:p>
     <w:p>
       <w:pPr>
+        <w:spacing w:line="336" w:lineRule="auto" w:after="180"/>
+      </w:pPr>
+      <w:r>
+        <w:rPr>
+          <w:b w:val="0"/>
+        </w:rPr>
+        <w:t xml:space="preserve">Teacher prompt: Draw your project trace and justify the deciding step using </w:t>
+      </w:r>
+      <w:r>
+        <w:rPr>
+          <w:b/>
+        </w:rPr>
+        <w:t>evidence</w:t>
+      </w:r>
+      <w:r>
+        <w:rPr>
+          <w:b w:val="0"/>
+        </w:rPr>
+        <w:t>. Ask learners to describe one label or arrow in ordinary words. Use the adjacent transcript if the image is difficult to see.</w:t>
+      </w:r>
+    </w:p>
+    <w:p>
+      <w:pPr>
+        <w:spacing w:line="336" w:lineRule="auto" w:after="180"/>
+      </w:pPr>
+      <w:r>
+        <w:rPr>
+          <w:b w:val="0"/>
+        </w:rPr>
+        <w:t>Supported practice key: No. It describes a group proportion: here eight of ten are spotted, and two are not. It is not an individual guarantee.</w:t>
+      </w:r>
+    </w:p>
+    <w:p>
+      <w:pPr>
+        <w:spacing w:line="336" w:lineRule="auto" w:after="180"/>
+      </w:pPr>
+      <w:r>
+        <w:rPr>
+          <w:b w:val="0"/>
+        </w:rPr>
+        <w:t xml:space="preserve">Changed-case check: Its observed fraction becomes 0.2 and matches the supplied </w:t>
+      </w:r>
+      <w:r>
+        <w:rPr>
+          <w:b/>
+        </w:rPr>
+        <w:t>score</w:t>
+      </w:r>
+      <w:r>
+        <w:rPr>
+          <w:b w:val="0"/>
+        </w:rPr>
+        <w:t xml:space="preserve"> in this group. </w:t>
+      </w:r>
+      <w:r>
+        <w:rPr>
+          <w:b/>
+        </w:rPr>
+        <w:t>Calibration</w:t>
+      </w:r>
+      <w:r>
+        <w:rPr>
+          <w:b w:val="0"/>
+        </w:rPr>
+        <w:t xml:space="preserve"> compares stated probabilities with group outcome frequencies.</w:t>
+      </w:r>
+    </w:p>
+    <w:p>
+      <w:pPr>
+        <w:pStyle w:val="Heading2"/>
+      </w:pPr>
+      <w:r>
+        <w:t>Earlier wording, alternatives and picture transcripts · reference / check after trying</w:t>
+      </w:r>
+    </w:p>
+    <w:p>
+      <w:pPr>
+        <w:spacing w:line="336" w:lineRule="auto" w:after="180"/>
+      </w:pPr>
+      <w:r>
+        <w:rPr>
+          <w:b w:val="0"/>
+        </w:rPr>
+        <w:t xml:space="preserve">Use one picture at a time. Hide a worked result before asking for a </w:t>
+      </w:r>
+      <w:r>
+        <w:rPr>
+          <w:b/>
+        </w:rPr>
+        <w:t>prediction</w:t>
+      </w:r>
+      <w:r>
+        <w:rPr>
+          <w:b w:val="0"/>
+        </w:rPr>
+        <w:t>, then reveal it for feedback. These are supported teaching cases; retain the separate independent assessment for a fresh first attempt.</w:t>
+      </w:r>
+    </w:p>
+    <w:p>
+      <w:pPr>
         <w:pStyle w:val="Heading3"/>
       </w:pPr>
       <w:r>
-        <w:t>Discuss while showing the picture</w:t>
-      </w:r>
-    </w:p>
-    <w:p>
-      <w:pPr>
-        <w:spacing w:line="336" w:lineRule="auto" w:after="180"/>
-        <w:shd w:fill="F1F6F8"/>
-      </w:pPr>
-      <w:r>
-        <w:rPr>
-          <w:b w:val="0"/>
-        </w:rPr>
-        <w:t xml:space="preserve">Teacher prompt: Draw your project trace and justify the deciding step using </w:t>
-      </w:r>
-      <w:r>
-        <w:rPr>
-          <w:b/>
-        </w:rPr>
-        <w:t>evidence</w:t>
-      </w:r>
-      <w:r>
-        <w:rPr>
-          <w:b w:val="0"/>
-        </w:rPr>
-        <w:t>. Ask learners to describe one label or arrow in ordinary words. Use the adjacent transcript if the image is difficult to see.</w:t>
-      </w:r>
-    </w:p>
-    <w:p>
-      <w:pPr>
-        <w:spacing w:line="336" w:lineRule="auto" w:after="180"/>
-        <w:shd w:fill="F1F6F8"/>
-      </w:pPr>
-      <w:r>
-        <w:rPr>
-          <w:b w:val="0"/>
-        </w:rPr>
-        <w:t>Supported practice key: No. It describes a group proportion: here eight of ten are spotted, and two are not. It is not an individual guarantee.</w:t>
-      </w:r>
-    </w:p>
-    <w:p>
-      <w:pPr>
-        <w:spacing w:line="336" w:lineRule="auto" w:after="180"/>
-        <w:shd w:fill="F1F6F8"/>
-      </w:pPr>
-      <w:r>
-        <w:rPr>
-          <w:b w:val="0"/>
-        </w:rPr>
-        <w:t xml:space="preserve">Changed-case check: Its observed fraction becomes 0.2 and matches the supplied </w:t>
-      </w:r>
-      <w:r>
-        <w:rPr>
-          <w:b/>
-        </w:rPr>
-        <w:t>score</w:t>
-      </w:r>
-      <w:r>
-        <w:rPr>
-          <w:b w:val="0"/>
-        </w:rPr>
-        <w:t xml:space="preserve"> in this group. </w:t>
-      </w:r>
-      <w:r>
-        <w:rPr>
-          <w:b/>
-        </w:rPr>
-        <w:t>Calibration</w:t>
-      </w:r>
-      <w:r>
-        <w:rPr>
-          <w:b w:val="0"/>
-        </w:rPr>
-        <w:t xml:space="preserve"> compares stated probabilities with group outcome frequencies.</w:t>
+        <w:t>01. Scores and Calibration Intuition: the case</w:t>
+      </w:r>
+    </w:p>
+    <w:p>
+      <w:pPr>
+        <w:pStyle w:val="Heading3"/>
+      </w:pPr>
+      <w:r>
+        <w:t>02. Follow the deciding steps</w:t>
+      </w:r>
+    </w:p>
+    <w:p>
+      <w:pPr>
+        <w:pStyle w:val="Heading3"/>
+      </w:pPr>
+      <w:r>
+        <w:t>03. Four-step worked evidence for Week 14: Scores and Calibration Intuition</w:t>
+      </w:r>
+    </w:p>
+    <w:p>
+      <w:pPr>
+        <w:pStyle w:val="Heading3"/>
+      </w:pPr>
+      <w:r>
+        <w:t>04. Change one thing. Trace what follows.</w:t>
+      </w:r>
+    </w:p>
+    <w:p>
+      <w:pPr>
+        <w:pStyle w:val="Heading3"/>
+      </w:pPr>
+      <w:r>
+        <w:t>05. Connect the explanation to its limit</w:t>
+      </w:r>
+    </w:p>
+    <w:p>
+      <w:pPr>
+        <w:pStyle w:val="Heading3"/>
+      </w:pPr>
+      <w:r>
+        <w:t>06. Make the idea visible in your project</w:t>
       </w:r>
     </w:p>
     <w:sectPr>
